--- a/seminar/PicoBlaze.docx
+++ b/seminar/PicoBlaze.docx
@@ -8429,7 +8429,20 @@
           <w:szCs w:val="22"/>
           <w:lang w:val="hr-HR"/>
         </w:rPr>
-        <w:t>10</w:t>
+        <w:t>1</w:t>
+      </w:r>
+      <w:r>
+        <w:rPr>
+          <w:rFonts w:ascii="Times New Roman" w:hAnsi="Times New Roman"/>
+          <w:b w:val="false"/>
+          <w:bCs w:val="false"/>
+          <w:i w:val="false"/>
+          <w:iCs w:val="false"/>
+          <w:sz w:val="22"/>
+          <w:szCs w:val="22"/>
+          <w:lang w:val="hr-HR"/>
+        </w:rPr>
+        <w:t>4</w:t>
       </w:r>
       <w:r>
         <w:rPr>
@@ -30251,3061 +30264,146 @@
     <w:p>
       <w:pPr>
         <w:pStyle w:val="Normal"/>
+        <w:numPr>
+          <w:ilvl w:val="0"/>
+          <w:numId w:val="1"/>
+        </w:numPr>
+        <w:ind w:hanging="360" w:left="720" w:right="0"/>
         <w:jc w:val="both"/>
-        <w:rPr/>
-      </w:pPr>
-      <w:r>
-        <w:rPr>
-          <w:rFonts w:ascii="Times New Roman" w:hAnsi="Times New Roman"/>
-          <w:b w:val="false"/>
-          <w:bCs w:val="false"/>
-          <w:i w:val="false"/>
-          <w:iCs w:val="false"/>
-          <w:sz w:val="22"/>
-          <w:szCs w:val="22"/>
-          <w:lang w:val="hr-HR"/>
-        </w:rPr>
-        <w:t xml:space="preserve">Osim tih datoteka, u GitHub repozitoriju nalaze se slike napravljene u GIMP-u (Linuxov Paint) i Inkscapeu (Linuxov Publisher) te primjeri programa za PicoBlaze koje je moguće dohvatiti klikajući na </w:t>
-      </w:r>
-      <w:r>
-        <w:rPr>
-          <w:rFonts w:ascii="Times New Roman" w:hAnsi="Times New Roman"/>
-          <w:b w:val="false"/>
-          <w:bCs w:val="false"/>
-          <w:i/>
-          <w:iCs/>
-          <w:sz w:val="22"/>
-          <w:szCs w:val="22"/>
-          <w:lang w:val="hr-HR"/>
-        </w:rPr>
-        <w:t>examplese</w:t>
-      </w:r>
-      <w:r>
-        <w:rPr>
-          <w:rFonts w:ascii="Times New Roman" w:hAnsi="Times New Roman"/>
-          <w:b w:val="false"/>
-          <w:bCs w:val="false"/>
-          <w:i w:val="false"/>
-          <w:iCs w:val="false"/>
-          <w:sz w:val="22"/>
-          <w:szCs w:val="22"/>
-          <w:lang w:val="hr-HR"/>
-        </w:rPr>
-        <w:t xml:space="preserve">. Slike koje predstavljaju </w:t>
-      </w:r>
-      <w:r>
-        <w:rPr>
-          <w:rFonts w:ascii="Times New Roman" w:hAnsi="Times New Roman"/>
-          <w:b w:val="false"/>
-          <w:bCs w:val="false"/>
-          <w:i/>
-          <w:iCs/>
-          <w:sz w:val="22"/>
-          <w:szCs w:val="22"/>
-          <w:lang w:val="hr-HR"/>
-        </w:rPr>
-        <w:t>play</w:t>
-      </w:r>
-      <w:r>
-        <w:rPr>
-          <w:rFonts w:ascii="Times New Roman" w:hAnsi="Times New Roman"/>
-          <w:b w:val="false"/>
-          <w:bCs w:val="false"/>
-          <w:i w:val="false"/>
-          <w:iCs w:val="false"/>
-          <w:sz w:val="22"/>
-          <w:szCs w:val="22"/>
-          <w:lang w:val="hr-HR"/>
-        </w:rPr>
-        <w:t xml:space="preserve">, </w:t>
-      </w:r>
-      <w:r>
-        <w:rPr>
-          <w:rFonts w:ascii="Times New Roman" w:hAnsi="Times New Roman"/>
-          <w:b w:val="false"/>
-          <w:bCs w:val="false"/>
-          <w:i/>
-          <w:iCs/>
-          <w:sz w:val="22"/>
-          <w:szCs w:val="22"/>
-          <w:lang w:val="hr-HR"/>
-        </w:rPr>
-        <w:t>pause</w:t>
-      </w:r>
-      <w:r>
-        <w:rPr>
-          <w:rFonts w:ascii="Times New Roman" w:hAnsi="Times New Roman"/>
-          <w:b w:val="false"/>
-          <w:bCs w:val="false"/>
-          <w:i w:val="false"/>
-          <w:iCs w:val="false"/>
-          <w:sz w:val="22"/>
-          <w:szCs w:val="22"/>
-          <w:lang w:val="hr-HR"/>
-        </w:rPr>
-        <w:t xml:space="preserve">, </w:t>
-      </w:r>
-      <w:r>
-        <w:rPr>
-          <w:rFonts w:ascii="Times New Roman" w:hAnsi="Times New Roman"/>
-          <w:b w:val="false"/>
-          <w:bCs w:val="false"/>
-          <w:i/>
-          <w:iCs/>
-          <w:sz w:val="22"/>
-          <w:szCs w:val="22"/>
-          <w:lang w:val="hr-HR"/>
-        </w:rPr>
-        <w:t>stop</w:t>
-      </w:r>
-      <w:r>
-        <w:rPr>
-          <w:rFonts w:ascii="Times New Roman" w:hAnsi="Times New Roman"/>
-          <w:b w:val="false"/>
-          <w:bCs w:val="false"/>
-          <w:i w:val="false"/>
-          <w:iCs w:val="false"/>
-          <w:sz w:val="22"/>
-          <w:szCs w:val="22"/>
-          <w:lang w:val="hr-HR"/>
-        </w:rPr>
-        <w:t xml:space="preserve">, </w:t>
-      </w:r>
-      <w:r>
-        <w:rPr>
-          <w:rFonts w:ascii="Times New Roman" w:hAnsi="Times New Roman"/>
-          <w:b w:val="false"/>
-          <w:bCs w:val="false"/>
-          <w:i/>
-          <w:iCs/>
-          <w:sz w:val="22"/>
-          <w:szCs w:val="22"/>
-          <w:lang w:val="hr-HR"/>
-        </w:rPr>
-        <w:t>fast forward</w:t>
-      </w:r>
-      <w:r>
-        <w:rPr>
-          <w:rFonts w:ascii="Times New Roman" w:hAnsi="Times New Roman"/>
-          <w:b w:val="false"/>
-          <w:bCs w:val="false"/>
-          <w:i w:val="false"/>
-          <w:iCs w:val="false"/>
-          <w:sz w:val="22"/>
-          <w:szCs w:val="22"/>
-          <w:lang w:val="hr-HR"/>
-        </w:rPr>
-        <w:t xml:space="preserve"> i </w:t>
-      </w:r>
-      <w:r>
-        <w:rPr>
-          <w:rFonts w:ascii="Times New Roman" w:hAnsi="Times New Roman"/>
-          <w:b w:val="false"/>
-          <w:bCs w:val="false"/>
-          <w:i/>
-          <w:iCs/>
-          <w:sz w:val="22"/>
-          <w:szCs w:val="22"/>
-          <w:lang w:val="hr-HR"/>
-        </w:rPr>
-        <w:t>single step</w:t>
-      </w:r>
-      <w:r>
-        <w:rPr>
-          <w:rFonts w:ascii="Times New Roman" w:hAnsi="Times New Roman"/>
-          <w:b w:val="false"/>
-          <w:bCs w:val="false"/>
-          <w:i w:val="false"/>
-          <w:iCs w:val="false"/>
-          <w:sz w:val="22"/>
-          <w:szCs w:val="22"/>
-          <w:lang w:val="hr-HR"/>
-        </w:rPr>
-        <w:t xml:space="preserve"> su u SVG formatu i uređivane u Inkscapeu. Ikona za </w:t>
-      </w:r>
-      <w:r>
-        <w:rPr>
-          <w:rFonts w:ascii="Times New Roman" w:hAnsi="Times New Roman"/>
-          <w:b w:val="false"/>
-          <w:bCs w:val="false"/>
-          <w:i/>
-          <w:iCs/>
-          <w:sz w:val="22"/>
-          <w:szCs w:val="22"/>
-          <w:lang w:val="hr-HR"/>
-        </w:rPr>
-        <w:t>Assembler Test</w:t>
-      </w:r>
-      <w:r>
-        <w:rPr>
-          <w:rFonts w:ascii="Times New Roman" w:hAnsi="Times New Roman"/>
-          <w:b w:val="false"/>
-          <w:bCs w:val="false"/>
-          <w:i w:val="false"/>
-          <w:iCs w:val="false"/>
-          <w:sz w:val="22"/>
-          <w:szCs w:val="22"/>
-          <w:lang w:val="hr-HR"/>
-        </w:rPr>
-        <w:t xml:space="preserve"> u GIF je formatu i uređivana u GIMP-u. Ikone za primjer </w:t>
-      </w:r>
-      <w:r>
-        <w:rPr>
-          <w:rFonts w:ascii="Times New Roman" w:hAnsi="Times New Roman"/>
-          <w:b w:val="false"/>
-          <w:bCs w:val="false"/>
-          <w:i/>
-          <w:iCs/>
-          <w:sz w:val="22"/>
-          <w:szCs w:val="22"/>
-          <w:lang w:val="hr-HR"/>
-        </w:rPr>
-        <w:t>Hexadecimal Counter</w:t>
-      </w:r>
-      <w:r>
-        <w:rPr>
-          <w:rFonts w:ascii="Times New Roman" w:hAnsi="Times New Roman"/>
-          <w:b w:val="false"/>
-          <w:bCs w:val="false"/>
-          <w:i w:val="false"/>
-          <w:iCs w:val="false"/>
-          <w:sz w:val="22"/>
-          <w:szCs w:val="22"/>
-          <w:lang w:val="hr-HR"/>
-        </w:rPr>
-        <w:t xml:space="preserve"> te ikona koja predstavlja točku prekida (</w:t>
-      </w:r>
-      <w:r>
-        <w:rPr>
-          <w:rFonts w:ascii="Times New Roman" w:hAnsi="Times New Roman"/>
-          <w:b w:val="false"/>
-          <w:bCs w:val="false"/>
-          <w:i/>
-          <w:iCs/>
-          <w:sz w:val="22"/>
-          <w:szCs w:val="22"/>
-          <w:lang w:val="hr-HR"/>
-        </w:rPr>
-        <w:t>breakpoint</w:t>
-      </w:r>
-      <w:r>
-        <w:rPr>
-          <w:rFonts w:ascii="Times New Roman" w:hAnsi="Times New Roman"/>
-          <w:b w:val="false"/>
-          <w:bCs w:val="false"/>
-          <w:i w:val="false"/>
-          <w:iCs w:val="false"/>
-          <w:sz w:val="22"/>
-          <w:szCs w:val="22"/>
-          <w:lang w:val="hr-HR"/>
-        </w:rPr>
-        <w:t>) isto su uređivane u GIMP-u, ali spremljene su u PNG formatu, jer ih PNG format bolje sažima nego GIF format. Pozadina je fotografija PicoBlaze računala koju je profesor Ivan Aleksi uključio u svoju prezentaciju, posvijetljena u GIMP-u i spremljena kao GIF.</w:t>
+        <w:rPr>
+          <w:rFonts w:ascii="Times New Roman" w:hAnsi="Times New Roman"/>
+          <w:b w:val="false"/>
+          <w:bCs w:val="false"/>
+          <w:i w:val="false"/>
+          <w:iCs w:val="false"/>
+          <w:sz w:val="22"/>
+          <w:szCs w:val="22"/>
+          <w:lang w:val="hr-HR"/>
+        </w:rPr>
+      </w:pPr>
+      <w:r>
+        <w:rPr>
+          <w:rFonts w:ascii="Courier New" w:hAnsi="Courier New"/>
+          <w:b w:val="false"/>
+          <w:bCs w:val="false"/>
+          <w:i w:val="false"/>
+          <w:iCs w:val="false"/>
+          <w:sz w:val="22"/>
+          <w:szCs w:val="22"/>
+          <w:lang w:val="hr-HR"/>
+        </w:rPr>
+        <w:t>deleteTheProgram.php</w:t>
+      </w:r>
+      <w:r>
+        <w:rPr>
+          <w:rFonts w:ascii="Times New Roman" w:hAnsi="Times New Roman"/>
+          <w:b w:val="false"/>
+          <w:bCs w:val="false"/>
+          <w:i w:val="false"/>
+          <w:iCs w:val="false"/>
+          <w:sz w:val="22"/>
+          <w:szCs w:val="22"/>
+          <w:lang w:val="hr-HR"/>
+        </w:rPr>
+        <w:t xml:space="preserve"> – To je PHP skripta koja, ukoliko znamo lozinku koju sam postavio (spremljena u obliku md5 hasha), omogućuje nam da obrišemo neki program iz baze podataka. Isprva je ona samo brisala program iz baze podataka, a sada (od verzije v6.2.1) ona također i u drugu tablicu u bazi podataka zapisuje id-jeve nedavno obrisanih programa kako bi na njihove slotove u prvoj tablici došli novi programi. Kao rezultat front-endu vraća popis id-jeva nedavno obrisanih (nezamijenjenih) programa.</w:t>
       </w:r>
     </w:p>
     <w:p>
       <w:pPr>
         <w:pStyle w:val="Normal"/>
+        <w:numPr>
+          <w:ilvl w:val="0"/>
+          <w:numId w:val="1"/>
+        </w:numPr>
+        <w:ind w:hanging="360" w:left="720" w:right="0"/>
         <w:jc w:val="both"/>
-        <w:rPr/>
-      </w:pPr>
-      <w:r>
-        <w:rPr>
-          <w:rFonts w:ascii="Times New Roman" w:hAnsi="Times New Roman"/>
-          <w:b w:val="false"/>
-          <w:bCs w:val="false"/>
-          <w:i w:val="false"/>
-          <w:iCs w:val="false"/>
-          <w:sz w:val="22"/>
-          <w:szCs w:val="22"/>
-          <w:lang w:val="hr-HR"/>
-        </w:rPr>
-        <w:t xml:space="preserve">22. kolovoza 2023. godine korisnik GitHuba </w:t>
-      </w:r>
-      <w:r>
-        <w:rPr>
-          <w:rFonts w:ascii="Times New Roman" w:hAnsi="Times New Roman"/>
-          <w:b w:val="false"/>
-          <w:bCs w:val="false"/>
-          <w:i/>
-          <w:iCs/>
-          <w:sz w:val="22"/>
-          <w:szCs w:val="22"/>
-          <w:lang w:val="hr-HR"/>
-        </w:rPr>
-        <w:t>agustiza</w:t>
-      </w:r>
-      <w:r>
-        <w:rPr>
-          <w:rFonts w:ascii="Times New Roman" w:hAnsi="Times New Roman"/>
-          <w:b w:val="false"/>
-          <w:bCs w:val="false"/>
-          <w:i w:val="false"/>
-          <w:iCs w:val="false"/>
-          <w:sz w:val="22"/>
-          <w:szCs w:val="22"/>
-          <w:lang w:val="hr-HR"/>
-        </w:rPr>
-        <w:t xml:space="preserve"> napravio je </w:t>
-      </w:r>
-      <w:r>
-        <w:rPr>
-          <w:rFonts w:ascii="Times New Roman" w:hAnsi="Times New Roman"/>
-          <w:b w:val="false"/>
-          <w:bCs w:val="false"/>
-          <w:i/>
-          <w:iCs/>
-          <w:sz w:val="22"/>
-          <w:szCs w:val="22"/>
-          <w:lang w:val="hr-HR"/>
-        </w:rPr>
-        <w:t>pull request</w:t>
-      </w:r>
-      <w:r>
-        <w:rPr>
-          <w:rFonts w:ascii="Times New Roman" w:hAnsi="Times New Roman"/>
-          <w:b w:val="false"/>
-          <w:bCs w:val="false"/>
-          <w:i w:val="false"/>
-          <w:iCs w:val="false"/>
-          <w:sz w:val="22"/>
-          <w:szCs w:val="22"/>
-          <w:lang w:val="hr-HR"/>
-        </w:rPr>
-        <w:t xml:space="preserve"> u kojem se nalaze upute JEST-u (JavaScriptski framework koji služi za automatska testiranja) kako da automatski testira tokenizer</w:t>
-      </w:r>
-      <w:r>
-        <w:rPr>
-          <w:rStyle w:val="FootnoteReference"/>
-          <w:rFonts w:ascii="Times New Roman" w:hAnsi="Times New Roman"/>
-          <w:b w:val="false"/>
-          <w:bCs w:val="false"/>
-          <w:i w:val="false"/>
-          <w:iCs w:val="false"/>
-          <w:sz w:val="22"/>
-          <w:szCs w:val="22"/>
-          <w:lang w:val="hr-HR"/>
-        </w:rPr>
-        <w:footnoteReference w:id="29"/>
-      </w:r>
-      <w:r>
-        <w:rPr>
-          <w:rFonts w:ascii="Times New Roman" w:hAnsi="Times New Roman"/>
-          <w:b w:val="false"/>
-          <w:bCs w:val="false"/>
-          <w:i w:val="false"/>
-          <w:iCs w:val="false"/>
-          <w:sz w:val="22"/>
-          <w:szCs w:val="22"/>
-          <w:lang w:val="hr-HR"/>
-        </w:rPr>
-        <w:t xml:space="preserve">, koji sam ja prihvatio. </w:t>
-      </w:r>
-      <w:r>
-        <w:rPr>
-          <w:rFonts w:ascii="Times New Roman" w:hAnsi="Times New Roman"/>
-          <w:b w:val="false"/>
-          <w:bCs w:val="false"/>
-          <w:i w:val="false"/>
-          <w:iCs w:val="false"/>
-          <w:sz w:val="22"/>
-          <w:szCs w:val="22"/>
-          <w:lang w:val="hr-HR"/>
-        </w:rPr>
-        <w:t xml:space="preserve">Taj </w:t>
-      </w:r>
-      <w:r>
-        <w:rPr>
-          <w:rFonts w:ascii="Times New Roman" w:hAnsi="Times New Roman"/>
-          <w:b w:val="false"/>
-          <w:bCs w:val="false"/>
-          <w:i/>
-          <w:iCs/>
-          <w:sz w:val="22"/>
-          <w:szCs w:val="22"/>
-          <w:lang w:val="hr-HR"/>
-        </w:rPr>
-        <w:t>agustiza</w:t>
-      </w:r>
-      <w:r>
-        <w:rPr>
-          <w:rFonts w:ascii="Times New Roman" w:hAnsi="Times New Roman"/>
-          <w:b w:val="false"/>
-          <w:bCs w:val="false"/>
-          <w:i w:val="false"/>
-          <w:iCs w:val="false"/>
-          <w:sz w:val="22"/>
-          <w:szCs w:val="22"/>
-          <w:lang w:val="hr-HR"/>
-        </w:rPr>
-        <w:t xml:space="preserve"> mi je napisao</w:t>
-      </w:r>
-      <w:r>
-        <w:rPr>
-          <w:rFonts w:ascii="Times New Roman" w:hAnsi="Times New Roman"/>
-          <w:b w:val="false"/>
-          <w:bCs w:val="false"/>
-          <w:i w:val="false"/>
-          <w:iCs w:val="false"/>
-          <w:sz w:val="22"/>
-          <w:szCs w:val="22"/>
-          <w:lang w:val="hr-HR"/>
-        </w:rPr>
-        <w:t xml:space="preserve"> da misli da bi automatske testove bilo mnogo lakše raditi da su moji potprogrami JavaScriptski moduli, a ne da se uključuju sa </w:t>
-      </w:r>
-      <w:r>
-        <w:rPr>
-          <w:rFonts w:ascii="Courier New" w:hAnsi="Courier New"/>
-          <w:b w:val="false"/>
-          <w:bCs w:val="false"/>
-          <w:i w:val="false"/>
-          <w:iCs w:val="false"/>
-          <w:sz w:val="22"/>
-          <w:szCs w:val="22"/>
-          <w:lang w:val="hr-HR"/>
-        </w:rPr>
-        <w:t>&lt;script src="..."&gt;</w:t>
-      </w:r>
-      <w:r>
-        <w:rPr>
-          <w:rFonts w:ascii="Times New Roman" w:hAnsi="Times New Roman"/>
-          <w:b w:val="false"/>
-          <w:bCs w:val="false"/>
-          <w:i w:val="false"/>
-          <w:iCs w:val="false"/>
-          <w:sz w:val="22"/>
-          <w:szCs w:val="22"/>
-          <w:lang w:val="hr-HR"/>
-        </w:rPr>
-        <w:t xml:space="preserve">, a ja sam mu napisao da bih onda slomio kompatibilnost s Firefoxom 52 (jer je prva verzija Firefoxa koja podržava module Firefox 60), a da mi je važno da moj simulator PicoBlazea funkcionira u njemu. </w:t>
-      </w:r>
-      <w:r>
-        <w:rPr>
-          <w:rFonts w:ascii="Times New Roman" w:hAnsi="Times New Roman"/>
-          <w:b w:val="false"/>
-          <w:bCs w:val="false"/>
-          <w:i/>
-          <w:iCs/>
-          <w:sz w:val="22"/>
-          <w:szCs w:val="22"/>
-          <w:lang w:val="hr-HR"/>
-        </w:rPr>
-        <w:t>Agustiza</w:t>
-      </w:r>
-      <w:r>
-        <w:rPr>
-          <w:rFonts w:ascii="Times New Roman" w:hAnsi="Times New Roman"/>
-          <w:b w:val="false"/>
-          <w:bCs w:val="false"/>
-          <w:i w:val="false"/>
-          <w:iCs w:val="false"/>
-          <w:sz w:val="22"/>
-          <w:szCs w:val="22"/>
-          <w:lang w:val="hr-HR"/>
-        </w:rPr>
-        <w:t xml:space="preserve"> je zadao BabelJS-u da prepiše (</w:t>
-      </w:r>
-      <w:r>
-        <w:rPr>
-          <w:rFonts w:ascii="Times New Roman" w:hAnsi="Times New Roman"/>
-          <w:b w:val="false"/>
-          <w:bCs w:val="false"/>
-          <w:i/>
-          <w:iCs/>
-          <w:sz w:val="22"/>
-          <w:szCs w:val="22"/>
-          <w:lang w:val="hr-HR"/>
-        </w:rPr>
-        <w:t>rewrite</w:t>
-      </w:r>
-      <w:r>
-        <w:rPr>
-          <w:rFonts w:ascii="Times New Roman" w:hAnsi="Times New Roman"/>
-          <w:b w:val="false"/>
-          <w:bCs w:val="false"/>
-          <w:i w:val="false"/>
-          <w:iCs w:val="false"/>
-          <w:sz w:val="22"/>
-          <w:szCs w:val="22"/>
-          <w:lang w:val="hr-HR"/>
-        </w:rPr>
-        <w:t xml:space="preserve">) moje JavaScriptske potprograme u module u kojima je svaka funkcija </w:t>
-      </w:r>
-      <w:r>
-        <w:rPr>
-          <w:rFonts w:ascii="Times New Roman" w:hAnsi="Times New Roman"/>
-          <w:b w:val="false"/>
-          <w:bCs w:val="false"/>
-          <w:i/>
-          <w:iCs/>
-          <w:sz w:val="22"/>
-          <w:szCs w:val="22"/>
-          <w:lang w:val="hr-HR"/>
-        </w:rPr>
-        <w:t>export</w:t>
-      </w:r>
-      <w:r>
-        <w:rPr>
-          <w:rFonts w:ascii="Times New Roman" w:hAnsi="Times New Roman"/>
-          <w:b w:val="false"/>
-          <w:bCs w:val="false"/>
-          <w:i w:val="false"/>
-          <w:iCs w:val="false"/>
-          <w:sz w:val="22"/>
-          <w:szCs w:val="22"/>
-          <w:lang w:val="hr-HR"/>
-        </w:rPr>
-        <w:t xml:space="preserve">ana (nisam do tada znao ni da je to moguće) </w:t>
-      </w:r>
-      <w:r>
-        <w:rPr>
-          <w:rFonts w:ascii="Times New Roman" w:hAnsi="Times New Roman"/>
-          <w:b w:val="false"/>
-          <w:bCs w:val="false"/>
-          <w:i w:val="false"/>
-          <w:iCs w:val="false"/>
-          <w:sz w:val="22"/>
-          <w:szCs w:val="22"/>
-          <w:lang w:val="hr-HR"/>
-        </w:rPr>
-        <w:t xml:space="preserve">prije nego što ih uključi naredbom </w:t>
-      </w:r>
-      <w:r>
-        <w:rPr>
-          <w:rFonts w:ascii="Courier New" w:hAnsi="Courier New"/>
-          <w:b w:val="false"/>
-          <w:bCs w:val="false"/>
-          <w:i w:val="false"/>
-          <w:iCs w:val="false"/>
-          <w:sz w:val="22"/>
-          <w:szCs w:val="22"/>
-          <w:lang w:val="hr-HR"/>
-        </w:rPr>
-        <w:t>require</w:t>
-      </w:r>
-      <w:r>
-        <w:rPr>
-          <w:rFonts w:ascii="Times New Roman" w:hAnsi="Times New Roman"/>
-          <w:b w:val="false"/>
-          <w:bCs w:val="false"/>
-          <w:i w:val="false"/>
-          <w:iCs w:val="false"/>
-          <w:sz w:val="22"/>
-          <w:szCs w:val="22"/>
-          <w:lang w:val="hr-HR"/>
-        </w:rPr>
-        <w:t xml:space="preserve"> u NodeJS programe za testiranje</w:t>
-      </w:r>
-      <w:r>
-        <w:rPr>
-          <w:rFonts w:ascii="Times New Roman" w:hAnsi="Times New Roman"/>
-          <w:b w:val="false"/>
-          <w:bCs w:val="false"/>
-          <w:i w:val="false"/>
-          <w:iCs w:val="false"/>
-          <w:sz w:val="22"/>
-          <w:szCs w:val="22"/>
-          <w:lang w:val="hr-HR"/>
-        </w:rPr>
-        <w:t>.</w:t>
-      </w:r>
-      <w:r>
-        <w:rPr>
-          <w:rFonts w:ascii="Times New Roman" w:hAnsi="Times New Roman"/>
-          <w:b w:val="false"/>
-          <w:bCs w:val="false"/>
-          <w:i w:val="false"/>
-          <w:iCs w:val="false"/>
-          <w:sz w:val="22"/>
-          <w:szCs w:val="22"/>
-          <w:lang w:val="hr-HR"/>
-        </w:rPr>
-        <w:t xml:space="preserve"> </w:t>
-      </w:r>
-      <w:r>
-        <w:rPr>
-          <w:rFonts w:ascii="Times New Roman" w:hAnsi="Times New Roman"/>
-          <w:b w:val="false"/>
-          <w:bCs w:val="false"/>
-          <w:i w:val="false"/>
-          <w:iCs w:val="false"/>
-          <w:sz w:val="22"/>
-          <w:szCs w:val="22"/>
-          <w:lang w:val="hr-HR"/>
-        </w:rPr>
-        <w:t xml:space="preserve">Kasnije smo dodali automatsko testiranje parsera, evaluacije aritmetičkih izraza od strane potprograma </w:t>
-      </w:r>
-      <w:r>
-        <w:rPr>
-          <w:rFonts w:ascii="Courier New" w:hAnsi="Courier New"/>
-          <w:b w:val="false"/>
-          <w:bCs w:val="false"/>
-          <w:i w:val="false"/>
-          <w:iCs w:val="false"/>
-          <w:sz w:val="22"/>
-          <w:szCs w:val="22"/>
-          <w:lang w:val="hr-HR"/>
-        </w:rPr>
-        <w:t>TreeNode.js</w:t>
-      </w:r>
-      <w:r>
-        <w:rPr>
-          <w:rFonts w:ascii="Times New Roman" w:hAnsi="Times New Roman"/>
-          <w:b w:val="false"/>
-          <w:bCs w:val="false"/>
-          <w:i w:val="false"/>
-          <w:iCs w:val="false"/>
-          <w:sz w:val="22"/>
-          <w:szCs w:val="22"/>
-          <w:lang w:val="hr-HR"/>
-        </w:rPr>
-        <w:t xml:space="preserve">, te malo automatskog testiranja </w:t>
-      </w:r>
-      <w:r>
-        <w:rPr>
-          <w:rFonts w:ascii="Courier New" w:hAnsi="Courier New"/>
-          <w:b w:val="false"/>
-          <w:bCs w:val="false"/>
-          <w:i w:val="false"/>
-          <w:iCs w:val="false"/>
-          <w:sz w:val="22"/>
-          <w:szCs w:val="22"/>
-          <w:lang w:val="hr-HR"/>
-        </w:rPr>
-        <w:t>simulator.js</w:t>
-      </w:r>
-      <w:r>
-        <w:rPr>
-          <w:rFonts w:ascii="Times New Roman" w:hAnsi="Times New Roman"/>
-          <w:b w:val="false"/>
-          <w:bCs w:val="false"/>
-          <w:i w:val="false"/>
-          <w:iCs w:val="false"/>
-          <w:sz w:val="22"/>
-          <w:szCs w:val="22"/>
-          <w:lang w:val="hr-HR"/>
-        </w:rPr>
-        <w:t xml:space="preserve">-a. </w:t>
-      </w:r>
-      <w:r>
-        <w:rPr>
-          <w:rFonts w:ascii="Times New Roman" w:hAnsi="Times New Roman"/>
-          <w:b w:val="false"/>
-          <w:bCs w:val="false"/>
-          <w:i w:val="false"/>
-          <w:iCs w:val="false"/>
-          <w:sz w:val="22"/>
-          <w:szCs w:val="22"/>
-          <w:lang w:val="hr-HR"/>
-        </w:rPr>
-        <w:t xml:space="preserve">Onda sam, nakon što sam diplomirao, dodao malo testova jezgre asemblera, te jedan integracijski test: test koji asemblira i pokreće asemblerski kod koji rješava Eight Queens Puzzle i uspoređuje njegov ispis s onime što treba ispisati. Taj se integracijski test vrti oko 3 minute na mom računalu </w:t>
-      </w:r>
-      <w:r>
-        <w:rPr>
-          <w:rFonts w:ascii="Times New Roman" w:hAnsi="Times New Roman"/>
-          <w:b w:val="false"/>
-          <w:bCs w:val="false"/>
-          <w:i w:val="false"/>
-          <w:iCs w:val="false"/>
-          <w:sz w:val="22"/>
-          <w:szCs w:val="22"/>
-          <w:lang w:val="hr-HR"/>
-        </w:rPr>
-        <w:t>(u NodeJS-u, kad nema problema s layout trashingom, inače se u browseru vrti nekoliko sati zbog layout trashinga)</w:t>
-      </w:r>
-      <w:r>
-        <w:rPr>
-          <w:rFonts w:ascii="Times New Roman" w:hAnsi="Times New Roman"/>
-          <w:b w:val="false"/>
-          <w:bCs w:val="false"/>
-          <w:i w:val="false"/>
-          <w:iCs w:val="false"/>
-          <w:sz w:val="22"/>
-          <w:szCs w:val="22"/>
-          <w:lang w:val="hr-HR"/>
-        </w:rPr>
-        <w:t>.</w:t>
-      </w:r>
-      <w:r>
-        <w:rPr>
-          <w:rFonts w:ascii="Times New Roman" w:hAnsi="Times New Roman"/>
-          <w:b w:val="false"/>
-          <w:bCs w:val="false"/>
-          <w:i w:val="false"/>
-          <w:iCs w:val="false"/>
-          <w:sz w:val="22"/>
-          <w:szCs w:val="22"/>
-          <w:lang w:val="hr-HR"/>
-        </w:rPr>
-        <w:t xml:space="preserve"> Međutim, </w:t>
-      </w:r>
-      <w:r>
-        <w:rPr>
-          <w:rFonts w:ascii="Times New Roman" w:hAnsi="Times New Roman"/>
-          <w:b w:val="false"/>
-          <w:bCs w:val="false"/>
-          <w:i/>
-          <w:iCs/>
-          <w:sz w:val="22"/>
-          <w:szCs w:val="22"/>
-          <w:lang w:val="hr-HR"/>
-        </w:rPr>
-        <w:t>test coverage</w:t>
-      </w:r>
-      <w:r>
-        <w:rPr>
-          <w:rFonts w:ascii="Times New Roman" w:hAnsi="Times New Roman"/>
-          <w:b w:val="false"/>
-          <w:bCs w:val="false"/>
-          <w:i w:val="false"/>
-          <w:iCs w:val="false"/>
-          <w:sz w:val="22"/>
-          <w:szCs w:val="22"/>
-          <w:lang w:val="hr-HR"/>
-        </w:rPr>
-        <w:t xml:space="preserve"> još je uvijek </w:t>
-      </w:r>
-      <w:r>
-        <w:rPr>
-          <w:rFonts w:ascii="Times New Roman" w:hAnsi="Times New Roman"/>
-          <w:b w:val="false"/>
-          <w:bCs w:val="false"/>
-          <w:i w:val="false"/>
-          <w:iCs w:val="false"/>
-          <w:sz w:val="22"/>
-          <w:szCs w:val="22"/>
-          <w:lang w:val="hr-HR"/>
-        </w:rPr>
-        <w:t>relativno</w:t>
-      </w:r>
-      <w:r>
-        <w:rPr>
-          <w:rFonts w:ascii="Times New Roman" w:hAnsi="Times New Roman"/>
-          <w:b w:val="false"/>
-          <w:bCs w:val="false"/>
-          <w:i w:val="false"/>
-          <w:iCs w:val="false"/>
-          <w:sz w:val="22"/>
-          <w:szCs w:val="22"/>
-          <w:lang w:val="hr-HR"/>
-        </w:rPr>
-        <w:t xml:space="preserve"> nizak, i, ako ćete doprinositi ovom projektu, nemojte se oslanjati isključivo na te automatske testove, već radite i ručno testiranje.</w:t>
+        <w:rPr>
+          <w:rFonts w:ascii="Times New Roman" w:hAnsi="Times New Roman"/>
+          <w:b w:val="false"/>
+          <w:bCs w:val="false"/>
+          <w:i w:val="false"/>
+          <w:iCs w:val="false"/>
+          <w:sz w:val="22"/>
+          <w:szCs w:val="22"/>
+          <w:lang w:val="hr-HR"/>
+        </w:rPr>
+      </w:pPr>
+      <w:r>
+        <w:rPr>
+          <w:rFonts w:ascii="Courier New" w:hAnsi="Courier New"/>
+          <w:b w:val="false"/>
+          <w:bCs w:val="false"/>
+          <w:i w:val="false"/>
+          <w:iCs w:val="false"/>
+          <w:sz w:val="22"/>
+          <w:szCs w:val="22"/>
+          <w:lang w:val="hr-HR"/>
+        </w:rPr>
+        <w:t>controlPannel.php</w:t>
+      </w:r>
+      <w:r>
+        <w:rPr>
+          <w:rFonts w:ascii="Times New Roman" w:hAnsi="Times New Roman"/>
+          <w:b w:val="false"/>
+          <w:bCs w:val="false"/>
+          <w:i w:val="false"/>
+          <w:iCs w:val="false"/>
+          <w:sz w:val="22"/>
+          <w:szCs w:val="22"/>
+          <w:lang w:val="hr-HR"/>
+        </w:rPr>
+        <w:t xml:space="preserve"> – To je PHP skripta dodana u v6.3.0 koja omogućuje meni da lako obrišem više programa iz baze podataka odjednom. Također mi omogućuje da obrišem program, a da njegov id ne bude zapisan u drugu tablicu. </w:t>
+      </w:r>
+      <w:r>
+        <w:rPr>
+          <w:rFonts w:ascii="Times New Roman" w:hAnsi="Times New Roman"/>
+          <w:b w:val="false"/>
+          <w:bCs w:val="false"/>
+          <w:i w:val="false"/>
+          <w:iCs w:val="false"/>
+          <w:sz w:val="22"/>
+          <w:szCs w:val="22"/>
+          <w:lang w:val="hr-HR"/>
+        </w:rPr>
+        <w:t>Ovako to izgleda:</w:t>
       </w:r>
     </w:p>
     <w:p>
       <w:pPr>
         <w:pStyle w:val="Normal"/>
+        <w:numPr>
+          <w:ilvl w:val="0"/>
+          <w:numId w:val="0"/>
+        </w:numPr>
+        <w:ind w:hanging="0" w:left="720" w:right="0"/>
         <w:jc w:val="both"/>
-        <w:rPr/>
-      </w:pPr>
-      <w:r>
-        <w:rPr>
-          <w:rFonts w:ascii="Times New Roman" w:hAnsi="Times New Roman"/>
-          <w:b w:val="false"/>
-          <w:bCs w:val="false"/>
-          <w:i w:val="false"/>
-          <w:iCs w:val="false"/>
-          <w:sz w:val="22"/>
-          <w:szCs w:val="22"/>
-          <w:lang w:val="hr-HR"/>
-        </w:rPr>
-        <w:t>U compileru za moj programski jezik još postoji, kao i u compilerima za većinu programskih jezika, semantički analizer</w:t>
-      </w:r>
-      <w:r>
-        <w:rPr>
-          <w:rStyle w:val="FootnoteReference"/>
-          <w:rFonts w:ascii="Times New Roman" w:hAnsi="Times New Roman"/>
-          <w:b w:val="false"/>
-          <w:bCs w:val="false"/>
-          <w:i w:val="false"/>
-          <w:iCs w:val="false"/>
-          <w:sz w:val="22"/>
-          <w:szCs w:val="22"/>
-          <w:lang w:val="hr-HR"/>
-        </w:rPr>
-        <w:footnoteReference w:id="30"/>
-      </w:r>
-      <w:r>
-        <w:rPr>
-          <w:rFonts w:ascii="Times New Roman" w:hAnsi="Times New Roman"/>
-          <w:b w:val="false"/>
-          <w:bCs w:val="false"/>
-          <w:i w:val="false"/>
-          <w:iCs w:val="false"/>
-          <w:sz w:val="22"/>
-          <w:szCs w:val="22"/>
-          <w:lang w:val="hr-HR"/>
-        </w:rPr>
-        <w:t xml:space="preserve">. </w:t>
-      </w:r>
-      <w:r>
-        <w:rPr>
-          <w:rFonts w:ascii="Times New Roman" w:hAnsi="Times New Roman"/>
-          <w:b w:val="false"/>
-          <w:bCs w:val="false"/>
-          <w:i w:val="false"/>
-          <w:iCs w:val="false"/>
-          <w:sz w:val="22"/>
-          <w:szCs w:val="22"/>
-          <w:lang w:val="hr-HR"/>
-        </w:rPr>
-        <w:t>To je dio compilera koji „lovi” gramatički netočne rečenice koje prolaze kroz parser, ali koje bi srušile jezgru compilera da dođu do nje. Takvih izraza, koji se na prvi pogled čine gramatički ispravnima, a zapravo nisu, ima i u ljudskim jezicima, i zovu se gramatičke iluzije. Najpoznatiji primjer takvog izraza jesu komparativne iluzije, rečenice tipa „</w:t>
-      </w:r>
-      <w:r>
-        <w:rPr>
-          <w:rFonts w:ascii="Times New Roman" w:hAnsi="Times New Roman"/>
-          <w:b w:val="false"/>
-          <w:bCs w:val="false"/>
-          <w:i/>
-          <w:iCs/>
-          <w:sz w:val="22"/>
-          <w:szCs w:val="22"/>
-          <w:lang w:val="hr-HR"/>
-        </w:rPr>
-        <w:t>More people have been to Russia than I have.</w:t>
-      </w:r>
-      <w:r>
-        <w:rPr>
-          <w:rFonts w:ascii="Times New Roman" w:hAnsi="Times New Roman"/>
-          <w:b w:val="false"/>
-          <w:bCs w:val="false"/>
-          <w:i w:val="false"/>
-          <w:iCs w:val="false"/>
-          <w:sz w:val="22"/>
-          <w:szCs w:val="22"/>
-          <w:lang w:val="hr-HR"/>
-        </w:rPr>
-        <w:t>”, „</w:t>
-      </w:r>
-      <w:r>
-        <w:rPr>
-          <w:rFonts w:ascii="Times New Roman" w:hAnsi="Times New Roman"/>
-          <w:b w:val="false"/>
-          <w:bCs w:val="false"/>
-          <w:i/>
-          <w:iCs/>
-          <w:sz w:val="22"/>
-          <w:szCs w:val="22"/>
-          <w:lang w:val="hr-HR"/>
-        </w:rPr>
-        <w:t>Više je ljudi bilo u Rusiji nego što sam ja bio.</w:t>
-      </w:r>
-      <w:r>
-        <w:rPr>
-          <w:rFonts w:ascii="Times New Roman" w:hAnsi="Times New Roman"/>
-          <w:b w:val="false"/>
-          <w:bCs w:val="false"/>
-          <w:i w:val="false"/>
-          <w:iCs w:val="false"/>
-          <w:sz w:val="22"/>
-          <w:szCs w:val="22"/>
-          <w:lang w:val="hr-HR"/>
-        </w:rPr>
-        <w:t>”. Na prvi se pogled ta rečenica doima ispravna, no, ako pokušate odrediti neko preciznije značenje, shvatit ćete da nešto s tom rečenicom sintaksno ne valja. Da bi poredbena rečenica imala smisla, ako je subjekt glavne surečenice u množini, a predikat joj je glagol s nultom valencijom (kao glagol biti u egzistencijalnom značenju), poredbena surečenica ne može imati isti taj predikat, ali u jednini. Parser u našem mozgu, očito, kao ni parseri u većini compilera, nije napravljen da lovi sve sintaksne greške. Primijetite da je ovo posve druga vrsta besmislice nego Chomskyjeva rečenica „</w:t>
-      </w:r>
-      <w:r>
-        <w:rPr>
-          <w:rFonts w:ascii="Times New Roman" w:hAnsi="Times New Roman"/>
-          <w:b w:val="false"/>
-          <w:bCs w:val="false"/>
-          <w:i/>
-          <w:iCs/>
-          <w:sz w:val="22"/>
-          <w:szCs w:val="22"/>
-          <w:lang w:val="hr-HR"/>
-        </w:rPr>
-        <w:t>Bezbojne zelene ideje spavaju bijesno.</w:t>
-      </w:r>
-      <w:r>
-        <w:rPr>
-          <w:rFonts w:ascii="Times New Roman" w:hAnsi="Times New Roman"/>
-          <w:b w:val="false"/>
-          <w:bCs w:val="false"/>
-          <w:i w:val="false"/>
-          <w:iCs w:val="false"/>
-          <w:sz w:val="22"/>
-          <w:szCs w:val="22"/>
-          <w:lang w:val="hr-HR"/>
-        </w:rPr>
-        <w:t>”, Chomskyjeva rečenica je gramatički ispravna, samo što riječi imaju kontradiktorna značenja. Isto je to drugi fenomen nego poznata (obnovljena u raspravama o vezi programskih i ljudskih jezika) Walter Burleyeva rečenica o kojoj je raspravljao 1328. godine „</w:t>
-      </w:r>
-      <w:r>
-        <w:rPr>
-          <w:rFonts w:ascii="Times New Roman" w:hAnsi="Times New Roman"/>
-          <w:b w:val="false"/>
-          <w:bCs w:val="false"/>
-          <w:i/>
-          <w:iCs/>
-          <w:sz w:val="22"/>
-          <w:szCs w:val="22"/>
-          <w:lang w:val="hr-HR"/>
-        </w:rPr>
-        <w:t>Omne homo habens asinum videt illum.</w:t>
-      </w:r>
-      <w:r>
-        <w:rPr>
-          <w:rFonts w:ascii="Times New Roman" w:hAnsi="Times New Roman"/>
-          <w:b w:val="false"/>
-          <w:bCs w:val="false"/>
-          <w:i w:val="false"/>
-          <w:iCs w:val="false"/>
-          <w:sz w:val="22"/>
-          <w:szCs w:val="22"/>
-          <w:lang w:val="hr-HR"/>
-        </w:rPr>
-        <w:t>”, nju je teško gramatički analizirati, ali, po njemu, svatko tko govori latinski složit će se da je to gramatički ispravna rečenica i da znači „</w:t>
-      </w:r>
-      <w:r>
-        <w:rPr>
-          <w:rFonts w:ascii="Times New Roman" w:hAnsi="Times New Roman"/>
-          <w:b w:val="false"/>
-          <w:bCs w:val="false"/>
-          <w:i/>
-          <w:iCs/>
-          <w:sz w:val="22"/>
-          <w:szCs w:val="22"/>
-          <w:lang w:val="hr-HR"/>
-        </w:rPr>
-        <w:t>Ne posjeduješ magarca ako ga ne vidiš.</w:t>
-      </w:r>
-      <w:r>
-        <w:rPr>
-          <w:rFonts w:ascii="Times New Roman" w:hAnsi="Times New Roman"/>
-          <w:b w:val="false"/>
-          <w:bCs w:val="false"/>
-          <w:i w:val="false"/>
-          <w:iCs w:val="false"/>
-          <w:sz w:val="22"/>
-          <w:szCs w:val="22"/>
-          <w:lang w:val="hr-HR"/>
-        </w:rPr>
-        <w:t>”. Govornici engleskog jezika ne slažu se što znači „</w:t>
-      </w:r>
-      <w:r>
-        <w:rPr>
-          <w:rFonts w:ascii="Times New Roman" w:hAnsi="Times New Roman"/>
-          <w:b w:val="false"/>
-          <w:bCs w:val="false"/>
-          <w:i/>
-          <w:iCs/>
-          <w:sz w:val="22"/>
-          <w:szCs w:val="22"/>
-          <w:lang w:val="hr-HR"/>
-        </w:rPr>
-        <w:t>More people have been to Russia than I have.</w:t>
-      </w:r>
-      <w:r>
-        <w:rPr>
-          <w:rFonts w:ascii="Times New Roman" w:hAnsi="Times New Roman"/>
-          <w:b w:val="false"/>
-          <w:bCs w:val="false"/>
-          <w:i w:val="false"/>
-          <w:iCs w:val="false"/>
-          <w:sz w:val="22"/>
-          <w:szCs w:val="22"/>
-          <w:lang w:val="hr-HR"/>
-        </w:rPr>
-        <w:t xml:space="preserve">”, ustvari, velika većina ljudi, kada razmisli, slaže se da ona ne znači ništa. </w:t>
-      </w:r>
-      <w:r>
-        <w:rPr>
-          <w:rFonts w:ascii="Times New Roman" w:hAnsi="Times New Roman"/>
-          <w:b w:val="false"/>
-          <w:bCs w:val="false"/>
-          <w:i w:val="false"/>
-          <w:iCs w:val="false"/>
-          <w:sz w:val="22"/>
-          <w:szCs w:val="22"/>
-          <w:lang w:val="hr-HR"/>
-        </w:rPr>
-        <w:t>Ne znam</w:t>
-      </w:r>
-      <w:r>
-        <w:rPr>
-          <w:rFonts w:ascii="Times New Roman" w:hAnsi="Times New Roman"/>
-          <w:b w:val="false"/>
-          <w:bCs w:val="false"/>
-          <w:i w:val="false"/>
-          <w:iCs w:val="false"/>
-          <w:sz w:val="22"/>
-          <w:szCs w:val="22"/>
-          <w:lang w:val="hr-HR"/>
-        </w:rPr>
-        <w:t xml:space="preserve"> mogu li r</w:t>
-      </w:r>
-      <w:r>
-        <w:rPr>
-          <w:rFonts w:ascii="Times New Roman" w:hAnsi="Times New Roman"/>
-          <w:b w:val="false"/>
-          <w:bCs w:val="false"/>
-          <w:i w:val="false"/>
-          <w:iCs w:val="false"/>
-          <w:sz w:val="22"/>
-          <w:szCs w:val="22"/>
-          <w:lang w:val="hr-HR"/>
-        </w:rPr>
-        <w:t xml:space="preserve">ečenice kao što </w:t>
-      </w:r>
-      <w:r>
-        <w:rPr>
-          <w:rFonts w:ascii="Times New Roman" w:hAnsi="Times New Roman"/>
-          <w:b w:val="false"/>
-          <w:bCs w:val="false"/>
-          <w:i w:val="false"/>
-          <w:iCs w:val="false"/>
-          <w:sz w:val="22"/>
-          <w:szCs w:val="22"/>
-          <w:lang w:val="hr-HR"/>
-        </w:rPr>
-        <w:t>je</w:t>
-      </w:r>
-      <w:r>
-        <w:rPr>
-          <w:rFonts w:ascii="Times New Roman" w:hAnsi="Times New Roman"/>
-          <w:b w:val="false"/>
-          <w:bCs w:val="false"/>
-          <w:i w:val="false"/>
-          <w:iCs w:val="false"/>
-          <w:sz w:val="22"/>
-          <w:szCs w:val="22"/>
-          <w:lang w:val="hr-HR"/>
-        </w:rPr>
-        <w:t xml:space="preserve"> „</w:t>
-      </w:r>
-      <w:r>
-        <w:rPr>
-          <w:rFonts w:ascii="Times New Roman" w:hAnsi="Times New Roman"/>
-          <w:b w:val="false"/>
-          <w:bCs w:val="false"/>
-          <w:i/>
-          <w:iCs/>
-          <w:sz w:val="22"/>
-          <w:szCs w:val="22"/>
-          <w:lang w:val="hr-HR"/>
-        </w:rPr>
-        <w:t>Omne homo habens asinum videt illum.</w:t>
-      </w:r>
-      <w:r>
-        <w:rPr>
-          <w:rFonts w:ascii="Times New Roman" w:hAnsi="Times New Roman"/>
-          <w:b w:val="false"/>
-          <w:bCs w:val="false"/>
-          <w:i w:val="false"/>
-          <w:iCs w:val="false"/>
-          <w:sz w:val="22"/>
-          <w:szCs w:val="22"/>
-          <w:lang w:val="hr-HR"/>
-        </w:rPr>
-        <w:t>” postojati u programskim jezicima</w:t>
-      </w:r>
-      <w:r>
-        <w:rPr>
-          <w:rStyle w:val="FootnoteReference"/>
-          <w:rFonts w:ascii="Times New Roman" w:hAnsi="Times New Roman"/>
-          <w:b w:val="false"/>
-          <w:bCs w:val="false"/>
-          <w:i w:val="false"/>
-          <w:iCs w:val="false"/>
-          <w:sz w:val="22"/>
-          <w:szCs w:val="22"/>
-          <w:lang w:val="hr-HR"/>
-        </w:rPr>
-        <w:footnoteReference w:id="31"/>
-      </w:r>
-      <w:r>
-        <w:rPr>
-          <w:rFonts w:ascii="Times New Roman" w:hAnsi="Times New Roman"/>
-          <w:b w:val="false"/>
-          <w:bCs w:val="false"/>
-          <w:i w:val="false"/>
-          <w:iCs w:val="false"/>
-          <w:sz w:val="22"/>
-          <w:szCs w:val="22"/>
-          <w:lang w:val="hr-HR"/>
-        </w:rPr>
-        <w:t>, ali rečenice kao što su „</w:t>
-      </w:r>
-      <w:r>
-        <w:rPr>
-          <w:rFonts w:ascii="Times New Roman" w:hAnsi="Times New Roman"/>
-          <w:b w:val="false"/>
-          <w:bCs w:val="false"/>
-          <w:i/>
-          <w:iCs/>
-          <w:sz w:val="22"/>
-          <w:szCs w:val="22"/>
-          <w:lang w:val="hr-HR"/>
-        </w:rPr>
-        <w:t>More people have been to Russia than I have.</w:t>
-      </w:r>
-      <w:r>
-        <w:rPr>
-          <w:rFonts w:ascii="Times New Roman" w:hAnsi="Times New Roman"/>
-          <w:b w:val="false"/>
-          <w:bCs w:val="false"/>
-          <w:i w:val="false"/>
-          <w:iCs w:val="false"/>
-          <w:sz w:val="22"/>
-          <w:szCs w:val="22"/>
-          <w:lang w:val="hr-HR"/>
-        </w:rPr>
-        <w:t xml:space="preserve">” </w:t>
-      </w:r>
-      <w:r>
-        <w:rPr>
-          <w:rFonts w:ascii="Times New Roman" w:hAnsi="Times New Roman"/>
-          <w:b w:val="false"/>
-          <w:bCs w:val="false"/>
-          <w:i w:val="false"/>
-          <w:iCs w:val="false"/>
-          <w:sz w:val="22"/>
-          <w:szCs w:val="22"/>
-          <w:lang w:val="hr-HR"/>
-        </w:rPr>
-        <w:t>sigurno</w:t>
-      </w:r>
-      <w:r>
-        <w:rPr>
-          <w:rFonts w:ascii="Times New Roman" w:hAnsi="Times New Roman"/>
-          <w:b w:val="false"/>
-          <w:bCs w:val="false"/>
-          <w:i w:val="false"/>
-          <w:iCs w:val="false"/>
-          <w:sz w:val="22"/>
-          <w:szCs w:val="22"/>
-          <w:lang w:val="hr-HR"/>
-        </w:rPr>
-        <w:t xml:space="preserve"> mogu.</w:t>
-      </w:r>
-      <w:r>
-        <w:rPr>
-          <w:rFonts w:ascii="Times New Roman" w:hAnsi="Times New Roman"/>
-          <w:b w:val="false"/>
-          <w:bCs w:val="false"/>
-          <w:i w:val="false"/>
-          <w:iCs w:val="false"/>
-          <w:sz w:val="22"/>
-          <w:szCs w:val="22"/>
-          <w:lang w:val="hr-HR"/>
-        </w:rPr>
-        <w:t xml:space="preserve"> </w:t>
-      </w:r>
-      <w:r>
-        <w:rPr>
-          <w:rFonts w:ascii="Times New Roman" w:hAnsi="Times New Roman"/>
-          <w:b w:val="false"/>
-          <w:bCs w:val="false"/>
-          <w:i w:val="false"/>
-          <w:iCs w:val="false"/>
-          <w:sz w:val="22"/>
-          <w:szCs w:val="22"/>
-          <w:lang w:val="hr-HR"/>
-        </w:rPr>
-        <w:t>Ipak, m</w:t>
-      </w:r>
-      <w:r>
-        <w:rPr>
-          <w:rFonts w:ascii="Times New Roman" w:hAnsi="Times New Roman"/>
-          <w:b w:val="false"/>
-          <w:bCs w:val="false"/>
-          <w:i w:val="false"/>
-          <w:iCs w:val="false"/>
-          <w:sz w:val="22"/>
-          <w:szCs w:val="22"/>
-          <w:lang w:val="hr-HR"/>
-        </w:rPr>
-        <w:t xml:space="preserve">islim da semantički analizer nije potreban za asemblerski jezik, jer mislim da je </w:t>
-      </w:r>
-      <w:r>
-        <w:rPr>
-          <w:rFonts w:ascii="Times New Roman" w:hAnsi="Times New Roman"/>
-          <w:b w:val="false"/>
-          <w:bCs w:val="false"/>
-          <w:i w:val="false"/>
-          <w:iCs w:val="false"/>
-          <w:sz w:val="22"/>
-          <w:szCs w:val="22"/>
-          <w:lang w:val="hr-HR"/>
-        </w:rPr>
-        <w:t>na</w:t>
-      </w:r>
-      <w:r>
-        <w:rPr>
-          <w:rFonts w:ascii="Times New Roman" w:hAnsi="Times New Roman"/>
-          <w:b w:val="false"/>
-          <w:bCs w:val="false"/>
-          <w:i w:val="false"/>
-          <w:iCs w:val="false"/>
-          <w:sz w:val="22"/>
-          <w:szCs w:val="22"/>
-          <w:lang w:val="hr-HR"/>
-        </w:rPr>
-        <w:t xml:space="preserve"> asemblerskom jeziku nemoguće konstruirati rečenicu </w:t>
-      </w:r>
-      <w:r>
-        <w:rPr>
-          <w:rFonts w:ascii="Times New Roman" w:hAnsi="Times New Roman"/>
-          <w:b w:val="false"/>
-          <w:bCs w:val="false"/>
-          <w:i w:val="false"/>
-          <w:iCs w:val="false"/>
-          <w:sz w:val="22"/>
-          <w:szCs w:val="22"/>
-          <w:lang w:val="hr-HR"/>
-        </w:rPr>
-        <w:t>kao što je</w:t>
-      </w:r>
-      <w:r>
-        <w:rPr>
-          <w:rFonts w:ascii="Times New Roman" w:hAnsi="Times New Roman"/>
-          <w:b w:val="false"/>
-          <w:bCs w:val="false"/>
-          <w:i w:val="false"/>
-          <w:iCs w:val="false"/>
-          <w:sz w:val="22"/>
-          <w:szCs w:val="22"/>
-          <w:lang w:val="hr-HR"/>
-        </w:rPr>
-        <w:t xml:space="preserve"> „</w:t>
-      </w:r>
-      <w:r>
-        <w:rPr>
-          <w:rFonts w:ascii="Times New Roman" w:hAnsi="Times New Roman"/>
-          <w:b w:val="false"/>
-          <w:bCs w:val="false"/>
-          <w:i/>
-          <w:iCs/>
-          <w:sz w:val="22"/>
-          <w:szCs w:val="22"/>
-          <w:lang w:val="hr-HR"/>
-        </w:rPr>
-        <w:t>More people have been to Russia than I have.</w:t>
-      </w:r>
-      <w:r>
-        <w:rPr>
-          <w:rFonts w:ascii="Times New Roman" w:hAnsi="Times New Roman"/>
-          <w:b w:val="false"/>
-          <w:bCs w:val="false"/>
-          <w:i w:val="false"/>
-          <w:iCs w:val="false"/>
-          <w:sz w:val="22"/>
-          <w:szCs w:val="22"/>
-          <w:lang w:val="hr-HR"/>
-        </w:rPr>
-        <w:t xml:space="preserve">”, </w:t>
-      </w:r>
-      <w:r>
-        <w:rPr>
-          <w:rFonts w:ascii="Times New Roman" w:hAnsi="Times New Roman"/>
-          <w:b w:val="false"/>
-          <w:bCs w:val="false"/>
-          <w:i w:val="false"/>
-          <w:iCs w:val="false"/>
-          <w:sz w:val="22"/>
-          <w:szCs w:val="22"/>
-          <w:lang w:val="hr-HR"/>
-        </w:rPr>
-        <w:t>iako su takve rečenice moguće u višim programskim jezicima</w:t>
-      </w:r>
-      <w:r>
-        <w:rPr>
-          <w:rFonts w:ascii="Times New Roman" w:hAnsi="Times New Roman"/>
-          <w:b w:val="false"/>
-          <w:bCs w:val="false"/>
-          <w:i w:val="false"/>
-          <w:iCs w:val="false"/>
-          <w:sz w:val="22"/>
-          <w:szCs w:val="22"/>
-          <w:lang w:val="hr-HR"/>
-        </w:rPr>
-        <w:t>.</w:t>
-      </w:r>
-    </w:p>
-    <w:p>
-      <w:pPr>
-        <w:pStyle w:val="Normal"/>
-        <w:jc w:val="both"/>
-        <w:rPr/>
-      </w:pPr>
-      <w:r>
-        <w:rPr>
-          <w:rFonts w:ascii="Times New Roman" w:hAnsi="Times New Roman"/>
-          <w:b w:val="false"/>
-          <w:bCs w:val="false"/>
-          <w:i w:val="false"/>
-          <w:iCs w:val="false"/>
-          <w:sz w:val="22"/>
-          <w:szCs w:val="22"/>
-          <w:lang w:val="hr-HR"/>
-        </w:rPr>
-        <w:t>A</w:t>
-      </w:r>
-      <w:r>
-        <w:rPr>
-          <w:rFonts w:ascii="Times New Roman" w:hAnsi="Times New Roman"/>
-          <w:b w:val="false"/>
-          <w:bCs w:val="false"/>
-          <w:i w:val="false"/>
-          <w:iCs w:val="false"/>
-          <w:sz w:val="22"/>
-          <w:szCs w:val="22"/>
-          <w:lang w:val="hr-HR"/>
-        </w:rPr>
-        <w:t xml:space="preserve">ko radite neki viši programski jezik (a ne asembler), nikad ne možete biti sigurni da će se vaš compiler ponašati smisleno u svim mogućim situacijama. </w:t>
-      </w:r>
-      <w:r>
-        <w:rPr>
-          <w:rFonts w:ascii="Times New Roman" w:hAnsi="Times New Roman"/>
-          <w:b w:val="false"/>
-          <w:bCs w:val="false"/>
-          <w:i w:val="false"/>
-          <w:iCs w:val="false"/>
-          <w:sz w:val="22"/>
-          <w:szCs w:val="22"/>
-          <w:lang w:val="hr-HR"/>
-        </w:rPr>
-        <w:t>Dati ću vam ideju o tome jednom nedavnom anegdotom iz svog života. P</w:t>
-      </w:r>
-      <w:r>
-        <w:rPr>
-          <w:rFonts w:ascii="Times New Roman" w:hAnsi="Times New Roman"/>
-          <w:b w:val="false"/>
-          <w:bCs w:val="false"/>
-          <w:i w:val="false"/>
-          <w:iCs w:val="false"/>
-          <w:sz w:val="22"/>
-          <w:szCs w:val="22"/>
-          <w:lang w:val="hr-HR"/>
-        </w:rPr>
-        <w:t xml:space="preserve">itao sam na internetskom forumu na koje sve probleme možeš naletjeti kad implementiraš ternarni uvjetni operator </w:t>
-      </w:r>
-      <w:r>
-        <w:rPr>
-          <w:rFonts w:ascii="Courier New" w:hAnsi="Courier New"/>
-          <w:b w:val="false"/>
-          <w:bCs w:val="false"/>
-          <w:i w:val="false"/>
-          <w:iCs w:val="false"/>
-          <w:sz w:val="22"/>
-          <w:szCs w:val="22"/>
-          <w:lang w:val="hr-HR"/>
-        </w:rPr>
-        <w:t>?:</w:t>
-      </w:r>
-      <w:r>
-        <w:rPr>
-          <w:rStyle w:val="FootnoteReference"/>
-          <w:rFonts w:ascii="Courier New" w:hAnsi="Courier New"/>
-          <w:b w:val="false"/>
-          <w:bCs w:val="false"/>
-          <w:i w:val="false"/>
-          <w:iCs w:val="false"/>
-          <w:sz w:val="22"/>
-          <w:szCs w:val="22"/>
-          <w:lang w:val="hr-HR"/>
-        </w:rPr>
-        <w:footnoteReference w:id="32"/>
-      </w:r>
-      <w:r>
-        <w:rPr>
-          <w:rFonts w:ascii="Times New Roman" w:hAnsi="Times New Roman"/>
-          <w:b w:val="false"/>
-          <w:bCs w:val="false"/>
-          <w:i w:val="false"/>
-          <w:iCs w:val="false"/>
-          <w:sz w:val="22"/>
-          <w:szCs w:val="22"/>
-          <w:lang w:val="hr-HR"/>
-        </w:rPr>
-        <w:t xml:space="preserve">. Meni se čini da mnogi programski jezici s tim operatorom imaju problema. Recimo, PHP ga neispravno parsira, on ga parsira kao lijevo-asocijativni operator, a treba ga se parsirati kao desno-asocijativni operator (što onemogućuje da se pomoću operatora </w:t>
-      </w:r>
-      <w:r>
-        <w:rPr>
-          <w:rFonts w:ascii="Courier New" w:hAnsi="Courier New"/>
-          <w:b w:val="false"/>
-          <w:bCs w:val="false"/>
-          <w:i w:val="false"/>
-          <w:iCs w:val="false"/>
-          <w:sz w:val="22"/>
-          <w:szCs w:val="22"/>
-          <w:lang w:val="hr-HR"/>
-        </w:rPr>
-        <w:t>?:</w:t>
-      </w:r>
-      <w:r>
-        <w:rPr>
-          <w:rFonts w:ascii="Times New Roman" w:hAnsi="Times New Roman"/>
-          <w:b w:val="false"/>
-          <w:bCs w:val="false"/>
-          <w:i w:val="false"/>
-          <w:iCs w:val="false"/>
-          <w:sz w:val="22"/>
-          <w:szCs w:val="22"/>
-          <w:lang w:val="hr-HR"/>
-        </w:rPr>
-        <w:t xml:space="preserve"> u PHP-u skraćeno pišu </w:t>
-      </w:r>
-      <w:r>
-        <w:rPr>
-          <w:rFonts w:ascii="Times New Roman" w:hAnsi="Times New Roman"/>
-          <w:b w:val="false"/>
-          <w:bCs w:val="false"/>
-          <w:i/>
-          <w:iCs/>
-          <w:sz w:val="22"/>
-          <w:szCs w:val="22"/>
-          <w:lang w:val="hr-HR"/>
-        </w:rPr>
-        <w:t>else-if</w:t>
-      </w:r>
-      <w:r>
-        <w:rPr>
-          <w:rFonts w:ascii="Times New Roman" w:hAnsi="Times New Roman"/>
-          <w:b w:val="false"/>
-          <w:bCs w:val="false"/>
-          <w:i w:val="false"/>
-          <w:iCs w:val="false"/>
-          <w:sz w:val="22"/>
-          <w:szCs w:val="22"/>
-          <w:lang w:val="hr-HR"/>
-        </w:rPr>
-        <w:t xml:space="preserve"> izrazi)</w:t>
-      </w:r>
-      <w:r>
-        <w:rPr>
-          <w:rStyle w:val="FootnoteReference"/>
-          <w:rFonts w:ascii="Times New Roman" w:hAnsi="Times New Roman"/>
-          <w:b w:val="false"/>
-          <w:bCs w:val="false"/>
-          <w:i w:val="false"/>
-          <w:iCs w:val="false"/>
-          <w:sz w:val="22"/>
-          <w:szCs w:val="22"/>
-          <w:lang w:val="hr-HR"/>
-        </w:rPr>
-        <w:footnoteReference w:id="33"/>
-      </w:r>
-      <w:r>
-        <w:rPr>
-          <w:rFonts w:ascii="Times New Roman" w:hAnsi="Times New Roman"/>
-          <w:b w:val="false"/>
-          <w:bCs w:val="false"/>
-          <w:i w:val="false"/>
-          <w:iCs w:val="false"/>
-          <w:sz w:val="22"/>
-          <w:szCs w:val="22"/>
-          <w:lang w:val="hr-HR"/>
-        </w:rPr>
-        <w:t>. Moj compiler koji prevodi moj programski jezik na x86 asembler</w:t>
-      </w:r>
-      <w:r>
-        <w:rPr>
-          <w:rFonts w:ascii="Times New Roman" w:hAnsi="Times New Roman"/>
-          <w:b w:val="false"/>
-          <w:bCs w:val="false"/>
-          <w:i w:val="false"/>
-          <w:iCs w:val="false"/>
-          <w:sz w:val="22"/>
-          <w:szCs w:val="22"/>
-          <w:lang w:val="hr-HR"/>
-        </w:rPr>
-        <w:t>ski jezik</w:t>
-      </w:r>
-      <w:r>
-        <w:rPr>
-          <w:rFonts w:ascii="Times New Roman" w:hAnsi="Times New Roman"/>
-          <w:b w:val="false"/>
-          <w:bCs w:val="false"/>
-          <w:i w:val="false"/>
-          <w:iCs w:val="false"/>
-          <w:sz w:val="22"/>
-          <w:szCs w:val="22"/>
-          <w:lang w:val="hr-HR"/>
-        </w:rPr>
-        <w:t xml:space="preserve"> (koji sam napisao u 4. razredu gimnazije, nije pretjerano kvalitetan projekt, </w:t>
-      </w:r>
-      <w:r>
-        <w:rPr>
-          <w:rFonts w:ascii="Times New Roman" w:hAnsi="Times New Roman"/>
-          <w:b w:val="false"/>
-          <w:bCs w:val="false"/>
-          <w:i w:val="false"/>
-          <w:iCs w:val="false"/>
-          <w:sz w:val="22"/>
-          <w:szCs w:val="22"/>
-          <w:lang w:val="hr-HR"/>
-        </w:rPr>
-        <w:t>pisan je u JavaScriptu i može se pokrenuti u internetskom pregledniku</w:t>
-      </w:r>
-      <w:r>
-        <w:rPr>
-          <w:rStyle w:val="FootnoteReference"/>
-          <w:rFonts w:ascii="Times New Roman" w:hAnsi="Times New Roman"/>
-          <w:b w:val="false"/>
-          <w:bCs w:val="false"/>
-          <w:i w:val="false"/>
-          <w:iCs w:val="false"/>
-          <w:sz w:val="22"/>
-          <w:szCs w:val="22"/>
-          <w:lang w:val="hr-HR"/>
-        </w:rPr>
-        <w:footnoteReference w:id="34"/>
-      </w:r>
-      <w:r>
-        <w:rPr>
-          <w:rFonts w:ascii="Times New Roman" w:hAnsi="Times New Roman"/>
-          <w:b w:val="false"/>
-          <w:bCs w:val="false"/>
-          <w:i w:val="false"/>
-          <w:iCs w:val="false"/>
-          <w:sz w:val="22"/>
-          <w:szCs w:val="22"/>
-          <w:lang w:val="hr-HR"/>
-        </w:rPr>
-        <w:t>) krivo prevodi taj operator na asembler</w:t>
-      </w:r>
-      <w:r>
-        <w:rPr>
-          <w:rFonts w:ascii="Times New Roman" w:hAnsi="Times New Roman"/>
-          <w:b w:val="false"/>
-          <w:bCs w:val="false"/>
-          <w:i w:val="false"/>
-          <w:iCs w:val="false"/>
-          <w:sz w:val="22"/>
-          <w:szCs w:val="22"/>
-          <w:lang w:val="hr-HR"/>
-        </w:rPr>
-        <w:t>ski jezik</w:t>
-      </w:r>
-      <w:r>
-        <w:rPr>
-          <w:rFonts w:ascii="Times New Roman" w:hAnsi="Times New Roman"/>
-          <w:b w:val="false"/>
-          <w:bCs w:val="false"/>
-          <w:i w:val="false"/>
-          <w:iCs w:val="false"/>
-          <w:sz w:val="22"/>
-          <w:szCs w:val="22"/>
-          <w:lang w:val="hr-HR"/>
-        </w:rPr>
-        <w:t xml:space="preserve">. </w:t>
-      </w:r>
-      <w:r>
-        <w:rPr>
-          <w:rFonts w:ascii="Times New Roman" w:hAnsi="Times New Roman"/>
-          <w:b w:val="false"/>
-          <w:bCs w:val="false"/>
-          <w:i w:val="false"/>
-          <w:iCs w:val="false"/>
-          <w:sz w:val="22"/>
-          <w:szCs w:val="22"/>
-          <w:lang w:val="hr-HR"/>
-        </w:rPr>
-        <w:t>Naime, on prevodi drugi i treći operand prije nego što prev</w:t>
-      </w:r>
-      <w:r>
-        <w:rPr>
-          <w:rFonts w:ascii="Times New Roman" w:hAnsi="Times New Roman"/>
-          <w:b w:val="false"/>
-          <w:bCs w:val="false"/>
-          <w:i w:val="false"/>
-          <w:iCs w:val="false"/>
-          <w:sz w:val="22"/>
-          <w:szCs w:val="22"/>
-          <w:lang w:val="hr-HR"/>
-        </w:rPr>
-        <w:t>e</w:t>
-      </w:r>
-      <w:r>
-        <w:rPr>
-          <w:rFonts w:ascii="Times New Roman" w:hAnsi="Times New Roman"/>
-          <w:b w:val="false"/>
-          <w:bCs w:val="false"/>
-          <w:i w:val="false"/>
-          <w:iCs w:val="false"/>
-          <w:sz w:val="22"/>
-          <w:szCs w:val="22"/>
-          <w:lang w:val="hr-HR"/>
-        </w:rPr>
-        <w:t>d</w:t>
-      </w:r>
-      <w:r>
-        <w:rPr>
-          <w:rFonts w:ascii="Times New Roman" w:hAnsi="Times New Roman"/>
-          <w:b w:val="false"/>
-          <w:bCs w:val="false"/>
-          <w:i w:val="false"/>
-          <w:iCs w:val="false"/>
-          <w:sz w:val="22"/>
-          <w:szCs w:val="22"/>
-          <w:lang w:val="hr-HR"/>
-        </w:rPr>
-        <w:t>e</w:t>
-      </w:r>
-      <w:r>
-        <w:rPr>
-          <w:rFonts w:ascii="Times New Roman" w:hAnsi="Times New Roman"/>
-          <w:b w:val="false"/>
-          <w:bCs w:val="false"/>
-          <w:i w:val="false"/>
-          <w:iCs w:val="false"/>
-          <w:sz w:val="22"/>
-          <w:szCs w:val="22"/>
-          <w:lang w:val="hr-HR"/>
-        </w:rPr>
-        <w:t xml:space="preserve"> prvi operand, a to, kako me je upozorio </w:t>
-      </w:r>
-      <w:r>
-        <w:rPr>
-          <w:rFonts w:ascii="Times New Roman" w:hAnsi="Times New Roman"/>
-          <w:b w:val="false"/>
-          <w:bCs w:val="false"/>
-          <w:i/>
-          <w:iCs/>
-          <w:sz w:val="22"/>
-          <w:szCs w:val="22"/>
-          <w:lang w:val="hr-HR"/>
-        </w:rPr>
-        <w:t>rici</w:t>
-      </w:r>
-      <w:r>
-        <w:rPr>
-          <w:rStyle w:val="FootnoteReference"/>
-          <w:rFonts w:ascii="Times New Roman" w:hAnsi="Times New Roman"/>
-          <w:b w:val="false"/>
-          <w:bCs w:val="false"/>
-          <w:i/>
-          <w:iCs/>
-          <w:sz w:val="22"/>
-          <w:szCs w:val="22"/>
-          <w:lang w:val="hr-HR"/>
-        </w:rPr>
-        <w:footnoteReference w:id="35"/>
-      </w:r>
-      <w:r>
-        <w:rPr>
-          <w:rFonts w:ascii="Times New Roman" w:hAnsi="Times New Roman"/>
-          <w:b w:val="false"/>
-          <w:bCs w:val="false"/>
-          <w:i w:val="false"/>
-          <w:iCs w:val="false"/>
-          <w:sz w:val="22"/>
-          <w:szCs w:val="22"/>
-          <w:lang w:val="hr-HR"/>
-        </w:rPr>
-        <w:t>, može dovesti do greške kao što je dijeljenje s nulom. Naime, netko bi se mogao pokušati zaštititi od dijeljenja s nulom tako što napiše „</w:t>
-      </w:r>
-      <w:r>
-        <w:rPr>
-          <w:rStyle w:val="SourceText"/>
-          <w:rFonts w:ascii="Courier New" w:hAnsi="Courier New"/>
-          <w:b w:val="false"/>
-          <w:bCs w:val="false"/>
-          <w:i w:val="false"/>
-          <w:iCs w:val="false"/>
-          <w:sz w:val="22"/>
-          <w:szCs w:val="22"/>
-          <w:lang w:val="hr-HR"/>
-        </w:rPr>
-        <w:t>d = 0 ? 0 : n / d</w:t>
-      </w:r>
-      <w:r>
-        <w:rPr>
-          <w:rFonts w:ascii="Times New Roman" w:hAnsi="Times New Roman"/>
-          <w:b w:val="false"/>
-          <w:bCs w:val="false"/>
-          <w:i w:val="false"/>
-          <w:iCs w:val="false"/>
-          <w:sz w:val="22"/>
-          <w:szCs w:val="22"/>
-          <w:lang w:val="hr-HR"/>
-        </w:rPr>
-        <w:t xml:space="preserve">” (ako je varijabla </w:t>
-      </w:r>
-      <w:r>
-        <w:rPr>
-          <w:rFonts w:ascii="Courier New" w:hAnsi="Courier New"/>
-          <w:b w:val="false"/>
-          <w:bCs w:val="false"/>
-          <w:i w:val="false"/>
-          <w:iCs w:val="false"/>
-          <w:sz w:val="22"/>
-          <w:szCs w:val="22"/>
-          <w:lang w:val="hr-HR"/>
-        </w:rPr>
-        <w:t>d</w:t>
-      </w:r>
-      <w:r>
-        <w:rPr>
-          <w:rFonts w:ascii="Times New Roman" w:hAnsi="Times New Roman"/>
-          <w:b w:val="false"/>
-          <w:bCs w:val="false"/>
-          <w:i w:val="false"/>
-          <w:iCs w:val="false"/>
-          <w:sz w:val="22"/>
-          <w:szCs w:val="22"/>
-          <w:lang w:val="hr-HR"/>
-        </w:rPr>
-        <w:t xml:space="preserve"> jednaka nuli; </w:t>
-      </w:r>
-      <w:r>
-        <w:rPr>
-          <w:rFonts w:ascii="Courier New" w:hAnsi="Courier New"/>
-          <w:b w:val="false"/>
-          <w:bCs w:val="false"/>
-          <w:i w:val="false"/>
-          <w:iCs w:val="false"/>
-          <w:sz w:val="22"/>
-          <w:szCs w:val="22"/>
-          <w:lang w:val="hr-HR"/>
-        </w:rPr>
-        <w:t>=</w:t>
-      </w:r>
-      <w:r>
-        <w:rPr>
-          <w:rFonts w:ascii="Times New Roman" w:hAnsi="Times New Roman"/>
-          <w:b w:val="false"/>
-          <w:bCs w:val="false"/>
-          <w:i w:val="false"/>
-          <w:iCs w:val="false"/>
-          <w:sz w:val="22"/>
-          <w:szCs w:val="22"/>
-          <w:lang w:val="hr-HR"/>
-        </w:rPr>
-        <w:t xml:space="preserve"> u mom programskom jeziku znači jednakost, a ne pridruživanje kao </w:t>
-      </w:r>
-      <w:r>
-        <w:rPr>
-          <w:rFonts w:ascii="Times New Roman" w:hAnsi="Times New Roman"/>
-          <w:b w:val="false"/>
-          <w:bCs w:val="false"/>
-          <w:i w:val="false"/>
-          <w:iCs w:val="false"/>
-          <w:sz w:val="22"/>
-          <w:szCs w:val="22"/>
-          <w:lang w:val="hr-HR"/>
-        </w:rPr>
-        <w:t>što znači</w:t>
-      </w:r>
-      <w:r>
-        <w:rPr>
-          <w:rFonts w:ascii="Times New Roman" w:hAnsi="Times New Roman"/>
-          <w:b w:val="false"/>
-          <w:bCs w:val="false"/>
-          <w:i w:val="false"/>
-          <w:iCs w:val="false"/>
-          <w:sz w:val="22"/>
-          <w:szCs w:val="22"/>
-          <w:lang w:val="hr-HR"/>
-        </w:rPr>
-        <w:t xml:space="preserve"> u C-u), a to neće funkcionirati u dijalektu mog programskog jezika koji se prevodi na x86 </w:t>
-      </w:r>
-      <w:r>
-        <w:rPr>
-          <w:rFonts w:ascii="Times New Roman" w:hAnsi="Times New Roman"/>
-          <w:b w:val="false"/>
-          <w:bCs w:val="false"/>
-          <w:i w:val="false"/>
-          <w:iCs w:val="false"/>
-          <w:sz w:val="22"/>
-          <w:szCs w:val="22"/>
-          <w:lang w:val="hr-HR"/>
-        </w:rPr>
-        <w:t>jer</w:t>
-      </w:r>
-      <w:r>
-        <w:rPr>
-          <w:rFonts w:ascii="Times New Roman" w:hAnsi="Times New Roman"/>
-          <w:b w:val="false"/>
-          <w:bCs w:val="false"/>
-          <w:i w:val="false"/>
-          <w:iCs w:val="false"/>
-          <w:sz w:val="22"/>
-          <w:szCs w:val="22"/>
-          <w:lang w:val="hr-HR"/>
-        </w:rPr>
-        <w:t xml:space="preserve"> se „</w:t>
-      </w:r>
-      <w:r>
-        <w:rPr>
-          <w:rFonts w:ascii="Courier New" w:hAnsi="Courier New"/>
-          <w:b w:val="false"/>
-          <w:bCs w:val="false"/>
-          <w:i w:val="false"/>
-          <w:iCs w:val="false"/>
-          <w:sz w:val="22"/>
-          <w:szCs w:val="22"/>
-          <w:lang w:val="hr-HR"/>
-        </w:rPr>
-        <w:t>n / d</w:t>
-      </w:r>
-      <w:r>
-        <w:rPr>
-          <w:rFonts w:ascii="Times New Roman" w:hAnsi="Times New Roman"/>
-          <w:b w:val="false"/>
-          <w:bCs w:val="false"/>
-          <w:i w:val="false"/>
-          <w:iCs w:val="false"/>
-          <w:sz w:val="22"/>
-          <w:szCs w:val="22"/>
-          <w:lang w:val="hr-HR"/>
-        </w:rPr>
-        <w:t xml:space="preserve">” </w:t>
-      </w:r>
-      <w:r>
-        <w:rPr>
-          <w:rFonts w:ascii="Times New Roman" w:hAnsi="Times New Roman"/>
-          <w:b w:val="false"/>
-          <w:bCs w:val="false"/>
-          <w:i w:val="false"/>
-          <w:iCs w:val="false"/>
-          <w:sz w:val="22"/>
-          <w:szCs w:val="22"/>
-          <w:lang w:val="hr-HR"/>
-        </w:rPr>
-        <w:t>(treći operand)</w:t>
-      </w:r>
-      <w:r>
-        <w:rPr>
-          <w:rFonts w:ascii="Times New Roman" w:hAnsi="Times New Roman"/>
-          <w:b w:val="false"/>
-          <w:bCs w:val="false"/>
-          <w:i w:val="false"/>
-          <w:iCs w:val="false"/>
-          <w:sz w:val="22"/>
-          <w:szCs w:val="22"/>
-          <w:lang w:val="hr-HR"/>
-        </w:rPr>
-        <w:t xml:space="preserve"> izračunava prije nego </w:t>
-      </w:r>
-      <w:r>
-        <w:rPr>
-          <w:rFonts w:ascii="Times New Roman" w:hAnsi="Times New Roman"/>
-          <w:b w:val="false"/>
-          <w:bCs w:val="false"/>
-          <w:i w:val="false"/>
-          <w:iCs w:val="false"/>
-          <w:sz w:val="22"/>
-          <w:szCs w:val="22"/>
-          <w:lang w:val="hr-HR"/>
-        </w:rPr>
-        <w:t>što se izračunava</w:t>
-      </w:r>
-      <w:r>
-        <w:rPr>
-          <w:rFonts w:ascii="Times New Roman" w:hAnsi="Times New Roman"/>
-          <w:b w:val="false"/>
-          <w:bCs w:val="false"/>
-          <w:i w:val="false"/>
-          <w:iCs w:val="false"/>
-          <w:sz w:val="22"/>
-          <w:szCs w:val="22"/>
-          <w:lang w:val="hr-HR"/>
-        </w:rPr>
-        <w:t xml:space="preserve"> „</w:t>
-      </w:r>
-      <w:r>
-        <w:rPr>
-          <w:rFonts w:ascii="Courier New" w:hAnsi="Courier New"/>
-          <w:b w:val="false"/>
-          <w:bCs w:val="false"/>
-          <w:i w:val="false"/>
-          <w:iCs w:val="false"/>
-          <w:sz w:val="22"/>
-          <w:szCs w:val="22"/>
-          <w:lang w:val="hr-HR"/>
-        </w:rPr>
-        <w:t>d = 0</w:t>
-      </w:r>
-      <w:r>
-        <w:rPr>
-          <w:rFonts w:ascii="Times New Roman" w:hAnsi="Times New Roman"/>
-          <w:b w:val="false"/>
-          <w:bCs w:val="false"/>
-          <w:i w:val="false"/>
-          <w:iCs w:val="false"/>
-          <w:sz w:val="22"/>
-          <w:szCs w:val="22"/>
-          <w:lang w:val="hr-HR"/>
-        </w:rPr>
-        <w:t xml:space="preserve">” </w:t>
-      </w:r>
-      <w:r>
-        <w:rPr>
-          <w:rFonts w:ascii="Times New Roman" w:hAnsi="Times New Roman"/>
-          <w:b w:val="false"/>
-          <w:bCs w:val="false"/>
-          <w:i w:val="false"/>
-          <w:iCs w:val="false"/>
-          <w:sz w:val="22"/>
-          <w:szCs w:val="22"/>
-          <w:lang w:val="hr-HR"/>
-        </w:rPr>
-        <w:t>(prvi operand)</w:t>
-      </w:r>
-      <w:r>
-        <w:rPr>
-          <w:rFonts w:ascii="Times New Roman" w:hAnsi="Times New Roman"/>
-          <w:b w:val="false"/>
-          <w:bCs w:val="false"/>
-          <w:i w:val="false"/>
-          <w:iCs w:val="false"/>
-          <w:sz w:val="22"/>
-          <w:szCs w:val="22"/>
-          <w:lang w:val="hr-HR"/>
-        </w:rPr>
-        <w:t xml:space="preserve">. </w:t>
-      </w:r>
-      <w:r>
-        <w:rPr>
-          <w:rFonts w:ascii="Times New Roman" w:hAnsi="Times New Roman"/>
-          <w:b w:val="false"/>
-          <w:bCs w:val="false"/>
-          <w:i w:val="false"/>
-          <w:iCs w:val="false"/>
-          <w:sz w:val="22"/>
-          <w:szCs w:val="22"/>
-          <w:lang w:val="hr-HR"/>
-        </w:rPr>
-        <w:t xml:space="preserve">Pa mi je </w:t>
-      </w:r>
-      <w:r>
-        <w:rPr>
-          <w:rFonts w:ascii="Times New Roman" w:hAnsi="Times New Roman"/>
-          <w:b w:val="false"/>
-          <w:bCs w:val="false"/>
-          <w:i/>
-          <w:iCs/>
-          <w:sz w:val="22"/>
-          <w:szCs w:val="22"/>
-          <w:lang w:val="hr-HR"/>
-        </w:rPr>
-        <w:t>kaya3</w:t>
-      </w:r>
-      <w:r>
-        <w:rPr>
-          <w:rFonts w:ascii="Times New Roman" w:hAnsi="Times New Roman"/>
-          <w:b w:val="false"/>
-          <w:bCs w:val="false"/>
-          <w:i w:val="false"/>
-          <w:iCs w:val="false"/>
-          <w:sz w:val="22"/>
-          <w:szCs w:val="22"/>
-          <w:lang w:val="hr-HR"/>
-        </w:rPr>
-        <w:t xml:space="preserve"> odgovorio da je jedna od stvari na koju moramo paziti kad implementiramo </w:t>
-      </w:r>
-      <w:r>
-        <w:rPr>
-          <w:rFonts w:ascii="Courier New" w:hAnsi="Courier New"/>
-          <w:b w:val="false"/>
-          <w:bCs w:val="false"/>
-          <w:i w:val="false"/>
-          <w:iCs w:val="false"/>
-          <w:sz w:val="22"/>
-          <w:szCs w:val="22"/>
-          <w:lang w:val="hr-HR"/>
-        </w:rPr>
-        <w:t>?:</w:t>
-      </w:r>
-      <w:r>
-        <w:rPr>
-          <w:rFonts w:ascii="Times New Roman" w:hAnsi="Times New Roman"/>
-          <w:b w:val="false"/>
-          <w:bCs w:val="false"/>
-          <w:i w:val="false"/>
-          <w:iCs w:val="false"/>
-          <w:sz w:val="22"/>
-          <w:szCs w:val="22"/>
-          <w:lang w:val="hr-HR"/>
-        </w:rPr>
-        <w:t xml:space="preserve"> da se naš compiler ponaša smisleno ako netko zabunom pokuša kao drugi i treći operand staviti strukture različitog tipa </w:t>
-      </w:r>
-      <w:r>
-        <w:rPr>
-          <w:rFonts w:ascii="Times New Roman" w:hAnsi="Times New Roman"/>
-          <w:b w:val="false"/>
-          <w:bCs w:val="false"/>
-          <w:i w:val="false"/>
-          <w:iCs w:val="false"/>
-          <w:sz w:val="22"/>
-          <w:szCs w:val="22"/>
-          <w:lang w:val="hr-HR"/>
-        </w:rPr>
-        <w:t>(Za moj programski jezik, smisleno bi bilo da semantički analizer to ne propusti do jezgre compilera.)</w:t>
-      </w:r>
-      <w:r>
-        <w:rPr>
-          <w:rFonts w:ascii="Times New Roman" w:hAnsi="Times New Roman"/>
-          <w:b w:val="false"/>
-          <w:bCs w:val="false"/>
-          <w:i w:val="false"/>
-          <w:iCs w:val="false"/>
-          <w:sz w:val="22"/>
-          <w:szCs w:val="22"/>
-          <w:lang w:val="hr-HR"/>
-        </w:rPr>
-        <w:t xml:space="preserve">. Hm, ne sjećam se da sam na to mislio kad sam pisao svoj compiler koji prevodi moj programski jezik na WebAssembly </w:t>
-      </w:r>
-      <w:r>
-        <w:rPr>
-          <w:rFonts w:ascii="Times New Roman" w:hAnsi="Times New Roman"/>
-          <w:b w:val="false"/>
-          <w:bCs w:val="false"/>
-          <w:i w:val="false"/>
-          <w:iCs w:val="false"/>
-          <w:sz w:val="22"/>
-          <w:szCs w:val="22"/>
-          <w:lang w:val="hr-HR"/>
-        </w:rPr>
-        <w:t>(Za onaj moj compiler koji ga prevodi na x86 to nije bitno, jer on ne podržava strukture.)</w:t>
-      </w:r>
-      <w:r>
-        <w:rPr>
-          <w:rFonts w:ascii="Times New Roman" w:hAnsi="Times New Roman"/>
-          <w:b w:val="false"/>
-          <w:bCs w:val="false"/>
-          <w:i w:val="false"/>
-          <w:iCs w:val="false"/>
-          <w:sz w:val="22"/>
-          <w:szCs w:val="22"/>
-          <w:lang w:val="hr-HR"/>
-        </w:rPr>
-        <w:t>. Idem isprobati kako će moj compiler reagirati na to</w:t>
-      </w:r>
-      <w:r>
-        <w:rPr>
-          <w:rStyle w:val="FootnoteReference"/>
-          <w:rFonts w:ascii="Times New Roman" w:hAnsi="Times New Roman"/>
-          <w:b w:val="false"/>
-          <w:bCs w:val="false"/>
-          <w:i w:val="false"/>
-          <w:iCs w:val="false"/>
-          <w:sz w:val="22"/>
-          <w:szCs w:val="22"/>
-          <w:lang w:val="hr-HR"/>
-        </w:rPr>
-        <w:footnoteReference w:id="36"/>
-      </w:r>
-      <w:r>
-        <w:rPr>
-          <w:rFonts w:ascii="Times New Roman" w:hAnsi="Times New Roman"/>
-          <w:b w:val="false"/>
-          <w:bCs w:val="false"/>
-          <w:i w:val="false"/>
-          <w:iCs w:val="false"/>
-          <w:sz w:val="22"/>
-          <w:szCs w:val="22"/>
-          <w:lang w:val="hr-HR"/>
-        </w:rPr>
-        <w:t xml:space="preserve">. </w:t>
-      </w:r>
-      <w:r>
-        <w:rPr>
-          <w:rFonts w:ascii="Times New Roman" w:hAnsi="Times New Roman"/>
-          <w:b w:val="false"/>
-          <w:bCs w:val="false"/>
-          <w:i w:val="false"/>
-          <w:iCs w:val="false"/>
-          <w:sz w:val="22"/>
-          <w:szCs w:val="22"/>
-          <w:lang w:val="hr-HR"/>
-        </w:rPr>
-        <w:t>On je ispisivao ovakvu poruku o pogrešci:</w:t>
-      </w:r>
-    </w:p>
-    <w:p>
-      <w:pPr>
-        <w:pStyle w:val="PreformattedText"/>
-        <w:jc w:val="both"/>
-        <w:rPr/>
-      </w:pPr>
-      <w:r>
-        <w:rPr>
-          <w:rStyle w:val="SourceText"/>
-          <w:rFonts w:ascii="Courier New" w:hAnsi="Courier New"/>
-          <w:b w:val="false"/>
-          <w:bCs w:val="false"/>
-          <w:i w:val="false"/>
-          <w:iCs w:val="false"/>
-          <w:sz w:val="22"/>
-          <w:szCs w:val="22"/>
-          <w:lang w:val="hr-HR"/>
-        </w:rPr>
-        <w:t>Line 10, Column 29, Internal compiler error: Some part of the compiler attempted to compile an array with size less than 1, which doesn't make sense. Throwing an exception!</w:t>
-      </w:r>
-    </w:p>
-    <w:p>
-      <w:pPr>
-        <w:pStyle w:val="PreformattedText"/>
-        <w:jc w:val="both"/>
-        <w:rPr/>
-      </w:pPr>
-      <w:r>
-        <w:rPr>
-          <w:rStyle w:val="SourceText"/>
-          <w:rFonts w:ascii="Times New Roman" w:hAnsi="Times New Roman"/>
-          <w:b w:val="false"/>
-          <w:bCs w:val="false"/>
-          <w:i w:val="false"/>
-          <w:iCs w:val="false"/>
-          <w:sz w:val="22"/>
-          <w:szCs w:val="22"/>
-          <w:lang w:val="hr-HR"/>
-        </w:rPr>
-        <w:t xml:space="preserve">A u programu koji sam mu zadao da compilira nigdje nema </w:t>
-      </w:r>
-      <w:r>
-        <w:rPr>
-          <w:rStyle w:val="SourceText"/>
-          <w:rFonts w:ascii="Times New Roman" w:hAnsi="Times New Roman"/>
-          <w:b w:val="false"/>
-          <w:bCs w:val="false"/>
-          <w:i/>
-          <w:iCs/>
-          <w:sz w:val="22"/>
-          <w:szCs w:val="22"/>
-          <w:lang w:val="hr-HR"/>
-        </w:rPr>
-        <w:t>arraysova</w:t>
-      </w:r>
-      <w:r>
-        <w:rPr>
-          <w:rStyle w:val="SourceText"/>
-          <w:rFonts w:ascii="Times New Roman" w:hAnsi="Times New Roman"/>
-          <w:b w:val="false"/>
-          <w:bCs w:val="false"/>
-          <w:i w:val="false"/>
-          <w:iCs w:val="false"/>
-          <w:sz w:val="22"/>
-          <w:szCs w:val="22"/>
-          <w:lang w:val="hr-HR"/>
-        </w:rPr>
-        <w:t xml:space="preserve">. Stvarno apsurdna poruka o pogrešci, zar ne? </w:t>
-      </w:r>
-      <w:r>
-        <w:rPr>
-          <w:rStyle w:val="SourceText"/>
-          <w:rFonts w:ascii="Times New Roman" w:hAnsi="Times New Roman"/>
-          <w:b w:val="false"/>
-          <w:bCs w:val="false"/>
-          <w:i w:val="false"/>
-          <w:iCs w:val="false"/>
-          <w:sz w:val="22"/>
-          <w:szCs w:val="22"/>
-          <w:lang w:val="hr-HR"/>
-        </w:rPr>
-        <w:t>Spadal</w:t>
-      </w:r>
-      <w:r>
-        <w:rPr>
-          <w:rStyle w:val="SourceText"/>
-          <w:rFonts w:ascii="Times New Roman" w:hAnsi="Times New Roman"/>
-          <w:b w:val="false"/>
-          <w:bCs w:val="false"/>
-          <w:i w:val="false"/>
-          <w:iCs w:val="false"/>
-          <w:sz w:val="22"/>
-          <w:szCs w:val="22"/>
-          <w:lang w:val="hr-HR"/>
-        </w:rPr>
-        <w:t>a</w:t>
-      </w:r>
-      <w:r>
-        <w:rPr>
-          <w:rStyle w:val="SourceText"/>
-          <w:rFonts w:ascii="Times New Roman" w:hAnsi="Times New Roman"/>
-          <w:b w:val="false"/>
-          <w:bCs w:val="false"/>
-          <w:i w:val="false"/>
-          <w:iCs w:val="false"/>
-          <w:sz w:val="22"/>
-          <w:szCs w:val="22"/>
-          <w:lang w:val="hr-HR"/>
-        </w:rPr>
-        <w:t xml:space="preserve"> bi u kategoriju </w:t>
-      </w:r>
-      <w:r>
-        <w:rPr>
-          <w:rStyle w:val="SourceText"/>
-          <w:rFonts w:ascii="Times New Roman" w:hAnsi="Times New Roman"/>
-          <w:b w:val="false"/>
-          <w:bCs w:val="false"/>
-          <w:i/>
-          <w:iCs/>
-          <w:sz w:val="22"/>
-          <w:szCs w:val="22"/>
-          <w:lang w:val="hr-HR"/>
-        </w:rPr>
-        <w:t>not even wrong</w:t>
-      </w:r>
-      <w:r>
-        <w:rPr>
-          <w:rStyle w:val="SourceText"/>
-          <w:rFonts w:ascii="Times New Roman" w:hAnsi="Times New Roman"/>
-          <w:b w:val="false"/>
-          <w:bCs w:val="false"/>
-          <w:i w:val="false"/>
-          <w:iCs w:val="false"/>
-          <w:sz w:val="22"/>
-          <w:szCs w:val="22"/>
-          <w:lang w:val="hr-HR"/>
-        </w:rPr>
-        <w:t xml:space="preserve">, ne možeš smisliti kako bi neka greška u compileru dovela do te poruke. Trebalo mi je nekoliko sati da shvatim što se </w:t>
-      </w:r>
-      <w:r>
-        <w:rPr>
-          <w:rStyle w:val="SourceText"/>
-          <w:rFonts w:ascii="Times New Roman" w:hAnsi="Times New Roman"/>
-          <w:b w:val="false"/>
-          <w:bCs w:val="false"/>
-          <w:i w:val="false"/>
-          <w:iCs w:val="false"/>
-          <w:sz w:val="22"/>
-          <w:szCs w:val="22"/>
-          <w:lang w:val="hr-HR"/>
-        </w:rPr>
-        <w:t>zapravo</w:t>
-      </w:r>
-      <w:r>
-        <w:rPr>
-          <w:rStyle w:val="SourceText"/>
-          <w:rFonts w:ascii="Times New Roman" w:hAnsi="Times New Roman"/>
-          <w:b w:val="false"/>
-          <w:bCs w:val="false"/>
-          <w:i w:val="false"/>
-          <w:iCs w:val="false"/>
-          <w:sz w:val="22"/>
-          <w:szCs w:val="22"/>
-          <w:lang w:val="hr-HR"/>
-        </w:rPr>
-        <w:t xml:space="preserve"> u mom compileru događa. Što i nije iznenađujuće s obzirom na to da sam taj compiler pisao tri godine ranije, kad sam bio druga godina. </w:t>
-      </w:r>
-      <w:r>
-        <w:rPr>
-          <w:rStyle w:val="SourceText"/>
-          <w:rFonts w:ascii="Times New Roman" w:hAnsi="Times New Roman"/>
-          <w:b w:val="false"/>
-          <w:bCs w:val="false"/>
-          <w:i w:val="false"/>
-          <w:iCs w:val="false"/>
-          <w:sz w:val="22"/>
-          <w:szCs w:val="22"/>
-          <w:lang w:val="hr-HR"/>
-        </w:rPr>
-        <w:t xml:space="preserve">Vjerojatno bi mi trebalo </w:t>
-      </w:r>
-      <w:r>
-        <w:rPr>
-          <w:rStyle w:val="SourceText"/>
-          <w:rFonts w:ascii="Times New Roman" w:hAnsi="Times New Roman"/>
-          <w:b w:val="false"/>
-          <w:bCs w:val="false"/>
-          <w:i w:val="false"/>
-          <w:iCs w:val="false"/>
-          <w:sz w:val="22"/>
-          <w:szCs w:val="22"/>
-          <w:lang w:val="hr-HR"/>
-        </w:rPr>
-        <w:t xml:space="preserve">manje vremena </w:t>
-      </w:r>
-      <w:r>
-        <w:rPr>
-          <w:rStyle w:val="SourceText"/>
-          <w:rFonts w:ascii="Times New Roman" w:hAnsi="Times New Roman"/>
-          <w:b w:val="false"/>
-          <w:bCs w:val="false"/>
-          <w:i w:val="false"/>
-          <w:iCs w:val="false"/>
-          <w:sz w:val="22"/>
-          <w:szCs w:val="22"/>
-          <w:lang w:val="hr-HR"/>
-        </w:rPr>
-        <w:t>(a ne nekoliko sati)</w:t>
-      </w:r>
-      <w:r>
-        <w:rPr>
-          <w:rStyle w:val="SourceText"/>
-          <w:rFonts w:ascii="Times New Roman" w:hAnsi="Times New Roman"/>
-          <w:b w:val="false"/>
-          <w:bCs w:val="false"/>
-          <w:i w:val="false"/>
-          <w:iCs w:val="false"/>
-          <w:sz w:val="22"/>
-          <w:szCs w:val="22"/>
-          <w:lang w:val="hr-HR"/>
-        </w:rPr>
-        <w:t xml:space="preserve"> </w:t>
-      </w:r>
-      <w:r>
-        <w:rPr>
-          <w:rStyle w:val="SourceText"/>
-          <w:rFonts w:ascii="Times New Roman" w:hAnsi="Times New Roman"/>
-          <w:b w:val="false"/>
-          <w:bCs w:val="false"/>
-          <w:i w:val="false"/>
-          <w:iCs w:val="false"/>
-          <w:sz w:val="22"/>
-          <w:szCs w:val="22"/>
-          <w:lang w:val="hr-HR"/>
-        </w:rPr>
-        <w:t>da otkrijem što se u mom compileru događa</w:t>
-      </w:r>
-      <w:r>
-        <w:rPr>
-          <w:rStyle w:val="SourceText"/>
-          <w:rFonts w:ascii="Times New Roman" w:hAnsi="Times New Roman"/>
-          <w:b w:val="false"/>
-          <w:bCs w:val="false"/>
-          <w:i w:val="false"/>
-          <w:iCs w:val="false"/>
-          <w:sz w:val="22"/>
-          <w:szCs w:val="22"/>
-          <w:lang w:val="hr-HR"/>
-        </w:rPr>
-        <w:t xml:space="preserve"> da znam koristiti debugger. U biti, taj kôd kojim sam testirao kako će moj compiler reagirati na to da netko stavi strukture različitog tipa kao drugi i treći operand operatora </w:t>
-      </w:r>
-      <w:r>
-        <w:rPr>
-          <w:rStyle w:val="SourceText"/>
-          <w:rFonts w:ascii="Courier New" w:hAnsi="Courier New"/>
-          <w:b w:val="false"/>
-          <w:bCs w:val="false"/>
-          <w:i w:val="false"/>
-          <w:iCs w:val="false"/>
-          <w:sz w:val="22"/>
-          <w:szCs w:val="22"/>
-          <w:lang w:val="hr-HR"/>
-        </w:rPr>
-        <w:t>?:</w:t>
-      </w:r>
-      <w:r>
-        <w:rPr>
-          <w:rStyle w:val="SourceText"/>
-          <w:rFonts w:ascii="Times New Roman" w:hAnsi="Times New Roman"/>
-          <w:b w:val="false"/>
-          <w:bCs w:val="false"/>
-          <w:i w:val="false"/>
-          <w:iCs w:val="false"/>
-          <w:sz w:val="22"/>
-          <w:szCs w:val="22"/>
-          <w:lang w:val="hr-HR"/>
-        </w:rPr>
-        <w:t xml:space="preserve"> </w:t>
-      </w:r>
-      <w:r>
-        <w:rPr>
-          <w:rStyle w:val="SourceText"/>
-          <w:rFonts w:ascii="Times New Roman" w:hAnsi="Times New Roman"/>
-          <w:b w:val="false"/>
-          <w:bCs w:val="false"/>
-          <w:i/>
-          <w:iCs/>
-          <w:sz w:val="22"/>
-          <w:szCs w:val="22"/>
-          <w:lang w:val="hr-HR"/>
-        </w:rPr>
-        <w:t>triggerao</w:t>
-      </w:r>
-      <w:r>
-        <w:rPr>
-          <w:rStyle w:val="SourceText"/>
-          <w:rFonts w:ascii="Times New Roman" w:hAnsi="Times New Roman"/>
-          <w:b w:val="false"/>
-          <w:bCs w:val="false"/>
-          <w:i w:val="false"/>
-          <w:iCs w:val="false"/>
-          <w:sz w:val="22"/>
-          <w:szCs w:val="22"/>
-          <w:lang w:val="hr-HR"/>
-        </w:rPr>
-        <w:t xml:space="preserve"> je dva buga u mom compileru, jedan u semantičkom analizeru, a jedan u jezgri compilera. </w:t>
-      </w:r>
-      <w:r>
-        <w:rPr>
-          <w:rStyle w:val="SourceText"/>
-          <w:rFonts w:ascii="Times New Roman" w:hAnsi="Times New Roman"/>
-          <w:b w:val="false"/>
-          <w:bCs w:val="false"/>
-          <w:i w:val="false"/>
-          <w:iCs w:val="false"/>
-          <w:sz w:val="22"/>
-          <w:szCs w:val="22"/>
-          <w:lang w:val="hr-HR"/>
-        </w:rPr>
-        <w:t xml:space="preserve">Onaj u jezgri compilera </w:t>
-      </w:r>
-      <w:r>
-        <w:rPr>
-          <w:rStyle w:val="SourceText"/>
-          <w:rFonts w:ascii="Times New Roman" w:hAnsi="Times New Roman"/>
-          <w:b w:val="false"/>
-          <w:bCs w:val="false"/>
-          <w:i/>
-          <w:iCs/>
-          <w:sz w:val="22"/>
-          <w:szCs w:val="22"/>
-          <w:lang w:val="hr-HR"/>
-        </w:rPr>
-        <w:t>triggerao</w:t>
-      </w:r>
-      <w:r>
-        <w:rPr>
-          <w:rStyle w:val="SourceText"/>
-          <w:rFonts w:ascii="Times New Roman" w:hAnsi="Times New Roman"/>
-          <w:b w:val="false"/>
-          <w:bCs w:val="false"/>
-          <w:i w:val="false"/>
-          <w:iCs w:val="false"/>
-          <w:sz w:val="22"/>
-          <w:szCs w:val="22"/>
-          <w:lang w:val="hr-HR"/>
-        </w:rPr>
-        <w:t xml:space="preserve"> </w:t>
-      </w:r>
-      <w:r>
-        <w:rPr>
-          <w:rStyle w:val="SourceText"/>
-          <w:rFonts w:ascii="Times New Roman" w:hAnsi="Times New Roman"/>
-          <w:b w:val="false"/>
-          <w:bCs w:val="false"/>
-          <w:i w:val="false"/>
-          <w:iCs w:val="false"/>
-          <w:sz w:val="22"/>
-          <w:szCs w:val="22"/>
-          <w:lang w:val="hr-HR"/>
-        </w:rPr>
-        <w:t xml:space="preserve">se </w:t>
-      </w:r>
-      <w:r>
-        <w:rPr>
-          <w:rStyle w:val="SourceText"/>
-          <w:rFonts w:ascii="Times New Roman" w:hAnsi="Times New Roman"/>
-          <w:b w:val="false"/>
-          <w:bCs w:val="false"/>
-          <w:i w:val="false"/>
-          <w:iCs w:val="false"/>
-          <w:sz w:val="22"/>
-          <w:szCs w:val="22"/>
-          <w:lang w:val="hr-HR"/>
-        </w:rPr>
-        <w:t xml:space="preserve">samo ako su strukture prazne. </w:t>
-      </w:r>
-      <w:r>
-        <w:rPr>
-          <w:rStyle w:val="SourceText"/>
-          <w:rFonts w:ascii="Times New Roman" w:hAnsi="Times New Roman"/>
-          <w:b w:val="false"/>
-          <w:bCs w:val="false"/>
-          <w:i w:val="false"/>
-          <w:iCs w:val="false"/>
-          <w:sz w:val="22"/>
-          <w:szCs w:val="22"/>
-          <w:lang w:val="hr-HR"/>
-        </w:rPr>
-        <w:t xml:space="preserve">I tko zna koliko takvih situacija, u kojima se moj compiler neće ponašati smisleno, još ima, kojih nisam svjestan. </w:t>
-      </w:r>
-      <w:r>
-        <w:rPr>
-          <w:rStyle w:val="SourceText"/>
-          <w:rFonts w:ascii="Times New Roman" w:hAnsi="Times New Roman"/>
-          <w:b w:val="false"/>
-          <w:bCs w:val="false"/>
-          <w:i w:val="false"/>
-          <w:iCs w:val="false"/>
-          <w:sz w:val="22"/>
-          <w:szCs w:val="22"/>
-          <w:lang w:val="hr-HR"/>
-        </w:rPr>
-        <w:t>Pa, ipak, viši programski jezici razlog su zašto računala mogu sve ono što mogu danas. Da postoje samo strojni jezici i asemblerski jezici, internet gotovo sigurno ne bi postojao.</w:t>
-      </w:r>
-    </w:p>
-    <w:p>
-      <w:pPr>
-        <w:pStyle w:val="Normal"/>
-        <w:jc w:val="both"/>
-        <w:rPr>
-          <w:rFonts w:ascii="Times New Roman" w:hAnsi="Times New Roman"/>
-          <w:b w:val="false"/>
-          <w:bCs w:val="false"/>
-          <w:i w:val="false"/>
-          <w:iCs w:val="false"/>
-          <w:sz w:val="22"/>
-          <w:szCs w:val="22"/>
-          <w:lang w:val="hr-HR"/>
-        </w:rPr>
-      </w:pPr>
-      <w:r>
-        <w:rPr>
-          <w:rFonts w:ascii="Times New Roman" w:hAnsi="Times New Roman"/>
-          <w:b w:val="false"/>
-          <w:bCs w:val="false"/>
-          <w:i w:val="false"/>
-          <w:iCs w:val="false"/>
-          <w:sz w:val="22"/>
-          <w:szCs w:val="22"/>
-          <w:lang w:val="hr-HR"/>
-        </w:rPr>
-        <w:t>U nekim programskim jezicima još mogu postojati i rečenice kao što je „</w:t>
-      </w:r>
-      <w:r>
-        <w:rPr>
-          <w:rFonts w:ascii="Times New Roman" w:hAnsi="Times New Roman"/>
-          <w:b w:val="false"/>
-          <w:bCs w:val="false"/>
-          <w:i/>
-          <w:iCs/>
-          <w:sz w:val="22"/>
-          <w:szCs w:val="22"/>
-          <w:lang w:val="hr-HR"/>
-        </w:rPr>
-        <w:t>Time flies like an arrow.</w:t>
-      </w:r>
-      <w:r>
-        <w:rPr>
-          <w:rFonts w:ascii="Times New Roman" w:hAnsi="Times New Roman"/>
-          <w:b w:val="false"/>
-          <w:bCs w:val="false"/>
-          <w:i w:val="false"/>
-          <w:iCs w:val="false"/>
-          <w:sz w:val="22"/>
-          <w:szCs w:val="22"/>
-          <w:lang w:val="hr-HR"/>
-        </w:rPr>
-        <w:t xml:space="preserve">” (Je li </w:t>
-      </w:r>
-      <w:r>
-        <w:rPr>
-          <w:rFonts w:ascii="Times New Roman" w:hAnsi="Times New Roman"/>
-          <w:b w:val="false"/>
-          <w:bCs w:val="false"/>
-          <w:i/>
-          <w:iCs/>
-          <w:sz w:val="22"/>
-          <w:szCs w:val="22"/>
-          <w:lang w:val="hr-HR"/>
-        </w:rPr>
-        <w:t>flies</w:t>
-      </w:r>
-      <w:r>
-        <w:rPr>
-          <w:rFonts w:ascii="Times New Roman" w:hAnsi="Times New Roman"/>
-          <w:b w:val="false"/>
-          <w:bCs w:val="false"/>
-          <w:i w:val="false"/>
-          <w:iCs w:val="false"/>
-          <w:sz w:val="22"/>
-          <w:szCs w:val="22"/>
-          <w:lang w:val="hr-HR"/>
-        </w:rPr>
-        <w:t xml:space="preserve"> ovdje glagol ili imenica? Je li </w:t>
-      </w:r>
-      <w:r>
-        <w:rPr>
-          <w:rFonts w:ascii="Times New Roman" w:hAnsi="Times New Roman"/>
-          <w:b w:val="false"/>
-          <w:bCs w:val="false"/>
-          <w:i/>
-          <w:iCs/>
-          <w:sz w:val="22"/>
-          <w:szCs w:val="22"/>
-          <w:lang w:val="hr-HR"/>
-        </w:rPr>
-        <w:t>like</w:t>
-      </w:r>
-      <w:r>
-        <w:rPr>
-          <w:rFonts w:ascii="Times New Roman" w:hAnsi="Times New Roman"/>
-          <w:b w:val="false"/>
-          <w:bCs w:val="false"/>
-          <w:i w:val="false"/>
-          <w:iCs w:val="false"/>
-          <w:sz w:val="22"/>
-          <w:szCs w:val="22"/>
-          <w:lang w:val="hr-HR"/>
-        </w:rPr>
-        <w:t xml:space="preserve"> ovdje glagol ili veznik? </w:t>
-      </w:r>
-      <w:r>
-        <w:rPr>
-          <w:rFonts w:ascii="Times New Roman" w:hAnsi="Times New Roman"/>
-          <w:b w:val="false"/>
-          <w:bCs w:val="false"/>
-          <w:i w:val="false"/>
-          <w:iCs w:val="false"/>
-          <w:sz w:val="22"/>
-          <w:szCs w:val="22"/>
-          <w:lang w:val="hr-HR"/>
-        </w:rPr>
-        <w:t>O tome ovisi kako ćemo parsirati tu rečenicu.</w:t>
-      </w:r>
-      <w:r>
-        <w:rPr>
-          <w:rFonts w:ascii="Times New Roman" w:hAnsi="Times New Roman"/>
-          <w:b w:val="false"/>
-          <w:bCs w:val="false"/>
-          <w:i w:val="false"/>
-          <w:iCs w:val="false"/>
-          <w:sz w:val="22"/>
-          <w:szCs w:val="22"/>
-          <w:lang w:val="hr-HR"/>
-        </w:rPr>
-        <w:t xml:space="preserve">). Za takve programske jezike compileri između tokenizera i parsera imaju leksički analizer, koji parseru naznačuje koja je riječ koje vrste. Takve su rečenice moguće u C-u i C++-u, i to je poznato kao </w:t>
-      </w:r>
-      <w:r>
-        <w:rPr>
-          <w:rFonts w:ascii="Times New Roman" w:hAnsi="Times New Roman"/>
-          <w:b w:val="false"/>
-          <w:bCs w:val="false"/>
-          <w:i/>
-          <w:iCs/>
-          <w:sz w:val="22"/>
-          <w:szCs w:val="22"/>
-          <w:lang w:val="hr-HR"/>
-        </w:rPr>
-        <w:t>typedef problem</w:t>
-      </w:r>
-      <w:r>
-        <w:rPr>
-          <w:rFonts w:ascii="Times New Roman" w:hAnsi="Times New Roman"/>
-          <w:b w:val="false"/>
-          <w:bCs w:val="false"/>
-          <w:i w:val="false"/>
-          <w:iCs w:val="false"/>
-          <w:sz w:val="22"/>
-          <w:szCs w:val="22"/>
-          <w:lang w:val="hr-HR"/>
-        </w:rPr>
-        <w:t>. O</w:t>
-      </w:r>
-      <w:r>
-        <w:rPr>
-          <w:rFonts w:ascii="Times New Roman" w:hAnsi="Times New Roman"/>
-          <w:b w:val="false"/>
-          <w:bCs w:val="false"/>
-          <w:i w:val="false"/>
-          <w:iCs w:val="false"/>
-          <w:color w:val="000000"/>
-          <w:sz w:val="22"/>
-          <w:szCs w:val="22"/>
-          <w:lang w:val="hr-HR"/>
-        </w:rPr>
-        <w:t xml:space="preserve">n je pojava da, </w:t>
-      </w:r>
-      <w:r>
-        <w:rPr>
-          <w:rFonts w:ascii="Times New Roman" w:hAnsi="Times New Roman"/>
-          <w:b w:val="false"/>
-          <w:bCs w:val="false"/>
-          <w:i w:val="false"/>
-          <w:iCs w:val="false"/>
-          <w:color w:val="000000"/>
-          <w:sz w:val="22"/>
-          <w:szCs w:val="22"/>
-          <w:lang w:val="hr-HR"/>
-        </w:rPr>
-        <w:t>izvan konteksta</w:t>
-      </w:r>
-      <w:r>
-        <w:rPr>
-          <w:rFonts w:ascii="Times New Roman" w:hAnsi="Times New Roman"/>
-          <w:b w:val="false"/>
-          <w:bCs w:val="false"/>
-          <w:i w:val="false"/>
-          <w:iCs w:val="false"/>
-          <w:color w:val="000000"/>
-          <w:sz w:val="22"/>
-          <w:szCs w:val="22"/>
-          <w:lang w:val="hr-HR"/>
-        </w:rPr>
-        <w:t xml:space="preserve">, </w:t>
-      </w:r>
-      <w:r>
-        <w:rPr>
-          <w:rFonts w:ascii="Courier New" w:hAnsi="Courier New"/>
-          <w:b w:val="false"/>
-          <w:bCs w:val="false"/>
-          <w:i w:val="false"/>
-          <w:iCs w:val="false"/>
-          <w:color w:val="000000"/>
-          <w:sz w:val="22"/>
-          <w:szCs w:val="22"/>
-          <w:lang w:val="hr-HR"/>
-        </w:rPr>
-        <w:t>prvi*drugi;</w:t>
-      </w:r>
-      <w:r>
-        <w:rPr>
-          <w:rFonts w:ascii="Times New Roman" w:hAnsi="Times New Roman"/>
-          <w:b w:val="false"/>
-          <w:bCs w:val="false"/>
-          <w:i w:val="false"/>
-          <w:iCs w:val="false"/>
-          <w:color w:val="000000"/>
-          <w:sz w:val="22"/>
-          <w:szCs w:val="22"/>
-          <w:lang w:val="hr-HR"/>
-        </w:rPr>
-        <w:t xml:space="preserve"> (točka-zarez je dio izraza) može značiti i „</w:t>
-      </w:r>
-      <w:r>
-        <w:rPr>
-          <w:rFonts w:ascii="Times New Roman" w:hAnsi="Times New Roman"/>
-          <w:b w:val="false"/>
-          <w:bCs w:val="false"/>
-          <w:i/>
-          <w:iCs/>
-          <w:color w:val="000000"/>
-          <w:sz w:val="22"/>
-          <w:szCs w:val="22"/>
-          <w:lang w:val="hr-HR"/>
-        </w:rPr>
-        <w:t>Deklariraj pokazivač koji se zove 'drugi' koji će pokazivati na instancu klase ili strukture koja se zove 'prvi'.</w:t>
-      </w:r>
-      <w:r>
-        <w:rPr>
-          <w:rFonts w:ascii="Times New Roman" w:hAnsi="Times New Roman"/>
-          <w:b w:val="false"/>
-          <w:bCs w:val="false"/>
-          <w:i w:val="false"/>
-          <w:iCs w:val="false"/>
-          <w:color w:val="000000"/>
-          <w:sz w:val="22"/>
-          <w:szCs w:val="22"/>
-          <w:lang w:val="hr-HR"/>
-        </w:rPr>
-        <w:t>”, ali može značiti i „</w:t>
-      </w:r>
-      <w:r>
-        <w:rPr>
-          <w:rFonts w:ascii="Times New Roman" w:hAnsi="Times New Roman"/>
-          <w:b w:val="false"/>
-          <w:bCs w:val="false"/>
-          <w:i/>
-          <w:iCs/>
-          <w:color w:val="000000"/>
-          <w:sz w:val="22"/>
-          <w:szCs w:val="22"/>
-          <w:lang w:val="hr-HR"/>
-        </w:rPr>
-        <w:t>Uzmi vrijednosti varijabli koje se zovu 'prvi' i 'drugi', pomnoži ih, stavi rezultat na sistemski stog i onda ga zanemari.</w:t>
-      </w:r>
-      <w:r>
-        <w:rPr>
-          <w:rFonts w:ascii="Times New Roman" w:hAnsi="Times New Roman"/>
-          <w:b w:val="false"/>
-          <w:bCs w:val="false"/>
-          <w:i w:val="false"/>
-          <w:iCs w:val="false"/>
-          <w:color w:val="000000"/>
-          <w:sz w:val="22"/>
-          <w:szCs w:val="22"/>
-          <w:lang w:val="hr-HR"/>
-        </w:rPr>
-        <w:t xml:space="preserve">”. Drugo značenje je, naravno, besmisleno (zanemarimo li da se operator množenja </w:t>
-      </w:r>
-      <w:r>
-        <w:rPr>
-          <w:rFonts w:cs="Courier New" w:ascii="Courier New" w:hAnsi="Courier New"/>
-          <w:b w:val="false"/>
-          <w:bCs w:val="false"/>
-          <w:i w:val="false"/>
-          <w:iCs w:val="false"/>
-          <w:color w:val="000000"/>
-          <w:sz w:val="22"/>
-          <w:szCs w:val="22"/>
-          <w:lang w:val="hr-HR"/>
-        </w:rPr>
-        <w:t>*</w:t>
-      </w:r>
-      <w:r>
-        <w:rPr>
-          <w:rFonts w:ascii="Times New Roman" w:hAnsi="Times New Roman"/>
-          <w:b w:val="false"/>
-          <w:bCs w:val="false"/>
-          <w:i w:val="false"/>
-          <w:iCs w:val="false"/>
-          <w:color w:val="000000"/>
-          <w:sz w:val="22"/>
-          <w:szCs w:val="22"/>
-          <w:lang w:val="hr-HR"/>
-        </w:rPr>
-        <w:t xml:space="preserve"> u C++-u može preopteretiti u nešto sa side-effectsima), ali je gramatički moguće. </w:t>
-      </w:r>
-      <w:r>
-        <w:rPr>
-          <w:rFonts w:ascii="Times New Roman" w:hAnsi="Times New Roman"/>
-          <w:b w:val="false"/>
-          <w:bCs w:val="false"/>
-          <w:i w:val="false"/>
-          <w:iCs w:val="false"/>
-          <w:color w:val="000000"/>
-          <w:sz w:val="22"/>
-          <w:szCs w:val="22"/>
-          <w:lang w:val="hr-HR"/>
-        </w:rPr>
-        <w:t>Rečenice tipa „</w:t>
-      </w:r>
-      <w:r>
-        <w:rPr>
-          <w:rFonts w:ascii="Times New Roman" w:hAnsi="Times New Roman"/>
-          <w:b w:val="false"/>
-          <w:bCs w:val="false"/>
-          <w:i/>
-          <w:iCs/>
-          <w:color w:val="000000"/>
-          <w:sz w:val="22"/>
-          <w:szCs w:val="22"/>
-          <w:lang w:val="hr-HR"/>
-        </w:rPr>
-        <w:t>Time flies like an arrow.</w:t>
-      </w:r>
-      <w:r>
-        <w:rPr>
-          <w:rFonts w:ascii="Times New Roman" w:hAnsi="Times New Roman"/>
-          <w:b w:val="false"/>
-          <w:bCs w:val="false"/>
-          <w:i w:val="false"/>
-          <w:iCs w:val="false"/>
-          <w:color w:val="000000"/>
-          <w:sz w:val="22"/>
-          <w:szCs w:val="22"/>
-          <w:lang w:val="hr-HR"/>
-        </w:rPr>
-        <w:t xml:space="preserve">” nisu moguće niti na </w:t>
-      </w:r>
-      <w:r>
-        <w:rPr>
-          <w:rFonts w:ascii="Times New Roman" w:hAnsi="Times New Roman"/>
-          <w:b w:val="false"/>
-          <w:bCs w:val="false"/>
-          <w:i w:val="false"/>
-          <w:iCs w:val="false"/>
-          <w:color w:val="000000"/>
-          <w:sz w:val="22"/>
-          <w:szCs w:val="22"/>
-          <w:lang w:val="hr-HR"/>
-        </w:rPr>
-        <w:t>PicoBlazeovom</w:t>
-      </w:r>
-      <w:r>
-        <w:rPr>
-          <w:rFonts w:ascii="Times New Roman" w:hAnsi="Times New Roman"/>
-          <w:b w:val="false"/>
-          <w:bCs w:val="false"/>
-          <w:i w:val="false"/>
-          <w:iCs w:val="false"/>
-          <w:color w:val="000000"/>
-          <w:sz w:val="22"/>
-          <w:szCs w:val="22"/>
-          <w:lang w:val="hr-HR"/>
-        </w:rPr>
-        <w:t xml:space="preserve"> asemblerskom jeziku </w:t>
-      </w:r>
-      <w:r>
-        <w:rPr>
-          <w:rFonts w:ascii="Times New Roman" w:hAnsi="Times New Roman"/>
-          <w:b w:val="false"/>
-          <w:bCs w:val="false"/>
-          <w:i w:val="false"/>
-          <w:iCs w:val="false"/>
-          <w:color w:val="000000"/>
-          <w:sz w:val="22"/>
-          <w:szCs w:val="22"/>
-          <w:lang w:val="hr-HR"/>
-        </w:rPr>
-        <w:t xml:space="preserve">(osim </w:t>
-      </w:r>
-      <w:r>
-        <w:rPr>
-          <w:rFonts w:ascii="Times New Roman" w:hAnsi="Times New Roman"/>
-          <w:b w:val="false"/>
-          <w:bCs w:val="false"/>
-          <w:i w:val="false"/>
-          <w:iCs w:val="false"/>
-          <w:color w:val="000000"/>
-          <w:sz w:val="22"/>
-          <w:szCs w:val="22"/>
-          <w:lang w:val="hr-HR"/>
-        </w:rPr>
-        <w:t>što one</w:t>
-      </w:r>
-      <w:r>
-        <w:rPr>
-          <w:rFonts w:ascii="Times New Roman" w:hAnsi="Times New Roman"/>
-          <w:b w:val="false"/>
-          <w:bCs w:val="false"/>
-          <w:i w:val="false"/>
-          <w:iCs w:val="false"/>
-          <w:color w:val="000000"/>
-          <w:sz w:val="22"/>
-          <w:szCs w:val="22"/>
-          <w:lang w:val="hr-HR"/>
-        </w:rPr>
-        <w:t xml:space="preserve"> riječi </w:t>
-      </w:r>
-      <w:r>
-        <w:rPr>
-          <w:rFonts w:ascii="Courier New" w:hAnsi="Courier New"/>
-          <w:b w:val="false"/>
-          <w:bCs w:val="false"/>
-          <w:i w:val="false"/>
-          <w:iCs w:val="false"/>
-          <w:color w:val="000000"/>
-          <w:sz w:val="22"/>
-          <w:szCs w:val="22"/>
-          <w:lang w:val="hr-HR"/>
-        </w:rPr>
-        <w:t>enable</w:t>
-      </w:r>
-      <w:r>
-        <w:rPr>
-          <w:rFonts w:ascii="Times New Roman" w:hAnsi="Times New Roman"/>
-          <w:b w:val="false"/>
-          <w:bCs w:val="false"/>
-          <w:i w:val="false"/>
-          <w:iCs w:val="false"/>
-          <w:color w:val="000000"/>
-          <w:sz w:val="22"/>
-          <w:szCs w:val="22"/>
-          <w:lang w:val="hr-HR"/>
-        </w:rPr>
-        <w:t xml:space="preserve"> i </w:t>
-      </w:r>
-      <w:r>
-        <w:rPr>
-          <w:rFonts w:ascii="Courier New" w:hAnsi="Courier New"/>
-          <w:b w:val="false"/>
-          <w:bCs w:val="false"/>
-          <w:i w:val="false"/>
-          <w:iCs w:val="false"/>
-          <w:color w:val="000000"/>
-          <w:sz w:val="22"/>
-          <w:szCs w:val="22"/>
-          <w:lang w:val="hr-HR"/>
-        </w:rPr>
-        <w:t>disable</w:t>
-      </w:r>
-      <w:r>
-        <w:rPr>
-          <w:rFonts w:ascii="Times New Roman" w:hAnsi="Times New Roman"/>
-          <w:b w:val="false"/>
-          <w:bCs w:val="false"/>
-          <w:i w:val="false"/>
-          <w:iCs w:val="false"/>
-          <w:color w:val="000000"/>
-          <w:sz w:val="22"/>
-          <w:szCs w:val="22"/>
-          <w:lang w:val="hr-HR"/>
-        </w:rPr>
-        <w:t xml:space="preserve"> mogu biti i glagoli i prilozi, ali to se trivijalno riješi u parseru)</w:t>
-      </w:r>
-      <w:r>
-        <w:rPr>
-          <w:rFonts w:ascii="Times New Roman" w:hAnsi="Times New Roman"/>
-          <w:b w:val="false"/>
-          <w:bCs w:val="false"/>
-          <w:i w:val="false"/>
-          <w:iCs w:val="false"/>
-          <w:color w:val="000000"/>
-          <w:sz w:val="22"/>
-          <w:szCs w:val="22"/>
-          <w:lang w:val="hr-HR"/>
-        </w:rPr>
-        <w:t xml:space="preserve"> niti u mom programskom jeziku </w:t>
-      </w:r>
-      <w:r>
-        <w:rPr>
-          <w:rFonts w:ascii="Times New Roman" w:hAnsi="Times New Roman"/>
-          <w:b w:val="false"/>
-          <w:bCs w:val="false"/>
-          <w:i w:val="false"/>
-          <w:iCs w:val="false"/>
-          <w:color w:val="000000"/>
-          <w:sz w:val="22"/>
-          <w:szCs w:val="22"/>
-          <w:lang w:val="hr-HR"/>
-        </w:rPr>
-        <w:t>(barem se nadam da je tako)</w:t>
-      </w:r>
-      <w:r>
-        <w:rPr>
-          <w:rFonts w:ascii="Times New Roman" w:hAnsi="Times New Roman"/>
-          <w:b w:val="false"/>
-          <w:bCs w:val="false"/>
-          <w:i w:val="false"/>
-          <w:iCs w:val="false"/>
-          <w:color w:val="000000"/>
-          <w:sz w:val="22"/>
-          <w:szCs w:val="22"/>
-          <w:lang w:val="hr-HR"/>
-        </w:rPr>
-        <w:t>, zato ni u PicoBlaze Simulator ni u compiler za svoj programski jezik nisam ugradio leksički analizer.</w:t>
-      </w:r>
-    </w:p>
-    <w:p>
-      <w:pPr>
-        <w:pStyle w:val="Normal"/>
-        <w:jc w:val="both"/>
-        <w:rPr>
-          <w:rFonts w:ascii="Times New Roman" w:hAnsi="Times New Roman"/>
-          <w:b w:val="false"/>
-          <w:bCs w:val="false"/>
-          <w:i w:val="false"/>
-          <w:iCs w:val="false"/>
-          <w:color w:val="000000"/>
-          <w:sz w:val="22"/>
-          <w:szCs w:val="22"/>
-          <w:lang w:val="hr-HR"/>
-        </w:rPr>
-      </w:pPr>
-      <w:r>
-        <w:rPr>
-          <w:rFonts w:ascii="Times New Roman" w:hAnsi="Times New Roman"/>
-          <w:b w:val="false"/>
-          <w:bCs w:val="false"/>
-          <w:i w:val="false"/>
-          <w:iCs w:val="false"/>
-          <w:color w:val="000000"/>
-          <w:sz w:val="22"/>
-          <w:szCs w:val="22"/>
-          <w:lang w:val="hr-HR"/>
-        </w:rPr>
-        <w:t>Ukratko, evo kako bi izgledao sekvencijalni dijagram koji objašnjava kako se programi asembliraju u ovom programu:</w:t>
-      </w:r>
-    </w:p>
-    <w:p>
-      <w:pPr>
-        <w:pStyle w:val="Normal"/>
-        <w:jc w:val="both"/>
-        <w:rPr>
-          <w:rFonts w:ascii="Times New Roman" w:hAnsi="Times New Roman"/>
-          <w:b w:val="false"/>
-          <w:bCs w:val="false"/>
-          <w:i w:val="false"/>
-          <w:iCs w:val="false"/>
-          <w:color w:val="000000"/>
-          <w:sz w:val="22"/>
-          <w:szCs w:val="22"/>
-          <w:lang w:val="hr-HR"/>
-        </w:rPr>
-      </w:pPr>
-      <w:r>
-        <w:rPr>
-          <w:rFonts w:ascii="Times New Roman" w:hAnsi="Times New Roman"/>
-          <w:b w:val="false"/>
-          <w:bCs w:val="false"/>
-          <w:i w:val="false"/>
-          <w:iCs w:val="false"/>
-          <w:color w:val="000000"/>
+        <w:rPr>
+          <w:rFonts w:ascii="Times New Roman" w:hAnsi="Times New Roman"/>
+          <w:b w:val="false"/>
+          <w:bCs w:val="false"/>
+          <w:i w:val="false"/>
+          <w:iCs w:val="false"/>
+          <w:sz w:val="22"/>
+          <w:szCs w:val="22"/>
+          <w:lang w:val="hr-HR"/>
+        </w:rPr>
+      </w:pPr>
+      <w:r>
+        <w:rPr>
+          <w:rFonts w:ascii="Times New Roman" w:hAnsi="Times New Roman"/>
+          <w:b w:val="false"/>
+          <w:bCs w:val="false"/>
+          <w:i w:val="false"/>
+          <w:iCs w:val="false"/>
           <w:sz w:val="22"/>
           <w:szCs w:val="22"/>
           <w:lang w:val="hr-HR"/>
         </w:rPr>
         <w:drawing>
           <wp:inline distT="0" distB="0" distL="0" distR="0">
-            <wp:extent cx="6120130" cy="3442335"/>
+            <wp:extent cx="5563870" cy="2955290"/>
             <wp:effectExtent l="0" t="0" r="0" b="0"/>
-            <wp:docPr id="18" name="Image21"/>
+            <wp:docPr id="18" name="Image23"/>
             <wp:cNvGraphicFramePr>
               <a:graphicFrameLocks xmlns:a="http://schemas.openxmlformats.org/drawingml/2006/main" noChangeAspect="1"/>
             </wp:cNvGraphicFramePr>
@@ -33313,13 +30411,3462 @@
               <a:graphicData uri="http://schemas.openxmlformats.org/drawingml/2006/picture">
                 <pic:pic xmlns:pic="http://schemas.openxmlformats.org/drawingml/2006/picture">
                   <pic:nvPicPr>
-                    <pic:cNvPr id="18" name="Image21"/>
+                    <pic:cNvPr id="18" name="Image23"/>
                     <pic:cNvPicPr>
                       <a:picLocks noChangeAspect="1" noChangeArrowheads="1"/>
                     </pic:cNvPicPr>
                   </pic:nvPicPr>
                   <pic:blipFill>
                     <a:blip r:embed="rId18"/>
+                    <a:stretch>
+                      <a:fillRect/>
+                    </a:stretch>
+                  </pic:blipFill>
+                  <pic:spPr bwMode="auto">
+                    <a:xfrm>
+                      <a:off x="0" y="0"/>
+                      <a:ext cx="5563870" cy="2955290"/>
+                    </a:xfrm>
+                    <a:prstGeom prst="rect">
+                      <a:avLst/>
+                    </a:prstGeom>
+                    <a:noFill/>
+                  </pic:spPr>
+                </pic:pic>
+              </a:graphicData>
+            </a:graphic>
+          </wp:inline>
+        </w:drawing>
+      </w:r>
+    </w:p>
+    <w:p>
+      <w:pPr>
+        <w:pStyle w:val="Normal"/>
+        <w:numPr>
+          <w:ilvl w:val="0"/>
+          <w:numId w:val="0"/>
+        </w:numPr>
+        <w:ind w:hanging="0" w:left="720" w:right="0"/>
+        <w:jc w:val="both"/>
+        <w:rPr>
+          <w:rFonts w:ascii="Times New Roman" w:hAnsi="Times New Roman"/>
+          <w:b w:val="false"/>
+          <w:bCs w:val="false"/>
+          <w:i w:val="false"/>
+          <w:iCs w:val="false"/>
+          <w:sz w:val="22"/>
+          <w:szCs w:val="22"/>
+          <w:lang w:val="hr-HR"/>
+        </w:rPr>
+      </w:pPr>
+      <w:r>
+        <w:rPr>
+          <w:rFonts w:ascii="Times New Roman" w:hAnsi="Times New Roman"/>
+          <w:b w:val="false"/>
+          <w:bCs w:val="false"/>
+          <w:i w:val="false"/>
+          <w:iCs w:val="false"/>
+          <w:sz w:val="22"/>
+          <w:szCs w:val="22"/>
+          <w:lang w:val="hr-HR"/>
+        </w:rPr>
+        <w:t xml:space="preserve">Za sintaksno highlightiranje koristi JavaScript pohranjen u </w:t>
+      </w:r>
+      <w:r>
+        <w:rPr>
+          <w:rFonts w:ascii="Courier New" w:hAnsi="Courier New"/>
+          <w:b w:val="false"/>
+          <w:bCs w:val="false"/>
+          <w:i w:val="false"/>
+          <w:iCs w:val="false"/>
+          <w:sz w:val="22"/>
+          <w:szCs w:val="22"/>
+          <w:lang w:val="hr-HR"/>
+        </w:rPr>
+        <w:t>headerScript.js</w:t>
+      </w:r>
+      <w:r>
+        <w:rPr>
+          <w:rFonts w:ascii="Times New Roman" w:hAnsi="Times New Roman"/>
+          <w:b w:val="false"/>
+          <w:bCs w:val="false"/>
+          <w:i w:val="false"/>
+          <w:iCs w:val="false"/>
+          <w:sz w:val="22"/>
+          <w:szCs w:val="22"/>
+          <w:lang w:val="hr-HR"/>
+        </w:rPr>
+        <w:t xml:space="preserve"> i </w:t>
+      </w:r>
+      <w:r>
+        <w:rPr>
+          <w:rFonts w:ascii="Courier New" w:hAnsi="Courier New"/>
+          <w:b w:val="false"/>
+          <w:bCs w:val="false"/>
+          <w:i w:val="false"/>
+          <w:iCs w:val="false"/>
+          <w:sz w:val="22"/>
+          <w:szCs w:val="22"/>
+          <w:lang w:val="hr-HR"/>
+        </w:rPr>
+        <w:t>list_of_directives.js</w:t>
+      </w:r>
+      <w:r>
+        <w:rPr>
+          <w:rFonts w:ascii="Times New Roman" w:hAnsi="Times New Roman"/>
+          <w:b w:val="false"/>
+          <w:bCs w:val="false"/>
+          <w:i w:val="false"/>
+          <w:iCs w:val="false"/>
+          <w:sz w:val="22"/>
+          <w:szCs w:val="22"/>
+          <w:lang w:val="hr-HR"/>
+        </w:rPr>
+        <w:t xml:space="preserve"> o kojoj te funkcije ovise. Brojevi redova ne rade se pomoću apsolutnog pozicioniranja u JavaScriptu, kao u PicoBlaze.html, nego kombinacijom apsolutnog i relativnog pozicioniranja u CSS-u. Div s linijama koda i pre s asemblerskim kodom smješteni su u jedan nevidljivi div koji je pozicioniran relativno, a div s linijama koda ima top 0 i pozicioniran je apsolutno, i pre s asemblerskim kodom isto je pozicioniran apsolutno i ima top -1em. To je tehnika CSS programiranja koju sam naučio na tečaju front-end developmenta na Algebri.</w:t>
+      </w:r>
+    </w:p>
+    <w:p>
+      <w:pPr>
+        <w:pStyle w:val="Normal"/>
+        <w:numPr>
+          <w:ilvl w:val="0"/>
+          <w:numId w:val="1"/>
+        </w:numPr>
+        <w:ind w:hanging="360" w:left="720" w:right="0"/>
+        <w:jc w:val="both"/>
+        <w:rPr>
+          <w:rFonts w:ascii="Times New Roman" w:hAnsi="Times New Roman"/>
+          <w:b w:val="false"/>
+          <w:bCs w:val="false"/>
+          <w:i w:val="false"/>
+          <w:iCs w:val="false"/>
+          <w:sz w:val="22"/>
+          <w:szCs w:val="22"/>
+          <w:lang w:val="hr-HR"/>
+        </w:rPr>
+      </w:pPr>
+      <w:r>
+        <w:rPr>
+          <w:rFonts w:ascii="Courier New" w:hAnsi="Courier New"/>
+          <w:b w:val="false"/>
+          <w:bCs w:val="false"/>
+          <w:i w:val="false"/>
+          <w:iCs w:val="false"/>
+          <w:sz w:val="22"/>
+          <w:szCs w:val="22"/>
+          <w:lang w:val="hr-HR"/>
+        </w:rPr>
+        <w:t>logout.php</w:t>
+      </w:r>
+      <w:r>
+        <w:rPr>
+          <w:rFonts w:ascii="Times New Roman" w:hAnsi="Times New Roman"/>
+          <w:b w:val="false"/>
+          <w:bCs w:val="false"/>
+          <w:i w:val="false"/>
+          <w:iCs w:val="false"/>
+          <w:sz w:val="22"/>
+          <w:szCs w:val="22"/>
+          <w:lang w:val="hr-HR"/>
+        </w:rPr>
+        <w:t xml:space="preserve"> – tipičan logout u PHP-u koji poništava sesiju i redirektira.</w:t>
+      </w:r>
+    </w:p>
+    <w:p>
+      <w:pPr>
+        <w:pStyle w:val="Normal"/>
+        <w:numPr>
+          <w:ilvl w:val="0"/>
+          <w:numId w:val="1"/>
+        </w:numPr>
+        <w:ind w:hanging="360" w:left="720" w:right="0"/>
+        <w:jc w:val="both"/>
+        <w:rPr>
+          <w:rFonts w:ascii="Times New Roman" w:hAnsi="Times New Roman"/>
+          <w:b w:val="false"/>
+          <w:bCs w:val="false"/>
+          <w:i w:val="false"/>
+          <w:iCs w:val="false"/>
+          <w:sz w:val="22"/>
+          <w:szCs w:val="22"/>
+          <w:lang w:val="hr-HR"/>
+        </w:rPr>
+      </w:pPr>
+      <w:r>
+        <w:rPr>
+          <w:rFonts w:ascii="Courier New" w:hAnsi="Courier New"/>
+          <w:b w:val="false"/>
+          <w:bCs w:val="false"/>
+          <w:i w:val="false"/>
+          <w:iCs w:val="false"/>
+          <w:sz w:val="22"/>
+          <w:szCs w:val="22"/>
+          <w:lang w:val="hr-HR"/>
+        </w:rPr>
+        <w:t>login.php</w:t>
+      </w:r>
+      <w:r>
+        <w:rPr>
+          <w:rFonts w:ascii="Times New Roman" w:hAnsi="Times New Roman"/>
+          <w:b w:val="false"/>
+          <w:bCs w:val="false"/>
+          <w:i w:val="false"/>
+          <w:iCs w:val="false"/>
+          <w:sz w:val="22"/>
+          <w:szCs w:val="22"/>
+          <w:lang w:val="hr-HR"/>
+        </w:rPr>
+        <w:t xml:space="preserve"> – login forma u PHP-u, bez JavaScripta. Koristi veoma moderan CSS kombinirajući flexbox i grid. Ne prikazuje se posve ispravno u Firefoxu 52 (posljednjoj verziji Firefoxa koja se vrti na Windows XP-u) jer Firefox 52 ignorira naredbu gap na CSS gridu. Ovako izgleda u modernim internetskim preglednicima:</w:t>
+      </w:r>
+    </w:p>
+    <w:p>
+      <w:pPr>
+        <w:pStyle w:val="Normal"/>
+        <w:numPr>
+          <w:ilvl w:val="0"/>
+          <w:numId w:val="0"/>
+        </w:numPr>
+        <w:ind w:hanging="0" w:left="720" w:right="0"/>
+        <w:jc w:val="both"/>
+        <w:rPr>
+          <w:rFonts w:ascii="Times New Roman" w:hAnsi="Times New Roman"/>
+          <w:b w:val="false"/>
+          <w:bCs w:val="false"/>
+          <w:i w:val="false"/>
+          <w:iCs w:val="false"/>
+          <w:sz w:val="22"/>
+          <w:szCs w:val="22"/>
+          <w:lang w:val="hr-HR"/>
+        </w:rPr>
+      </w:pPr>
+      <w:r>
+        <w:rPr>
+          <w:rFonts w:ascii="Times New Roman" w:hAnsi="Times New Roman"/>
+          <w:b w:val="false"/>
+          <w:bCs w:val="false"/>
+          <w:i w:val="false"/>
+          <w:iCs w:val="false"/>
+          <w:sz w:val="22"/>
+          <w:szCs w:val="22"/>
+          <w:lang w:val="hr-HR"/>
+        </w:rPr>
+        <w:drawing>
+          <wp:inline distT="0" distB="0" distL="0" distR="0">
+            <wp:extent cx="3482340" cy="1691640"/>
+            <wp:effectExtent l="0" t="0" r="0" b="0"/>
+            <wp:docPr id="19" name="Image24"/>
+            <wp:cNvGraphicFramePr>
+              <a:graphicFrameLocks xmlns:a="http://schemas.openxmlformats.org/drawingml/2006/main" noChangeAspect="1"/>
+            </wp:cNvGraphicFramePr>
+            <a:graphic xmlns:a="http://schemas.openxmlformats.org/drawingml/2006/main">
+              <a:graphicData uri="http://schemas.openxmlformats.org/drawingml/2006/picture">
+                <pic:pic xmlns:pic="http://schemas.openxmlformats.org/drawingml/2006/picture">
+                  <pic:nvPicPr>
+                    <pic:cNvPr id="19" name="Image24"/>
+                    <pic:cNvPicPr>
+                      <a:picLocks noChangeAspect="1" noChangeArrowheads="1"/>
+                    </pic:cNvPicPr>
+                  </pic:nvPicPr>
+                  <pic:blipFill>
+                    <a:blip r:embed="rId19"/>
+                    <a:stretch>
+                      <a:fillRect/>
+                    </a:stretch>
+                  </pic:blipFill>
+                  <pic:spPr bwMode="auto">
+                    <a:xfrm>
+                      <a:off x="0" y="0"/>
+                      <a:ext cx="3482340" cy="1691640"/>
+                    </a:xfrm>
+                    <a:prstGeom prst="rect">
+                      <a:avLst/>
+                    </a:prstGeom>
+                    <a:noFill/>
+                  </pic:spPr>
+                </pic:pic>
+              </a:graphicData>
+            </a:graphic>
+          </wp:inline>
+        </w:drawing>
+      </w:r>
+    </w:p>
+    <w:p>
+      <w:pPr>
+        <w:pStyle w:val="Normal"/>
+        <w:numPr>
+          <w:ilvl w:val="0"/>
+          <w:numId w:val="0"/>
+        </w:numPr>
+        <w:ind w:hanging="0" w:left="720" w:right="0"/>
+        <w:jc w:val="both"/>
+        <w:rPr>
+          <w:rFonts w:ascii="Times New Roman" w:hAnsi="Times New Roman"/>
+          <w:b w:val="false"/>
+          <w:bCs w:val="false"/>
+          <w:i w:val="false"/>
+          <w:iCs w:val="false"/>
+          <w:sz w:val="22"/>
+          <w:szCs w:val="22"/>
+          <w:lang w:val="hr-HR"/>
+        </w:rPr>
+      </w:pPr>
+      <w:r>
+        <w:rPr>
+          <w:rFonts w:ascii="Times New Roman" w:hAnsi="Times New Roman"/>
+          <w:b w:val="false"/>
+          <w:bCs w:val="false"/>
+          <w:i w:val="false"/>
+          <w:iCs w:val="false"/>
+          <w:sz w:val="22"/>
+          <w:szCs w:val="22"/>
+          <w:lang w:val="hr-HR"/>
+        </w:rPr>
+        <w:t>A ovako izgleda u Firefoxu 52, elementi su zbijeni jedan na drugi:</w:t>
+      </w:r>
+    </w:p>
+    <w:p>
+      <w:pPr>
+        <w:pStyle w:val="Normal"/>
+        <w:numPr>
+          <w:ilvl w:val="0"/>
+          <w:numId w:val="0"/>
+        </w:numPr>
+        <w:ind w:hanging="0" w:left="720" w:right="0"/>
+        <w:jc w:val="both"/>
+        <w:rPr>
+          <w:rFonts w:ascii="Times New Roman" w:hAnsi="Times New Roman"/>
+          <w:b w:val="false"/>
+          <w:bCs w:val="false"/>
+          <w:i w:val="false"/>
+          <w:iCs w:val="false"/>
+          <w:sz w:val="22"/>
+          <w:szCs w:val="22"/>
+          <w:lang w:val="hr-HR"/>
+        </w:rPr>
+      </w:pPr>
+      <w:r>
+        <w:rPr>
+          <w:rFonts w:ascii="Times New Roman" w:hAnsi="Times New Roman"/>
+          <w:b w:val="false"/>
+          <w:bCs w:val="false"/>
+          <w:i w:val="false"/>
+          <w:iCs w:val="false"/>
+          <w:sz w:val="22"/>
+          <w:szCs w:val="22"/>
+          <w:lang w:val="hr-HR"/>
+        </w:rPr>
+        <w:drawing>
+          <wp:inline distT="0" distB="0" distL="0" distR="0">
+            <wp:extent cx="3429000" cy="1508760"/>
+            <wp:effectExtent l="0" t="0" r="0" b="0"/>
+            <wp:docPr id="20" name="Image25"/>
+            <wp:cNvGraphicFramePr>
+              <a:graphicFrameLocks xmlns:a="http://schemas.openxmlformats.org/drawingml/2006/main" noChangeAspect="1"/>
+            </wp:cNvGraphicFramePr>
+            <a:graphic xmlns:a="http://schemas.openxmlformats.org/drawingml/2006/main">
+              <a:graphicData uri="http://schemas.openxmlformats.org/drawingml/2006/picture">
+                <pic:pic xmlns:pic="http://schemas.openxmlformats.org/drawingml/2006/picture">
+                  <pic:nvPicPr>
+                    <pic:cNvPr id="20" name="Image25"/>
+                    <pic:cNvPicPr>
+                      <a:picLocks noChangeAspect="1" noChangeArrowheads="1"/>
+                    </pic:cNvPicPr>
+                  </pic:nvPicPr>
+                  <pic:blipFill>
+                    <a:blip r:embed="rId20"/>
+                    <a:stretch>
+                      <a:fillRect/>
+                    </a:stretch>
+                  </pic:blipFill>
+                  <pic:spPr bwMode="auto">
+                    <a:xfrm>
+                      <a:off x="0" y="0"/>
+                      <a:ext cx="3429000" cy="1508760"/>
+                    </a:xfrm>
+                    <a:prstGeom prst="rect">
+                      <a:avLst/>
+                    </a:prstGeom>
+                    <a:noFill/>
+                  </pic:spPr>
+                </pic:pic>
+              </a:graphicData>
+            </a:graphic>
+          </wp:inline>
+        </w:drawing>
+      </w:r>
+    </w:p>
+    <w:p>
+      <w:pPr>
+        <w:pStyle w:val="Normal"/>
+        <w:jc w:val="both"/>
+        <w:rPr/>
+      </w:pPr>
+      <w:r>
+        <w:rPr>
+          <w:rFonts w:ascii="Times New Roman" w:hAnsi="Times New Roman"/>
+          <w:b w:val="false"/>
+          <w:bCs w:val="false"/>
+          <w:i w:val="false"/>
+          <w:iCs w:val="false"/>
+          <w:sz w:val="22"/>
+          <w:szCs w:val="22"/>
+          <w:lang w:val="hr-HR"/>
+        </w:rPr>
+        <w:t xml:space="preserve">Osim tih datoteka, u GitHub repozitoriju nalaze se slike napravljene u GIMP-u (Linuxov Paint) i Inkscapeu (Linuxov Publisher) te primjeri programa za PicoBlaze koje je moguće dohvatiti klikajući na </w:t>
+      </w:r>
+      <w:r>
+        <w:rPr>
+          <w:rFonts w:ascii="Times New Roman" w:hAnsi="Times New Roman"/>
+          <w:b w:val="false"/>
+          <w:bCs w:val="false"/>
+          <w:i/>
+          <w:iCs/>
+          <w:sz w:val="22"/>
+          <w:szCs w:val="22"/>
+          <w:lang w:val="hr-HR"/>
+        </w:rPr>
+        <w:t>examplese</w:t>
+      </w:r>
+      <w:r>
+        <w:rPr>
+          <w:rFonts w:ascii="Times New Roman" w:hAnsi="Times New Roman"/>
+          <w:b w:val="false"/>
+          <w:bCs w:val="false"/>
+          <w:i w:val="false"/>
+          <w:iCs w:val="false"/>
+          <w:sz w:val="22"/>
+          <w:szCs w:val="22"/>
+          <w:lang w:val="hr-HR"/>
+        </w:rPr>
+        <w:t xml:space="preserve">. Slike koje predstavljaju </w:t>
+      </w:r>
+      <w:r>
+        <w:rPr>
+          <w:rFonts w:ascii="Times New Roman" w:hAnsi="Times New Roman"/>
+          <w:b w:val="false"/>
+          <w:bCs w:val="false"/>
+          <w:i/>
+          <w:iCs/>
+          <w:sz w:val="22"/>
+          <w:szCs w:val="22"/>
+          <w:lang w:val="hr-HR"/>
+        </w:rPr>
+        <w:t>play</w:t>
+      </w:r>
+      <w:r>
+        <w:rPr>
+          <w:rFonts w:ascii="Times New Roman" w:hAnsi="Times New Roman"/>
+          <w:b w:val="false"/>
+          <w:bCs w:val="false"/>
+          <w:i w:val="false"/>
+          <w:iCs w:val="false"/>
+          <w:sz w:val="22"/>
+          <w:szCs w:val="22"/>
+          <w:lang w:val="hr-HR"/>
+        </w:rPr>
+        <w:t xml:space="preserve">, </w:t>
+      </w:r>
+      <w:r>
+        <w:rPr>
+          <w:rFonts w:ascii="Times New Roman" w:hAnsi="Times New Roman"/>
+          <w:b w:val="false"/>
+          <w:bCs w:val="false"/>
+          <w:i/>
+          <w:iCs/>
+          <w:sz w:val="22"/>
+          <w:szCs w:val="22"/>
+          <w:lang w:val="hr-HR"/>
+        </w:rPr>
+        <w:t>pause</w:t>
+      </w:r>
+      <w:r>
+        <w:rPr>
+          <w:rFonts w:ascii="Times New Roman" w:hAnsi="Times New Roman"/>
+          <w:b w:val="false"/>
+          <w:bCs w:val="false"/>
+          <w:i w:val="false"/>
+          <w:iCs w:val="false"/>
+          <w:sz w:val="22"/>
+          <w:szCs w:val="22"/>
+          <w:lang w:val="hr-HR"/>
+        </w:rPr>
+        <w:t xml:space="preserve">, </w:t>
+      </w:r>
+      <w:r>
+        <w:rPr>
+          <w:rFonts w:ascii="Times New Roman" w:hAnsi="Times New Roman"/>
+          <w:b w:val="false"/>
+          <w:bCs w:val="false"/>
+          <w:i/>
+          <w:iCs/>
+          <w:sz w:val="22"/>
+          <w:szCs w:val="22"/>
+          <w:lang w:val="hr-HR"/>
+        </w:rPr>
+        <w:t>stop</w:t>
+      </w:r>
+      <w:r>
+        <w:rPr>
+          <w:rFonts w:ascii="Times New Roman" w:hAnsi="Times New Roman"/>
+          <w:b w:val="false"/>
+          <w:bCs w:val="false"/>
+          <w:i w:val="false"/>
+          <w:iCs w:val="false"/>
+          <w:sz w:val="22"/>
+          <w:szCs w:val="22"/>
+          <w:lang w:val="hr-HR"/>
+        </w:rPr>
+        <w:t xml:space="preserve">, </w:t>
+      </w:r>
+      <w:r>
+        <w:rPr>
+          <w:rFonts w:ascii="Times New Roman" w:hAnsi="Times New Roman"/>
+          <w:b w:val="false"/>
+          <w:bCs w:val="false"/>
+          <w:i/>
+          <w:iCs/>
+          <w:sz w:val="22"/>
+          <w:szCs w:val="22"/>
+          <w:lang w:val="hr-HR"/>
+        </w:rPr>
+        <w:t>fast forward</w:t>
+      </w:r>
+      <w:r>
+        <w:rPr>
+          <w:rFonts w:ascii="Times New Roman" w:hAnsi="Times New Roman"/>
+          <w:b w:val="false"/>
+          <w:bCs w:val="false"/>
+          <w:i w:val="false"/>
+          <w:iCs w:val="false"/>
+          <w:sz w:val="22"/>
+          <w:szCs w:val="22"/>
+          <w:lang w:val="hr-HR"/>
+        </w:rPr>
+        <w:t xml:space="preserve"> i </w:t>
+      </w:r>
+      <w:r>
+        <w:rPr>
+          <w:rFonts w:ascii="Times New Roman" w:hAnsi="Times New Roman"/>
+          <w:b w:val="false"/>
+          <w:bCs w:val="false"/>
+          <w:i/>
+          <w:iCs/>
+          <w:sz w:val="22"/>
+          <w:szCs w:val="22"/>
+          <w:lang w:val="hr-HR"/>
+        </w:rPr>
+        <w:t>single step</w:t>
+      </w:r>
+      <w:r>
+        <w:rPr>
+          <w:rFonts w:ascii="Times New Roman" w:hAnsi="Times New Roman"/>
+          <w:b w:val="false"/>
+          <w:bCs w:val="false"/>
+          <w:i w:val="false"/>
+          <w:iCs w:val="false"/>
+          <w:sz w:val="22"/>
+          <w:szCs w:val="22"/>
+          <w:lang w:val="hr-HR"/>
+        </w:rPr>
+        <w:t xml:space="preserve"> su u SVG formatu i uređivane u Inkscapeu. Ikona za </w:t>
+      </w:r>
+      <w:r>
+        <w:rPr>
+          <w:rFonts w:ascii="Times New Roman" w:hAnsi="Times New Roman"/>
+          <w:b w:val="false"/>
+          <w:bCs w:val="false"/>
+          <w:i/>
+          <w:iCs/>
+          <w:sz w:val="22"/>
+          <w:szCs w:val="22"/>
+          <w:lang w:val="hr-HR"/>
+        </w:rPr>
+        <w:t>Assembler Test</w:t>
+      </w:r>
+      <w:r>
+        <w:rPr>
+          <w:rFonts w:ascii="Times New Roman" w:hAnsi="Times New Roman"/>
+          <w:b w:val="false"/>
+          <w:bCs w:val="false"/>
+          <w:i w:val="false"/>
+          <w:iCs w:val="false"/>
+          <w:sz w:val="22"/>
+          <w:szCs w:val="22"/>
+          <w:lang w:val="hr-HR"/>
+        </w:rPr>
+        <w:t xml:space="preserve"> u GIF je formatu i uređivana u GIMP-u. Ikone za primjer </w:t>
+      </w:r>
+      <w:r>
+        <w:rPr>
+          <w:rFonts w:ascii="Times New Roman" w:hAnsi="Times New Roman"/>
+          <w:b w:val="false"/>
+          <w:bCs w:val="false"/>
+          <w:i/>
+          <w:iCs/>
+          <w:sz w:val="22"/>
+          <w:szCs w:val="22"/>
+          <w:lang w:val="hr-HR"/>
+        </w:rPr>
+        <w:t>Hexadecimal Counter</w:t>
+      </w:r>
+      <w:r>
+        <w:rPr>
+          <w:rFonts w:ascii="Times New Roman" w:hAnsi="Times New Roman"/>
+          <w:b w:val="false"/>
+          <w:bCs w:val="false"/>
+          <w:i w:val="false"/>
+          <w:iCs w:val="false"/>
+          <w:sz w:val="22"/>
+          <w:szCs w:val="22"/>
+          <w:lang w:val="hr-HR"/>
+        </w:rPr>
+        <w:t xml:space="preserve"> te ikona koja predstavlja točku prekida (</w:t>
+      </w:r>
+      <w:r>
+        <w:rPr>
+          <w:rFonts w:ascii="Times New Roman" w:hAnsi="Times New Roman"/>
+          <w:b w:val="false"/>
+          <w:bCs w:val="false"/>
+          <w:i/>
+          <w:iCs/>
+          <w:sz w:val="22"/>
+          <w:szCs w:val="22"/>
+          <w:lang w:val="hr-HR"/>
+        </w:rPr>
+        <w:t>breakpoint</w:t>
+      </w:r>
+      <w:r>
+        <w:rPr>
+          <w:rFonts w:ascii="Times New Roman" w:hAnsi="Times New Roman"/>
+          <w:b w:val="false"/>
+          <w:bCs w:val="false"/>
+          <w:i w:val="false"/>
+          <w:iCs w:val="false"/>
+          <w:sz w:val="22"/>
+          <w:szCs w:val="22"/>
+          <w:lang w:val="hr-HR"/>
+        </w:rPr>
+        <w:t>) isto su uređivane u GIMP-u, ali spremljene su u PNG formatu, jer ih PNG format bolje sažima nego GIF format. Pozadina je fotografija PicoBlaze računala koju je profesor Ivan Aleksi uključio u svoju prezentaciju, posvijetljena u GIMP-u i spremljena kao GIF.</w:t>
+      </w:r>
+    </w:p>
+    <w:p>
+      <w:pPr>
+        <w:pStyle w:val="Normal"/>
+        <w:jc w:val="both"/>
+        <w:rPr/>
+      </w:pPr>
+      <w:r>
+        <w:rPr>
+          <w:rFonts w:ascii="Times New Roman" w:hAnsi="Times New Roman"/>
+          <w:b w:val="false"/>
+          <w:bCs w:val="false"/>
+          <w:i w:val="false"/>
+          <w:iCs w:val="false"/>
+          <w:sz w:val="22"/>
+          <w:szCs w:val="22"/>
+          <w:lang w:val="hr-HR"/>
+        </w:rPr>
+        <w:t xml:space="preserve">22. kolovoza 2023. godine korisnik GitHuba </w:t>
+      </w:r>
+      <w:r>
+        <w:rPr>
+          <w:rFonts w:ascii="Times New Roman" w:hAnsi="Times New Roman"/>
+          <w:b w:val="false"/>
+          <w:bCs w:val="false"/>
+          <w:i/>
+          <w:iCs/>
+          <w:sz w:val="22"/>
+          <w:szCs w:val="22"/>
+          <w:lang w:val="hr-HR"/>
+        </w:rPr>
+        <w:t>agustiza</w:t>
+      </w:r>
+      <w:r>
+        <w:rPr>
+          <w:rFonts w:ascii="Times New Roman" w:hAnsi="Times New Roman"/>
+          <w:b w:val="false"/>
+          <w:bCs w:val="false"/>
+          <w:i w:val="false"/>
+          <w:iCs w:val="false"/>
+          <w:sz w:val="22"/>
+          <w:szCs w:val="22"/>
+          <w:lang w:val="hr-HR"/>
+        </w:rPr>
+        <w:t xml:space="preserve"> napravio je </w:t>
+      </w:r>
+      <w:r>
+        <w:rPr>
+          <w:rFonts w:ascii="Times New Roman" w:hAnsi="Times New Roman"/>
+          <w:b w:val="false"/>
+          <w:bCs w:val="false"/>
+          <w:i/>
+          <w:iCs/>
+          <w:sz w:val="22"/>
+          <w:szCs w:val="22"/>
+          <w:lang w:val="hr-HR"/>
+        </w:rPr>
+        <w:t>pull request</w:t>
+      </w:r>
+      <w:r>
+        <w:rPr>
+          <w:rFonts w:ascii="Times New Roman" w:hAnsi="Times New Roman"/>
+          <w:b w:val="false"/>
+          <w:bCs w:val="false"/>
+          <w:i w:val="false"/>
+          <w:iCs w:val="false"/>
+          <w:sz w:val="22"/>
+          <w:szCs w:val="22"/>
+          <w:lang w:val="hr-HR"/>
+        </w:rPr>
+        <w:t xml:space="preserve"> u kojem se nalaze upute JEST-u (JavaScriptski framework koji služi za automatska testiranja) kako da automatski testira tokenizer</w:t>
+      </w:r>
+      <w:r>
+        <w:rPr>
+          <w:rStyle w:val="FootnoteReference"/>
+          <w:rFonts w:ascii="Times New Roman" w:hAnsi="Times New Roman"/>
+          <w:b w:val="false"/>
+          <w:bCs w:val="false"/>
+          <w:i w:val="false"/>
+          <w:iCs w:val="false"/>
+          <w:sz w:val="22"/>
+          <w:szCs w:val="22"/>
+          <w:lang w:val="hr-HR"/>
+        </w:rPr>
+        <w:footnoteReference w:id="29"/>
+      </w:r>
+      <w:r>
+        <w:rPr>
+          <w:rFonts w:ascii="Times New Roman" w:hAnsi="Times New Roman"/>
+          <w:b w:val="false"/>
+          <w:bCs w:val="false"/>
+          <w:i w:val="false"/>
+          <w:iCs w:val="false"/>
+          <w:sz w:val="22"/>
+          <w:szCs w:val="22"/>
+          <w:lang w:val="hr-HR"/>
+        </w:rPr>
+        <w:t xml:space="preserve">, koji sam ja prihvatio. </w:t>
+      </w:r>
+      <w:r>
+        <w:rPr>
+          <w:rFonts w:ascii="Times New Roman" w:hAnsi="Times New Roman"/>
+          <w:b w:val="false"/>
+          <w:bCs w:val="false"/>
+          <w:i w:val="false"/>
+          <w:iCs w:val="false"/>
+          <w:sz w:val="22"/>
+          <w:szCs w:val="22"/>
+          <w:lang w:val="hr-HR"/>
+        </w:rPr>
+        <w:t xml:space="preserve">Taj </w:t>
+      </w:r>
+      <w:r>
+        <w:rPr>
+          <w:rFonts w:ascii="Times New Roman" w:hAnsi="Times New Roman"/>
+          <w:b w:val="false"/>
+          <w:bCs w:val="false"/>
+          <w:i/>
+          <w:iCs/>
+          <w:sz w:val="22"/>
+          <w:szCs w:val="22"/>
+          <w:lang w:val="hr-HR"/>
+        </w:rPr>
+        <w:t>agustiza</w:t>
+      </w:r>
+      <w:r>
+        <w:rPr>
+          <w:rFonts w:ascii="Times New Roman" w:hAnsi="Times New Roman"/>
+          <w:b w:val="false"/>
+          <w:bCs w:val="false"/>
+          <w:i w:val="false"/>
+          <w:iCs w:val="false"/>
+          <w:sz w:val="22"/>
+          <w:szCs w:val="22"/>
+          <w:lang w:val="hr-HR"/>
+        </w:rPr>
+        <w:t xml:space="preserve"> mi je napisao</w:t>
+      </w:r>
+      <w:r>
+        <w:rPr>
+          <w:rFonts w:ascii="Times New Roman" w:hAnsi="Times New Roman"/>
+          <w:b w:val="false"/>
+          <w:bCs w:val="false"/>
+          <w:i w:val="false"/>
+          <w:iCs w:val="false"/>
+          <w:sz w:val="22"/>
+          <w:szCs w:val="22"/>
+          <w:lang w:val="hr-HR"/>
+        </w:rPr>
+        <w:t xml:space="preserve"> da misli da bi automatske testove bilo mnogo lakše raditi da su moji potprogrami JavaScriptski moduli, a ne da se uključuju sa </w:t>
+      </w:r>
+      <w:r>
+        <w:rPr>
+          <w:rFonts w:ascii="Courier New" w:hAnsi="Courier New"/>
+          <w:b w:val="false"/>
+          <w:bCs w:val="false"/>
+          <w:i w:val="false"/>
+          <w:iCs w:val="false"/>
+          <w:sz w:val="22"/>
+          <w:szCs w:val="22"/>
+          <w:lang w:val="hr-HR"/>
+        </w:rPr>
+        <w:t>&lt;script src="..."&gt;</w:t>
+      </w:r>
+      <w:r>
+        <w:rPr>
+          <w:rFonts w:ascii="Times New Roman" w:hAnsi="Times New Roman"/>
+          <w:b w:val="false"/>
+          <w:bCs w:val="false"/>
+          <w:i w:val="false"/>
+          <w:iCs w:val="false"/>
+          <w:sz w:val="22"/>
+          <w:szCs w:val="22"/>
+          <w:lang w:val="hr-HR"/>
+        </w:rPr>
+        <w:t xml:space="preserve">, a ja sam mu napisao da bih onda slomio kompatibilnost s Firefoxom 52 (jer je prva verzija Firefoxa koja podržava module Firefox 60), a da mi je važno da moj simulator PicoBlazea funkcionira u njemu. </w:t>
+      </w:r>
+      <w:r>
+        <w:rPr>
+          <w:rFonts w:ascii="Times New Roman" w:hAnsi="Times New Roman"/>
+          <w:b w:val="false"/>
+          <w:bCs w:val="false"/>
+          <w:i/>
+          <w:iCs/>
+          <w:sz w:val="22"/>
+          <w:szCs w:val="22"/>
+          <w:lang w:val="hr-HR"/>
+        </w:rPr>
+        <w:t>Agustiza</w:t>
+      </w:r>
+      <w:r>
+        <w:rPr>
+          <w:rFonts w:ascii="Times New Roman" w:hAnsi="Times New Roman"/>
+          <w:b w:val="false"/>
+          <w:bCs w:val="false"/>
+          <w:i w:val="false"/>
+          <w:iCs w:val="false"/>
+          <w:sz w:val="22"/>
+          <w:szCs w:val="22"/>
+          <w:lang w:val="hr-HR"/>
+        </w:rPr>
+        <w:t xml:space="preserve"> je zadao BabelJS-u da prepiše (</w:t>
+      </w:r>
+      <w:r>
+        <w:rPr>
+          <w:rFonts w:ascii="Times New Roman" w:hAnsi="Times New Roman"/>
+          <w:b w:val="false"/>
+          <w:bCs w:val="false"/>
+          <w:i/>
+          <w:iCs/>
+          <w:sz w:val="22"/>
+          <w:szCs w:val="22"/>
+          <w:lang w:val="hr-HR"/>
+        </w:rPr>
+        <w:t>rewrite</w:t>
+      </w:r>
+      <w:r>
+        <w:rPr>
+          <w:rFonts w:ascii="Times New Roman" w:hAnsi="Times New Roman"/>
+          <w:b w:val="false"/>
+          <w:bCs w:val="false"/>
+          <w:i w:val="false"/>
+          <w:iCs w:val="false"/>
+          <w:sz w:val="22"/>
+          <w:szCs w:val="22"/>
+          <w:lang w:val="hr-HR"/>
+        </w:rPr>
+        <w:t xml:space="preserve">) moje JavaScriptske potprograme u module u kojima je svaka funkcija </w:t>
+      </w:r>
+      <w:r>
+        <w:rPr>
+          <w:rFonts w:ascii="Times New Roman" w:hAnsi="Times New Roman"/>
+          <w:b w:val="false"/>
+          <w:bCs w:val="false"/>
+          <w:i/>
+          <w:iCs/>
+          <w:sz w:val="22"/>
+          <w:szCs w:val="22"/>
+          <w:lang w:val="hr-HR"/>
+        </w:rPr>
+        <w:t>export</w:t>
+      </w:r>
+      <w:r>
+        <w:rPr>
+          <w:rFonts w:ascii="Times New Roman" w:hAnsi="Times New Roman"/>
+          <w:b w:val="false"/>
+          <w:bCs w:val="false"/>
+          <w:i w:val="false"/>
+          <w:iCs w:val="false"/>
+          <w:sz w:val="22"/>
+          <w:szCs w:val="22"/>
+          <w:lang w:val="hr-HR"/>
+        </w:rPr>
+        <w:t xml:space="preserve">ana (nisam do tada znao ni da je to moguće) </w:t>
+      </w:r>
+      <w:r>
+        <w:rPr>
+          <w:rFonts w:ascii="Times New Roman" w:hAnsi="Times New Roman"/>
+          <w:b w:val="false"/>
+          <w:bCs w:val="false"/>
+          <w:i w:val="false"/>
+          <w:iCs w:val="false"/>
+          <w:sz w:val="22"/>
+          <w:szCs w:val="22"/>
+          <w:lang w:val="hr-HR"/>
+        </w:rPr>
+        <w:t xml:space="preserve">prije nego što ih uključi naredbom </w:t>
+      </w:r>
+      <w:r>
+        <w:rPr>
+          <w:rFonts w:ascii="Courier New" w:hAnsi="Courier New"/>
+          <w:b w:val="false"/>
+          <w:bCs w:val="false"/>
+          <w:i w:val="false"/>
+          <w:iCs w:val="false"/>
+          <w:sz w:val="22"/>
+          <w:szCs w:val="22"/>
+          <w:lang w:val="hr-HR"/>
+        </w:rPr>
+        <w:t>require</w:t>
+      </w:r>
+      <w:r>
+        <w:rPr>
+          <w:rFonts w:ascii="Times New Roman" w:hAnsi="Times New Roman"/>
+          <w:b w:val="false"/>
+          <w:bCs w:val="false"/>
+          <w:i w:val="false"/>
+          <w:iCs w:val="false"/>
+          <w:sz w:val="22"/>
+          <w:szCs w:val="22"/>
+          <w:lang w:val="hr-HR"/>
+        </w:rPr>
+        <w:t xml:space="preserve"> u NodeJS programe za testiranje</w:t>
+      </w:r>
+      <w:r>
+        <w:rPr>
+          <w:rFonts w:ascii="Times New Roman" w:hAnsi="Times New Roman"/>
+          <w:b w:val="false"/>
+          <w:bCs w:val="false"/>
+          <w:i w:val="false"/>
+          <w:iCs w:val="false"/>
+          <w:sz w:val="22"/>
+          <w:szCs w:val="22"/>
+          <w:lang w:val="hr-HR"/>
+        </w:rPr>
+        <w:t>.</w:t>
+      </w:r>
+      <w:r>
+        <w:rPr>
+          <w:rFonts w:ascii="Times New Roman" w:hAnsi="Times New Roman"/>
+          <w:b w:val="false"/>
+          <w:bCs w:val="false"/>
+          <w:i w:val="false"/>
+          <w:iCs w:val="false"/>
+          <w:sz w:val="22"/>
+          <w:szCs w:val="22"/>
+          <w:lang w:val="hr-HR"/>
+        </w:rPr>
+        <w:t xml:space="preserve"> </w:t>
+      </w:r>
+      <w:r>
+        <w:rPr>
+          <w:rFonts w:ascii="Times New Roman" w:hAnsi="Times New Roman"/>
+          <w:b w:val="false"/>
+          <w:bCs w:val="false"/>
+          <w:i w:val="false"/>
+          <w:iCs w:val="false"/>
+          <w:sz w:val="22"/>
+          <w:szCs w:val="22"/>
+          <w:lang w:val="hr-HR"/>
+        </w:rPr>
+        <w:t xml:space="preserve">Kasnije smo dodali automatsko testiranje parsera, evaluacije aritmetičkih izraza od strane potprograma </w:t>
+      </w:r>
+      <w:r>
+        <w:rPr>
+          <w:rFonts w:ascii="Courier New" w:hAnsi="Courier New"/>
+          <w:b w:val="false"/>
+          <w:bCs w:val="false"/>
+          <w:i w:val="false"/>
+          <w:iCs w:val="false"/>
+          <w:sz w:val="22"/>
+          <w:szCs w:val="22"/>
+          <w:lang w:val="hr-HR"/>
+        </w:rPr>
+        <w:t>TreeNode.js</w:t>
+      </w:r>
+      <w:r>
+        <w:rPr>
+          <w:rFonts w:ascii="Times New Roman" w:hAnsi="Times New Roman"/>
+          <w:b w:val="false"/>
+          <w:bCs w:val="false"/>
+          <w:i w:val="false"/>
+          <w:iCs w:val="false"/>
+          <w:sz w:val="22"/>
+          <w:szCs w:val="22"/>
+          <w:lang w:val="hr-HR"/>
+        </w:rPr>
+        <w:t xml:space="preserve">, te malo automatskog testiranja </w:t>
+      </w:r>
+      <w:r>
+        <w:rPr>
+          <w:rFonts w:ascii="Courier New" w:hAnsi="Courier New"/>
+          <w:b w:val="false"/>
+          <w:bCs w:val="false"/>
+          <w:i w:val="false"/>
+          <w:iCs w:val="false"/>
+          <w:sz w:val="22"/>
+          <w:szCs w:val="22"/>
+          <w:lang w:val="hr-HR"/>
+        </w:rPr>
+        <w:t>simulator.js</w:t>
+      </w:r>
+      <w:r>
+        <w:rPr>
+          <w:rFonts w:ascii="Times New Roman" w:hAnsi="Times New Roman"/>
+          <w:b w:val="false"/>
+          <w:bCs w:val="false"/>
+          <w:i w:val="false"/>
+          <w:iCs w:val="false"/>
+          <w:sz w:val="22"/>
+          <w:szCs w:val="22"/>
+          <w:lang w:val="hr-HR"/>
+        </w:rPr>
+        <w:t xml:space="preserve">-a. </w:t>
+      </w:r>
+      <w:r>
+        <w:rPr>
+          <w:rFonts w:ascii="Times New Roman" w:hAnsi="Times New Roman"/>
+          <w:b w:val="false"/>
+          <w:bCs w:val="false"/>
+          <w:i w:val="false"/>
+          <w:iCs w:val="false"/>
+          <w:sz w:val="22"/>
+          <w:szCs w:val="22"/>
+          <w:lang w:val="hr-HR"/>
+        </w:rPr>
+        <w:t xml:space="preserve">Onda sam, nakon što sam diplomirao, dodao malo testova jezgre asemblera, te jedan integracijski test: test koji asemblira i pokreće asemblerski kod koji rješava Eight Queens Puzzle i uspoređuje njegov ispis s onime što treba ispisati. Taj se integracijski test vrti oko 3 minute na mom računalu </w:t>
+      </w:r>
+      <w:r>
+        <w:rPr>
+          <w:rFonts w:ascii="Times New Roman" w:hAnsi="Times New Roman"/>
+          <w:b w:val="false"/>
+          <w:bCs w:val="false"/>
+          <w:i w:val="false"/>
+          <w:iCs w:val="false"/>
+          <w:sz w:val="22"/>
+          <w:szCs w:val="22"/>
+          <w:lang w:val="hr-HR"/>
+        </w:rPr>
+        <w:t>(u NodeJS-u, kad nema problema s layout trashingom, inače se u browseru vrti nekoliko sati zbog layout trashinga)</w:t>
+      </w:r>
+      <w:r>
+        <w:rPr>
+          <w:rFonts w:ascii="Times New Roman" w:hAnsi="Times New Roman"/>
+          <w:b w:val="false"/>
+          <w:bCs w:val="false"/>
+          <w:i w:val="false"/>
+          <w:iCs w:val="false"/>
+          <w:sz w:val="22"/>
+          <w:szCs w:val="22"/>
+          <w:lang w:val="hr-HR"/>
+        </w:rPr>
+        <w:t>.</w:t>
+      </w:r>
+      <w:r>
+        <w:rPr>
+          <w:rFonts w:ascii="Times New Roman" w:hAnsi="Times New Roman"/>
+          <w:b w:val="false"/>
+          <w:bCs w:val="false"/>
+          <w:i w:val="false"/>
+          <w:iCs w:val="false"/>
+          <w:sz w:val="22"/>
+          <w:szCs w:val="22"/>
+          <w:lang w:val="hr-HR"/>
+        </w:rPr>
+        <w:t xml:space="preserve"> Međutim, </w:t>
+      </w:r>
+      <w:r>
+        <w:rPr>
+          <w:rFonts w:ascii="Times New Roman" w:hAnsi="Times New Roman"/>
+          <w:b w:val="false"/>
+          <w:bCs w:val="false"/>
+          <w:i/>
+          <w:iCs/>
+          <w:sz w:val="22"/>
+          <w:szCs w:val="22"/>
+          <w:lang w:val="hr-HR"/>
+        </w:rPr>
+        <w:t>test coverage</w:t>
+      </w:r>
+      <w:r>
+        <w:rPr>
+          <w:rFonts w:ascii="Times New Roman" w:hAnsi="Times New Roman"/>
+          <w:b w:val="false"/>
+          <w:bCs w:val="false"/>
+          <w:i w:val="false"/>
+          <w:iCs w:val="false"/>
+          <w:sz w:val="22"/>
+          <w:szCs w:val="22"/>
+          <w:lang w:val="hr-HR"/>
+        </w:rPr>
+        <w:t xml:space="preserve"> još je uvijek </w:t>
+      </w:r>
+      <w:r>
+        <w:rPr>
+          <w:rFonts w:ascii="Times New Roman" w:hAnsi="Times New Roman"/>
+          <w:b w:val="false"/>
+          <w:bCs w:val="false"/>
+          <w:i w:val="false"/>
+          <w:iCs w:val="false"/>
+          <w:sz w:val="22"/>
+          <w:szCs w:val="22"/>
+          <w:lang w:val="hr-HR"/>
+        </w:rPr>
+        <w:t>relativno</w:t>
+      </w:r>
+      <w:r>
+        <w:rPr>
+          <w:rFonts w:ascii="Times New Roman" w:hAnsi="Times New Roman"/>
+          <w:b w:val="false"/>
+          <w:bCs w:val="false"/>
+          <w:i w:val="false"/>
+          <w:iCs w:val="false"/>
+          <w:sz w:val="22"/>
+          <w:szCs w:val="22"/>
+          <w:lang w:val="hr-HR"/>
+        </w:rPr>
+        <w:t xml:space="preserve"> nizak, i, ako ćete doprinositi ovom projektu, nemojte se oslanjati isključivo na te automatske testove, već radite i ručno testiranje.</w:t>
+      </w:r>
+    </w:p>
+    <w:p>
+      <w:pPr>
+        <w:pStyle w:val="Normal"/>
+        <w:jc w:val="both"/>
+        <w:rPr/>
+      </w:pPr>
+      <w:r>
+        <w:rPr>
+          <w:rFonts w:ascii="Times New Roman" w:hAnsi="Times New Roman"/>
+          <w:b w:val="false"/>
+          <w:bCs w:val="false"/>
+          <w:i w:val="false"/>
+          <w:iCs w:val="false"/>
+          <w:sz w:val="22"/>
+          <w:szCs w:val="22"/>
+          <w:lang w:val="hr-HR"/>
+        </w:rPr>
+        <w:t>U compileru za moj programski jezik još postoji, kao i u compilerima za većinu programskih jezika, semantički analizer</w:t>
+      </w:r>
+      <w:r>
+        <w:rPr>
+          <w:rStyle w:val="FootnoteReference"/>
+          <w:rFonts w:ascii="Times New Roman" w:hAnsi="Times New Roman"/>
+          <w:b w:val="false"/>
+          <w:bCs w:val="false"/>
+          <w:i w:val="false"/>
+          <w:iCs w:val="false"/>
+          <w:sz w:val="22"/>
+          <w:szCs w:val="22"/>
+          <w:lang w:val="hr-HR"/>
+        </w:rPr>
+        <w:footnoteReference w:id="30"/>
+      </w:r>
+      <w:r>
+        <w:rPr>
+          <w:rFonts w:ascii="Times New Roman" w:hAnsi="Times New Roman"/>
+          <w:b w:val="false"/>
+          <w:bCs w:val="false"/>
+          <w:i w:val="false"/>
+          <w:iCs w:val="false"/>
+          <w:sz w:val="22"/>
+          <w:szCs w:val="22"/>
+          <w:lang w:val="hr-HR"/>
+        </w:rPr>
+        <w:t xml:space="preserve">. </w:t>
+      </w:r>
+      <w:r>
+        <w:rPr>
+          <w:rFonts w:ascii="Times New Roman" w:hAnsi="Times New Roman"/>
+          <w:b w:val="false"/>
+          <w:bCs w:val="false"/>
+          <w:i w:val="false"/>
+          <w:iCs w:val="false"/>
+          <w:sz w:val="22"/>
+          <w:szCs w:val="22"/>
+          <w:lang w:val="hr-HR"/>
+        </w:rPr>
+        <w:t>To je dio compilera koji „lovi” gramatički netočne rečenice koje prolaze kroz parser, ali koje bi srušile jezgru compilera da dođu do nje. Takvih izraza, koji se na prvi pogled čine gramatički ispravnima, a zapravo nisu, ima i u ljudskim jezicima, i zovu se gramatičke iluzije. Najpoznatiji primjer takvog izraza jesu komparativne iluzije, rečenice tipa „</w:t>
+      </w:r>
+      <w:r>
+        <w:rPr>
+          <w:rFonts w:ascii="Times New Roman" w:hAnsi="Times New Roman"/>
+          <w:b w:val="false"/>
+          <w:bCs w:val="false"/>
+          <w:i/>
+          <w:iCs/>
+          <w:sz w:val="22"/>
+          <w:szCs w:val="22"/>
+          <w:lang w:val="hr-HR"/>
+        </w:rPr>
+        <w:t>More people have been to Russia than I have.</w:t>
+      </w:r>
+      <w:r>
+        <w:rPr>
+          <w:rFonts w:ascii="Times New Roman" w:hAnsi="Times New Roman"/>
+          <w:b w:val="false"/>
+          <w:bCs w:val="false"/>
+          <w:i w:val="false"/>
+          <w:iCs w:val="false"/>
+          <w:sz w:val="22"/>
+          <w:szCs w:val="22"/>
+          <w:lang w:val="hr-HR"/>
+        </w:rPr>
+        <w:t>”, „</w:t>
+      </w:r>
+      <w:r>
+        <w:rPr>
+          <w:rFonts w:ascii="Times New Roman" w:hAnsi="Times New Roman"/>
+          <w:b w:val="false"/>
+          <w:bCs w:val="false"/>
+          <w:i/>
+          <w:iCs/>
+          <w:sz w:val="22"/>
+          <w:szCs w:val="22"/>
+          <w:lang w:val="hr-HR"/>
+        </w:rPr>
+        <w:t>Više je ljudi bilo u Rusiji nego što sam ja bio.</w:t>
+      </w:r>
+      <w:r>
+        <w:rPr>
+          <w:rFonts w:ascii="Times New Roman" w:hAnsi="Times New Roman"/>
+          <w:b w:val="false"/>
+          <w:bCs w:val="false"/>
+          <w:i w:val="false"/>
+          <w:iCs w:val="false"/>
+          <w:sz w:val="22"/>
+          <w:szCs w:val="22"/>
+          <w:lang w:val="hr-HR"/>
+        </w:rPr>
+        <w:t>”. Na prvi se pogled ta rečenica doima ispravna, no, ako pokušate odrediti neko preciznije značenje, shvatit ćete da nešto s tom rečenicom sintaksno ne valja. Da bi poredbena rečenica imala smisla, ako je subjekt glavne surečenice u množini, a predikat joj je glagol s nultom valencijom (kao glagol biti u egzistencijalnom značenju), poredbena surečenica ne može imati isti taj predikat, ali u jednini. Parser u našem mozgu, očito, kao ni parseri u većini compilera, nije napravljen da lovi sve sintaksne greške. Primijetite da je ovo posve druga vrsta besmislice nego Chomskyjeva rečenica „</w:t>
+      </w:r>
+      <w:r>
+        <w:rPr>
+          <w:rFonts w:ascii="Times New Roman" w:hAnsi="Times New Roman"/>
+          <w:b w:val="false"/>
+          <w:bCs w:val="false"/>
+          <w:i/>
+          <w:iCs/>
+          <w:sz w:val="22"/>
+          <w:szCs w:val="22"/>
+          <w:lang w:val="hr-HR"/>
+        </w:rPr>
+        <w:t>Bezbojne zelene ideje spavaju bijesno.</w:t>
+      </w:r>
+      <w:r>
+        <w:rPr>
+          <w:rFonts w:ascii="Times New Roman" w:hAnsi="Times New Roman"/>
+          <w:b w:val="false"/>
+          <w:bCs w:val="false"/>
+          <w:i w:val="false"/>
+          <w:iCs w:val="false"/>
+          <w:sz w:val="22"/>
+          <w:szCs w:val="22"/>
+          <w:lang w:val="hr-HR"/>
+        </w:rPr>
+        <w:t>”, Chomskyjeva rečenica je gramatički ispravna, samo što riječi imaju kontradiktorna značenja. Isto je to drugi fenomen nego poznata (obnovljena u raspravama o vezi programskih i ljudskih jezika) Walter Burleyeva rečenica o kojoj je raspravljao 1328. godine „</w:t>
+      </w:r>
+      <w:r>
+        <w:rPr>
+          <w:rFonts w:ascii="Times New Roman" w:hAnsi="Times New Roman"/>
+          <w:b w:val="false"/>
+          <w:bCs w:val="false"/>
+          <w:i/>
+          <w:iCs/>
+          <w:sz w:val="22"/>
+          <w:szCs w:val="22"/>
+          <w:lang w:val="hr-HR"/>
+        </w:rPr>
+        <w:t>Omne homo habens asinum videt illum.</w:t>
+      </w:r>
+      <w:r>
+        <w:rPr>
+          <w:rFonts w:ascii="Times New Roman" w:hAnsi="Times New Roman"/>
+          <w:b w:val="false"/>
+          <w:bCs w:val="false"/>
+          <w:i w:val="false"/>
+          <w:iCs w:val="false"/>
+          <w:sz w:val="22"/>
+          <w:szCs w:val="22"/>
+          <w:lang w:val="hr-HR"/>
+        </w:rPr>
+        <w:t>”, nju je teško gramatički analizirati, ali, po njemu, svatko tko govori latinski složit će se da je to gramatički ispravna rečenica i da znači „</w:t>
+      </w:r>
+      <w:r>
+        <w:rPr>
+          <w:rFonts w:ascii="Times New Roman" w:hAnsi="Times New Roman"/>
+          <w:b w:val="false"/>
+          <w:bCs w:val="false"/>
+          <w:i/>
+          <w:iCs/>
+          <w:sz w:val="22"/>
+          <w:szCs w:val="22"/>
+          <w:lang w:val="hr-HR"/>
+        </w:rPr>
+        <w:t>Ne posjeduješ magarca ako ga ne vidiš.</w:t>
+      </w:r>
+      <w:r>
+        <w:rPr>
+          <w:rFonts w:ascii="Times New Roman" w:hAnsi="Times New Roman"/>
+          <w:b w:val="false"/>
+          <w:bCs w:val="false"/>
+          <w:i w:val="false"/>
+          <w:iCs w:val="false"/>
+          <w:sz w:val="22"/>
+          <w:szCs w:val="22"/>
+          <w:lang w:val="hr-HR"/>
+        </w:rPr>
+        <w:t>”. Govornici engleskog jezika ne slažu se što znači „</w:t>
+      </w:r>
+      <w:r>
+        <w:rPr>
+          <w:rFonts w:ascii="Times New Roman" w:hAnsi="Times New Roman"/>
+          <w:b w:val="false"/>
+          <w:bCs w:val="false"/>
+          <w:i/>
+          <w:iCs/>
+          <w:sz w:val="22"/>
+          <w:szCs w:val="22"/>
+          <w:lang w:val="hr-HR"/>
+        </w:rPr>
+        <w:t>More people have been to Russia than I have.</w:t>
+      </w:r>
+      <w:r>
+        <w:rPr>
+          <w:rFonts w:ascii="Times New Roman" w:hAnsi="Times New Roman"/>
+          <w:b w:val="false"/>
+          <w:bCs w:val="false"/>
+          <w:i w:val="false"/>
+          <w:iCs w:val="false"/>
+          <w:sz w:val="22"/>
+          <w:szCs w:val="22"/>
+          <w:lang w:val="hr-HR"/>
+        </w:rPr>
+        <w:t xml:space="preserve">”, ustvari, velika većina ljudi, kada razmisli, slaže se da ona ne znači ništa. </w:t>
+      </w:r>
+      <w:r>
+        <w:rPr>
+          <w:rFonts w:ascii="Times New Roman" w:hAnsi="Times New Roman"/>
+          <w:b w:val="false"/>
+          <w:bCs w:val="false"/>
+          <w:i w:val="false"/>
+          <w:iCs w:val="false"/>
+          <w:sz w:val="22"/>
+          <w:szCs w:val="22"/>
+          <w:lang w:val="hr-HR"/>
+        </w:rPr>
+        <w:t>Ne znam</w:t>
+      </w:r>
+      <w:r>
+        <w:rPr>
+          <w:rFonts w:ascii="Times New Roman" w:hAnsi="Times New Roman"/>
+          <w:b w:val="false"/>
+          <w:bCs w:val="false"/>
+          <w:i w:val="false"/>
+          <w:iCs w:val="false"/>
+          <w:sz w:val="22"/>
+          <w:szCs w:val="22"/>
+          <w:lang w:val="hr-HR"/>
+        </w:rPr>
+        <w:t xml:space="preserve"> mogu li r</w:t>
+      </w:r>
+      <w:r>
+        <w:rPr>
+          <w:rFonts w:ascii="Times New Roman" w:hAnsi="Times New Roman"/>
+          <w:b w:val="false"/>
+          <w:bCs w:val="false"/>
+          <w:i w:val="false"/>
+          <w:iCs w:val="false"/>
+          <w:sz w:val="22"/>
+          <w:szCs w:val="22"/>
+          <w:lang w:val="hr-HR"/>
+        </w:rPr>
+        <w:t xml:space="preserve">ečenice kao što </w:t>
+      </w:r>
+      <w:r>
+        <w:rPr>
+          <w:rFonts w:ascii="Times New Roman" w:hAnsi="Times New Roman"/>
+          <w:b w:val="false"/>
+          <w:bCs w:val="false"/>
+          <w:i w:val="false"/>
+          <w:iCs w:val="false"/>
+          <w:sz w:val="22"/>
+          <w:szCs w:val="22"/>
+          <w:lang w:val="hr-HR"/>
+        </w:rPr>
+        <w:t>je</w:t>
+      </w:r>
+      <w:r>
+        <w:rPr>
+          <w:rFonts w:ascii="Times New Roman" w:hAnsi="Times New Roman"/>
+          <w:b w:val="false"/>
+          <w:bCs w:val="false"/>
+          <w:i w:val="false"/>
+          <w:iCs w:val="false"/>
+          <w:sz w:val="22"/>
+          <w:szCs w:val="22"/>
+          <w:lang w:val="hr-HR"/>
+        </w:rPr>
+        <w:t xml:space="preserve"> „</w:t>
+      </w:r>
+      <w:r>
+        <w:rPr>
+          <w:rFonts w:ascii="Times New Roman" w:hAnsi="Times New Roman"/>
+          <w:b w:val="false"/>
+          <w:bCs w:val="false"/>
+          <w:i/>
+          <w:iCs/>
+          <w:sz w:val="22"/>
+          <w:szCs w:val="22"/>
+          <w:lang w:val="hr-HR"/>
+        </w:rPr>
+        <w:t>Omne homo habens asinum videt illum.</w:t>
+      </w:r>
+      <w:r>
+        <w:rPr>
+          <w:rFonts w:ascii="Times New Roman" w:hAnsi="Times New Roman"/>
+          <w:b w:val="false"/>
+          <w:bCs w:val="false"/>
+          <w:i w:val="false"/>
+          <w:iCs w:val="false"/>
+          <w:sz w:val="22"/>
+          <w:szCs w:val="22"/>
+          <w:lang w:val="hr-HR"/>
+        </w:rPr>
+        <w:t>” postojati u programskim jezicima</w:t>
+      </w:r>
+      <w:r>
+        <w:rPr>
+          <w:rStyle w:val="FootnoteReference"/>
+          <w:rFonts w:ascii="Times New Roman" w:hAnsi="Times New Roman"/>
+          <w:b w:val="false"/>
+          <w:bCs w:val="false"/>
+          <w:i w:val="false"/>
+          <w:iCs w:val="false"/>
+          <w:sz w:val="22"/>
+          <w:szCs w:val="22"/>
+          <w:lang w:val="hr-HR"/>
+        </w:rPr>
+        <w:footnoteReference w:id="31"/>
+      </w:r>
+      <w:r>
+        <w:rPr>
+          <w:rFonts w:ascii="Times New Roman" w:hAnsi="Times New Roman"/>
+          <w:b w:val="false"/>
+          <w:bCs w:val="false"/>
+          <w:i w:val="false"/>
+          <w:iCs w:val="false"/>
+          <w:sz w:val="22"/>
+          <w:szCs w:val="22"/>
+          <w:lang w:val="hr-HR"/>
+        </w:rPr>
+        <w:t>, ali rečenice kao što su „</w:t>
+      </w:r>
+      <w:r>
+        <w:rPr>
+          <w:rFonts w:ascii="Times New Roman" w:hAnsi="Times New Roman"/>
+          <w:b w:val="false"/>
+          <w:bCs w:val="false"/>
+          <w:i/>
+          <w:iCs/>
+          <w:sz w:val="22"/>
+          <w:szCs w:val="22"/>
+          <w:lang w:val="hr-HR"/>
+        </w:rPr>
+        <w:t>More people have been to Russia than I have.</w:t>
+      </w:r>
+      <w:r>
+        <w:rPr>
+          <w:rFonts w:ascii="Times New Roman" w:hAnsi="Times New Roman"/>
+          <w:b w:val="false"/>
+          <w:bCs w:val="false"/>
+          <w:i w:val="false"/>
+          <w:iCs w:val="false"/>
+          <w:sz w:val="22"/>
+          <w:szCs w:val="22"/>
+          <w:lang w:val="hr-HR"/>
+        </w:rPr>
+        <w:t xml:space="preserve">” </w:t>
+      </w:r>
+      <w:r>
+        <w:rPr>
+          <w:rFonts w:ascii="Times New Roman" w:hAnsi="Times New Roman"/>
+          <w:b w:val="false"/>
+          <w:bCs w:val="false"/>
+          <w:i w:val="false"/>
+          <w:iCs w:val="false"/>
+          <w:sz w:val="22"/>
+          <w:szCs w:val="22"/>
+          <w:lang w:val="hr-HR"/>
+        </w:rPr>
+        <w:t>sigurno</w:t>
+      </w:r>
+      <w:r>
+        <w:rPr>
+          <w:rFonts w:ascii="Times New Roman" w:hAnsi="Times New Roman"/>
+          <w:b w:val="false"/>
+          <w:bCs w:val="false"/>
+          <w:i w:val="false"/>
+          <w:iCs w:val="false"/>
+          <w:sz w:val="22"/>
+          <w:szCs w:val="22"/>
+          <w:lang w:val="hr-HR"/>
+        </w:rPr>
+        <w:t xml:space="preserve"> mogu.</w:t>
+      </w:r>
+      <w:r>
+        <w:rPr>
+          <w:rFonts w:ascii="Times New Roman" w:hAnsi="Times New Roman"/>
+          <w:b w:val="false"/>
+          <w:bCs w:val="false"/>
+          <w:i w:val="false"/>
+          <w:iCs w:val="false"/>
+          <w:sz w:val="22"/>
+          <w:szCs w:val="22"/>
+          <w:lang w:val="hr-HR"/>
+        </w:rPr>
+        <w:t xml:space="preserve"> </w:t>
+      </w:r>
+      <w:r>
+        <w:rPr>
+          <w:rFonts w:ascii="Times New Roman" w:hAnsi="Times New Roman"/>
+          <w:b w:val="false"/>
+          <w:bCs w:val="false"/>
+          <w:i w:val="false"/>
+          <w:iCs w:val="false"/>
+          <w:sz w:val="22"/>
+          <w:szCs w:val="22"/>
+          <w:lang w:val="hr-HR"/>
+        </w:rPr>
+        <w:t>Ipak, m</w:t>
+      </w:r>
+      <w:r>
+        <w:rPr>
+          <w:rFonts w:ascii="Times New Roman" w:hAnsi="Times New Roman"/>
+          <w:b w:val="false"/>
+          <w:bCs w:val="false"/>
+          <w:i w:val="false"/>
+          <w:iCs w:val="false"/>
+          <w:sz w:val="22"/>
+          <w:szCs w:val="22"/>
+          <w:lang w:val="hr-HR"/>
+        </w:rPr>
+        <w:t xml:space="preserve">islim da semantički analizer nije potreban za asemblerski jezik, jer mislim da je </w:t>
+      </w:r>
+      <w:r>
+        <w:rPr>
+          <w:rFonts w:ascii="Times New Roman" w:hAnsi="Times New Roman"/>
+          <w:b w:val="false"/>
+          <w:bCs w:val="false"/>
+          <w:i w:val="false"/>
+          <w:iCs w:val="false"/>
+          <w:sz w:val="22"/>
+          <w:szCs w:val="22"/>
+          <w:lang w:val="hr-HR"/>
+        </w:rPr>
+        <w:t>na</w:t>
+      </w:r>
+      <w:r>
+        <w:rPr>
+          <w:rFonts w:ascii="Times New Roman" w:hAnsi="Times New Roman"/>
+          <w:b w:val="false"/>
+          <w:bCs w:val="false"/>
+          <w:i w:val="false"/>
+          <w:iCs w:val="false"/>
+          <w:sz w:val="22"/>
+          <w:szCs w:val="22"/>
+          <w:lang w:val="hr-HR"/>
+        </w:rPr>
+        <w:t xml:space="preserve"> asemblerskom jeziku nemoguće konstruirati rečenicu </w:t>
+      </w:r>
+      <w:r>
+        <w:rPr>
+          <w:rFonts w:ascii="Times New Roman" w:hAnsi="Times New Roman"/>
+          <w:b w:val="false"/>
+          <w:bCs w:val="false"/>
+          <w:i w:val="false"/>
+          <w:iCs w:val="false"/>
+          <w:sz w:val="22"/>
+          <w:szCs w:val="22"/>
+          <w:lang w:val="hr-HR"/>
+        </w:rPr>
+        <w:t>kao što je</w:t>
+      </w:r>
+      <w:r>
+        <w:rPr>
+          <w:rFonts w:ascii="Times New Roman" w:hAnsi="Times New Roman"/>
+          <w:b w:val="false"/>
+          <w:bCs w:val="false"/>
+          <w:i w:val="false"/>
+          <w:iCs w:val="false"/>
+          <w:sz w:val="22"/>
+          <w:szCs w:val="22"/>
+          <w:lang w:val="hr-HR"/>
+        </w:rPr>
+        <w:t xml:space="preserve"> „</w:t>
+      </w:r>
+      <w:r>
+        <w:rPr>
+          <w:rFonts w:ascii="Times New Roman" w:hAnsi="Times New Roman"/>
+          <w:b w:val="false"/>
+          <w:bCs w:val="false"/>
+          <w:i/>
+          <w:iCs/>
+          <w:sz w:val="22"/>
+          <w:szCs w:val="22"/>
+          <w:lang w:val="hr-HR"/>
+        </w:rPr>
+        <w:t>More people have been to Russia than I have.</w:t>
+      </w:r>
+      <w:r>
+        <w:rPr>
+          <w:rFonts w:ascii="Times New Roman" w:hAnsi="Times New Roman"/>
+          <w:b w:val="false"/>
+          <w:bCs w:val="false"/>
+          <w:i w:val="false"/>
+          <w:iCs w:val="false"/>
+          <w:sz w:val="22"/>
+          <w:szCs w:val="22"/>
+          <w:lang w:val="hr-HR"/>
+        </w:rPr>
+        <w:t xml:space="preserve">”, </w:t>
+      </w:r>
+      <w:r>
+        <w:rPr>
+          <w:rFonts w:ascii="Times New Roman" w:hAnsi="Times New Roman"/>
+          <w:b w:val="false"/>
+          <w:bCs w:val="false"/>
+          <w:i w:val="false"/>
+          <w:iCs w:val="false"/>
+          <w:sz w:val="22"/>
+          <w:szCs w:val="22"/>
+          <w:lang w:val="hr-HR"/>
+        </w:rPr>
+        <w:t>iako su takve rečenice moguće u višim programskim jezicima</w:t>
+      </w:r>
+      <w:r>
+        <w:rPr>
+          <w:rFonts w:ascii="Times New Roman" w:hAnsi="Times New Roman"/>
+          <w:b w:val="false"/>
+          <w:bCs w:val="false"/>
+          <w:i w:val="false"/>
+          <w:iCs w:val="false"/>
+          <w:sz w:val="22"/>
+          <w:szCs w:val="22"/>
+          <w:lang w:val="hr-HR"/>
+        </w:rPr>
+        <w:t>.</w:t>
+      </w:r>
+    </w:p>
+    <w:p>
+      <w:pPr>
+        <w:pStyle w:val="Normal"/>
+        <w:jc w:val="both"/>
+        <w:rPr/>
+      </w:pPr>
+      <w:r>
+        <w:rPr>
+          <w:rFonts w:ascii="Times New Roman" w:hAnsi="Times New Roman"/>
+          <w:b w:val="false"/>
+          <w:bCs w:val="false"/>
+          <w:i w:val="false"/>
+          <w:iCs w:val="false"/>
+          <w:sz w:val="22"/>
+          <w:szCs w:val="22"/>
+          <w:lang w:val="hr-HR"/>
+        </w:rPr>
+        <w:t>A</w:t>
+      </w:r>
+      <w:r>
+        <w:rPr>
+          <w:rFonts w:ascii="Times New Roman" w:hAnsi="Times New Roman"/>
+          <w:b w:val="false"/>
+          <w:bCs w:val="false"/>
+          <w:i w:val="false"/>
+          <w:iCs w:val="false"/>
+          <w:sz w:val="22"/>
+          <w:szCs w:val="22"/>
+          <w:lang w:val="hr-HR"/>
+        </w:rPr>
+        <w:t xml:space="preserve">ko radite neki viši programski jezik (a ne asembler), nikad ne možete biti sigurni da će se vaš compiler ponašati smisleno u svim mogućim situacijama. </w:t>
+      </w:r>
+      <w:r>
+        <w:rPr>
+          <w:rFonts w:ascii="Times New Roman" w:hAnsi="Times New Roman"/>
+          <w:b w:val="false"/>
+          <w:bCs w:val="false"/>
+          <w:i w:val="false"/>
+          <w:iCs w:val="false"/>
+          <w:sz w:val="22"/>
+          <w:szCs w:val="22"/>
+          <w:lang w:val="hr-HR"/>
+        </w:rPr>
+        <w:t>Dati ću vam ideju o tome jednom nedavnom anegdotom iz svog života. P</w:t>
+      </w:r>
+      <w:r>
+        <w:rPr>
+          <w:rFonts w:ascii="Times New Roman" w:hAnsi="Times New Roman"/>
+          <w:b w:val="false"/>
+          <w:bCs w:val="false"/>
+          <w:i w:val="false"/>
+          <w:iCs w:val="false"/>
+          <w:sz w:val="22"/>
+          <w:szCs w:val="22"/>
+          <w:lang w:val="hr-HR"/>
+        </w:rPr>
+        <w:t xml:space="preserve">itao sam na internetskom forumu na koje sve probleme možeš naletjeti kad implementiraš ternarni uvjetni operator </w:t>
+      </w:r>
+      <w:r>
+        <w:rPr>
+          <w:rFonts w:ascii="Courier New" w:hAnsi="Courier New"/>
+          <w:b w:val="false"/>
+          <w:bCs w:val="false"/>
+          <w:i w:val="false"/>
+          <w:iCs w:val="false"/>
+          <w:sz w:val="22"/>
+          <w:szCs w:val="22"/>
+          <w:lang w:val="hr-HR"/>
+        </w:rPr>
+        <w:t>?:</w:t>
+      </w:r>
+      <w:r>
+        <w:rPr>
+          <w:rStyle w:val="FootnoteReference"/>
+          <w:rFonts w:ascii="Courier New" w:hAnsi="Courier New"/>
+          <w:b w:val="false"/>
+          <w:bCs w:val="false"/>
+          <w:i w:val="false"/>
+          <w:iCs w:val="false"/>
+          <w:sz w:val="22"/>
+          <w:szCs w:val="22"/>
+          <w:lang w:val="hr-HR"/>
+        </w:rPr>
+        <w:footnoteReference w:id="32"/>
+      </w:r>
+      <w:r>
+        <w:rPr>
+          <w:rFonts w:ascii="Times New Roman" w:hAnsi="Times New Roman"/>
+          <w:b w:val="false"/>
+          <w:bCs w:val="false"/>
+          <w:i w:val="false"/>
+          <w:iCs w:val="false"/>
+          <w:sz w:val="22"/>
+          <w:szCs w:val="22"/>
+          <w:lang w:val="hr-HR"/>
+        </w:rPr>
+        <w:t xml:space="preserve">. Meni se čini da mnogi programski jezici s tim operatorom imaju problema. Recimo, PHP ga neispravno parsira, on ga parsira kao lijevo-asocijativni operator, a treba ga se parsirati kao desno-asocijativni operator (što onemogućuje da se pomoću operatora </w:t>
+      </w:r>
+      <w:r>
+        <w:rPr>
+          <w:rFonts w:ascii="Courier New" w:hAnsi="Courier New"/>
+          <w:b w:val="false"/>
+          <w:bCs w:val="false"/>
+          <w:i w:val="false"/>
+          <w:iCs w:val="false"/>
+          <w:sz w:val="22"/>
+          <w:szCs w:val="22"/>
+          <w:lang w:val="hr-HR"/>
+        </w:rPr>
+        <w:t>?:</w:t>
+      </w:r>
+      <w:r>
+        <w:rPr>
+          <w:rFonts w:ascii="Times New Roman" w:hAnsi="Times New Roman"/>
+          <w:b w:val="false"/>
+          <w:bCs w:val="false"/>
+          <w:i w:val="false"/>
+          <w:iCs w:val="false"/>
+          <w:sz w:val="22"/>
+          <w:szCs w:val="22"/>
+          <w:lang w:val="hr-HR"/>
+        </w:rPr>
+        <w:t xml:space="preserve"> u PHP-u skraćeno pišu </w:t>
+      </w:r>
+      <w:r>
+        <w:rPr>
+          <w:rFonts w:ascii="Times New Roman" w:hAnsi="Times New Roman"/>
+          <w:b w:val="false"/>
+          <w:bCs w:val="false"/>
+          <w:i/>
+          <w:iCs/>
+          <w:sz w:val="22"/>
+          <w:szCs w:val="22"/>
+          <w:lang w:val="hr-HR"/>
+        </w:rPr>
+        <w:t>else-if</w:t>
+      </w:r>
+      <w:r>
+        <w:rPr>
+          <w:rFonts w:ascii="Times New Roman" w:hAnsi="Times New Roman"/>
+          <w:b w:val="false"/>
+          <w:bCs w:val="false"/>
+          <w:i w:val="false"/>
+          <w:iCs w:val="false"/>
+          <w:sz w:val="22"/>
+          <w:szCs w:val="22"/>
+          <w:lang w:val="hr-HR"/>
+        </w:rPr>
+        <w:t xml:space="preserve"> izrazi)</w:t>
+      </w:r>
+      <w:r>
+        <w:rPr>
+          <w:rStyle w:val="FootnoteReference"/>
+          <w:rFonts w:ascii="Times New Roman" w:hAnsi="Times New Roman"/>
+          <w:b w:val="false"/>
+          <w:bCs w:val="false"/>
+          <w:i w:val="false"/>
+          <w:iCs w:val="false"/>
+          <w:sz w:val="22"/>
+          <w:szCs w:val="22"/>
+          <w:lang w:val="hr-HR"/>
+        </w:rPr>
+        <w:footnoteReference w:id="33"/>
+      </w:r>
+      <w:r>
+        <w:rPr>
+          <w:rFonts w:ascii="Times New Roman" w:hAnsi="Times New Roman"/>
+          <w:b w:val="false"/>
+          <w:bCs w:val="false"/>
+          <w:i w:val="false"/>
+          <w:iCs w:val="false"/>
+          <w:sz w:val="22"/>
+          <w:szCs w:val="22"/>
+          <w:lang w:val="hr-HR"/>
+        </w:rPr>
+        <w:t>. Moj compiler koji prevodi moj programski jezik na x86 asembler</w:t>
+      </w:r>
+      <w:r>
+        <w:rPr>
+          <w:rFonts w:ascii="Times New Roman" w:hAnsi="Times New Roman"/>
+          <w:b w:val="false"/>
+          <w:bCs w:val="false"/>
+          <w:i w:val="false"/>
+          <w:iCs w:val="false"/>
+          <w:sz w:val="22"/>
+          <w:szCs w:val="22"/>
+          <w:lang w:val="hr-HR"/>
+        </w:rPr>
+        <w:t>ski jezik</w:t>
+      </w:r>
+      <w:r>
+        <w:rPr>
+          <w:rFonts w:ascii="Times New Roman" w:hAnsi="Times New Roman"/>
+          <w:b w:val="false"/>
+          <w:bCs w:val="false"/>
+          <w:i w:val="false"/>
+          <w:iCs w:val="false"/>
+          <w:sz w:val="22"/>
+          <w:szCs w:val="22"/>
+          <w:lang w:val="hr-HR"/>
+        </w:rPr>
+        <w:t xml:space="preserve"> (koji sam napisao u 4. razredu gimnazije, nije pretjerano kvalitetan projekt, </w:t>
+      </w:r>
+      <w:r>
+        <w:rPr>
+          <w:rFonts w:ascii="Times New Roman" w:hAnsi="Times New Roman"/>
+          <w:b w:val="false"/>
+          <w:bCs w:val="false"/>
+          <w:i w:val="false"/>
+          <w:iCs w:val="false"/>
+          <w:sz w:val="22"/>
+          <w:szCs w:val="22"/>
+          <w:lang w:val="hr-HR"/>
+        </w:rPr>
+        <w:t>pisan je u JavaScriptu i može se pokrenuti u internetskom pregledniku</w:t>
+      </w:r>
+      <w:r>
+        <w:rPr>
+          <w:rStyle w:val="FootnoteReference"/>
+          <w:rFonts w:ascii="Times New Roman" w:hAnsi="Times New Roman"/>
+          <w:b w:val="false"/>
+          <w:bCs w:val="false"/>
+          <w:i w:val="false"/>
+          <w:iCs w:val="false"/>
+          <w:sz w:val="22"/>
+          <w:szCs w:val="22"/>
+          <w:lang w:val="hr-HR"/>
+        </w:rPr>
+        <w:footnoteReference w:id="34"/>
+      </w:r>
+      <w:r>
+        <w:rPr>
+          <w:rFonts w:ascii="Times New Roman" w:hAnsi="Times New Roman"/>
+          <w:b w:val="false"/>
+          <w:bCs w:val="false"/>
+          <w:i w:val="false"/>
+          <w:iCs w:val="false"/>
+          <w:sz w:val="22"/>
+          <w:szCs w:val="22"/>
+          <w:lang w:val="hr-HR"/>
+        </w:rPr>
+        <w:t>) krivo prevodi taj operator na asembler</w:t>
+      </w:r>
+      <w:r>
+        <w:rPr>
+          <w:rFonts w:ascii="Times New Roman" w:hAnsi="Times New Roman"/>
+          <w:b w:val="false"/>
+          <w:bCs w:val="false"/>
+          <w:i w:val="false"/>
+          <w:iCs w:val="false"/>
+          <w:sz w:val="22"/>
+          <w:szCs w:val="22"/>
+          <w:lang w:val="hr-HR"/>
+        </w:rPr>
+        <w:t>ski jezik</w:t>
+      </w:r>
+      <w:r>
+        <w:rPr>
+          <w:rFonts w:ascii="Times New Roman" w:hAnsi="Times New Roman"/>
+          <w:b w:val="false"/>
+          <w:bCs w:val="false"/>
+          <w:i w:val="false"/>
+          <w:iCs w:val="false"/>
+          <w:sz w:val="22"/>
+          <w:szCs w:val="22"/>
+          <w:lang w:val="hr-HR"/>
+        </w:rPr>
+        <w:t xml:space="preserve">. </w:t>
+      </w:r>
+      <w:r>
+        <w:rPr>
+          <w:rFonts w:ascii="Times New Roman" w:hAnsi="Times New Roman"/>
+          <w:b w:val="false"/>
+          <w:bCs w:val="false"/>
+          <w:i w:val="false"/>
+          <w:iCs w:val="false"/>
+          <w:sz w:val="22"/>
+          <w:szCs w:val="22"/>
+          <w:lang w:val="hr-HR"/>
+        </w:rPr>
+        <w:t>Naime, on prevodi drugi i treći operand prije nego što prev</w:t>
+      </w:r>
+      <w:r>
+        <w:rPr>
+          <w:rFonts w:ascii="Times New Roman" w:hAnsi="Times New Roman"/>
+          <w:b w:val="false"/>
+          <w:bCs w:val="false"/>
+          <w:i w:val="false"/>
+          <w:iCs w:val="false"/>
+          <w:sz w:val="22"/>
+          <w:szCs w:val="22"/>
+          <w:lang w:val="hr-HR"/>
+        </w:rPr>
+        <w:t>e</w:t>
+      </w:r>
+      <w:r>
+        <w:rPr>
+          <w:rFonts w:ascii="Times New Roman" w:hAnsi="Times New Roman"/>
+          <w:b w:val="false"/>
+          <w:bCs w:val="false"/>
+          <w:i w:val="false"/>
+          <w:iCs w:val="false"/>
+          <w:sz w:val="22"/>
+          <w:szCs w:val="22"/>
+          <w:lang w:val="hr-HR"/>
+        </w:rPr>
+        <w:t>d</w:t>
+      </w:r>
+      <w:r>
+        <w:rPr>
+          <w:rFonts w:ascii="Times New Roman" w:hAnsi="Times New Roman"/>
+          <w:b w:val="false"/>
+          <w:bCs w:val="false"/>
+          <w:i w:val="false"/>
+          <w:iCs w:val="false"/>
+          <w:sz w:val="22"/>
+          <w:szCs w:val="22"/>
+          <w:lang w:val="hr-HR"/>
+        </w:rPr>
+        <w:t>e</w:t>
+      </w:r>
+      <w:r>
+        <w:rPr>
+          <w:rFonts w:ascii="Times New Roman" w:hAnsi="Times New Roman"/>
+          <w:b w:val="false"/>
+          <w:bCs w:val="false"/>
+          <w:i w:val="false"/>
+          <w:iCs w:val="false"/>
+          <w:sz w:val="22"/>
+          <w:szCs w:val="22"/>
+          <w:lang w:val="hr-HR"/>
+        </w:rPr>
+        <w:t xml:space="preserve"> prvi operand, a to, kako me je upozorio </w:t>
+      </w:r>
+      <w:r>
+        <w:rPr>
+          <w:rFonts w:ascii="Times New Roman" w:hAnsi="Times New Roman"/>
+          <w:b w:val="false"/>
+          <w:bCs w:val="false"/>
+          <w:i/>
+          <w:iCs/>
+          <w:sz w:val="22"/>
+          <w:szCs w:val="22"/>
+          <w:lang w:val="hr-HR"/>
+        </w:rPr>
+        <w:t>rici</w:t>
+      </w:r>
+      <w:r>
+        <w:rPr>
+          <w:rStyle w:val="FootnoteReference"/>
+          <w:rFonts w:ascii="Times New Roman" w:hAnsi="Times New Roman"/>
+          <w:b w:val="false"/>
+          <w:bCs w:val="false"/>
+          <w:i/>
+          <w:iCs/>
+          <w:sz w:val="22"/>
+          <w:szCs w:val="22"/>
+          <w:lang w:val="hr-HR"/>
+        </w:rPr>
+        <w:footnoteReference w:id="35"/>
+      </w:r>
+      <w:r>
+        <w:rPr>
+          <w:rFonts w:ascii="Times New Roman" w:hAnsi="Times New Roman"/>
+          <w:b w:val="false"/>
+          <w:bCs w:val="false"/>
+          <w:i w:val="false"/>
+          <w:iCs w:val="false"/>
+          <w:sz w:val="22"/>
+          <w:szCs w:val="22"/>
+          <w:lang w:val="hr-HR"/>
+        </w:rPr>
+        <w:t>, može dovesti do greške kao što je dijeljenje s nulom. Naime, netko bi se mogao pokušati zaštititi od dijeljenja s nulom tako što napiše „</w:t>
+      </w:r>
+      <w:r>
+        <w:rPr>
+          <w:rStyle w:val="SourceText"/>
+          <w:rFonts w:ascii="Courier New" w:hAnsi="Courier New"/>
+          <w:b w:val="false"/>
+          <w:bCs w:val="false"/>
+          <w:i w:val="false"/>
+          <w:iCs w:val="false"/>
+          <w:sz w:val="22"/>
+          <w:szCs w:val="22"/>
+          <w:lang w:val="hr-HR"/>
+        </w:rPr>
+        <w:t>d = 0 ? 0 : n / d</w:t>
+      </w:r>
+      <w:r>
+        <w:rPr>
+          <w:rFonts w:ascii="Times New Roman" w:hAnsi="Times New Roman"/>
+          <w:b w:val="false"/>
+          <w:bCs w:val="false"/>
+          <w:i w:val="false"/>
+          <w:iCs w:val="false"/>
+          <w:sz w:val="22"/>
+          <w:szCs w:val="22"/>
+          <w:lang w:val="hr-HR"/>
+        </w:rPr>
+        <w:t xml:space="preserve">” (ako je varijabla </w:t>
+      </w:r>
+      <w:r>
+        <w:rPr>
+          <w:rFonts w:ascii="Courier New" w:hAnsi="Courier New"/>
+          <w:b w:val="false"/>
+          <w:bCs w:val="false"/>
+          <w:i w:val="false"/>
+          <w:iCs w:val="false"/>
+          <w:sz w:val="22"/>
+          <w:szCs w:val="22"/>
+          <w:lang w:val="hr-HR"/>
+        </w:rPr>
+        <w:t>d</w:t>
+      </w:r>
+      <w:r>
+        <w:rPr>
+          <w:rFonts w:ascii="Times New Roman" w:hAnsi="Times New Roman"/>
+          <w:b w:val="false"/>
+          <w:bCs w:val="false"/>
+          <w:i w:val="false"/>
+          <w:iCs w:val="false"/>
+          <w:sz w:val="22"/>
+          <w:szCs w:val="22"/>
+          <w:lang w:val="hr-HR"/>
+        </w:rPr>
+        <w:t xml:space="preserve"> jednaka nuli; </w:t>
+      </w:r>
+      <w:r>
+        <w:rPr>
+          <w:rFonts w:ascii="Courier New" w:hAnsi="Courier New"/>
+          <w:b w:val="false"/>
+          <w:bCs w:val="false"/>
+          <w:i w:val="false"/>
+          <w:iCs w:val="false"/>
+          <w:sz w:val="22"/>
+          <w:szCs w:val="22"/>
+          <w:lang w:val="hr-HR"/>
+        </w:rPr>
+        <w:t>=</w:t>
+      </w:r>
+      <w:r>
+        <w:rPr>
+          <w:rFonts w:ascii="Times New Roman" w:hAnsi="Times New Roman"/>
+          <w:b w:val="false"/>
+          <w:bCs w:val="false"/>
+          <w:i w:val="false"/>
+          <w:iCs w:val="false"/>
+          <w:sz w:val="22"/>
+          <w:szCs w:val="22"/>
+          <w:lang w:val="hr-HR"/>
+        </w:rPr>
+        <w:t xml:space="preserve"> u mom programskom jeziku znači jednakost, a ne pridruživanje kao </w:t>
+      </w:r>
+      <w:r>
+        <w:rPr>
+          <w:rFonts w:ascii="Times New Roman" w:hAnsi="Times New Roman"/>
+          <w:b w:val="false"/>
+          <w:bCs w:val="false"/>
+          <w:i w:val="false"/>
+          <w:iCs w:val="false"/>
+          <w:sz w:val="22"/>
+          <w:szCs w:val="22"/>
+          <w:lang w:val="hr-HR"/>
+        </w:rPr>
+        <w:t>što znači</w:t>
+      </w:r>
+      <w:r>
+        <w:rPr>
+          <w:rFonts w:ascii="Times New Roman" w:hAnsi="Times New Roman"/>
+          <w:b w:val="false"/>
+          <w:bCs w:val="false"/>
+          <w:i w:val="false"/>
+          <w:iCs w:val="false"/>
+          <w:sz w:val="22"/>
+          <w:szCs w:val="22"/>
+          <w:lang w:val="hr-HR"/>
+        </w:rPr>
+        <w:t xml:space="preserve"> u C-u), a to neće funkcionirati u dijalektu mog programskog jezika koji se prevodi na x86 </w:t>
+      </w:r>
+      <w:r>
+        <w:rPr>
+          <w:rFonts w:ascii="Times New Roman" w:hAnsi="Times New Roman"/>
+          <w:b w:val="false"/>
+          <w:bCs w:val="false"/>
+          <w:i w:val="false"/>
+          <w:iCs w:val="false"/>
+          <w:sz w:val="22"/>
+          <w:szCs w:val="22"/>
+          <w:lang w:val="hr-HR"/>
+        </w:rPr>
+        <w:t>jer</w:t>
+      </w:r>
+      <w:r>
+        <w:rPr>
+          <w:rFonts w:ascii="Times New Roman" w:hAnsi="Times New Roman"/>
+          <w:b w:val="false"/>
+          <w:bCs w:val="false"/>
+          <w:i w:val="false"/>
+          <w:iCs w:val="false"/>
+          <w:sz w:val="22"/>
+          <w:szCs w:val="22"/>
+          <w:lang w:val="hr-HR"/>
+        </w:rPr>
+        <w:t xml:space="preserve"> se „</w:t>
+      </w:r>
+      <w:r>
+        <w:rPr>
+          <w:rFonts w:ascii="Courier New" w:hAnsi="Courier New"/>
+          <w:b w:val="false"/>
+          <w:bCs w:val="false"/>
+          <w:i w:val="false"/>
+          <w:iCs w:val="false"/>
+          <w:sz w:val="22"/>
+          <w:szCs w:val="22"/>
+          <w:lang w:val="hr-HR"/>
+        </w:rPr>
+        <w:t>n / d</w:t>
+      </w:r>
+      <w:r>
+        <w:rPr>
+          <w:rFonts w:ascii="Times New Roman" w:hAnsi="Times New Roman"/>
+          <w:b w:val="false"/>
+          <w:bCs w:val="false"/>
+          <w:i w:val="false"/>
+          <w:iCs w:val="false"/>
+          <w:sz w:val="22"/>
+          <w:szCs w:val="22"/>
+          <w:lang w:val="hr-HR"/>
+        </w:rPr>
+        <w:t xml:space="preserve">” </w:t>
+      </w:r>
+      <w:r>
+        <w:rPr>
+          <w:rFonts w:ascii="Times New Roman" w:hAnsi="Times New Roman"/>
+          <w:b w:val="false"/>
+          <w:bCs w:val="false"/>
+          <w:i w:val="false"/>
+          <w:iCs w:val="false"/>
+          <w:sz w:val="22"/>
+          <w:szCs w:val="22"/>
+          <w:lang w:val="hr-HR"/>
+        </w:rPr>
+        <w:t>(treći operand)</w:t>
+      </w:r>
+      <w:r>
+        <w:rPr>
+          <w:rFonts w:ascii="Times New Roman" w:hAnsi="Times New Roman"/>
+          <w:b w:val="false"/>
+          <w:bCs w:val="false"/>
+          <w:i w:val="false"/>
+          <w:iCs w:val="false"/>
+          <w:sz w:val="22"/>
+          <w:szCs w:val="22"/>
+          <w:lang w:val="hr-HR"/>
+        </w:rPr>
+        <w:t xml:space="preserve"> izračunava prije nego </w:t>
+      </w:r>
+      <w:r>
+        <w:rPr>
+          <w:rFonts w:ascii="Times New Roman" w:hAnsi="Times New Roman"/>
+          <w:b w:val="false"/>
+          <w:bCs w:val="false"/>
+          <w:i w:val="false"/>
+          <w:iCs w:val="false"/>
+          <w:sz w:val="22"/>
+          <w:szCs w:val="22"/>
+          <w:lang w:val="hr-HR"/>
+        </w:rPr>
+        <w:t>što se izračunava</w:t>
+      </w:r>
+      <w:r>
+        <w:rPr>
+          <w:rFonts w:ascii="Times New Roman" w:hAnsi="Times New Roman"/>
+          <w:b w:val="false"/>
+          <w:bCs w:val="false"/>
+          <w:i w:val="false"/>
+          <w:iCs w:val="false"/>
+          <w:sz w:val="22"/>
+          <w:szCs w:val="22"/>
+          <w:lang w:val="hr-HR"/>
+        </w:rPr>
+        <w:t xml:space="preserve"> „</w:t>
+      </w:r>
+      <w:r>
+        <w:rPr>
+          <w:rFonts w:ascii="Courier New" w:hAnsi="Courier New"/>
+          <w:b w:val="false"/>
+          <w:bCs w:val="false"/>
+          <w:i w:val="false"/>
+          <w:iCs w:val="false"/>
+          <w:sz w:val="22"/>
+          <w:szCs w:val="22"/>
+          <w:lang w:val="hr-HR"/>
+        </w:rPr>
+        <w:t>d = 0</w:t>
+      </w:r>
+      <w:r>
+        <w:rPr>
+          <w:rFonts w:ascii="Times New Roman" w:hAnsi="Times New Roman"/>
+          <w:b w:val="false"/>
+          <w:bCs w:val="false"/>
+          <w:i w:val="false"/>
+          <w:iCs w:val="false"/>
+          <w:sz w:val="22"/>
+          <w:szCs w:val="22"/>
+          <w:lang w:val="hr-HR"/>
+        </w:rPr>
+        <w:t xml:space="preserve">” </w:t>
+      </w:r>
+      <w:r>
+        <w:rPr>
+          <w:rFonts w:ascii="Times New Roman" w:hAnsi="Times New Roman"/>
+          <w:b w:val="false"/>
+          <w:bCs w:val="false"/>
+          <w:i w:val="false"/>
+          <w:iCs w:val="false"/>
+          <w:sz w:val="22"/>
+          <w:szCs w:val="22"/>
+          <w:lang w:val="hr-HR"/>
+        </w:rPr>
+        <w:t>(prvi operand)</w:t>
+      </w:r>
+      <w:r>
+        <w:rPr>
+          <w:rFonts w:ascii="Times New Roman" w:hAnsi="Times New Roman"/>
+          <w:b w:val="false"/>
+          <w:bCs w:val="false"/>
+          <w:i w:val="false"/>
+          <w:iCs w:val="false"/>
+          <w:sz w:val="22"/>
+          <w:szCs w:val="22"/>
+          <w:lang w:val="hr-HR"/>
+        </w:rPr>
+        <w:t xml:space="preserve">. </w:t>
+      </w:r>
+      <w:r>
+        <w:rPr>
+          <w:rFonts w:ascii="Times New Roman" w:hAnsi="Times New Roman"/>
+          <w:b w:val="false"/>
+          <w:bCs w:val="false"/>
+          <w:i w:val="false"/>
+          <w:iCs w:val="false"/>
+          <w:sz w:val="22"/>
+          <w:szCs w:val="22"/>
+          <w:lang w:val="hr-HR"/>
+        </w:rPr>
+        <w:t xml:space="preserve">Pa mi je </w:t>
+      </w:r>
+      <w:r>
+        <w:rPr>
+          <w:rFonts w:ascii="Times New Roman" w:hAnsi="Times New Roman"/>
+          <w:b w:val="false"/>
+          <w:bCs w:val="false"/>
+          <w:i/>
+          <w:iCs/>
+          <w:sz w:val="22"/>
+          <w:szCs w:val="22"/>
+          <w:lang w:val="hr-HR"/>
+        </w:rPr>
+        <w:t>kaya3</w:t>
+      </w:r>
+      <w:r>
+        <w:rPr>
+          <w:rFonts w:ascii="Times New Roman" w:hAnsi="Times New Roman"/>
+          <w:b w:val="false"/>
+          <w:bCs w:val="false"/>
+          <w:i w:val="false"/>
+          <w:iCs w:val="false"/>
+          <w:sz w:val="22"/>
+          <w:szCs w:val="22"/>
+          <w:lang w:val="hr-HR"/>
+        </w:rPr>
+        <w:t xml:space="preserve"> odgovorio da je jedna od stvari na koju moramo paziti kad implementiramo </w:t>
+      </w:r>
+      <w:r>
+        <w:rPr>
+          <w:rFonts w:ascii="Courier New" w:hAnsi="Courier New"/>
+          <w:b w:val="false"/>
+          <w:bCs w:val="false"/>
+          <w:i w:val="false"/>
+          <w:iCs w:val="false"/>
+          <w:sz w:val="22"/>
+          <w:szCs w:val="22"/>
+          <w:lang w:val="hr-HR"/>
+        </w:rPr>
+        <w:t>?:</w:t>
+      </w:r>
+      <w:r>
+        <w:rPr>
+          <w:rFonts w:ascii="Times New Roman" w:hAnsi="Times New Roman"/>
+          <w:b w:val="false"/>
+          <w:bCs w:val="false"/>
+          <w:i w:val="false"/>
+          <w:iCs w:val="false"/>
+          <w:sz w:val="22"/>
+          <w:szCs w:val="22"/>
+          <w:lang w:val="hr-HR"/>
+        </w:rPr>
+        <w:t xml:space="preserve"> da se naš compiler ponaša smisleno ako netko zabunom pokuša kao drugi i treći operand staviti strukture različitog tipa </w:t>
+      </w:r>
+      <w:r>
+        <w:rPr>
+          <w:rFonts w:ascii="Times New Roman" w:hAnsi="Times New Roman"/>
+          <w:b w:val="false"/>
+          <w:bCs w:val="false"/>
+          <w:i w:val="false"/>
+          <w:iCs w:val="false"/>
+          <w:sz w:val="22"/>
+          <w:szCs w:val="22"/>
+          <w:lang w:val="hr-HR"/>
+        </w:rPr>
+        <w:t>(Za moj programski jezik, smisleno bi bilo da semantički analizer to ne propusti do jezgre compilera.)</w:t>
+      </w:r>
+      <w:r>
+        <w:rPr>
+          <w:rFonts w:ascii="Times New Roman" w:hAnsi="Times New Roman"/>
+          <w:b w:val="false"/>
+          <w:bCs w:val="false"/>
+          <w:i w:val="false"/>
+          <w:iCs w:val="false"/>
+          <w:sz w:val="22"/>
+          <w:szCs w:val="22"/>
+          <w:lang w:val="hr-HR"/>
+        </w:rPr>
+        <w:t xml:space="preserve">. Hm, ne sjećam se da sam na to mislio kad sam pisao svoj compiler koji prevodi moj programski jezik na WebAssembly </w:t>
+      </w:r>
+      <w:r>
+        <w:rPr>
+          <w:rFonts w:ascii="Times New Roman" w:hAnsi="Times New Roman"/>
+          <w:b w:val="false"/>
+          <w:bCs w:val="false"/>
+          <w:i w:val="false"/>
+          <w:iCs w:val="false"/>
+          <w:sz w:val="22"/>
+          <w:szCs w:val="22"/>
+          <w:lang w:val="hr-HR"/>
+        </w:rPr>
+        <w:t>(Za onaj moj compiler koji ga prevodi na x86 to nije bitno, jer on ne podržava strukture.)</w:t>
+      </w:r>
+      <w:r>
+        <w:rPr>
+          <w:rFonts w:ascii="Times New Roman" w:hAnsi="Times New Roman"/>
+          <w:b w:val="false"/>
+          <w:bCs w:val="false"/>
+          <w:i w:val="false"/>
+          <w:iCs w:val="false"/>
+          <w:sz w:val="22"/>
+          <w:szCs w:val="22"/>
+          <w:lang w:val="hr-HR"/>
+        </w:rPr>
+        <w:t>. Idem isprobati kako će moj compiler reagirati na to</w:t>
+      </w:r>
+      <w:r>
+        <w:rPr>
+          <w:rStyle w:val="FootnoteReference"/>
+          <w:rFonts w:ascii="Times New Roman" w:hAnsi="Times New Roman"/>
+          <w:b w:val="false"/>
+          <w:bCs w:val="false"/>
+          <w:i w:val="false"/>
+          <w:iCs w:val="false"/>
+          <w:sz w:val="22"/>
+          <w:szCs w:val="22"/>
+          <w:lang w:val="hr-HR"/>
+        </w:rPr>
+        <w:footnoteReference w:id="36"/>
+      </w:r>
+      <w:r>
+        <w:rPr>
+          <w:rFonts w:ascii="Times New Roman" w:hAnsi="Times New Roman"/>
+          <w:b w:val="false"/>
+          <w:bCs w:val="false"/>
+          <w:i w:val="false"/>
+          <w:iCs w:val="false"/>
+          <w:sz w:val="22"/>
+          <w:szCs w:val="22"/>
+          <w:lang w:val="hr-HR"/>
+        </w:rPr>
+        <w:t xml:space="preserve">. </w:t>
+      </w:r>
+      <w:r>
+        <w:rPr>
+          <w:rFonts w:ascii="Times New Roman" w:hAnsi="Times New Roman"/>
+          <w:b w:val="false"/>
+          <w:bCs w:val="false"/>
+          <w:i w:val="false"/>
+          <w:iCs w:val="false"/>
+          <w:sz w:val="22"/>
+          <w:szCs w:val="22"/>
+          <w:lang w:val="hr-HR"/>
+        </w:rPr>
+        <w:t>On je ispisivao ovakvu poruku o pogrešci:</w:t>
+      </w:r>
+    </w:p>
+    <w:p>
+      <w:pPr>
+        <w:pStyle w:val="PreformattedText"/>
+        <w:jc w:val="both"/>
+        <w:rPr/>
+      </w:pPr>
+      <w:r>
+        <w:rPr>
+          <w:rStyle w:val="SourceText"/>
+          <w:rFonts w:ascii="Courier New" w:hAnsi="Courier New"/>
+          <w:b w:val="false"/>
+          <w:bCs w:val="false"/>
+          <w:i w:val="false"/>
+          <w:iCs w:val="false"/>
+          <w:sz w:val="22"/>
+          <w:szCs w:val="22"/>
+          <w:lang w:val="hr-HR"/>
+        </w:rPr>
+        <w:t>Line 10, Column 29, Internal compiler error: Some part of the compiler attempted to compile an array with size less than 1, which doesn't make sense. Throwing an exception!</w:t>
+      </w:r>
+    </w:p>
+    <w:p>
+      <w:pPr>
+        <w:pStyle w:val="PreformattedText"/>
+        <w:jc w:val="both"/>
+        <w:rPr/>
+      </w:pPr>
+      <w:r>
+        <w:rPr>
+          <w:rStyle w:val="SourceText"/>
+          <w:rFonts w:ascii="Times New Roman" w:hAnsi="Times New Roman"/>
+          <w:b w:val="false"/>
+          <w:bCs w:val="false"/>
+          <w:i w:val="false"/>
+          <w:iCs w:val="false"/>
+          <w:sz w:val="22"/>
+          <w:szCs w:val="22"/>
+          <w:lang w:val="hr-HR"/>
+        </w:rPr>
+        <w:t xml:space="preserve">A u programu koji sam mu zadao da compilira nigdje nema </w:t>
+      </w:r>
+      <w:r>
+        <w:rPr>
+          <w:rStyle w:val="SourceText"/>
+          <w:rFonts w:ascii="Times New Roman" w:hAnsi="Times New Roman"/>
+          <w:b w:val="false"/>
+          <w:bCs w:val="false"/>
+          <w:i/>
+          <w:iCs/>
+          <w:sz w:val="22"/>
+          <w:szCs w:val="22"/>
+          <w:lang w:val="hr-HR"/>
+        </w:rPr>
+        <w:t>arraysova</w:t>
+      </w:r>
+      <w:r>
+        <w:rPr>
+          <w:rStyle w:val="SourceText"/>
+          <w:rFonts w:ascii="Times New Roman" w:hAnsi="Times New Roman"/>
+          <w:b w:val="false"/>
+          <w:bCs w:val="false"/>
+          <w:i w:val="false"/>
+          <w:iCs w:val="false"/>
+          <w:sz w:val="22"/>
+          <w:szCs w:val="22"/>
+          <w:lang w:val="hr-HR"/>
+        </w:rPr>
+        <w:t xml:space="preserve">. Stvarno apsurdna poruka o pogrešci, zar ne? </w:t>
+      </w:r>
+      <w:r>
+        <w:rPr>
+          <w:rStyle w:val="SourceText"/>
+          <w:rFonts w:ascii="Times New Roman" w:hAnsi="Times New Roman"/>
+          <w:b w:val="false"/>
+          <w:bCs w:val="false"/>
+          <w:i w:val="false"/>
+          <w:iCs w:val="false"/>
+          <w:sz w:val="22"/>
+          <w:szCs w:val="22"/>
+          <w:lang w:val="hr-HR"/>
+        </w:rPr>
+        <w:t>Spadal</w:t>
+      </w:r>
+      <w:r>
+        <w:rPr>
+          <w:rStyle w:val="SourceText"/>
+          <w:rFonts w:ascii="Times New Roman" w:hAnsi="Times New Roman"/>
+          <w:b w:val="false"/>
+          <w:bCs w:val="false"/>
+          <w:i w:val="false"/>
+          <w:iCs w:val="false"/>
+          <w:sz w:val="22"/>
+          <w:szCs w:val="22"/>
+          <w:lang w:val="hr-HR"/>
+        </w:rPr>
+        <w:t>a</w:t>
+      </w:r>
+      <w:r>
+        <w:rPr>
+          <w:rStyle w:val="SourceText"/>
+          <w:rFonts w:ascii="Times New Roman" w:hAnsi="Times New Roman"/>
+          <w:b w:val="false"/>
+          <w:bCs w:val="false"/>
+          <w:i w:val="false"/>
+          <w:iCs w:val="false"/>
+          <w:sz w:val="22"/>
+          <w:szCs w:val="22"/>
+          <w:lang w:val="hr-HR"/>
+        </w:rPr>
+        <w:t xml:space="preserve"> bi u kategoriju </w:t>
+      </w:r>
+      <w:r>
+        <w:rPr>
+          <w:rStyle w:val="SourceText"/>
+          <w:rFonts w:ascii="Times New Roman" w:hAnsi="Times New Roman"/>
+          <w:b w:val="false"/>
+          <w:bCs w:val="false"/>
+          <w:i/>
+          <w:iCs/>
+          <w:sz w:val="22"/>
+          <w:szCs w:val="22"/>
+          <w:lang w:val="hr-HR"/>
+        </w:rPr>
+        <w:t>not even wrong</w:t>
+      </w:r>
+      <w:r>
+        <w:rPr>
+          <w:rStyle w:val="SourceText"/>
+          <w:rFonts w:ascii="Times New Roman" w:hAnsi="Times New Roman"/>
+          <w:b w:val="false"/>
+          <w:bCs w:val="false"/>
+          <w:i w:val="false"/>
+          <w:iCs w:val="false"/>
+          <w:sz w:val="22"/>
+          <w:szCs w:val="22"/>
+          <w:lang w:val="hr-HR"/>
+        </w:rPr>
+        <w:t xml:space="preserve">, ne možeš smisliti kako bi neka greška u compileru dovela do te poruke. Trebalo mi je nekoliko sati da shvatim što se </w:t>
+      </w:r>
+      <w:r>
+        <w:rPr>
+          <w:rStyle w:val="SourceText"/>
+          <w:rFonts w:ascii="Times New Roman" w:hAnsi="Times New Roman"/>
+          <w:b w:val="false"/>
+          <w:bCs w:val="false"/>
+          <w:i w:val="false"/>
+          <w:iCs w:val="false"/>
+          <w:sz w:val="22"/>
+          <w:szCs w:val="22"/>
+          <w:lang w:val="hr-HR"/>
+        </w:rPr>
+        <w:t>zapravo</w:t>
+      </w:r>
+      <w:r>
+        <w:rPr>
+          <w:rStyle w:val="SourceText"/>
+          <w:rFonts w:ascii="Times New Roman" w:hAnsi="Times New Roman"/>
+          <w:b w:val="false"/>
+          <w:bCs w:val="false"/>
+          <w:i w:val="false"/>
+          <w:iCs w:val="false"/>
+          <w:sz w:val="22"/>
+          <w:szCs w:val="22"/>
+          <w:lang w:val="hr-HR"/>
+        </w:rPr>
+        <w:t xml:space="preserve"> u mom compileru događa. Što i nije iznenađujuće s obzirom na to da sam taj compiler pisao tri godine ranije, kad sam bio druga godina. </w:t>
+      </w:r>
+      <w:r>
+        <w:rPr>
+          <w:rStyle w:val="SourceText"/>
+          <w:rFonts w:ascii="Times New Roman" w:hAnsi="Times New Roman"/>
+          <w:b w:val="false"/>
+          <w:bCs w:val="false"/>
+          <w:i w:val="false"/>
+          <w:iCs w:val="false"/>
+          <w:sz w:val="22"/>
+          <w:szCs w:val="22"/>
+          <w:lang w:val="hr-HR"/>
+        </w:rPr>
+        <w:t xml:space="preserve">Vjerojatno bi mi trebalo </w:t>
+      </w:r>
+      <w:r>
+        <w:rPr>
+          <w:rStyle w:val="SourceText"/>
+          <w:rFonts w:ascii="Times New Roman" w:hAnsi="Times New Roman"/>
+          <w:b w:val="false"/>
+          <w:bCs w:val="false"/>
+          <w:i w:val="false"/>
+          <w:iCs w:val="false"/>
+          <w:sz w:val="22"/>
+          <w:szCs w:val="22"/>
+          <w:lang w:val="hr-HR"/>
+        </w:rPr>
+        <w:t xml:space="preserve">manje vremena </w:t>
+      </w:r>
+      <w:r>
+        <w:rPr>
+          <w:rStyle w:val="SourceText"/>
+          <w:rFonts w:ascii="Times New Roman" w:hAnsi="Times New Roman"/>
+          <w:b w:val="false"/>
+          <w:bCs w:val="false"/>
+          <w:i w:val="false"/>
+          <w:iCs w:val="false"/>
+          <w:sz w:val="22"/>
+          <w:szCs w:val="22"/>
+          <w:lang w:val="hr-HR"/>
+        </w:rPr>
+        <w:t>(a ne nekoliko sati)</w:t>
+      </w:r>
+      <w:r>
+        <w:rPr>
+          <w:rStyle w:val="SourceText"/>
+          <w:rFonts w:ascii="Times New Roman" w:hAnsi="Times New Roman"/>
+          <w:b w:val="false"/>
+          <w:bCs w:val="false"/>
+          <w:i w:val="false"/>
+          <w:iCs w:val="false"/>
+          <w:sz w:val="22"/>
+          <w:szCs w:val="22"/>
+          <w:lang w:val="hr-HR"/>
+        </w:rPr>
+        <w:t xml:space="preserve"> </w:t>
+      </w:r>
+      <w:r>
+        <w:rPr>
+          <w:rStyle w:val="SourceText"/>
+          <w:rFonts w:ascii="Times New Roman" w:hAnsi="Times New Roman"/>
+          <w:b w:val="false"/>
+          <w:bCs w:val="false"/>
+          <w:i w:val="false"/>
+          <w:iCs w:val="false"/>
+          <w:sz w:val="22"/>
+          <w:szCs w:val="22"/>
+          <w:lang w:val="hr-HR"/>
+        </w:rPr>
+        <w:t>da otkrijem što se u mom compileru događa</w:t>
+      </w:r>
+      <w:r>
+        <w:rPr>
+          <w:rStyle w:val="SourceText"/>
+          <w:rFonts w:ascii="Times New Roman" w:hAnsi="Times New Roman"/>
+          <w:b w:val="false"/>
+          <w:bCs w:val="false"/>
+          <w:i w:val="false"/>
+          <w:iCs w:val="false"/>
+          <w:sz w:val="22"/>
+          <w:szCs w:val="22"/>
+          <w:lang w:val="hr-HR"/>
+        </w:rPr>
+        <w:t xml:space="preserve"> da znam koristiti debugger. U biti, taj kôd kojim sam testirao kako će moj compiler reagirati na to da netko stavi strukture različitog tipa kao drugi i treći operand operatora </w:t>
+      </w:r>
+      <w:r>
+        <w:rPr>
+          <w:rStyle w:val="SourceText"/>
+          <w:rFonts w:ascii="Courier New" w:hAnsi="Courier New"/>
+          <w:b w:val="false"/>
+          <w:bCs w:val="false"/>
+          <w:i w:val="false"/>
+          <w:iCs w:val="false"/>
+          <w:sz w:val="22"/>
+          <w:szCs w:val="22"/>
+          <w:lang w:val="hr-HR"/>
+        </w:rPr>
+        <w:t>?:</w:t>
+      </w:r>
+      <w:r>
+        <w:rPr>
+          <w:rStyle w:val="SourceText"/>
+          <w:rFonts w:ascii="Times New Roman" w:hAnsi="Times New Roman"/>
+          <w:b w:val="false"/>
+          <w:bCs w:val="false"/>
+          <w:i w:val="false"/>
+          <w:iCs w:val="false"/>
+          <w:sz w:val="22"/>
+          <w:szCs w:val="22"/>
+          <w:lang w:val="hr-HR"/>
+        </w:rPr>
+        <w:t xml:space="preserve"> </w:t>
+      </w:r>
+      <w:r>
+        <w:rPr>
+          <w:rStyle w:val="SourceText"/>
+          <w:rFonts w:ascii="Times New Roman" w:hAnsi="Times New Roman"/>
+          <w:b w:val="false"/>
+          <w:bCs w:val="false"/>
+          <w:i/>
+          <w:iCs/>
+          <w:sz w:val="22"/>
+          <w:szCs w:val="22"/>
+          <w:lang w:val="hr-HR"/>
+        </w:rPr>
+        <w:t>triggerao</w:t>
+      </w:r>
+      <w:r>
+        <w:rPr>
+          <w:rStyle w:val="SourceText"/>
+          <w:rFonts w:ascii="Times New Roman" w:hAnsi="Times New Roman"/>
+          <w:b w:val="false"/>
+          <w:bCs w:val="false"/>
+          <w:i w:val="false"/>
+          <w:iCs w:val="false"/>
+          <w:sz w:val="22"/>
+          <w:szCs w:val="22"/>
+          <w:lang w:val="hr-HR"/>
+        </w:rPr>
+        <w:t xml:space="preserve"> je dva buga u mom compileru, jedan u semantičkom analizeru, a jedan u jezgri compilera. </w:t>
+      </w:r>
+      <w:r>
+        <w:rPr>
+          <w:rStyle w:val="SourceText"/>
+          <w:rFonts w:ascii="Times New Roman" w:hAnsi="Times New Roman"/>
+          <w:b w:val="false"/>
+          <w:bCs w:val="false"/>
+          <w:i w:val="false"/>
+          <w:iCs w:val="false"/>
+          <w:sz w:val="22"/>
+          <w:szCs w:val="22"/>
+          <w:lang w:val="hr-HR"/>
+        </w:rPr>
+        <w:t xml:space="preserve">Onaj u jezgri compilera </w:t>
+      </w:r>
+      <w:r>
+        <w:rPr>
+          <w:rStyle w:val="SourceText"/>
+          <w:rFonts w:ascii="Times New Roman" w:hAnsi="Times New Roman"/>
+          <w:b w:val="false"/>
+          <w:bCs w:val="false"/>
+          <w:i/>
+          <w:iCs/>
+          <w:sz w:val="22"/>
+          <w:szCs w:val="22"/>
+          <w:lang w:val="hr-HR"/>
+        </w:rPr>
+        <w:t>triggerao</w:t>
+      </w:r>
+      <w:r>
+        <w:rPr>
+          <w:rStyle w:val="SourceText"/>
+          <w:rFonts w:ascii="Times New Roman" w:hAnsi="Times New Roman"/>
+          <w:b w:val="false"/>
+          <w:bCs w:val="false"/>
+          <w:i w:val="false"/>
+          <w:iCs w:val="false"/>
+          <w:sz w:val="22"/>
+          <w:szCs w:val="22"/>
+          <w:lang w:val="hr-HR"/>
+        </w:rPr>
+        <w:t xml:space="preserve"> </w:t>
+      </w:r>
+      <w:r>
+        <w:rPr>
+          <w:rStyle w:val="SourceText"/>
+          <w:rFonts w:ascii="Times New Roman" w:hAnsi="Times New Roman"/>
+          <w:b w:val="false"/>
+          <w:bCs w:val="false"/>
+          <w:i w:val="false"/>
+          <w:iCs w:val="false"/>
+          <w:sz w:val="22"/>
+          <w:szCs w:val="22"/>
+          <w:lang w:val="hr-HR"/>
+        </w:rPr>
+        <w:t xml:space="preserve">se </w:t>
+      </w:r>
+      <w:r>
+        <w:rPr>
+          <w:rStyle w:val="SourceText"/>
+          <w:rFonts w:ascii="Times New Roman" w:hAnsi="Times New Roman"/>
+          <w:b w:val="false"/>
+          <w:bCs w:val="false"/>
+          <w:i w:val="false"/>
+          <w:iCs w:val="false"/>
+          <w:sz w:val="22"/>
+          <w:szCs w:val="22"/>
+          <w:lang w:val="hr-HR"/>
+        </w:rPr>
+        <w:t xml:space="preserve">samo ako su strukture prazne. </w:t>
+      </w:r>
+      <w:r>
+        <w:rPr>
+          <w:rStyle w:val="SourceText"/>
+          <w:rFonts w:ascii="Times New Roman" w:hAnsi="Times New Roman"/>
+          <w:b w:val="false"/>
+          <w:bCs w:val="false"/>
+          <w:i w:val="false"/>
+          <w:iCs w:val="false"/>
+          <w:sz w:val="22"/>
+          <w:szCs w:val="22"/>
+          <w:lang w:val="hr-HR"/>
+        </w:rPr>
+        <w:t xml:space="preserve">I tko zna koliko takvih situacija, u kojima se moj compiler neće ponašati smisleno, još ima, kojih nisam svjestan. </w:t>
+      </w:r>
+      <w:r>
+        <w:rPr>
+          <w:rStyle w:val="SourceText"/>
+          <w:rFonts w:ascii="Times New Roman" w:hAnsi="Times New Roman"/>
+          <w:b w:val="false"/>
+          <w:bCs w:val="false"/>
+          <w:i w:val="false"/>
+          <w:iCs w:val="false"/>
+          <w:sz w:val="22"/>
+          <w:szCs w:val="22"/>
+          <w:lang w:val="hr-HR"/>
+        </w:rPr>
+        <w:t>Pa, ipak, viši programski jezici razlog su zašto računala mogu sve ono što mogu danas. Da postoje samo strojni jezici i asemblerski jezici, internet gotovo sigurno ne bi postojao.</w:t>
+      </w:r>
+    </w:p>
+    <w:p>
+      <w:pPr>
+        <w:pStyle w:val="Normal"/>
+        <w:jc w:val="both"/>
+        <w:rPr>
+          <w:rFonts w:ascii="Times New Roman" w:hAnsi="Times New Roman"/>
+          <w:b w:val="false"/>
+          <w:bCs w:val="false"/>
+          <w:i w:val="false"/>
+          <w:iCs w:val="false"/>
+          <w:sz w:val="22"/>
+          <w:szCs w:val="22"/>
+          <w:lang w:val="hr-HR"/>
+        </w:rPr>
+      </w:pPr>
+      <w:r>
+        <w:rPr>
+          <w:rFonts w:ascii="Times New Roman" w:hAnsi="Times New Roman"/>
+          <w:b w:val="false"/>
+          <w:bCs w:val="false"/>
+          <w:i w:val="false"/>
+          <w:iCs w:val="false"/>
+          <w:sz w:val="22"/>
+          <w:szCs w:val="22"/>
+          <w:lang w:val="hr-HR"/>
+        </w:rPr>
+        <w:t>U nekim programskim jezicima još mogu postojati i rečenice kao što je „</w:t>
+      </w:r>
+      <w:r>
+        <w:rPr>
+          <w:rFonts w:ascii="Times New Roman" w:hAnsi="Times New Roman"/>
+          <w:b w:val="false"/>
+          <w:bCs w:val="false"/>
+          <w:i/>
+          <w:iCs/>
+          <w:sz w:val="22"/>
+          <w:szCs w:val="22"/>
+          <w:lang w:val="hr-HR"/>
+        </w:rPr>
+        <w:t>Time flies like an arrow.</w:t>
+      </w:r>
+      <w:r>
+        <w:rPr>
+          <w:rFonts w:ascii="Times New Roman" w:hAnsi="Times New Roman"/>
+          <w:b w:val="false"/>
+          <w:bCs w:val="false"/>
+          <w:i w:val="false"/>
+          <w:iCs w:val="false"/>
+          <w:sz w:val="22"/>
+          <w:szCs w:val="22"/>
+          <w:lang w:val="hr-HR"/>
+        </w:rPr>
+        <w:t xml:space="preserve">” (Je li </w:t>
+      </w:r>
+      <w:r>
+        <w:rPr>
+          <w:rFonts w:ascii="Times New Roman" w:hAnsi="Times New Roman"/>
+          <w:b w:val="false"/>
+          <w:bCs w:val="false"/>
+          <w:i/>
+          <w:iCs/>
+          <w:sz w:val="22"/>
+          <w:szCs w:val="22"/>
+          <w:lang w:val="hr-HR"/>
+        </w:rPr>
+        <w:t>flies</w:t>
+      </w:r>
+      <w:r>
+        <w:rPr>
+          <w:rFonts w:ascii="Times New Roman" w:hAnsi="Times New Roman"/>
+          <w:b w:val="false"/>
+          <w:bCs w:val="false"/>
+          <w:i w:val="false"/>
+          <w:iCs w:val="false"/>
+          <w:sz w:val="22"/>
+          <w:szCs w:val="22"/>
+          <w:lang w:val="hr-HR"/>
+        </w:rPr>
+        <w:t xml:space="preserve"> ovdje glagol ili imenica? Je li </w:t>
+      </w:r>
+      <w:r>
+        <w:rPr>
+          <w:rFonts w:ascii="Times New Roman" w:hAnsi="Times New Roman"/>
+          <w:b w:val="false"/>
+          <w:bCs w:val="false"/>
+          <w:i/>
+          <w:iCs/>
+          <w:sz w:val="22"/>
+          <w:szCs w:val="22"/>
+          <w:lang w:val="hr-HR"/>
+        </w:rPr>
+        <w:t>like</w:t>
+      </w:r>
+      <w:r>
+        <w:rPr>
+          <w:rFonts w:ascii="Times New Roman" w:hAnsi="Times New Roman"/>
+          <w:b w:val="false"/>
+          <w:bCs w:val="false"/>
+          <w:i w:val="false"/>
+          <w:iCs w:val="false"/>
+          <w:sz w:val="22"/>
+          <w:szCs w:val="22"/>
+          <w:lang w:val="hr-HR"/>
+        </w:rPr>
+        <w:t xml:space="preserve"> ovdje glagol ili veznik? </w:t>
+      </w:r>
+      <w:r>
+        <w:rPr>
+          <w:rFonts w:ascii="Times New Roman" w:hAnsi="Times New Roman"/>
+          <w:b w:val="false"/>
+          <w:bCs w:val="false"/>
+          <w:i w:val="false"/>
+          <w:iCs w:val="false"/>
+          <w:sz w:val="22"/>
+          <w:szCs w:val="22"/>
+          <w:lang w:val="hr-HR"/>
+        </w:rPr>
+        <w:t>O tome ovisi kako ćemo parsirati tu rečenicu.</w:t>
+      </w:r>
+      <w:r>
+        <w:rPr>
+          <w:rFonts w:ascii="Times New Roman" w:hAnsi="Times New Roman"/>
+          <w:b w:val="false"/>
+          <w:bCs w:val="false"/>
+          <w:i w:val="false"/>
+          <w:iCs w:val="false"/>
+          <w:sz w:val="22"/>
+          <w:szCs w:val="22"/>
+          <w:lang w:val="hr-HR"/>
+        </w:rPr>
+        <w:t xml:space="preserve">). Za takve programske jezike compileri između tokenizera i parsera imaju leksički analizer, koji parseru naznačuje koja je riječ koje vrste. Takve su rečenice moguće u C-u i C++-u, i to je poznato kao </w:t>
+      </w:r>
+      <w:r>
+        <w:rPr>
+          <w:rFonts w:ascii="Times New Roman" w:hAnsi="Times New Roman"/>
+          <w:b w:val="false"/>
+          <w:bCs w:val="false"/>
+          <w:i/>
+          <w:iCs/>
+          <w:sz w:val="22"/>
+          <w:szCs w:val="22"/>
+          <w:lang w:val="hr-HR"/>
+        </w:rPr>
+        <w:t>typedef problem</w:t>
+      </w:r>
+      <w:r>
+        <w:rPr>
+          <w:rFonts w:ascii="Times New Roman" w:hAnsi="Times New Roman"/>
+          <w:b w:val="false"/>
+          <w:bCs w:val="false"/>
+          <w:i w:val="false"/>
+          <w:iCs w:val="false"/>
+          <w:sz w:val="22"/>
+          <w:szCs w:val="22"/>
+          <w:lang w:val="hr-HR"/>
+        </w:rPr>
+        <w:t>. O</w:t>
+      </w:r>
+      <w:r>
+        <w:rPr>
+          <w:rFonts w:ascii="Times New Roman" w:hAnsi="Times New Roman"/>
+          <w:b w:val="false"/>
+          <w:bCs w:val="false"/>
+          <w:i w:val="false"/>
+          <w:iCs w:val="false"/>
+          <w:color w:val="000000"/>
+          <w:sz w:val="22"/>
+          <w:szCs w:val="22"/>
+          <w:lang w:val="hr-HR"/>
+        </w:rPr>
+        <w:t xml:space="preserve">n je pojava da, </w:t>
+      </w:r>
+      <w:r>
+        <w:rPr>
+          <w:rFonts w:ascii="Times New Roman" w:hAnsi="Times New Roman"/>
+          <w:b w:val="false"/>
+          <w:bCs w:val="false"/>
+          <w:i w:val="false"/>
+          <w:iCs w:val="false"/>
+          <w:color w:val="000000"/>
+          <w:sz w:val="22"/>
+          <w:szCs w:val="22"/>
+          <w:lang w:val="hr-HR"/>
+        </w:rPr>
+        <w:t>izvan konteksta</w:t>
+      </w:r>
+      <w:r>
+        <w:rPr>
+          <w:rFonts w:ascii="Times New Roman" w:hAnsi="Times New Roman"/>
+          <w:b w:val="false"/>
+          <w:bCs w:val="false"/>
+          <w:i w:val="false"/>
+          <w:iCs w:val="false"/>
+          <w:color w:val="000000"/>
+          <w:sz w:val="22"/>
+          <w:szCs w:val="22"/>
+          <w:lang w:val="hr-HR"/>
+        </w:rPr>
+        <w:t xml:space="preserve">, </w:t>
+      </w:r>
+      <w:r>
+        <w:rPr>
+          <w:rFonts w:ascii="Courier New" w:hAnsi="Courier New"/>
+          <w:b w:val="false"/>
+          <w:bCs w:val="false"/>
+          <w:i w:val="false"/>
+          <w:iCs w:val="false"/>
+          <w:color w:val="000000"/>
+          <w:sz w:val="22"/>
+          <w:szCs w:val="22"/>
+          <w:lang w:val="hr-HR"/>
+        </w:rPr>
+        <w:t>prvi*drugi;</w:t>
+      </w:r>
+      <w:r>
+        <w:rPr>
+          <w:rFonts w:ascii="Times New Roman" w:hAnsi="Times New Roman"/>
+          <w:b w:val="false"/>
+          <w:bCs w:val="false"/>
+          <w:i w:val="false"/>
+          <w:iCs w:val="false"/>
+          <w:color w:val="000000"/>
+          <w:sz w:val="22"/>
+          <w:szCs w:val="22"/>
+          <w:lang w:val="hr-HR"/>
+        </w:rPr>
+        <w:t xml:space="preserve"> (točka-zarez je dio izraza) može značiti i „</w:t>
+      </w:r>
+      <w:r>
+        <w:rPr>
+          <w:rFonts w:ascii="Times New Roman" w:hAnsi="Times New Roman"/>
+          <w:b w:val="false"/>
+          <w:bCs w:val="false"/>
+          <w:i/>
+          <w:iCs/>
+          <w:color w:val="000000"/>
+          <w:sz w:val="22"/>
+          <w:szCs w:val="22"/>
+          <w:lang w:val="hr-HR"/>
+        </w:rPr>
+        <w:t>Deklariraj pokazivač koji se zove 'drugi' koji će pokazivati na instancu klase ili strukture koja se zove 'prvi'.</w:t>
+      </w:r>
+      <w:r>
+        <w:rPr>
+          <w:rFonts w:ascii="Times New Roman" w:hAnsi="Times New Roman"/>
+          <w:b w:val="false"/>
+          <w:bCs w:val="false"/>
+          <w:i w:val="false"/>
+          <w:iCs w:val="false"/>
+          <w:color w:val="000000"/>
+          <w:sz w:val="22"/>
+          <w:szCs w:val="22"/>
+          <w:lang w:val="hr-HR"/>
+        </w:rPr>
+        <w:t>”, ali može značiti i „</w:t>
+      </w:r>
+      <w:r>
+        <w:rPr>
+          <w:rFonts w:ascii="Times New Roman" w:hAnsi="Times New Roman"/>
+          <w:b w:val="false"/>
+          <w:bCs w:val="false"/>
+          <w:i/>
+          <w:iCs/>
+          <w:color w:val="000000"/>
+          <w:sz w:val="22"/>
+          <w:szCs w:val="22"/>
+          <w:lang w:val="hr-HR"/>
+        </w:rPr>
+        <w:t>Uzmi vrijednosti varijabli koje se zovu 'prvi' i 'drugi', pomnoži ih, stavi rezultat na sistemski stog i onda ga zanemari.</w:t>
+      </w:r>
+      <w:r>
+        <w:rPr>
+          <w:rFonts w:ascii="Times New Roman" w:hAnsi="Times New Roman"/>
+          <w:b w:val="false"/>
+          <w:bCs w:val="false"/>
+          <w:i w:val="false"/>
+          <w:iCs w:val="false"/>
+          <w:color w:val="000000"/>
+          <w:sz w:val="22"/>
+          <w:szCs w:val="22"/>
+          <w:lang w:val="hr-HR"/>
+        </w:rPr>
+        <w:t xml:space="preserve">”. Drugo značenje je, naravno, besmisleno (zanemarimo li da se operator množenja </w:t>
+      </w:r>
+      <w:r>
+        <w:rPr>
+          <w:rFonts w:cs="Courier New" w:ascii="Courier New" w:hAnsi="Courier New"/>
+          <w:b w:val="false"/>
+          <w:bCs w:val="false"/>
+          <w:i w:val="false"/>
+          <w:iCs w:val="false"/>
+          <w:color w:val="000000"/>
+          <w:sz w:val="22"/>
+          <w:szCs w:val="22"/>
+          <w:lang w:val="hr-HR"/>
+        </w:rPr>
+        <w:t>*</w:t>
+      </w:r>
+      <w:r>
+        <w:rPr>
+          <w:rFonts w:ascii="Times New Roman" w:hAnsi="Times New Roman"/>
+          <w:b w:val="false"/>
+          <w:bCs w:val="false"/>
+          <w:i w:val="false"/>
+          <w:iCs w:val="false"/>
+          <w:color w:val="000000"/>
+          <w:sz w:val="22"/>
+          <w:szCs w:val="22"/>
+          <w:lang w:val="hr-HR"/>
+        </w:rPr>
+        <w:t xml:space="preserve"> u C++-u može preopteretiti u nešto sa side-effectsima), ali je gramatički moguće. </w:t>
+      </w:r>
+      <w:r>
+        <w:rPr>
+          <w:rFonts w:ascii="Times New Roman" w:hAnsi="Times New Roman"/>
+          <w:b w:val="false"/>
+          <w:bCs w:val="false"/>
+          <w:i w:val="false"/>
+          <w:iCs w:val="false"/>
+          <w:color w:val="000000"/>
+          <w:sz w:val="22"/>
+          <w:szCs w:val="22"/>
+          <w:lang w:val="hr-HR"/>
+        </w:rPr>
+        <w:t>Rečenice tipa „</w:t>
+      </w:r>
+      <w:r>
+        <w:rPr>
+          <w:rFonts w:ascii="Times New Roman" w:hAnsi="Times New Roman"/>
+          <w:b w:val="false"/>
+          <w:bCs w:val="false"/>
+          <w:i/>
+          <w:iCs/>
+          <w:color w:val="000000"/>
+          <w:sz w:val="22"/>
+          <w:szCs w:val="22"/>
+          <w:lang w:val="hr-HR"/>
+        </w:rPr>
+        <w:t>Time flies like an arrow.</w:t>
+      </w:r>
+      <w:r>
+        <w:rPr>
+          <w:rFonts w:ascii="Times New Roman" w:hAnsi="Times New Roman"/>
+          <w:b w:val="false"/>
+          <w:bCs w:val="false"/>
+          <w:i w:val="false"/>
+          <w:iCs w:val="false"/>
+          <w:color w:val="000000"/>
+          <w:sz w:val="22"/>
+          <w:szCs w:val="22"/>
+          <w:lang w:val="hr-HR"/>
+        </w:rPr>
+        <w:t xml:space="preserve">” nisu moguće niti na </w:t>
+      </w:r>
+      <w:r>
+        <w:rPr>
+          <w:rFonts w:ascii="Times New Roman" w:hAnsi="Times New Roman"/>
+          <w:b w:val="false"/>
+          <w:bCs w:val="false"/>
+          <w:i w:val="false"/>
+          <w:iCs w:val="false"/>
+          <w:color w:val="000000"/>
+          <w:sz w:val="22"/>
+          <w:szCs w:val="22"/>
+          <w:lang w:val="hr-HR"/>
+        </w:rPr>
+        <w:t>PicoBlazeovom</w:t>
+      </w:r>
+      <w:r>
+        <w:rPr>
+          <w:rFonts w:ascii="Times New Roman" w:hAnsi="Times New Roman"/>
+          <w:b w:val="false"/>
+          <w:bCs w:val="false"/>
+          <w:i w:val="false"/>
+          <w:iCs w:val="false"/>
+          <w:color w:val="000000"/>
+          <w:sz w:val="22"/>
+          <w:szCs w:val="22"/>
+          <w:lang w:val="hr-HR"/>
+        </w:rPr>
+        <w:t xml:space="preserve"> asemblerskom jeziku </w:t>
+      </w:r>
+      <w:r>
+        <w:rPr>
+          <w:rFonts w:ascii="Times New Roman" w:hAnsi="Times New Roman"/>
+          <w:b w:val="false"/>
+          <w:bCs w:val="false"/>
+          <w:i w:val="false"/>
+          <w:iCs w:val="false"/>
+          <w:color w:val="000000"/>
+          <w:sz w:val="22"/>
+          <w:szCs w:val="22"/>
+          <w:lang w:val="hr-HR"/>
+        </w:rPr>
+        <w:t xml:space="preserve">(osim </w:t>
+      </w:r>
+      <w:r>
+        <w:rPr>
+          <w:rFonts w:ascii="Times New Roman" w:hAnsi="Times New Roman"/>
+          <w:b w:val="false"/>
+          <w:bCs w:val="false"/>
+          <w:i w:val="false"/>
+          <w:iCs w:val="false"/>
+          <w:color w:val="000000"/>
+          <w:sz w:val="22"/>
+          <w:szCs w:val="22"/>
+          <w:lang w:val="hr-HR"/>
+        </w:rPr>
+        <w:t>što one</w:t>
+      </w:r>
+      <w:r>
+        <w:rPr>
+          <w:rFonts w:ascii="Times New Roman" w:hAnsi="Times New Roman"/>
+          <w:b w:val="false"/>
+          <w:bCs w:val="false"/>
+          <w:i w:val="false"/>
+          <w:iCs w:val="false"/>
+          <w:color w:val="000000"/>
+          <w:sz w:val="22"/>
+          <w:szCs w:val="22"/>
+          <w:lang w:val="hr-HR"/>
+        </w:rPr>
+        <w:t xml:space="preserve"> riječi </w:t>
+      </w:r>
+      <w:r>
+        <w:rPr>
+          <w:rFonts w:ascii="Courier New" w:hAnsi="Courier New"/>
+          <w:b w:val="false"/>
+          <w:bCs w:val="false"/>
+          <w:i w:val="false"/>
+          <w:iCs w:val="false"/>
+          <w:color w:val="000000"/>
+          <w:sz w:val="22"/>
+          <w:szCs w:val="22"/>
+          <w:lang w:val="hr-HR"/>
+        </w:rPr>
+        <w:t>enable</w:t>
+      </w:r>
+      <w:r>
+        <w:rPr>
+          <w:rFonts w:ascii="Times New Roman" w:hAnsi="Times New Roman"/>
+          <w:b w:val="false"/>
+          <w:bCs w:val="false"/>
+          <w:i w:val="false"/>
+          <w:iCs w:val="false"/>
+          <w:color w:val="000000"/>
+          <w:sz w:val="22"/>
+          <w:szCs w:val="22"/>
+          <w:lang w:val="hr-HR"/>
+        </w:rPr>
+        <w:t xml:space="preserve"> i </w:t>
+      </w:r>
+      <w:r>
+        <w:rPr>
+          <w:rFonts w:ascii="Courier New" w:hAnsi="Courier New"/>
+          <w:b w:val="false"/>
+          <w:bCs w:val="false"/>
+          <w:i w:val="false"/>
+          <w:iCs w:val="false"/>
+          <w:color w:val="000000"/>
+          <w:sz w:val="22"/>
+          <w:szCs w:val="22"/>
+          <w:lang w:val="hr-HR"/>
+        </w:rPr>
+        <w:t>disable</w:t>
+      </w:r>
+      <w:r>
+        <w:rPr>
+          <w:rFonts w:ascii="Times New Roman" w:hAnsi="Times New Roman"/>
+          <w:b w:val="false"/>
+          <w:bCs w:val="false"/>
+          <w:i w:val="false"/>
+          <w:iCs w:val="false"/>
+          <w:color w:val="000000"/>
+          <w:sz w:val="22"/>
+          <w:szCs w:val="22"/>
+          <w:lang w:val="hr-HR"/>
+        </w:rPr>
+        <w:t xml:space="preserve"> mogu biti i glagoli i prilozi, ali to se trivijalno riješi u parseru)</w:t>
+      </w:r>
+      <w:r>
+        <w:rPr>
+          <w:rFonts w:ascii="Times New Roman" w:hAnsi="Times New Roman"/>
+          <w:b w:val="false"/>
+          <w:bCs w:val="false"/>
+          <w:i w:val="false"/>
+          <w:iCs w:val="false"/>
+          <w:color w:val="000000"/>
+          <w:sz w:val="22"/>
+          <w:szCs w:val="22"/>
+          <w:lang w:val="hr-HR"/>
+        </w:rPr>
+        <w:t xml:space="preserve"> niti u mom programskom jeziku </w:t>
+      </w:r>
+      <w:r>
+        <w:rPr>
+          <w:rFonts w:ascii="Times New Roman" w:hAnsi="Times New Roman"/>
+          <w:b w:val="false"/>
+          <w:bCs w:val="false"/>
+          <w:i w:val="false"/>
+          <w:iCs w:val="false"/>
+          <w:color w:val="000000"/>
+          <w:sz w:val="22"/>
+          <w:szCs w:val="22"/>
+          <w:lang w:val="hr-HR"/>
+        </w:rPr>
+        <w:t>(barem se nadam da je tako)</w:t>
+      </w:r>
+      <w:r>
+        <w:rPr>
+          <w:rFonts w:ascii="Times New Roman" w:hAnsi="Times New Roman"/>
+          <w:b w:val="false"/>
+          <w:bCs w:val="false"/>
+          <w:i w:val="false"/>
+          <w:iCs w:val="false"/>
+          <w:color w:val="000000"/>
+          <w:sz w:val="22"/>
+          <w:szCs w:val="22"/>
+          <w:lang w:val="hr-HR"/>
+        </w:rPr>
+        <w:t>, zato ni u PicoBlaze Simulator ni u compiler za svoj programski jezik nisam ugradio leksički analizer.</w:t>
+      </w:r>
+    </w:p>
+    <w:p>
+      <w:pPr>
+        <w:pStyle w:val="Normal"/>
+        <w:jc w:val="both"/>
+        <w:rPr>
+          <w:rFonts w:ascii="Times New Roman" w:hAnsi="Times New Roman"/>
+          <w:b w:val="false"/>
+          <w:bCs w:val="false"/>
+          <w:i w:val="false"/>
+          <w:iCs w:val="false"/>
+          <w:color w:val="000000"/>
+          <w:sz w:val="22"/>
+          <w:szCs w:val="22"/>
+          <w:lang w:val="hr-HR"/>
+        </w:rPr>
+      </w:pPr>
+      <w:r>
+        <w:rPr>
+          <w:rFonts w:ascii="Times New Roman" w:hAnsi="Times New Roman"/>
+          <w:b w:val="false"/>
+          <w:bCs w:val="false"/>
+          <w:i w:val="false"/>
+          <w:iCs w:val="false"/>
+          <w:color w:val="000000"/>
+          <w:sz w:val="22"/>
+          <w:szCs w:val="22"/>
+          <w:lang w:val="hr-HR"/>
+        </w:rPr>
+        <w:t>Ukratko, evo kako bi izgledao sekvencijalni dijagram koji objašnjava kako se programi asembliraju u ovom programu:</w:t>
+      </w:r>
+    </w:p>
+    <w:p>
+      <w:pPr>
+        <w:pStyle w:val="Normal"/>
+        <w:jc w:val="both"/>
+        <w:rPr>
+          <w:rFonts w:ascii="Times New Roman" w:hAnsi="Times New Roman"/>
+          <w:b w:val="false"/>
+          <w:bCs w:val="false"/>
+          <w:i w:val="false"/>
+          <w:iCs w:val="false"/>
+          <w:color w:val="000000"/>
+          <w:sz w:val="22"/>
+          <w:szCs w:val="22"/>
+          <w:lang w:val="hr-HR"/>
+        </w:rPr>
+      </w:pPr>
+      <w:r>
+        <w:rPr>
+          <w:rFonts w:ascii="Times New Roman" w:hAnsi="Times New Roman"/>
+          <w:b w:val="false"/>
+          <w:bCs w:val="false"/>
+          <w:i w:val="false"/>
+          <w:iCs w:val="false"/>
+          <w:color w:val="000000"/>
+          <w:sz w:val="22"/>
+          <w:szCs w:val="22"/>
+          <w:lang w:val="hr-HR"/>
+        </w:rPr>
+        <w:drawing>
+          <wp:inline distT="0" distB="0" distL="0" distR="0">
+            <wp:extent cx="6120130" cy="3442335"/>
+            <wp:effectExtent l="0" t="0" r="0" b="0"/>
+            <wp:docPr id="21" name="Image21"/>
+            <wp:cNvGraphicFramePr>
+              <a:graphicFrameLocks xmlns:a="http://schemas.openxmlformats.org/drawingml/2006/main" noChangeAspect="1"/>
+            </wp:cNvGraphicFramePr>
+            <a:graphic xmlns:a="http://schemas.openxmlformats.org/drawingml/2006/main">
+              <a:graphicData uri="http://schemas.openxmlformats.org/drawingml/2006/picture">
+                <pic:pic xmlns:pic="http://schemas.openxmlformats.org/drawingml/2006/picture">
+                  <pic:nvPicPr>
+                    <pic:cNvPr id="21" name="Image21"/>
+                    <pic:cNvPicPr>
+                      <a:picLocks noChangeAspect="1" noChangeArrowheads="1"/>
+                    </pic:cNvPicPr>
+                  </pic:nvPicPr>
+                  <pic:blipFill>
+                    <a:blip r:embed="rId21"/>
                     <a:stretch>
                       <a:fillRect/>
                     </a:stretch>
@@ -33605,7 +34152,7 @@
                 <wp:extent cx="1146175" cy="5961380"/>
                 <wp:effectExtent l="0" t="0" r="0" b="0"/>
                 <wp:wrapTopAndBottom/>
-                <wp:docPr id="19" name="Frame2"/>
+                <wp:docPr id="22" name="Frame2"/>
                 <a:graphic xmlns:a="http://schemas.openxmlformats.org/drawingml/2006/main">
                   <a:graphicData uri="http://schemas.microsoft.com/office/word/2010/wordprocessingShape">
                     <wps:wsp>
@@ -33640,7 +34187,7 @@
                                 <wp:inline distT="0" distB="0" distL="0" distR="0">
                                   <wp:extent cx="1146175" cy="1778000"/>
                                   <wp:effectExtent l="0" t="0" r="0" b="0"/>
-                                  <wp:docPr id="20" name="Image6"/>
+                                  <wp:docPr id="23" name="Image6"/>
                                   <wp:cNvGraphicFramePr>
                                     <a:graphicFrameLocks xmlns:a="http://schemas.openxmlformats.org/drawingml/2006/main" noChangeAspect="1"/>
                                   </wp:cNvGraphicFramePr>
@@ -33648,13 +34195,13 @@
                                     <a:graphicData uri="http://schemas.openxmlformats.org/drawingml/2006/picture">
                                       <pic:pic xmlns:pic="http://schemas.openxmlformats.org/drawingml/2006/picture">
                                         <pic:nvPicPr>
-                                          <pic:cNvPr id="20" name="Image6"/>
+                                          <pic:cNvPr id="23" name="Image6"/>
                                           <pic:cNvPicPr>
                                             <a:picLocks noChangeAspect="1" noChangeArrowheads="1"/>
                                           </pic:cNvPicPr>
                                         </pic:nvPicPr>
                                         <pic:blipFill>
-                                          <a:blip r:embed="rId19"/>
+                                          <a:blip r:embed="rId22"/>
                                           <a:stretch>
                                             <a:fillRect/>
                                           </a:stretch>
@@ -33767,7 +34314,7 @@
                           <wp:inline distT="0" distB="0" distL="0" distR="0">
                             <wp:extent cx="1146175" cy="1778000"/>
                             <wp:effectExtent l="0" t="0" r="0" b="0"/>
-                            <wp:docPr id="21" name="Image6"/>
+                            <wp:docPr id="24" name="Image6"/>
                             <wp:cNvGraphicFramePr>
                               <a:graphicFrameLocks xmlns:a="http://schemas.openxmlformats.org/drawingml/2006/main" noChangeAspect="1"/>
                             </wp:cNvGraphicFramePr>
@@ -33775,13 +34322,13 @@
                               <a:graphicData uri="http://schemas.openxmlformats.org/drawingml/2006/picture">
                                 <pic:pic xmlns:pic="http://schemas.openxmlformats.org/drawingml/2006/picture">
                                   <pic:nvPicPr>
-                                    <pic:cNvPr id="21" name="Image6"/>
+                                    <pic:cNvPr id="24" name="Image6"/>
                                     <pic:cNvPicPr>
                                       <a:picLocks noChangeAspect="1" noChangeArrowheads="1"/>
                                     </pic:cNvPicPr>
                                   </pic:nvPicPr>
                                   <pic:blipFill>
-                                    <a:blip r:embed="rId20"/>
+                                    <a:blip r:embed="rId23"/>
                                     <a:stretch>
                                       <a:fillRect/>
                                     </a:stretch>
@@ -34562,7 +35109,7 @@
                 <wp:extent cx="2364105" cy="2596515"/>
                 <wp:effectExtent l="0" t="0" r="0" b="0"/>
                 <wp:wrapTopAndBottom/>
-                <wp:docPr id="22" name="Frame1"/>
+                <wp:docPr id="25" name="Frame1"/>
                 <a:graphic xmlns:a="http://schemas.openxmlformats.org/drawingml/2006/main">
                   <a:graphicData uri="http://schemas.microsoft.com/office/word/2010/wordprocessingShape">
                     <wps:wsp>
@@ -34598,7 +35145,7 @@
                                 <wp:inline distT="0" distB="0" distL="0" distR="0">
                                   <wp:extent cx="2364105" cy="1933575"/>
                                   <wp:effectExtent l="0" t="0" r="0" b="0"/>
-                                  <wp:docPr id="23" name="Image5"/>
+                                  <wp:docPr id="26" name="Image5"/>
                                   <wp:cNvGraphicFramePr>
                                     <a:graphicFrameLocks xmlns:a="http://schemas.openxmlformats.org/drawingml/2006/main" noChangeAspect="1"/>
                                   </wp:cNvGraphicFramePr>
@@ -34606,13 +35153,13 @@
                                     <a:graphicData uri="http://schemas.openxmlformats.org/drawingml/2006/picture">
                                       <pic:pic xmlns:pic="http://schemas.openxmlformats.org/drawingml/2006/picture">
                                         <pic:nvPicPr>
-                                          <pic:cNvPr id="23" name="Image5"/>
+                                          <pic:cNvPr id="26" name="Image5"/>
                                           <pic:cNvPicPr>
                                             <a:picLocks noChangeAspect="1" noChangeArrowheads="1"/>
                                           </pic:cNvPicPr>
                                         </pic:nvPicPr>
                                         <pic:blipFill>
-                                          <a:blip r:embed="rId21"/>
+                                          <a:blip r:embed="rId24"/>
                                           <a:stretch>
                                             <a:fillRect/>
                                           </a:stretch>
@@ -34747,7 +35294,7 @@
                           <wp:inline distT="0" distB="0" distL="0" distR="0">
                             <wp:extent cx="2364105" cy="1933575"/>
                             <wp:effectExtent l="0" t="0" r="0" b="0"/>
-                            <wp:docPr id="24" name="Image5"/>
+                            <wp:docPr id="27" name="Image5"/>
                             <wp:cNvGraphicFramePr>
                               <a:graphicFrameLocks xmlns:a="http://schemas.openxmlformats.org/drawingml/2006/main" noChangeAspect="1"/>
                             </wp:cNvGraphicFramePr>
@@ -34755,13 +35302,13 @@
                               <a:graphicData uri="http://schemas.openxmlformats.org/drawingml/2006/picture">
                                 <pic:pic xmlns:pic="http://schemas.openxmlformats.org/drawingml/2006/picture">
                                   <pic:nvPicPr>
-                                    <pic:cNvPr id="24" name="Image5"/>
+                                    <pic:cNvPr id="27" name="Image5"/>
                                     <pic:cNvPicPr>
                                       <a:picLocks noChangeAspect="1" noChangeArrowheads="1"/>
                                     </pic:cNvPicPr>
                                   </pic:nvPicPr>
                                   <pic:blipFill>
-                                    <a:blip r:embed="rId22"/>
+                                    <a:blip r:embed="rId25"/>
                                     <a:stretch>
                                       <a:fillRect/>
                                     </a:stretch>
@@ -35177,7 +35724,7 @@
                 <wp:extent cx="2324735" cy="2828290"/>
                 <wp:effectExtent l="0" t="0" r="0" b="0"/>
                 <wp:wrapTopAndBottom/>
-                <wp:docPr id="25" name="Frame4"/>
+                <wp:docPr id="28" name="Frame4"/>
                 <a:graphic xmlns:a="http://schemas.openxmlformats.org/drawingml/2006/main">
                   <a:graphicData uri="http://schemas.microsoft.com/office/word/2010/wordprocessingShape">
                     <wps:wsp>
@@ -35213,7 +35760,7 @@
                                 <wp:inline distT="0" distB="0" distL="0" distR="0">
                                   <wp:extent cx="2324735" cy="1285240"/>
                                   <wp:effectExtent l="0" t="0" r="0" b="0"/>
-                                  <wp:docPr id="26" name="Image8"/>
+                                  <wp:docPr id="29" name="Image8"/>
                                   <wp:cNvGraphicFramePr>
                                     <a:graphicFrameLocks xmlns:a="http://schemas.openxmlformats.org/drawingml/2006/main" noChangeAspect="1"/>
                                   </wp:cNvGraphicFramePr>
@@ -35221,13 +35768,13 @@
                                     <a:graphicData uri="http://schemas.openxmlformats.org/drawingml/2006/picture">
                                       <pic:pic xmlns:pic="http://schemas.openxmlformats.org/drawingml/2006/picture">
                                         <pic:nvPicPr>
-                                          <pic:cNvPr id="26" name="Image8"/>
+                                          <pic:cNvPr id="29" name="Image8"/>
                                           <pic:cNvPicPr>
                                             <a:picLocks noChangeAspect="1" noChangeArrowheads="1"/>
                                           </pic:cNvPicPr>
                                         </pic:nvPicPr>
                                         <pic:blipFill>
-                                          <a:blip r:embed="rId23"/>
+                                          <a:blip r:embed="rId26"/>
                                           <a:stretch>
                                             <a:fillRect/>
                                           </a:stretch>
@@ -35327,7 +35874,7 @@
                           <wp:inline distT="0" distB="0" distL="0" distR="0">
                             <wp:extent cx="2324735" cy="1285240"/>
                             <wp:effectExtent l="0" t="0" r="0" b="0"/>
-                            <wp:docPr id="27" name="Image8"/>
+                            <wp:docPr id="30" name="Image8"/>
                             <wp:cNvGraphicFramePr>
                               <a:graphicFrameLocks xmlns:a="http://schemas.openxmlformats.org/drawingml/2006/main" noChangeAspect="1"/>
                             </wp:cNvGraphicFramePr>
@@ -35335,13 +35882,13 @@
                               <a:graphicData uri="http://schemas.openxmlformats.org/drawingml/2006/picture">
                                 <pic:pic xmlns:pic="http://schemas.openxmlformats.org/drawingml/2006/picture">
                                   <pic:nvPicPr>
-                                    <pic:cNvPr id="27" name="Image8"/>
+                                    <pic:cNvPr id="30" name="Image8"/>
                                     <pic:cNvPicPr>
                                       <a:picLocks noChangeAspect="1" noChangeArrowheads="1"/>
                                     </pic:cNvPicPr>
                                   </pic:nvPicPr>
                                   <pic:blipFill>
-                                    <a:blip r:embed="rId24"/>
+                                    <a:blip r:embed="rId27"/>
                                     <a:stretch>
                                       <a:fillRect/>
                                     </a:stretch>
@@ -35694,7 +36241,7 @@
                 <wp:extent cx="2374265" cy="2071370"/>
                 <wp:effectExtent l="0" t="0" r="0" b="0"/>
                 <wp:wrapTopAndBottom/>
-                <wp:docPr id="28" name="Frame3"/>
+                <wp:docPr id="31" name="Frame3"/>
                 <a:graphic xmlns:a="http://schemas.openxmlformats.org/drawingml/2006/main">
                   <a:graphicData uri="http://schemas.microsoft.com/office/word/2010/wordprocessingShape">
                     <wps:wsp>
@@ -35729,7 +36276,7 @@
                                 <wp:inline distT="0" distB="0" distL="0" distR="0">
                                   <wp:extent cx="2374265" cy="1408430"/>
                                   <wp:effectExtent l="0" t="0" r="0" b="0"/>
-                                  <wp:docPr id="29" name="Image7"/>
+                                  <wp:docPr id="32" name="Image7"/>
                                   <wp:cNvGraphicFramePr>
                                     <a:graphicFrameLocks xmlns:a="http://schemas.openxmlformats.org/drawingml/2006/main" noChangeAspect="1"/>
                                   </wp:cNvGraphicFramePr>
@@ -35737,13 +36284,13 @@
                                     <a:graphicData uri="http://schemas.openxmlformats.org/drawingml/2006/picture">
                                       <pic:pic xmlns:pic="http://schemas.openxmlformats.org/drawingml/2006/picture">
                                         <pic:nvPicPr>
-                                          <pic:cNvPr id="29" name="Image7"/>
+                                          <pic:cNvPr id="32" name="Image7"/>
                                           <pic:cNvPicPr>
                                             <a:picLocks noChangeAspect="1" noChangeArrowheads="1"/>
                                           </pic:cNvPicPr>
                                         </pic:nvPicPr>
                                         <pic:blipFill>
-                                          <a:blip r:embed="rId25"/>
+                                          <a:blip r:embed="rId28"/>
                                           <a:stretch>
                                             <a:fillRect/>
                                           </a:stretch>
@@ -35842,7 +36389,7 @@
                           <wp:inline distT="0" distB="0" distL="0" distR="0">
                             <wp:extent cx="2374265" cy="1408430"/>
                             <wp:effectExtent l="0" t="0" r="0" b="0"/>
-                            <wp:docPr id="30" name="Image7"/>
+                            <wp:docPr id="33" name="Image7"/>
                             <wp:cNvGraphicFramePr>
                               <a:graphicFrameLocks xmlns:a="http://schemas.openxmlformats.org/drawingml/2006/main" noChangeAspect="1"/>
                             </wp:cNvGraphicFramePr>
@@ -35850,13 +36397,13 @@
                               <a:graphicData uri="http://schemas.openxmlformats.org/drawingml/2006/picture">
                                 <pic:pic xmlns:pic="http://schemas.openxmlformats.org/drawingml/2006/picture">
                                   <pic:nvPicPr>
-                                    <pic:cNvPr id="30" name="Image7"/>
+                                    <pic:cNvPr id="33" name="Image7"/>
                                     <pic:cNvPicPr>
                                       <a:picLocks noChangeAspect="1" noChangeArrowheads="1"/>
                                     </pic:cNvPicPr>
                                   </pic:nvPicPr>
                                   <pic:blipFill>
-                                    <a:blip r:embed="rId26"/>
+                                    <a:blip r:embed="rId29"/>
                                     <a:stretch>
                                       <a:fillRect/>
                                     </a:stretch>
@@ -38472,7 +39019,7 @@
                 <wp:extent cx="4724400" cy="2621280"/>
                 <wp:effectExtent l="0" t="0" r="0" b="0"/>
                 <wp:wrapTopAndBottom/>
-                <wp:docPr id="31" name="Frame7"/>
+                <wp:docPr id="34" name="Frame7"/>
                 <a:graphic xmlns:a="http://schemas.openxmlformats.org/drawingml/2006/main">
                   <a:graphicData uri="http://schemas.microsoft.com/office/word/2010/wordprocessingShape">
                     <wps:wsp>
@@ -38501,7 +39048,7 @@
                                 <wp:inline distT="0" distB="0" distL="0" distR="0">
                                   <wp:extent cx="4724400" cy="2369820"/>
                                   <wp:effectExtent l="0" t="0" r="0" b="0"/>
-                                  <wp:docPr id="32" name="Image11"/>
+                                  <wp:docPr id="35" name="Image11"/>
                                   <wp:cNvGraphicFramePr>
                                     <a:graphicFrameLocks xmlns:a="http://schemas.openxmlformats.org/drawingml/2006/main" noChangeAspect="1"/>
                                   </wp:cNvGraphicFramePr>
@@ -38509,13 +39056,13 @@
                                     <a:graphicData uri="http://schemas.openxmlformats.org/drawingml/2006/picture">
                                       <pic:pic xmlns:pic="http://schemas.openxmlformats.org/drawingml/2006/picture">
                                         <pic:nvPicPr>
-                                          <pic:cNvPr id="32" name="Image11"/>
+                                          <pic:cNvPr id="35" name="Image11"/>
                                           <pic:cNvPicPr>
                                             <a:picLocks noChangeAspect="1" noChangeArrowheads="1"/>
                                           </pic:cNvPicPr>
                                         </pic:nvPicPr>
                                         <pic:blipFill>
-                                          <a:blip r:embed="rId27"/>
+                                          <a:blip r:embed="rId30"/>
                                           <a:stretch>
                                             <a:fillRect/>
                                           </a:stretch>
@@ -38597,7 +39144,7 @@
                           <wp:inline distT="0" distB="0" distL="0" distR="0">
                             <wp:extent cx="4724400" cy="2369820"/>
                             <wp:effectExtent l="0" t="0" r="0" b="0"/>
-                            <wp:docPr id="33" name="Image11"/>
+                            <wp:docPr id="36" name="Image11"/>
                             <wp:cNvGraphicFramePr>
                               <a:graphicFrameLocks xmlns:a="http://schemas.openxmlformats.org/drawingml/2006/main" noChangeAspect="1"/>
                             </wp:cNvGraphicFramePr>
@@ -38605,13 +39152,13 @@
                               <a:graphicData uri="http://schemas.openxmlformats.org/drawingml/2006/picture">
                                 <pic:pic xmlns:pic="http://schemas.openxmlformats.org/drawingml/2006/picture">
                                   <pic:nvPicPr>
-                                    <pic:cNvPr id="33" name="Image11"/>
+                                    <pic:cNvPr id="36" name="Image11"/>
                                     <pic:cNvPicPr>
                                       <a:picLocks noChangeAspect="1" noChangeArrowheads="1"/>
                                     </pic:cNvPicPr>
                                   </pic:nvPicPr>
                                   <pic:blipFill>
-                                    <a:blip r:embed="rId28"/>
+                                    <a:blip r:embed="rId31"/>
                                     <a:stretch>
                                       <a:fillRect/>
                                     </a:stretch>
@@ -39868,7 +40415,7 @@
               <wp:inline distT="0" distB="0" distL="0" distR="0">
                 <wp:extent cx="4709795" cy="2590800"/>
                 <wp:effectExtent l="0" t="0" r="0" b="0"/>
-                <wp:docPr id="34" name="Frame9"/>
+                <wp:docPr id="37" name="Frame9"/>
                 <a:graphic xmlns:a="http://schemas.openxmlformats.org/drawingml/2006/main">
                   <a:graphicData uri="http://schemas.microsoft.com/office/word/2010/wordprocessingShape">
                     <wps:wsp>
@@ -39897,7 +40444,7 @@
                                 <wp:inline distT="0" distB="0" distL="0" distR="0">
                                   <wp:extent cx="4709795" cy="2339340"/>
                                   <wp:effectExtent l="0" t="0" r="0" b="0"/>
-                                  <wp:docPr id="35" name="Image17"/>
+                                  <wp:docPr id="38" name="Image17"/>
                                   <wp:cNvGraphicFramePr>
                                     <a:graphicFrameLocks xmlns:a="http://schemas.openxmlformats.org/drawingml/2006/main" noChangeAspect="1"/>
                                   </wp:cNvGraphicFramePr>
@@ -39905,13 +40452,13 @@
                                     <a:graphicData uri="http://schemas.openxmlformats.org/drawingml/2006/picture">
                                       <pic:pic xmlns:pic="http://schemas.openxmlformats.org/drawingml/2006/picture">
                                         <pic:nvPicPr>
-                                          <pic:cNvPr id="35" name="Image17"/>
+                                          <pic:cNvPr id="38" name="Image17"/>
                                           <pic:cNvPicPr>
                                             <a:picLocks noChangeAspect="1" noChangeArrowheads="1"/>
                                           </pic:cNvPicPr>
                                         </pic:nvPicPr>
                                         <pic:blipFill>
-                                          <a:blip r:embed="rId29"/>
+                                          <a:blip r:embed="rId32"/>
                                           <a:stretch>
                                             <a:fillRect/>
                                           </a:stretch>
@@ -39986,7 +40533,7 @@
                           <wp:inline distT="0" distB="0" distL="0" distR="0">
                             <wp:extent cx="4709795" cy="2339340"/>
                             <wp:effectExtent l="0" t="0" r="0" b="0"/>
-                            <wp:docPr id="36" name="Image17"/>
+                            <wp:docPr id="39" name="Image17"/>
                             <wp:cNvGraphicFramePr>
                               <a:graphicFrameLocks xmlns:a="http://schemas.openxmlformats.org/drawingml/2006/main" noChangeAspect="1"/>
                             </wp:cNvGraphicFramePr>
@@ -39994,13 +40541,13 @@
                               <a:graphicData uri="http://schemas.openxmlformats.org/drawingml/2006/picture">
                                 <pic:pic xmlns:pic="http://schemas.openxmlformats.org/drawingml/2006/picture">
                                   <pic:nvPicPr>
-                                    <pic:cNvPr id="36" name="Image17"/>
+                                    <pic:cNvPr id="39" name="Image17"/>
                                     <pic:cNvPicPr>
                                       <a:picLocks noChangeAspect="1" noChangeArrowheads="1"/>
                                     </pic:cNvPicPr>
                                   </pic:nvPicPr>
                                   <pic:blipFill>
-                                    <a:blip r:embed="rId30"/>
+                                    <a:blip r:embed="rId33"/>
                                     <a:stretch>
                                       <a:fillRect/>
                                     </a:stretch>
@@ -41981,7 +42528,7 @@
           <wp:inline distT="0" distB="0" distL="0" distR="0">
             <wp:extent cx="6120130" cy="3146425"/>
             <wp:effectExtent l="0" t="0" r="0" b="0"/>
-            <wp:docPr id="37" name="Image19"/>
+            <wp:docPr id="40" name="Image19"/>
             <wp:cNvGraphicFramePr>
               <a:graphicFrameLocks xmlns:a="http://schemas.openxmlformats.org/drawingml/2006/main" noChangeAspect="1"/>
             </wp:cNvGraphicFramePr>
@@ -41989,13 +42536,13 @@
               <a:graphicData uri="http://schemas.openxmlformats.org/drawingml/2006/picture">
                 <pic:pic xmlns:pic="http://schemas.openxmlformats.org/drawingml/2006/picture">
                   <pic:nvPicPr>
-                    <pic:cNvPr id="37" name="Image19"/>
+                    <pic:cNvPr id="40" name="Image19"/>
                     <pic:cNvPicPr>
                       <a:picLocks noChangeAspect="1" noChangeArrowheads="1"/>
                     </pic:cNvPicPr>
                   </pic:nvPicPr>
                   <pic:blipFill>
-                    <a:blip r:embed="rId31"/>
+                    <a:blip r:embed="rId34"/>
                     <a:stretch>
                       <a:fillRect/>
                     </a:stretch>
@@ -42105,7 +42652,7 @@
           <wp:inline distT="0" distB="0" distL="0" distR="0">
             <wp:extent cx="4709160" cy="2865120"/>
             <wp:effectExtent l="0" t="0" r="0" b="0"/>
-            <wp:docPr id="38" name="Image20"/>
+            <wp:docPr id="41" name="Image20"/>
             <wp:cNvGraphicFramePr>
               <a:graphicFrameLocks xmlns:a="http://schemas.openxmlformats.org/drawingml/2006/main" noChangeAspect="1"/>
             </wp:cNvGraphicFramePr>
@@ -42113,13 +42660,13 @@
               <a:graphicData uri="http://schemas.openxmlformats.org/drawingml/2006/picture">
                 <pic:pic xmlns:pic="http://schemas.openxmlformats.org/drawingml/2006/picture">
                   <pic:nvPicPr>
-                    <pic:cNvPr id="38" name="Image20"/>
+                    <pic:cNvPr id="41" name="Image20"/>
                     <pic:cNvPicPr>
                       <a:picLocks noChangeAspect="1" noChangeArrowheads="1"/>
                     </pic:cNvPicPr>
                   </pic:nvPicPr>
                   <pic:blipFill>
-                    <a:blip r:embed="rId32"/>
+                    <a:blip r:embed="rId35"/>
                     <a:stretch>
                       <a:fillRect/>
                     </a:stretch>
@@ -42664,7 +43211,7 @@
                 <wp:extent cx="4892675" cy="3543300"/>
                 <wp:effectExtent l="0" t="0" r="0" b="0"/>
                 <wp:wrapTopAndBottom/>
-                <wp:docPr id="39" name="Frame8"/>
+                <wp:docPr id="42" name="Frame8"/>
                 <a:graphic xmlns:a="http://schemas.openxmlformats.org/drawingml/2006/main">
                   <a:graphicData uri="http://schemas.microsoft.com/office/word/2010/wordprocessingShape">
                     <wps:wsp>
@@ -42693,7 +43240,7 @@
                                 <wp:inline distT="0" distB="0" distL="0" distR="0">
                                   <wp:extent cx="4892675" cy="3291840"/>
                                   <wp:effectExtent l="0" t="0" r="0" b="0"/>
-                                  <wp:docPr id="40" name="Image12"/>
+                                  <wp:docPr id="43" name="Image12"/>
                                   <wp:cNvGraphicFramePr>
                                     <a:graphicFrameLocks xmlns:a="http://schemas.openxmlformats.org/drawingml/2006/main" noChangeAspect="1"/>
                                   </wp:cNvGraphicFramePr>
@@ -42701,13 +43248,13 @@
                                     <a:graphicData uri="http://schemas.openxmlformats.org/drawingml/2006/picture">
                                       <pic:pic xmlns:pic="http://schemas.openxmlformats.org/drawingml/2006/picture">
                                         <pic:nvPicPr>
-                                          <pic:cNvPr id="40" name="Image12"/>
+                                          <pic:cNvPr id="43" name="Image12"/>
                                           <pic:cNvPicPr>
                                             <a:picLocks noChangeAspect="1" noChangeArrowheads="1"/>
                                           </pic:cNvPicPr>
                                         </pic:nvPicPr>
                                         <pic:blipFill>
-                                          <a:blip r:embed="rId33"/>
+                                          <a:blip r:embed="rId36"/>
                                           <a:stretch>
                                             <a:fillRect/>
                                           </a:stretch>
@@ -42782,7 +43329,7 @@
                           <wp:inline distT="0" distB="0" distL="0" distR="0">
                             <wp:extent cx="4892675" cy="3291840"/>
                             <wp:effectExtent l="0" t="0" r="0" b="0"/>
-                            <wp:docPr id="41" name="Image12"/>
+                            <wp:docPr id="44" name="Image12"/>
                             <wp:cNvGraphicFramePr>
                               <a:graphicFrameLocks xmlns:a="http://schemas.openxmlformats.org/drawingml/2006/main" noChangeAspect="1"/>
                             </wp:cNvGraphicFramePr>
@@ -42790,13 +43337,13 @@
                               <a:graphicData uri="http://schemas.openxmlformats.org/drawingml/2006/picture">
                                 <pic:pic xmlns:pic="http://schemas.openxmlformats.org/drawingml/2006/picture">
                                   <pic:nvPicPr>
-                                    <pic:cNvPr id="41" name="Image12"/>
+                                    <pic:cNvPr id="44" name="Image12"/>
                                     <pic:cNvPicPr>
                                       <a:picLocks noChangeAspect="1" noChangeArrowheads="1"/>
                                     </pic:cNvPicPr>
                                   </pic:nvPicPr>
                                   <pic:blipFill>
-                                    <a:blip r:embed="rId34"/>
+                                    <a:blip r:embed="rId37"/>
                                     <a:stretch>
                                       <a:fillRect/>
                                     </a:stretch>
@@ -46404,7 +46951,7 @@
           <wp:inline distT="0" distB="0" distL="0" distR="0">
             <wp:extent cx="1698625" cy="437515"/>
             <wp:effectExtent l="0" t="0" r="0" b="0"/>
-            <wp:docPr id="42" name="Image4"/>
+            <wp:docPr id="45" name="Image4"/>
             <wp:cNvGraphicFramePr>
               <a:graphicFrameLocks xmlns:a="http://schemas.openxmlformats.org/drawingml/2006/main" noChangeAspect="1"/>
             </wp:cNvGraphicFramePr>
@@ -46412,13 +46959,13 @@
               <a:graphicData uri="http://schemas.openxmlformats.org/drawingml/2006/picture">
                 <pic:pic xmlns:pic="http://schemas.openxmlformats.org/drawingml/2006/picture">
                   <pic:nvPicPr>
-                    <pic:cNvPr id="42" name="Image4"/>
+                    <pic:cNvPr id="45" name="Image4"/>
                     <pic:cNvPicPr>
                       <a:picLocks noChangeAspect="1" noChangeArrowheads="1"/>
                     </pic:cNvPicPr>
                   </pic:nvPicPr>
                   <pic:blipFill>
-                    <a:blip r:embed="rId35"/>
+                    <a:blip r:embed="rId38"/>
                     <a:stretch>
                       <a:fillRect/>
                     </a:stretch>

--- a/seminar/PicoBlaze.docx
+++ b/seminar/PicoBlaze.docx
@@ -5238,7 +5238,7 @@
         <mc:AlternateContent>
           <mc:Choice Requires="wps">
             <w:drawing>
-              <wp:anchor behindDoc="0" distT="0" distB="0" distL="0" distR="0" simplePos="0" locked="0" layoutInCell="0" allowOverlap="1" relativeHeight="14">
+              <wp:anchor distT="0" distB="0" distL="0" distR="0" simplePos="0" relativeHeight="14" behindDoc="0" locked="0" layoutInCell="0" allowOverlap="1">
                 <wp:simplePos x="0" y="0"/>
                 <wp:positionH relativeFrom="column">
                   <wp:align>center</wp:align>
@@ -11413,242 +11413,85 @@
           <w:szCs w:val="22"/>
           <w:lang w:val="hr-HR"/>
         </w:rPr>
-        <w:t xml:space="preserve">U svim preglednicima na mobilnom operacijskom sustavu Androidu u kojima sam isprobao svoj PicoBlaze Simulator, osim u Dolphinu (Dolphin se bazira na WebKitu, kao i Safari i WebPositive), </w:t>
-      </w:r>
-      <w:r>
-        <w:rPr>
-          <w:rFonts w:ascii="Times New Roman" w:hAnsi="Times New Roman"/>
-          <w:b w:val="false"/>
-          <w:bCs w:val="false"/>
-          <w:i/>
-          <w:iCs/>
-          <w:sz w:val="22"/>
-          <w:szCs w:val="22"/>
-          <w:lang w:val="hr-HR"/>
-        </w:rPr>
-        <w:t>layout</w:t>
-      </w:r>
-      <w:r>
-        <w:rPr>
-          <w:rFonts w:ascii="Times New Roman" w:hAnsi="Times New Roman"/>
-          <w:b w:val="false"/>
-          <w:bCs w:val="false"/>
-          <w:i w:val="false"/>
-          <w:iCs w:val="false"/>
-          <w:sz w:val="22"/>
-          <w:szCs w:val="22"/>
-          <w:lang w:val="hr-HR"/>
-        </w:rPr>
-        <w:t xml:space="preserve"> se pokida kad se prijeđe u </w:t>
-      </w:r>
-      <w:r>
-        <w:rPr>
-          <w:rFonts w:ascii="Times New Roman" w:hAnsi="Times New Roman"/>
-          <w:b w:val="false"/>
-          <w:bCs w:val="false"/>
-          <w:i/>
-          <w:iCs/>
-          <w:sz w:val="22"/>
-          <w:szCs w:val="22"/>
-          <w:lang w:val="hr-HR"/>
-        </w:rPr>
-        <w:t>lan</w:t>
-      </w:r>
-      <w:r>
-        <w:rPr>
-          <w:rFonts w:ascii="Times New Roman" w:hAnsi="Times New Roman"/>
-          <w:b w:val="false"/>
-          <w:bCs w:val="false"/>
-          <w:i/>
-          <w:iCs/>
-          <w:sz w:val="22"/>
-          <w:szCs w:val="22"/>
-          <w:lang w:val="hr-HR"/>
-        </w:rPr>
-        <w:t>d</w:t>
-      </w:r>
-      <w:r>
-        <w:rPr>
-          <w:rFonts w:ascii="Times New Roman" w:hAnsi="Times New Roman"/>
-          <w:b w:val="false"/>
-          <w:bCs w:val="false"/>
-          <w:i/>
-          <w:iCs/>
-          <w:sz w:val="22"/>
-          <w:szCs w:val="22"/>
-          <w:lang w:val="hr-HR"/>
-        </w:rPr>
-        <w:t>scape</w:t>
-      </w:r>
-      <w:r>
-        <w:rPr>
-          <w:rFonts w:ascii="Times New Roman" w:hAnsi="Times New Roman"/>
-          <w:b w:val="false"/>
-          <w:bCs w:val="false"/>
-          <w:i w:val="false"/>
-          <w:iCs w:val="false"/>
-          <w:sz w:val="22"/>
-          <w:szCs w:val="22"/>
-          <w:lang w:val="hr-HR"/>
-        </w:rPr>
-        <w:t xml:space="preserve"> (pejzažni) način rada </w:t>
-      </w:r>
-      <w:r>
-        <w:rPr>
-          <w:rFonts w:ascii="Times New Roman" w:hAnsi="Times New Roman"/>
-          <w:b w:val="false"/>
-          <w:bCs w:val="false"/>
-          <w:i w:val="false"/>
-          <w:iCs w:val="false"/>
-          <w:sz w:val="22"/>
-          <w:szCs w:val="22"/>
-          <w:lang w:val="hr-HR"/>
-        </w:rPr>
-        <w:t>(kad mobitel okrenemo horizontalno umjesto vertikalno)</w:t>
-      </w:r>
-      <w:r>
-        <w:rPr>
-          <w:rFonts w:ascii="Times New Roman" w:hAnsi="Times New Roman"/>
-          <w:b w:val="false"/>
-          <w:bCs w:val="false"/>
-          <w:i w:val="false"/>
-          <w:iCs w:val="false"/>
-          <w:sz w:val="22"/>
-          <w:szCs w:val="22"/>
-          <w:lang w:val="hr-HR"/>
-        </w:rPr>
-        <w:t>. Mislim da razumijem zašto, ali ne znam kako to popraviti. Pretpostavljam da bi netko tko zna napredni CSS to mogao popravi</w:t>
-      </w:r>
-      <w:r>
-        <w:rPr>
-          <w:rFonts w:ascii="Times New Roman" w:hAnsi="Times New Roman"/>
-          <w:b w:val="false"/>
-          <w:bCs w:val="false"/>
-          <w:i w:val="false"/>
-          <w:iCs w:val="false"/>
-          <w:sz w:val="22"/>
-          <w:szCs w:val="22"/>
-          <w:lang w:val="hr-HR"/>
-        </w:rPr>
-        <w:t>ti</w:t>
-      </w:r>
-      <w:r>
-        <w:rPr>
-          <w:rFonts w:ascii="Times New Roman" w:hAnsi="Times New Roman"/>
-          <w:b w:val="false"/>
-          <w:bCs w:val="false"/>
-          <w:i w:val="false"/>
-          <w:iCs w:val="false"/>
-          <w:sz w:val="22"/>
-          <w:szCs w:val="22"/>
-          <w:lang w:val="hr-HR"/>
-        </w:rPr>
-        <w:t xml:space="preserve">. </w:t>
-      </w:r>
-      <w:r>
-        <w:rPr>
-          <w:rFonts w:ascii="Times New Roman" w:hAnsi="Times New Roman"/>
-          <w:b w:val="false"/>
-          <w:bCs w:val="false"/>
-          <w:i w:val="false"/>
-          <w:iCs w:val="false"/>
-          <w:sz w:val="22"/>
-          <w:szCs w:val="22"/>
-          <w:lang w:val="hr-HR"/>
-        </w:rPr>
-        <w:t>Otvorio sam pitanje o tom problemu na internetskom forumu</w:t>
-      </w:r>
-      <w:r>
-        <w:rPr>
-          <w:rStyle w:val="FootnoteReference"/>
-          <w:rFonts w:ascii="Times New Roman" w:hAnsi="Times New Roman"/>
-          <w:b w:val="false"/>
-          <w:bCs w:val="false"/>
-          <w:i w:val="false"/>
-          <w:iCs w:val="false"/>
-          <w:sz w:val="22"/>
-          <w:szCs w:val="22"/>
-          <w:lang w:val="hr-HR"/>
-        </w:rPr>
-        <w:footnoteReference w:id="10"/>
-      </w:r>
-      <w:r>
-        <w:rPr>
-          <w:rFonts w:ascii="Times New Roman" w:hAnsi="Times New Roman"/>
-          <w:b w:val="false"/>
-          <w:bCs w:val="false"/>
-          <w:i w:val="false"/>
-          <w:iCs w:val="false"/>
-          <w:sz w:val="22"/>
-          <w:szCs w:val="22"/>
-          <w:lang w:val="hr-HR"/>
-        </w:rPr>
-        <w:t xml:space="preserve">, ali nisam dobio nikakav smisleni odgovor. </w:t>
-      </w:r>
-      <w:r>
-        <w:rPr>
-          <w:rFonts w:ascii="Times New Roman" w:hAnsi="Times New Roman"/>
-          <w:b w:val="false"/>
-          <w:bCs w:val="false"/>
-          <w:i w:val="false"/>
-          <w:iCs w:val="false"/>
-          <w:sz w:val="22"/>
-          <w:szCs w:val="22"/>
-          <w:lang w:val="hr-HR"/>
-        </w:rPr>
-        <w:t xml:space="preserve">S obzirom na to da se taj problem ne događa u Dolphinu, a Dolphin je bliski srodnik Safariju </w:t>
-      </w:r>
-      <w:r>
-        <w:rPr>
-          <w:rFonts w:ascii="Times New Roman" w:hAnsi="Times New Roman"/>
-          <w:b w:val="false"/>
-          <w:bCs w:val="false"/>
-          <w:i w:val="false"/>
-          <w:iCs w:val="false"/>
-          <w:sz w:val="22"/>
-          <w:szCs w:val="22"/>
-          <w:lang w:val="hr-HR"/>
-        </w:rPr>
-        <w:t>(oboje se baziraju na WebKitu)</w:t>
-      </w:r>
-      <w:r>
-        <w:rPr>
-          <w:rFonts w:ascii="Times New Roman" w:hAnsi="Times New Roman"/>
-          <w:b w:val="false"/>
-          <w:bCs w:val="false"/>
-          <w:i w:val="false"/>
-          <w:iCs w:val="false"/>
-          <w:sz w:val="22"/>
-          <w:szCs w:val="22"/>
-          <w:lang w:val="hr-HR"/>
-        </w:rPr>
-        <w:t xml:space="preserve">, pretpostavljam da se taj problem ne događa </w:t>
-      </w:r>
-      <w:r>
-        <w:rPr>
-          <w:rFonts w:ascii="Times New Roman" w:hAnsi="Times New Roman"/>
-          <w:b w:val="false"/>
-          <w:bCs w:val="false"/>
-          <w:i w:val="false"/>
-          <w:iCs w:val="false"/>
-          <w:sz w:val="22"/>
-          <w:szCs w:val="22"/>
-          <w:lang w:val="hr-HR"/>
-        </w:rPr>
-        <w:t>ni</w:t>
-      </w:r>
-      <w:r>
-        <w:rPr>
-          <w:rFonts w:ascii="Times New Roman" w:hAnsi="Times New Roman"/>
-          <w:b w:val="false"/>
-          <w:bCs w:val="false"/>
-          <w:i w:val="false"/>
-          <w:iCs w:val="false"/>
-          <w:sz w:val="22"/>
-          <w:szCs w:val="22"/>
-          <w:lang w:val="hr-HR"/>
-        </w:rPr>
-        <w:t xml:space="preserve"> u Safariju na iPhoneu, iako nisam isprobao.</w:t>
+        <w:t xml:space="preserve">Sve do verzije v6.4.2 postojao je bug da se u gotovo svim mobilnim internetskim preglednicima, osim u Dophinu i u Operi Mini, layout pokida ukoliko korisnik prijeđe u landscape način rada i zatim ide scrollirati prema gore. Pet godina sam pretpostavljao da je to zbog toga što se tada poziva CSS, ali se JavaScript ne poziva, pa nije bilo jednostavnog rješenja osim potpunog refaktoriranja CSS-a. Međutim, kad sam dodao navigaciju i log-in forme, primijetio sam nešto zapanjujuće: layout se pokida tek kada dođemo do elementa kojem je postavljen </w:t>
+      </w:r>
+      <w:r>
+        <w:rPr>
+          <w:rFonts w:ascii="Courier New" w:hAnsi="Courier New"/>
+          <w:b w:val="false"/>
+          <w:bCs w:val="false"/>
+          <w:i w:val="false"/>
+          <w:iCs w:val="false"/>
+          <w:sz w:val="22"/>
+          <w:szCs w:val="22"/>
+          <w:lang w:val="hr-HR"/>
+        </w:rPr>
+        <w:t>max-height</w:t>
+      </w:r>
+      <w:r>
+        <w:rPr>
+          <w:rFonts w:ascii="Times New Roman" w:hAnsi="Times New Roman"/>
+          <w:b w:val="false"/>
+          <w:bCs w:val="false"/>
+          <w:i w:val="false"/>
+          <w:iCs w:val="false"/>
+          <w:sz w:val="22"/>
+          <w:szCs w:val="22"/>
+          <w:lang w:val="hr-HR"/>
+        </w:rPr>
+        <w:t xml:space="preserve"> u CSS-u na 100vh. Pa je li moguće da ti mobilni internetski preglednici zapravo tada pozivaju JavaScript, ali iz nekog razloga ignoriraju CSS-ovu naredbu </w:t>
+      </w:r>
+      <w:r>
+        <w:rPr>
+          <w:rFonts w:ascii="Courier New" w:hAnsi="Courier New"/>
+          <w:b w:val="false"/>
+          <w:bCs w:val="false"/>
+          <w:i w:val="false"/>
+          <w:iCs w:val="false"/>
+          <w:sz w:val="22"/>
+          <w:szCs w:val="22"/>
+          <w:lang w:val="hr-HR"/>
+        </w:rPr>
+        <w:t>max-height</w:t>
+      </w:r>
+      <w:r>
+        <w:rPr>
+          <w:rFonts w:ascii="Times New Roman" w:hAnsi="Times New Roman"/>
+          <w:b w:val="false"/>
+          <w:bCs w:val="false"/>
+          <w:i w:val="false"/>
+          <w:iCs w:val="false"/>
+          <w:sz w:val="22"/>
+          <w:szCs w:val="22"/>
+          <w:lang w:val="hr-HR"/>
+        </w:rPr>
+        <w:t xml:space="preserve">? Isprva sam tu ideju odbacio kao smiješnu, ali jedne sam je noći ipak odlučio isprobati (tako što sam napisao 20-ak redaka JavaScripta koji simuliraju rad CSS-ove naredbe </w:t>
+      </w:r>
+      <w:r>
+        <w:rPr>
+          <w:rFonts w:ascii="Courier New" w:hAnsi="Courier New"/>
+          <w:b w:val="false"/>
+          <w:bCs w:val="false"/>
+          <w:i w:val="false"/>
+          <w:iCs w:val="false"/>
+          <w:sz w:val="22"/>
+          <w:szCs w:val="22"/>
+          <w:lang w:val="hr-HR"/>
+        </w:rPr>
+        <w:t>max-height</w:t>
+      </w:r>
+      <w:r>
+        <w:rPr>
+          <w:rFonts w:ascii="Times New Roman" w:hAnsi="Times New Roman"/>
+          <w:b w:val="false"/>
+          <w:bCs w:val="false"/>
+          <w:i w:val="false"/>
+          <w:iCs w:val="false"/>
+          <w:sz w:val="22"/>
+          <w:szCs w:val="22"/>
+          <w:lang w:val="hr-HR"/>
+        </w:rPr>
+        <w:t>). I, gle čuda, radilo je.</w:t>
       </w:r>
       <w:r>
         <w:rPr>
@@ -14058,6 +13901,33 @@
           <w:szCs w:val="22"/>
           <w:lang w:val="hr-HR"/>
         </w:rPr>
+        <w:footnoteReference w:id="10"/>
+      </w:r>
+      <w:r>
+        <w:rPr>
+          <w:rFonts w:ascii="Times New Roman" w:hAnsi="Times New Roman"/>
+          <w:b w:val="false"/>
+          <w:bCs w:val="false"/>
+          <w:i w:val="false"/>
+          <w:iCs w:val="false"/>
+          <w:sz w:val="22"/>
+          <w:szCs w:val="22"/>
+          <w:lang w:val="hr-HR"/>
+        </w:rPr>
+        <w:t xml:space="preserve"> </w:t>
+      </w:r>
+      <w:r>
+        <w:rPr>
+          <w:rStyle w:val="FootnoteReference"/>
+          <w:rFonts w:ascii="Times New Roman" w:hAnsi="Times New Roman"/>
+          <w:b w:val="false"/>
+          <w:bCs w:val="false"/>
+          <w:i w:val="false"/>
+          <w:iCs w:val="false"/>
+          <w:sz w:val="22"/>
+          <w:szCs w:val="22"/>
+          <w:lang w:val="hr-HR"/>
+        </w:rPr>
         <w:footnoteReference w:id="11"/>
       </w:r>
       <w:r>
@@ -14086,33 +13956,6 @@
           <w:lang w:val="hr-HR"/>
         </w:rPr>
         <w:footnoteReference w:id="12"/>
-      </w:r>
-      <w:r>
-        <w:rPr>
-          <w:rFonts w:ascii="Times New Roman" w:hAnsi="Times New Roman"/>
-          <w:b w:val="false"/>
-          <w:bCs w:val="false"/>
-          <w:i w:val="false"/>
-          <w:iCs w:val="false"/>
-          <w:sz w:val="22"/>
-          <w:szCs w:val="22"/>
-          <w:lang w:val="hr-HR"/>
-        </w:rPr>
-        <w:t xml:space="preserve"> </w:t>
-      </w:r>
-      <w:r>
-        <w:rPr>
-          <w:rStyle w:val="FootnoteReference"/>
-          <w:rFonts w:ascii="Times New Roman" w:hAnsi="Times New Roman"/>
-          <w:b w:val="false"/>
-          <w:bCs w:val="false"/>
-          <w:i w:val="false"/>
-          <w:iCs w:val="false"/>
-          <w:sz w:val="22"/>
-          <w:szCs w:val="22"/>
-          <w:lang w:val="hr-HR"/>
-        </w:rPr>
-        <w:footnoteReference w:id="13"/>
       </w:r>
       <w:r>
         <w:rPr>
@@ -14383,7 +14226,7 @@
           <w:szCs w:val="22"/>
           <w:lang w:val="hr-HR"/>
         </w:rPr>
-        <w:footnoteReference w:id="14"/>
+        <w:footnoteReference w:id="13"/>
       </w:r>
       <w:r>
         <w:rPr>
@@ -14515,7 +14358,20 @@
           <w:szCs w:val="22"/>
           <w:lang w:val="hr-HR"/>
         </w:rPr>
-        <w:t>Ali to za Dolphin i nije toliki problem budući da se na Androidu i tako heksadecimalna datoteka ne može (koliko ja znam) ničim otvoriti.</w:t>
+        <w:t xml:space="preserve">Ali to za Dolphin i nije toliki problem budući da se na Androidu i tako heksadecimalna datoteka ne može (koliko ja znam) ničim otvoriti. </w:t>
+      </w:r>
+      <w:r>
+        <w:rPr>
+          <w:rFonts w:ascii="Times New Roman" w:hAnsi="Times New Roman"/>
+          <w:b w:val="false"/>
+          <w:bCs w:val="false"/>
+          <w:i w:val="false"/>
+          <w:iCs w:val="false"/>
+          <w:sz w:val="22"/>
+          <w:szCs w:val="22"/>
+          <w:lang w:val="hr-HR"/>
+        </w:rPr>
+        <w:t>Opera Mini dopušta da se skida ta HEX datoteka, ali ona onda bude korumpirana. Opet, nije veliki problem kad se na Androidu i tako ne može koristiti.</w:t>
       </w:r>
     </w:p>
     <w:p>
@@ -14840,645 +14696,645 @@
           <w:szCs w:val="22"/>
           <w:lang w:val="hr-HR"/>
         </w:rPr>
+        <w:footnoteReference w:id="14"/>
+      </w:r>
+      <w:r>
+        <w:rPr>
+          <w:rFonts w:ascii="Times New Roman" w:hAnsi="Times New Roman"/>
+          <w:b w:val="false"/>
+          <w:bCs w:val="false"/>
+          <w:i w:val="false"/>
+          <w:iCs w:val="false"/>
+          <w:sz w:val="22"/>
+          <w:szCs w:val="22"/>
+          <w:lang w:val="hr-HR"/>
+        </w:rPr>
+        <w:t xml:space="preserve">. U svakom slučaju, TOR Browser ne pruža zaštitu koju sam mislio da pruža. </w:t>
+      </w:r>
+      <w:r>
+        <w:rPr>
+          <w:rFonts w:ascii="Times New Roman" w:hAnsi="Times New Roman"/>
+          <w:b w:val="false"/>
+          <w:bCs w:val="false"/>
+          <w:i w:val="false"/>
+          <w:iCs w:val="false"/>
+          <w:sz w:val="22"/>
+          <w:szCs w:val="22"/>
+          <w:lang w:val="hr-HR"/>
+        </w:rPr>
+        <w:t xml:space="preserve">Mislim da je sigurnost koju pružaju internetski preglednici dosta nekonzistentna. </w:t>
+      </w:r>
+      <w:r>
+        <w:rPr>
+          <w:rFonts w:ascii="Times New Roman" w:hAnsi="Times New Roman"/>
+          <w:b w:val="false"/>
+          <w:bCs w:val="false"/>
+          <w:i w:val="false"/>
+          <w:iCs w:val="false"/>
+          <w:sz w:val="22"/>
+          <w:szCs w:val="22"/>
+          <w:lang w:val="hr-HR"/>
+        </w:rPr>
+        <w:t xml:space="preserve">Izgleda, recimo, da je dohvaćanje JSON-a s primjerima s </w:t>
+      </w:r>
+      <w:r>
+        <w:rPr>
+          <w:rFonts w:ascii="Times New Roman" w:hAnsi="Times New Roman"/>
+          <w:b w:val="false"/>
+          <w:bCs w:val="false"/>
+          <w:i w:val="false"/>
+          <w:iCs w:val="false"/>
+          <w:sz w:val="22"/>
+          <w:szCs w:val="22"/>
+          <w:lang w:val="hr-HR"/>
+        </w:rPr>
+        <w:t>nečijeg</w:t>
+      </w:r>
+      <w:r>
+        <w:rPr>
+          <w:rFonts w:ascii="Times New Roman" w:hAnsi="Times New Roman"/>
+          <w:b w:val="false"/>
+          <w:bCs w:val="false"/>
+          <w:i w:val="false"/>
+          <w:iCs w:val="false"/>
+          <w:sz w:val="22"/>
+          <w:szCs w:val="22"/>
+          <w:lang w:val="hr-HR"/>
+        </w:rPr>
+        <w:t xml:space="preserve"> GitHub profila </w:t>
+      </w:r>
+      <w:r>
+        <w:rPr>
+          <w:rFonts w:ascii="Times New Roman" w:hAnsi="Times New Roman"/>
+          <w:b w:val="false"/>
+          <w:bCs w:val="false"/>
+          <w:i w:val="false"/>
+          <w:iCs w:val="false"/>
+          <w:sz w:val="22"/>
+          <w:szCs w:val="22"/>
+          <w:lang w:val="hr-HR"/>
+        </w:rPr>
+        <w:t xml:space="preserve">(istina, internetski preglednik ne može znati da je to moj GitHub profil </w:t>
+      </w:r>
+      <w:r>
+        <w:rPr>
+          <w:rFonts w:ascii="Times New Roman" w:hAnsi="Times New Roman"/>
+          <w:b w:val="false"/>
+          <w:bCs w:val="false"/>
+          <w:i w:val="false"/>
+          <w:iCs w:val="false"/>
+          <w:sz w:val="22"/>
+          <w:szCs w:val="22"/>
+          <w:lang w:val="hr-HR"/>
+        </w:rPr>
+        <w:t>i da ja imam kontrolu nad tim JSON-om</w:t>
+      </w:r>
+      <w:r>
+        <w:rPr>
+          <w:rFonts w:ascii="Times New Roman" w:hAnsi="Times New Roman"/>
+          <w:b w:val="false"/>
+          <w:bCs w:val="false"/>
+          <w:i w:val="false"/>
+          <w:iCs w:val="false"/>
+          <w:sz w:val="22"/>
+          <w:szCs w:val="22"/>
+          <w:lang w:val="hr-HR"/>
+        </w:rPr>
+        <w:t>)</w:t>
+      </w:r>
+      <w:r>
+        <w:rPr>
+          <w:rFonts w:ascii="Times New Roman" w:hAnsi="Times New Roman"/>
+          <w:b w:val="false"/>
+          <w:bCs w:val="false"/>
+          <w:i w:val="false"/>
+          <w:iCs w:val="false"/>
+          <w:sz w:val="22"/>
+          <w:szCs w:val="22"/>
+          <w:lang w:val="hr-HR"/>
+        </w:rPr>
+        <w:t xml:space="preserve"> toliko rizično da će svaki moderni internetski preglednik odbiti to napraviti </w:t>
+      </w:r>
+      <w:r>
+        <w:rPr>
+          <w:rFonts w:ascii="Times New Roman" w:hAnsi="Times New Roman"/>
+          <w:b w:val="false"/>
+          <w:bCs w:val="false"/>
+          <w:i w:val="false"/>
+          <w:iCs w:val="false"/>
+          <w:sz w:val="22"/>
+          <w:szCs w:val="22"/>
+          <w:lang w:val="hr-HR"/>
+        </w:rPr>
+        <w:t xml:space="preserve">(morao sam </w:t>
+      </w:r>
+      <w:r>
+        <w:rPr>
+          <w:rFonts w:ascii="Times New Roman" w:hAnsi="Times New Roman"/>
+          <w:b w:val="false"/>
+          <w:bCs w:val="false"/>
+          <w:i w:val="false"/>
+          <w:iCs w:val="false"/>
+          <w:sz w:val="22"/>
+          <w:szCs w:val="22"/>
+          <w:lang w:val="hr-HR"/>
+        </w:rPr>
+        <w:t>zbog tog</w:t>
+      </w:r>
+      <w:r>
+        <w:rPr>
+          <w:rFonts w:ascii="Times New Roman" w:hAnsi="Times New Roman"/>
+          <w:b w:val="false"/>
+          <w:bCs w:val="false"/>
+          <w:i w:val="false"/>
+          <w:iCs w:val="false"/>
+          <w:sz w:val="22"/>
+          <w:szCs w:val="22"/>
+          <w:lang w:val="hr-HR"/>
+        </w:rPr>
+        <w:t xml:space="preserve"> taj JSON kopirati sa svog GitHub profila na svoju web-stranicu)</w:t>
+      </w:r>
+      <w:r>
+        <w:rPr>
+          <w:rFonts w:ascii="Times New Roman" w:hAnsi="Times New Roman"/>
+          <w:b w:val="false"/>
+          <w:bCs w:val="false"/>
+          <w:i w:val="false"/>
+          <w:iCs w:val="false"/>
+          <w:sz w:val="22"/>
+          <w:szCs w:val="22"/>
+          <w:lang w:val="hr-HR"/>
+        </w:rPr>
+        <w:t xml:space="preserve">. </w:t>
+      </w:r>
+      <w:r>
+        <w:rPr>
+          <w:rFonts w:ascii="Times New Roman" w:hAnsi="Times New Roman"/>
+          <w:b w:val="false"/>
+          <w:bCs w:val="false"/>
+          <w:i w:val="false"/>
+          <w:iCs w:val="false"/>
+          <w:sz w:val="22"/>
+          <w:szCs w:val="22"/>
+          <w:lang w:val="hr-HR"/>
+        </w:rPr>
+        <w:t xml:space="preserve">Ali dohvaćati PicoBlaze asemblerske programe s nečijeg GitHub profila i nesanitizirane ih postavljati kao </w:t>
+      </w:r>
+      <w:r>
+        <w:rPr>
+          <w:rFonts w:ascii="Courier New" w:hAnsi="Courier New"/>
+          <w:b w:val="false"/>
+          <w:bCs w:val="false"/>
+          <w:i w:val="false"/>
+          <w:iCs w:val="false"/>
+          <w:sz w:val="22"/>
+          <w:szCs w:val="22"/>
+          <w:lang w:val="hr-HR"/>
+        </w:rPr>
+        <w:t>innerHTML</w:t>
+      </w:r>
+      <w:r>
+        <w:rPr>
+          <w:rFonts w:ascii="Times New Roman" w:hAnsi="Times New Roman"/>
+          <w:b w:val="false"/>
+          <w:bCs w:val="false"/>
+          <w:i w:val="false"/>
+          <w:iCs w:val="false"/>
+          <w:sz w:val="22"/>
+          <w:szCs w:val="22"/>
+          <w:lang w:val="hr-HR"/>
+        </w:rPr>
+        <w:t xml:space="preserve"> toliko je sigurno da će to dopustiti čak i internetski preglednici koji su napravljeni da budu iznimno sigurni, kao što je TOR Browser. </w:t>
+      </w:r>
+      <w:r>
+        <w:rPr>
+          <w:rFonts w:ascii="Times New Roman" w:hAnsi="Times New Roman"/>
+          <w:b w:val="false"/>
+          <w:bCs w:val="false"/>
+          <w:i w:val="false"/>
+          <w:iCs w:val="false"/>
+          <w:sz w:val="22"/>
+          <w:szCs w:val="22"/>
+          <w:lang w:val="hr-HR"/>
+        </w:rPr>
+        <w:t>Zar nije dohvaćati nešto što ćeš nesanitiz</w:t>
+      </w:r>
+      <w:r>
+        <w:rPr>
+          <w:rFonts w:ascii="Times New Roman" w:hAnsi="Times New Roman"/>
+          <w:b w:val="false"/>
+          <w:bCs w:val="false"/>
+          <w:i w:val="false"/>
+          <w:iCs w:val="false"/>
+          <w:sz w:val="22"/>
+          <w:szCs w:val="22"/>
+          <w:lang w:val="hr-HR"/>
+        </w:rPr>
+        <w:t>i</w:t>
+      </w:r>
+      <w:r>
+        <w:rPr>
+          <w:rFonts w:ascii="Times New Roman" w:hAnsi="Times New Roman"/>
+          <w:b w:val="false"/>
+          <w:bCs w:val="false"/>
+          <w:i w:val="false"/>
+          <w:iCs w:val="false"/>
+          <w:sz w:val="22"/>
+          <w:szCs w:val="22"/>
+          <w:lang w:val="hr-HR"/>
+        </w:rPr>
+        <w:t xml:space="preserve">rano postaviti kao </w:t>
+      </w:r>
+      <w:r>
+        <w:rPr>
+          <w:rFonts w:ascii="Courier New" w:hAnsi="Courier New"/>
+          <w:b w:val="false"/>
+          <w:bCs w:val="false"/>
+          <w:i w:val="false"/>
+          <w:iCs w:val="false"/>
+          <w:sz w:val="22"/>
+          <w:szCs w:val="22"/>
+          <w:lang w:val="hr-HR"/>
+        </w:rPr>
+        <w:t>innerHTML</w:t>
+      </w:r>
+      <w:r>
+        <w:rPr>
+          <w:rFonts w:ascii="Times New Roman" w:hAnsi="Times New Roman"/>
+          <w:b w:val="false"/>
+          <w:bCs w:val="false"/>
+          <w:i w:val="false"/>
+          <w:iCs w:val="false"/>
+          <w:sz w:val="22"/>
+          <w:szCs w:val="22"/>
+          <w:lang w:val="hr-HR"/>
+        </w:rPr>
+        <w:t xml:space="preserve"> iz nečega što se percipira kao nepouzdan izvor zapravo još opasnije nego dohvaćati JSON </w:t>
+      </w:r>
+      <w:r>
+        <w:rPr>
+          <w:rFonts w:ascii="Times New Roman" w:hAnsi="Times New Roman"/>
+          <w:b w:val="false"/>
+          <w:bCs w:val="false"/>
+          <w:i w:val="false"/>
+          <w:iCs w:val="false"/>
+          <w:sz w:val="22"/>
+          <w:szCs w:val="22"/>
+          <w:lang w:val="hr-HR"/>
+        </w:rPr>
+        <w:t>iz tog izvora</w:t>
+      </w:r>
+      <w:r>
+        <w:rPr>
+          <w:rFonts w:ascii="Times New Roman" w:hAnsi="Times New Roman"/>
+          <w:b w:val="false"/>
+          <w:bCs w:val="false"/>
+          <w:i w:val="false"/>
+          <w:iCs w:val="false"/>
+          <w:sz w:val="22"/>
+          <w:szCs w:val="22"/>
+          <w:lang w:val="hr-HR"/>
+        </w:rPr>
+        <w:t xml:space="preserve">? </w:t>
+      </w:r>
+      <w:r>
+        <w:rPr>
+          <w:rFonts w:ascii="Times New Roman" w:hAnsi="Times New Roman"/>
+          <w:b w:val="false"/>
+          <w:bCs w:val="false"/>
+          <w:i w:val="false"/>
+          <w:iCs w:val="false"/>
+          <w:sz w:val="22"/>
+          <w:szCs w:val="22"/>
+          <w:lang w:val="hr-HR"/>
+        </w:rPr>
+        <w:t xml:space="preserve">Ja razumijem zabraniti </w:t>
+      </w:r>
+      <w:r>
+        <w:rPr>
+          <w:rFonts w:ascii="Times New Roman" w:hAnsi="Times New Roman"/>
+          <w:b w:val="false"/>
+          <w:bCs w:val="false"/>
+          <w:i w:val="false"/>
+          <w:iCs w:val="false"/>
+          <w:sz w:val="22"/>
+          <w:szCs w:val="22"/>
+          <w:lang w:val="hr-HR"/>
+        </w:rPr>
+        <w:t xml:space="preserve">dohvaćati </w:t>
+      </w:r>
+      <w:r>
+        <w:rPr>
+          <w:rFonts w:ascii="Times New Roman" w:hAnsi="Times New Roman"/>
+          <w:b w:val="false"/>
+          <w:bCs w:val="false"/>
+          <w:i w:val="false"/>
+          <w:iCs w:val="false"/>
+          <w:sz w:val="22"/>
+          <w:szCs w:val="22"/>
+          <w:lang w:val="hr-HR"/>
+        </w:rPr>
+        <w:t xml:space="preserve">JavaScript </w:t>
+      </w:r>
+      <w:r>
+        <w:rPr>
+          <w:rFonts w:ascii="Times New Roman" w:hAnsi="Times New Roman"/>
+          <w:b w:val="false"/>
+          <w:bCs w:val="false"/>
+          <w:i w:val="false"/>
+          <w:iCs w:val="false"/>
+          <w:sz w:val="22"/>
+          <w:szCs w:val="22"/>
+          <w:lang w:val="hr-HR"/>
+        </w:rPr>
+        <w:t>koji nešto naređuje internetskom pregledniku</w:t>
+      </w:r>
+      <w:r>
+        <w:rPr>
+          <w:rFonts w:ascii="Times New Roman" w:hAnsi="Times New Roman"/>
+          <w:b w:val="false"/>
+          <w:bCs w:val="false"/>
+          <w:i w:val="false"/>
+          <w:iCs w:val="false"/>
+          <w:sz w:val="22"/>
+          <w:szCs w:val="22"/>
+          <w:lang w:val="hr-HR"/>
+        </w:rPr>
+        <w:t xml:space="preserve"> iz nepouzdanih izvora, ali JSON nije skripta </w:t>
+      </w:r>
+      <w:r>
+        <w:rPr>
+          <w:rFonts w:ascii="Times New Roman" w:hAnsi="Times New Roman"/>
+          <w:b w:val="false"/>
+          <w:bCs w:val="false"/>
+          <w:i w:val="false"/>
+          <w:iCs w:val="false"/>
+          <w:sz w:val="22"/>
+          <w:szCs w:val="22"/>
+          <w:lang w:val="hr-HR"/>
+        </w:rPr>
+        <w:t>koja nešto naređuje</w:t>
+      </w:r>
+      <w:r>
+        <w:rPr>
+          <w:rFonts w:ascii="Times New Roman" w:hAnsi="Times New Roman"/>
+          <w:b w:val="false"/>
+          <w:bCs w:val="false"/>
+          <w:i w:val="false"/>
+          <w:iCs w:val="false"/>
+          <w:sz w:val="22"/>
+          <w:szCs w:val="22"/>
+          <w:lang w:val="hr-HR"/>
+        </w:rPr>
+        <w:t xml:space="preserve">. Ne vidim kako bi netko mogao napraviti cross-site scripting napad izmjenjivajući nečiji JSON, ali vidim kako bi to netko mogao napraviti izmjenjivajući nešto što se postavlja kao </w:t>
+      </w:r>
+      <w:r>
+        <w:rPr>
+          <w:rFonts w:ascii="Courier New" w:hAnsi="Courier New"/>
+          <w:b w:val="false"/>
+          <w:bCs w:val="false"/>
+          <w:i w:val="false"/>
+          <w:iCs w:val="false"/>
+          <w:sz w:val="22"/>
+          <w:szCs w:val="22"/>
+          <w:lang w:val="hr-HR"/>
+        </w:rPr>
+        <w:t>innerHTML</w:t>
+      </w:r>
+      <w:r>
+        <w:rPr>
+          <w:rFonts w:ascii="Times New Roman" w:hAnsi="Times New Roman"/>
+          <w:b w:val="false"/>
+          <w:bCs w:val="false"/>
+          <w:i w:val="false"/>
+          <w:iCs w:val="false"/>
+          <w:sz w:val="22"/>
+          <w:szCs w:val="22"/>
+          <w:lang w:val="hr-HR"/>
+        </w:rPr>
+        <w:t xml:space="preserve"> </w:t>
+      </w:r>
+      <w:r>
+        <w:rPr>
+          <w:rFonts w:ascii="Times New Roman" w:hAnsi="Times New Roman"/>
+          <w:b w:val="false"/>
+          <w:bCs w:val="false"/>
+          <w:i w:val="false"/>
+          <w:iCs w:val="false"/>
+          <w:sz w:val="22"/>
+          <w:szCs w:val="22"/>
+          <w:lang w:val="hr-HR"/>
+        </w:rPr>
+        <w:t>(recimo, da u to umetne „</w:t>
+      </w:r>
+      <w:r>
+        <w:rPr>
+          <w:rFonts w:ascii="Courier New" w:hAnsi="Courier New"/>
+          <w:b w:val="false"/>
+          <w:bCs w:val="false"/>
+          <w:i w:val="false"/>
+          <w:iCs w:val="false"/>
+          <w:sz w:val="22"/>
+          <w:szCs w:val="22"/>
+          <w:lang w:val="hr-HR"/>
+        </w:rPr>
+        <w:t>&lt;img src=</w:t>
+      </w:r>
+      <w:r>
+        <w:rPr>
+          <w:rFonts w:ascii="Courier New" w:hAnsi="Courier New"/>
+          <w:b w:val="false"/>
+          <w:bCs w:val="false"/>
+          <w:i w:val="false"/>
+          <w:iCs w:val="false"/>
+          <w:sz w:val="22"/>
+          <w:szCs w:val="22"/>
+          <w:lang w:val="en-US"/>
+        </w:rPr>
+        <w:t>"X" onerror="alert('x')"&gt;</w:t>
+      </w:r>
+      <w:r>
+        <w:rPr>
+          <w:rFonts w:ascii="Times New Roman" w:hAnsi="Times New Roman"/>
+          <w:b w:val="false"/>
+          <w:bCs w:val="false"/>
+          <w:i w:val="false"/>
+          <w:iCs w:val="false"/>
+          <w:sz w:val="22"/>
+          <w:szCs w:val="22"/>
+          <w:lang w:val="hr-HR"/>
+        </w:rPr>
+        <w:t>”)</w:t>
+      </w:r>
+      <w:r>
+        <w:rPr>
+          <w:rFonts w:ascii="Times New Roman" w:hAnsi="Times New Roman"/>
+          <w:b w:val="false"/>
+          <w:bCs w:val="false"/>
+          <w:i w:val="false"/>
+          <w:iCs w:val="false"/>
+          <w:sz w:val="22"/>
+          <w:szCs w:val="22"/>
+          <w:lang w:val="hr-HR"/>
+        </w:rPr>
+        <w:t xml:space="preserve">. </w:t>
+      </w:r>
+      <w:r>
+        <w:rPr>
+          <w:rFonts w:ascii="Times New Roman" w:hAnsi="Times New Roman"/>
+          <w:b w:val="false"/>
+          <w:bCs w:val="false"/>
+          <w:i w:val="false"/>
+          <w:iCs w:val="false"/>
+          <w:sz w:val="22"/>
+          <w:szCs w:val="22"/>
+          <w:lang w:val="hr-HR"/>
+        </w:rPr>
+        <w:t xml:space="preserve">Valjda ta odluka potječe iz vremena kada se JSON parsirao naredbom </w:t>
+      </w:r>
+      <w:r>
+        <w:rPr>
+          <w:rFonts w:ascii="Courier New" w:hAnsi="Courier New"/>
+          <w:b w:val="false"/>
+          <w:bCs w:val="false"/>
+          <w:i w:val="false"/>
+          <w:iCs w:val="false"/>
+          <w:sz w:val="22"/>
+          <w:szCs w:val="22"/>
+          <w:lang w:val="hr-HR"/>
+        </w:rPr>
+        <w:t>eval</w:t>
+      </w:r>
+      <w:r>
+        <w:rPr>
+          <w:rFonts w:ascii="Times New Roman" w:hAnsi="Times New Roman"/>
+          <w:b w:val="false"/>
+          <w:bCs w:val="false"/>
+          <w:i w:val="false"/>
+          <w:iCs w:val="false"/>
+          <w:sz w:val="22"/>
+          <w:szCs w:val="22"/>
+          <w:lang w:val="hr-HR"/>
+        </w:rPr>
+        <w:t xml:space="preserve">, </w:t>
+      </w:r>
+      <w:r>
+        <w:rPr>
+          <w:rFonts w:ascii="Times New Roman" w:hAnsi="Times New Roman"/>
+          <w:b w:val="false"/>
+          <w:bCs w:val="false"/>
+          <w:i w:val="false"/>
+          <w:iCs w:val="false"/>
+          <w:sz w:val="22"/>
+          <w:szCs w:val="22"/>
+          <w:lang w:val="hr-HR"/>
+        </w:rPr>
+        <w:t xml:space="preserve">pa si uistinu mogao napraviti cross-site scripting napad tako da umetneš neispravan JSON (kakav naredba </w:t>
+      </w:r>
+      <w:r>
+        <w:rPr>
+          <w:rFonts w:ascii="Courier New" w:hAnsi="Courier New"/>
+          <w:b w:val="false"/>
+          <w:bCs w:val="false"/>
+          <w:i w:val="false"/>
+          <w:iCs w:val="false"/>
+          <w:sz w:val="22"/>
+          <w:szCs w:val="22"/>
+          <w:lang w:val="hr-HR"/>
+        </w:rPr>
+        <w:t>JSON.parse</w:t>
+      </w:r>
+      <w:r>
+        <w:rPr>
+          <w:rFonts w:ascii="Times New Roman" w:hAnsi="Times New Roman"/>
+          <w:b w:val="false"/>
+          <w:bCs w:val="false"/>
+          <w:i w:val="false"/>
+          <w:iCs w:val="false"/>
+          <w:sz w:val="22"/>
+          <w:szCs w:val="22"/>
+          <w:lang w:val="hr-HR"/>
+        </w:rPr>
+        <w:t xml:space="preserve">, koja se danas koristi za parsiranje JSON-a, ne bi prihvatila, </w:t>
+      </w:r>
+      <w:r>
+        <w:rPr>
+          <w:rFonts w:ascii="Times New Roman" w:hAnsi="Times New Roman"/>
+          <w:b w:val="false"/>
+          <w:bCs w:val="false"/>
+          <w:i w:val="false"/>
+          <w:iCs w:val="false"/>
+          <w:sz w:val="22"/>
+          <w:szCs w:val="22"/>
+          <w:lang w:val="hr-HR"/>
+        </w:rPr>
+        <w:t xml:space="preserve">ali </w:t>
+      </w:r>
+      <w:r>
+        <w:rPr>
+          <w:rFonts w:ascii="Courier New" w:hAnsi="Courier New"/>
+          <w:b w:val="false"/>
+          <w:bCs w:val="false"/>
+          <w:i w:val="false"/>
+          <w:iCs w:val="false"/>
+          <w:sz w:val="22"/>
+          <w:szCs w:val="22"/>
+          <w:lang w:val="hr-HR"/>
+        </w:rPr>
+        <w:t>eval</w:t>
+      </w:r>
+      <w:r>
+        <w:rPr>
+          <w:rFonts w:ascii="Times New Roman" w:hAnsi="Times New Roman"/>
+          <w:b w:val="false"/>
+          <w:bCs w:val="false"/>
+          <w:i w:val="false"/>
+          <w:iCs w:val="false"/>
+          <w:sz w:val="22"/>
+          <w:szCs w:val="22"/>
+          <w:lang w:val="hr-HR"/>
+        </w:rPr>
+        <w:t xml:space="preserve"> bi</w:t>
+      </w:r>
+      <w:r>
+        <w:rPr>
+          <w:rFonts w:ascii="Times New Roman" w:hAnsi="Times New Roman"/>
+          <w:b w:val="false"/>
+          <w:bCs w:val="false"/>
+          <w:i w:val="false"/>
+          <w:iCs w:val="false"/>
+          <w:sz w:val="22"/>
+          <w:szCs w:val="22"/>
+          <w:lang w:val="hr-HR"/>
+        </w:rPr>
+        <w:t xml:space="preserve">). </w:t>
+      </w:r>
+      <w:r>
+        <w:rPr>
+          <w:rFonts w:ascii="Times New Roman" w:hAnsi="Times New Roman"/>
+          <w:b w:val="false"/>
+          <w:bCs w:val="false"/>
+          <w:i w:val="false"/>
+          <w:iCs w:val="false"/>
+          <w:sz w:val="22"/>
+          <w:szCs w:val="22"/>
+          <w:lang w:val="hr-HR"/>
+        </w:rPr>
+        <w:t>Otvorio sam pitanje na forumu o tome</w:t>
+      </w:r>
+      <w:r>
+        <w:rPr>
+          <w:rStyle w:val="FootnoteReference"/>
+          <w:rFonts w:ascii="Times New Roman" w:hAnsi="Times New Roman"/>
+          <w:b w:val="false"/>
+          <w:bCs w:val="false"/>
+          <w:i w:val="false"/>
+          <w:iCs w:val="false"/>
+          <w:sz w:val="22"/>
+          <w:szCs w:val="22"/>
+          <w:lang w:val="hr-HR"/>
+        </w:rPr>
         <w:footnoteReference w:id="15"/>
-      </w:r>
-      <w:r>
-        <w:rPr>
-          <w:rFonts w:ascii="Times New Roman" w:hAnsi="Times New Roman"/>
-          <w:b w:val="false"/>
-          <w:bCs w:val="false"/>
-          <w:i w:val="false"/>
-          <w:iCs w:val="false"/>
-          <w:sz w:val="22"/>
-          <w:szCs w:val="22"/>
-          <w:lang w:val="hr-HR"/>
-        </w:rPr>
-        <w:t xml:space="preserve">. U svakom slučaju, TOR Browser ne pruža zaštitu koju sam mislio da pruža. </w:t>
-      </w:r>
-      <w:r>
-        <w:rPr>
-          <w:rFonts w:ascii="Times New Roman" w:hAnsi="Times New Roman"/>
-          <w:b w:val="false"/>
-          <w:bCs w:val="false"/>
-          <w:i w:val="false"/>
-          <w:iCs w:val="false"/>
-          <w:sz w:val="22"/>
-          <w:szCs w:val="22"/>
-          <w:lang w:val="hr-HR"/>
-        </w:rPr>
-        <w:t xml:space="preserve">Mislim da je sigurnost koju pružaju internetski preglednici dosta nekonzistentna. </w:t>
-      </w:r>
-      <w:r>
-        <w:rPr>
-          <w:rFonts w:ascii="Times New Roman" w:hAnsi="Times New Roman"/>
-          <w:b w:val="false"/>
-          <w:bCs w:val="false"/>
-          <w:i w:val="false"/>
-          <w:iCs w:val="false"/>
-          <w:sz w:val="22"/>
-          <w:szCs w:val="22"/>
-          <w:lang w:val="hr-HR"/>
-        </w:rPr>
-        <w:t xml:space="preserve">Izgleda, recimo, da je dohvaćanje JSON-a s primjerima s </w:t>
-      </w:r>
-      <w:r>
-        <w:rPr>
-          <w:rFonts w:ascii="Times New Roman" w:hAnsi="Times New Roman"/>
-          <w:b w:val="false"/>
-          <w:bCs w:val="false"/>
-          <w:i w:val="false"/>
-          <w:iCs w:val="false"/>
-          <w:sz w:val="22"/>
-          <w:szCs w:val="22"/>
-          <w:lang w:val="hr-HR"/>
-        </w:rPr>
-        <w:t>nečijeg</w:t>
-      </w:r>
-      <w:r>
-        <w:rPr>
-          <w:rFonts w:ascii="Times New Roman" w:hAnsi="Times New Roman"/>
-          <w:b w:val="false"/>
-          <w:bCs w:val="false"/>
-          <w:i w:val="false"/>
-          <w:iCs w:val="false"/>
-          <w:sz w:val="22"/>
-          <w:szCs w:val="22"/>
-          <w:lang w:val="hr-HR"/>
-        </w:rPr>
-        <w:t xml:space="preserve"> GitHub profila </w:t>
-      </w:r>
-      <w:r>
-        <w:rPr>
-          <w:rFonts w:ascii="Times New Roman" w:hAnsi="Times New Roman"/>
-          <w:b w:val="false"/>
-          <w:bCs w:val="false"/>
-          <w:i w:val="false"/>
-          <w:iCs w:val="false"/>
-          <w:sz w:val="22"/>
-          <w:szCs w:val="22"/>
-          <w:lang w:val="hr-HR"/>
-        </w:rPr>
-        <w:t xml:space="preserve">(istina, internetski preglednik ne može znati da je to moj GitHub profil </w:t>
-      </w:r>
-      <w:r>
-        <w:rPr>
-          <w:rFonts w:ascii="Times New Roman" w:hAnsi="Times New Roman"/>
-          <w:b w:val="false"/>
-          <w:bCs w:val="false"/>
-          <w:i w:val="false"/>
-          <w:iCs w:val="false"/>
-          <w:sz w:val="22"/>
-          <w:szCs w:val="22"/>
-          <w:lang w:val="hr-HR"/>
-        </w:rPr>
-        <w:t>i da ja imam kontrolu nad tim JSON-om</w:t>
-      </w:r>
-      <w:r>
-        <w:rPr>
-          <w:rFonts w:ascii="Times New Roman" w:hAnsi="Times New Roman"/>
-          <w:b w:val="false"/>
-          <w:bCs w:val="false"/>
-          <w:i w:val="false"/>
-          <w:iCs w:val="false"/>
-          <w:sz w:val="22"/>
-          <w:szCs w:val="22"/>
-          <w:lang w:val="hr-HR"/>
-        </w:rPr>
-        <w:t>)</w:t>
-      </w:r>
-      <w:r>
-        <w:rPr>
-          <w:rFonts w:ascii="Times New Roman" w:hAnsi="Times New Roman"/>
-          <w:b w:val="false"/>
-          <w:bCs w:val="false"/>
-          <w:i w:val="false"/>
-          <w:iCs w:val="false"/>
-          <w:sz w:val="22"/>
-          <w:szCs w:val="22"/>
-          <w:lang w:val="hr-HR"/>
-        </w:rPr>
-        <w:t xml:space="preserve"> toliko rizično da će svaki moderni internetski preglednik odbiti to napraviti </w:t>
-      </w:r>
-      <w:r>
-        <w:rPr>
-          <w:rFonts w:ascii="Times New Roman" w:hAnsi="Times New Roman"/>
-          <w:b w:val="false"/>
-          <w:bCs w:val="false"/>
-          <w:i w:val="false"/>
-          <w:iCs w:val="false"/>
-          <w:sz w:val="22"/>
-          <w:szCs w:val="22"/>
-          <w:lang w:val="hr-HR"/>
-        </w:rPr>
-        <w:t xml:space="preserve">(morao sam </w:t>
-      </w:r>
-      <w:r>
-        <w:rPr>
-          <w:rFonts w:ascii="Times New Roman" w:hAnsi="Times New Roman"/>
-          <w:b w:val="false"/>
-          <w:bCs w:val="false"/>
-          <w:i w:val="false"/>
-          <w:iCs w:val="false"/>
-          <w:sz w:val="22"/>
-          <w:szCs w:val="22"/>
-          <w:lang w:val="hr-HR"/>
-        </w:rPr>
-        <w:t>zbog tog</w:t>
-      </w:r>
-      <w:r>
-        <w:rPr>
-          <w:rFonts w:ascii="Times New Roman" w:hAnsi="Times New Roman"/>
-          <w:b w:val="false"/>
-          <w:bCs w:val="false"/>
-          <w:i w:val="false"/>
-          <w:iCs w:val="false"/>
-          <w:sz w:val="22"/>
-          <w:szCs w:val="22"/>
-          <w:lang w:val="hr-HR"/>
-        </w:rPr>
-        <w:t xml:space="preserve"> taj JSON kopirati sa svog GitHub profila na svoju web-stranicu)</w:t>
-      </w:r>
-      <w:r>
-        <w:rPr>
-          <w:rFonts w:ascii="Times New Roman" w:hAnsi="Times New Roman"/>
-          <w:b w:val="false"/>
-          <w:bCs w:val="false"/>
-          <w:i w:val="false"/>
-          <w:iCs w:val="false"/>
-          <w:sz w:val="22"/>
-          <w:szCs w:val="22"/>
-          <w:lang w:val="hr-HR"/>
-        </w:rPr>
-        <w:t xml:space="preserve">. </w:t>
-      </w:r>
-      <w:r>
-        <w:rPr>
-          <w:rFonts w:ascii="Times New Roman" w:hAnsi="Times New Roman"/>
-          <w:b w:val="false"/>
-          <w:bCs w:val="false"/>
-          <w:i w:val="false"/>
-          <w:iCs w:val="false"/>
-          <w:sz w:val="22"/>
-          <w:szCs w:val="22"/>
-          <w:lang w:val="hr-HR"/>
-        </w:rPr>
-        <w:t xml:space="preserve">Ali dohvaćati PicoBlaze asemblerske programe s nečijeg GitHub profila i nesanitizirane ih postavljati kao </w:t>
-      </w:r>
-      <w:r>
-        <w:rPr>
-          <w:rFonts w:ascii="Courier New" w:hAnsi="Courier New"/>
-          <w:b w:val="false"/>
-          <w:bCs w:val="false"/>
-          <w:i w:val="false"/>
-          <w:iCs w:val="false"/>
-          <w:sz w:val="22"/>
-          <w:szCs w:val="22"/>
-          <w:lang w:val="hr-HR"/>
-        </w:rPr>
-        <w:t>innerHTML</w:t>
-      </w:r>
-      <w:r>
-        <w:rPr>
-          <w:rFonts w:ascii="Times New Roman" w:hAnsi="Times New Roman"/>
-          <w:b w:val="false"/>
-          <w:bCs w:val="false"/>
-          <w:i w:val="false"/>
-          <w:iCs w:val="false"/>
-          <w:sz w:val="22"/>
-          <w:szCs w:val="22"/>
-          <w:lang w:val="hr-HR"/>
-        </w:rPr>
-        <w:t xml:space="preserve"> toliko je sigurno da će to dopustiti čak i internetski preglednici koji su napravljeni da budu iznimno sigurni, kao što je TOR Browser. </w:t>
-      </w:r>
-      <w:r>
-        <w:rPr>
-          <w:rFonts w:ascii="Times New Roman" w:hAnsi="Times New Roman"/>
-          <w:b w:val="false"/>
-          <w:bCs w:val="false"/>
-          <w:i w:val="false"/>
-          <w:iCs w:val="false"/>
-          <w:sz w:val="22"/>
-          <w:szCs w:val="22"/>
-          <w:lang w:val="hr-HR"/>
-        </w:rPr>
-        <w:t>Zar nije dohvaćati nešto što ćeš nesanitiz</w:t>
-      </w:r>
-      <w:r>
-        <w:rPr>
-          <w:rFonts w:ascii="Times New Roman" w:hAnsi="Times New Roman"/>
-          <w:b w:val="false"/>
-          <w:bCs w:val="false"/>
-          <w:i w:val="false"/>
-          <w:iCs w:val="false"/>
-          <w:sz w:val="22"/>
-          <w:szCs w:val="22"/>
-          <w:lang w:val="hr-HR"/>
-        </w:rPr>
-        <w:t>i</w:t>
-      </w:r>
-      <w:r>
-        <w:rPr>
-          <w:rFonts w:ascii="Times New Roman" w:hAnsi="Times New Roman"/>
-          <w:b w:val="false"/>
-          <w:bCs w:val="false"/>
-          <w:i w:val="false"/>
-          <w:iCs w:val="false"/>
-          <w:sz w:val="22"/>
-          <w:szCs w:val="22"/>
-          <w:lang w:val="hr-HR"/>
-        </w:rPr>
-        <w:t xml:space="preserve">rano postaviti kao </w:t>
-      </w:r>
-      <w:r>
-        <w:rPr>
-          <w:rFonts w:ascii="Courier New" w:hAnsi="Courier New"/>
-          <w:b w:val="false"/>
-          <w:bCs w:val="false"/>
-          <w:i w:val="false"/>
-          <w:iCs w:val="false"/>
-          <w:sz w:val="22"/>
-          <w:szCs w:val="22"/>
-          <w:lang w:val="hr-HR"/>
-        </w:rPr>
-        <w:t>innerHTML</w:t>
-      </w:r>
-      <w:r>
-        <w:rPr>
-          <w:rFonts w:ascii="Times New Roman" w:hAnsi="Times New Roman"/>
-          <w:b w:val="false"/>
-          <w:bCs w:val="false"/>
-          <w:i w:val="false"/>
-          <w:iCs w:val="false"/>
-          <w:sz w:val="22"/>
-          <w:szCs w:val="22"/>
-          <w:lang w:val="hr-HR"/>
-        </w:rPr>
-        <w:t xml:space="preserve"> iz nečega što se percipira kao nepouzdan izvor zapravo još opasnije nego dohvaćati JSON </w:t>
-      </w:r>
-      <w:r>
-        <w:rPr>
-          <w:rFonts w:ascii="Times New Roman" w:hAnsi="Times New Roman"/>
-          <w:b w:val="false"/>
-          <w:bCs w:val="false"/>
-          <w:i w:val="false"/>
-          <w:iCs w:val="false"/>
-          <w:sz w:val="22"/>
-          <w:szCs w:val="22"/>
-          <w:lang w:val="hr-HR"/>
-        </w:rPr>
-        <w:t>iz tog izvora</w:t>
-      </w:r>
-      <w:r>
-        <w:rPr>
-          <w:rFonts w:ascii="Times New Roman" w:hAnsi="Times New Roman"/>
-          <w:b w:val="false"/>
-          <w:bCs w:val="false"/>
-          <w:i w:val="false"/>
-          <w:iCs w:val="false"/>
-          <w:sz w:val="22"/>
-          <w:szCs w:val="22"/>
-          <w:lang w:val="hr-HR"/>
-        </w:rPr>
-        <w:t xml:space="preserve">? </w:t>
-      </w:r>
-      <w:r>
-        <w:rPr>
-          <w:rFonts w:ascii="Times New Roman" w:hAnsi="Times New Roman"/>
-          <w:b w:val="false"/>
-          <w:bCs w:val="false"/>
-          <w:i w:val="false"/>
-          <w:iCs w:val="false"/>
-          <w:sz w:val="22"/>
-          <w:szCs w:val="22"/>
-          <w:lang w:val="hr-HR"/>
-        </w:rPr>
-        <w:t xml:space="preserve">Ja razumijem zabraniti </w:t>
-      </w:r>
-      <w:r>
-        <w:rPr>
-          <w:rFonts w:ascii="Times New Roman" w:hAnsi="Times New Roman"/>
-          <w:b w:val="false"/>
-          <w:bCs w:val="false"/>
-          <w:i w:val="false"/>
-          <w:iCs w:val="false"/>
-          <w:sz w:val="22"/>
-          <w:szCs w:val="22"/>
-          <w:lang w:val="hr-HR"/>
-        </w:rPr>
-        <w:t xml:space="preserve">dohvaćati </w:t>
-      </w:r>
-      <w:r>
-        <w:rPr>
-          <w:rFonts w:ascii="Times New Roman" w:hAnsi="Times New Roman"/>
-          <w:b w:val="false"/>
-          <w:bCs w:val="false"/>
-          <w:i w:val="false"/>
-          <w:iCs w:val="false"/>
-          <w:sz w:val="22"/>
-          <w:szCs w:val="22"/>
-          <w:lang w:val="hr-HR"/>
-        </w:rPr>
-        <w:t xml:space="preserve">JavaScript </w:t>
-      </w:r>
-      <w:r>
-        <w:rPr>
-          <w:rFonts w:ascii="Times New Roman" w:hAnsi="Times New Roman"/>
-          <w:b w:val="false"/>
-          <w:bCs w:val="false"/>
-          <w:i w:val="false"/>
-          <w:iCs w:val="false"/>
-          <w:sz w:val="22"/>
-          <w:szCs w:val="22"/>
-          <w:lang w:val="hr-HR"/>
-        </w:rPr>
-        <w:t>koji nešto naređuje internetskom pregledniku</w:t>
-      </w:r>
-      <w:r>
-        <w:rPr>
-          <w:rFonts w:ascii="Times New Roman" w:hAnsi="Times New Roman"/>
-          <w:b w:val="false"/>
-          <w:bCs w:val="false"/>
-          <w:i w:val="false"/>
-          <w:iCs w:val="false"/>
-          <w:sz w:val="22"/>
-          <w:szCs w:val="22"/>
-          <w:lang w:val="hr-HR"/>
-        </w:rPr>
-        <w:t xml:space="preserve"> iz nepouzdanih izvora, ali JSON nije skripta </w:t>
-      </w:r>
-      <w:r>
-        <w:rPr>
-          <w:rFonts w:ascii="Times New Roman" w:hAnsi="Times New Roman"/>
-          <w:b w:val="false"/>
-          <w:bCs w:val="false"/>
-          <w:i w:val="false"/>
-          <w:iCs w:val="false"/>
-          <w:sz w:val="22"/>
-          <w:szCs w:val="22"/>
-          <w:lang w:val="hr-HR"/>
-        </w:rPr>
-        <w:t>koja nešto naređuje</w:t>
-      </w:r>
-      <w:r>
-        <w:rPr>
-          <w:rFonts w:ascii="Times New Roman" w:hAnsi="Times New Roman"/>
-          <w:b w:val="false"/>
-          <w:bCs w:val="false"/>
-          <w:i w:val="false"/>
-          <w:iCs w:val="false"/>
-          <w:sz w:val="22"/>
-          <w:szCs w:val="22"/>
-          <w:lang w:val="hr-HR"/>
-        </w:rPr>
-        <w:t xml:space="preserve">. Ne vidim kako bi netko mogao napraviti cross-site scripting napad izmjenjivajući nečiji JSON, ali vidim kako bi to netko mogao napraviti izmjenjivajući nešto što se postavlja kao </w:t>
-      </w:r>
-      <w:r>
-        <w:rPr>
-          <w:rFonts w:ascii="Courier New" w:hAnsi="Courier New"/>
-          <w:b w:val="false"/>
-          <w:bCs w:val="false"/>
-          <w:i w:val="false"/>
-          <w:iCs w:val="false"/>
-          <w:sz w:val="22"/>
-          <w:szCs w:val="22"/>
-          <w:lang w:val="hr-HR"/>
-        </w:rPr>
-        <w:t>innerHTML</w:t>
-      </w:r>
-      <w:r>
-        <w:rPr>
-          <w:rFonts w:ascii="Times New Roman" w:hAnsi="Times New Roman"/>
-          <w:b w:val="false"/>
-          <w:bCs w:val="false"/>
-          <w:i w:val="false"/>
-          <w:iCs w:val="false"/>
-          <w:sz w:val="22"/>
-          <w:szCs w:val="22"/>
-          <w:lang w:val="hr-HR"/>
-        </w:rPr>
-        <w:t xml:space="preserve"> </w:t>
-      </w:r>
-      <w:r>
-        <w:rPr>
-          <w:rFonts w:ascii="Times New Roman" w:hAnsi="Times New Roman"/>
-          <w:b w:val="false"/>
-          <w:bCs w:val="false"/>
-          <w:i w:val="false"/>
-          <w:iCs w:val="false"/>
-          <w:sz w:val="22"/>
-          <w:szCs w:val="22"/>
-          <w:lang w:val="hr-HR"/>
-        </w:rPr>
-        <w:t>(recimo, da u to umetne „</w:t>
-      </w:r>
-      <w:r>
-        <w:rPr>
-          <w:rFonts w:ascii="Courier New" w:hAnsi="Courier New"/>
-          <w:b w:val="false"/>
-          <w:bCs w:val="false"/>
-          <w:i w:val="false"/>
-          <w:iCs w:val="false"/>
-          <w:sz w:val="22"/>
-          <w:szCs w:val="22"/>
-          <w:lang w:val="hr-HR"/>
-        </w:rPr>
-        <w:t>&lt;img src=</w:t>
-      </w:r>
-      <w:r>
-        <w:rPr>
-          <w:rFonts w:ascii="Courier New" w:hAnsi="Courier New"/>
-          <w:b w:val="false"/>
-          <w:bCs w:val="false"/>
-          <w:i w:val="false"/>
-          <w:iCs w:val="false"/>
-          <w:sz w:val="22"/>
-          <w:szCs w:val="22"/>
-          <w:lang w:val="en-US"/>
-        </w:rPr>
-        <w:t>"X" onerror="alert('x')"&gt;</w:t>
-      </w:r>
-      <w:r>
-        <w:rPr>
-          <w:rFonts w:ascii="Times New Roman" w:hAnsi="Times New Roman"/>
-          <w:b w:val="false"/>
-          <w:bCs w:val="false"/>
-          <w:i w:val="false"/>
-          <w:iCs w:val="false"/>
-          <w:sz w:val="22"/>
-          <w:szCs w:val="22"/>
-          <w:lang w:val="hr-HR"/>
-        </w:rPr>
-        <w:t>”)</w:t>
-      </w:r>
-      <w:r>
-        <w:rPr>
-          <w:rFonts w:ascii="Times New Roman" w:hAnsi="Times New Roman"/>
-          <w:b w:val="false"/>
-          <w:bCs w:val="false"/>
-          <w:i w:val="false"/>
-          <w:iCs w:val="false"/>
-          <w:sz w:val="22"/>
-          <w:szCs w:val="22"/>
-          <w:lang w:val="hr-HR"/>
-        </w:rPr>
-        <w:t xml:space="preserve">. </w:t>
-      </w:r>
-      <w:r>
-        <w:rPr>
-          <w:rFonts w:ascii="Times New Roman" w:hAnsi="Times New Roman"/>
-          <w:b w:val="false"/>
-          <w:bCs w:val="false"/>
-          <w:i w:val="false"/>
-          <w:iCs w:val="false"/>
-          <w:sz w:val="22"/>
-          <w:szCs w:val="22"/>
-          <w:lang w:val="hr-HR"/>
-        </w:rPr>
-        <w:t xml:space="preserve">Valjda ta odluka potječe iz vremena kada se JSON parsirao naredbom </w:t>
-      </w:r>
-      <w:r>
-        <w:rPr>
-          <w:rFonts w:ascii="Courier New" w:hAnsi="Courier New"/>
-          <w:b w:val="false"/>
-          <w:bCs w:val="false"/>
-          <w:i w:val="false"/>
-          <w:iCs w:val="false"/>
-          <w:sz w:val="22"/>
-          <w:szCs w:val="22"/>
-          <w:lang w:val="hr-HR"/>
-        </w:rPr>
-        <w:t>eval</w:t>
-      </w:r>
-      <w:r>
-        <w:rPr>
-          <w:rFonts w:ascii="Times New Roman" w:hAnsi="Times New Roman"/>
-          <w:b w:val="false"/>
-          <w:bCs w:val="false"/>
-          <w:i w:val="false"/>
-          <w:iCs w:val="false"/>
-          <w:sz w:val="22"/>
-          <w:szCs w:val="22"/>
-          <w:lang w:val="hr-HR"/>
-        </w:rPr>
-        <w:t xml:space="preserve">, </w:t>
-      </w:r>
-      <w:r>
-        <w:rPr>
-          <w:rFonts w:ascii="Times New Roman" w:hAnsi="Times New Roman"/>
-          <w:b w:val="false"/>
-          <w:bCs w:val="false"/>
-          <w:i w:val="false"/>
-          <w:iCs w:val="false"/>
-          <w:sz w:val="22"/>
-          <w:szCs w:val="22"/>
-          <w:lang w:val="hr-HR"/>
-        </w:rPr>
-        <w:t xml:space="preserve">pa si uistinu mogao napraviti cross-site scripting napad tako da umetneš neispravan JSON (kakav naredba </w:t>
-      </w:r>
-      <w:r>
-        <w:rPr>
-          <w:rFonts w:ascii="Courier New" w:hAnsi="Courier New"/>
-          <w:b w:val="false"/>
-          <w:bCs w:val="false"/>
-          <w:i w:val="false"/>
-          <w:iCs w:val="false"/>
-          <w:sz w:val="22"/>
-          <w:szCs w:val="22"/>
-          <w:lang w:val="hr-HR"/>
-        </w:rPr>
-        <w:t>JSON.parse</w:t>
-      </w:r>
-      <w:r>
-        <w:rPr>
-          <w:rFonts w:ascii="Times New Roman" w:hAnsi="Times New Roman"/>
-          <w:b w:val="false"/>
-          <w:bCs w:val="false"/>
-          <w:i w:val="false"/>
-          <w:iCs w:val="false"/>
-          <w:sz w:val="22"/>
-          <w:szCs w:val="22"/>
-          <w:lang w:val="hr-HR"/>
-        </w:rPr>
-        <w:t xml:space="preserve">, koja se danas koristi za parsiranje JSON-a, ne bi prihvatila, </w:t>
-      </w:r>
-      <w:r>
-        <w:rPr>
-          <w:rFonts w:ascii="Times New Roman" w:hAnsi="Times New Roman"/>
-          <w:b w:val="false"/>
-          <w:bCs w:val="false"/>
-          <w:i w:val="false"/>
-          <w:iCs w:val="false"/>
-          <w:sz w:val="22"/>
-          <w:szCs w:val="22"/>
-          <w:lang w:val="hr-HR"/>
-        </w:rPr>
-        <w:t xml:space="preserve">ali </w:t>
-      </w:r>
-      <w:r>
-        <w:rPr>
-          <w:rFonts w:ascii="Courier New" w:hAnsi="Courier New"/>
-          <w:b w:val="false"/>
-          <w:bCs w:val="false"/>
-          <w:i w:val="false"/>
-          <w:iCs w:val="false"/>
-          <w:sz w:val="22"/>
-          <w:szCs w:val="22"/>
-          <w:lang w:val="hr-HR"/>
-        </w:rPr>
-        <w:t>eval</w:t>
-      </w:r>
-      <w:r>
-        <w:rPr>
-          <w:rFonts w:ascii="Times New Roman" w:hAnsi="Times New Roman"/>
-          <w:b w:val="false"/>
-          <w:bCs w:val="false"/>
-          <w:i w:val="false"/>
-          <w:iCs w:val="false"/>
-          <w:sz w:val="22"/>
-          <w:szCs w:val="22"/>
-          <w:lang w:val="hr-HR"/>
-        </w:rPr>
-        <w:t xml:space="preserve"> bi</w:t>
-      </w:r>
-      <w:r>
-        <w:rPr>
-          <w:rFonts w:ascii="Times New Roman" w:hAnsi="Times New Roman"/>
-          <w:b w:val="false"/>
-          <w:bCs w:val="false"/>
-          <w:i w:val="false"/>
-          <w:iCs w:val="false"/>
-          <w:sz w:val="22"/>
-          <w:szCs w:val="22"/>
-          <w:lang w:val="hr-HR"/>
-        </w:rPr>
-        <w:t xml:space="preserve">). </w:t>
-      </w:r>
-      <w:r>
-        <w:rPr>
-          <w:rFonts w:ascii="Times New Roman" w:hAnsi="Times New Roman"/>
-          <w:b w:val="false"/>
-          <w:bCs w:val="false"/>
-          <w:i w:val="false"/>
-          <w:iCs w:val="false"/>
-          <w:sz w:val="22"/>
-          <w:szCs w:val="22"/>
-          <w:lang w:val="hr-HR"/>
-        </w:rPr>
-        <w:t>Otvorio sam pitanje na forumu o tome</w:t>
-      </w:r>
-      <w:r>
-        <w:rPr>
-          <w:rStyle w:val="FootnoteReference"/>
-          <w:rFonts w:ascii="Times New Roman" w:hAnsi="Times New Roman"/>
-          <w:b w:val="false"/>
-          <w:bCs w:val="false"/>
-          <w:i w:val="false"/>
-          <w:iCs w:val="false"/>
-          <w:sz w:val="22"/>
-          <w:szCs w:val="22"/>
-          <w:lang w:val="hr-HR"/>
-        </w:rPr>
-        <w:footnoteReference w:id="16"/>
       </w:r>
       <w:r>
         <w:rPr>
@@ -19377,7 +19233,7 @@
           <w:szCs w:val="22"/>
           <w:lang w:val="hr-HR"/>
         </w:rPr>
-        <w:footnoteReference w:id="17"/>
+        <w:footnoteReference w:id="16"/>
       </w:r>
       <w:r>
         <w:rPr>
@@ -20470,7 +20326,7 @@
           <w:vertAlign w:val="superscript"/>
           <w:lang w:val="hr-HR"/>
         </w:rPr>
-        <w:footnoteReference w:id="18"/>
+        <w:footnoteReference w:id="17"/>
       </w:r>
       <w:r>
         <w:rPr>
@@ -20703,7 +20559,7 @@
           <w:vertAlign w:val="superscript"/>
           <w:lang w:val="hr-HR"/>
         </w:rPr>
-        <w:footnoteReference w:id="19"/>
+        <w:footnoteReference w:id="18"/>
       </w:r>
       <w:r>
         <w:rPr>
@@ -22213,7 +22069,7 @@
           <w:szCs w:val="22"/>
           <w:lang w:val="hr-HR"/>
         </w:rPr>
-        <w:footnoteReference w:id="20"/>
+        <w:footnoteReference w:id="19"/>
       </w:r>
       <w:r>
         <w:rPr>
@@ -22443,7 +22299,7 @@
           <w:szCs w:val="22"/>
           <w:lang w:val="hr-HR"/>
         </w:rPr>
-        <w:footnoteReference w:id="21"/>
+        <w:footnoteReference w:id="20"/>
       </w:r>
       <w:r>
         <w:rPr>
@@ -22543,7 +22399,7 @@
           <w:szCs w:val="22"/>
           <w:lang w:val="hr-HR"/>
         </w:rPr>
-        <w:footnoteReference w:id="22"/>
+        <w:footnoteReference w:id="21"/>
       </w:r>
       <w:r>
         <w:rPr>
@@ -22948,6 +22804,2348 @@
     <w:p>
       <w:pPr>
         <w:pStyle w:val="Normal"/>
+        <w:ind w:hanging="0" w:left="720" w:right="0"/>
+        <w:jc w:val="both"/>
+        <w:rPr/>
+      </w:pPr>
+      <w:r>
+        <w:rPr>
+          <w:rFonts w:ascii="Times New Roman" w:hAnsi="Times New Roman"/>
+          <w:b w:val="false"/>
+          <w:bCs w:val="false"/>
+          <w:i w:val="false"/>
+          <w:iCs w:val="false"/>
+          <w:sz w:val="22"/>
+          <w:szCs w:val="22"/>
+          <w:lang w:val="hr-HR"/>
+        </w:rPr>
+        <w:t xml:space="preserve">Od verzije v6.3.5 parser je refaktoriran da koristi manje while-petlji, a više funkcijskog programiranja. Naime, da se koriste funkcije </w:t>
+      </w:r>
+      <w:r>
+        <w:rPr>
+          <w:rStyle w:val="SourceText"/>
+          <w:rFonts w:ascii="Courier New" w:hAnsi="Courier New"/>
+          <w:sz w:val="22"/>
+          <w:szCs w:val="22"/>
+        </w:rPr>
+        <w:t>findIndex</w:t>
+      </w:r>
+      <w:r>
+        <w:rPr>
+          <w:sz w:val="22"/>
+          <w:szCs w:val="22"/>
+        </w:rPr>
+        <w:t xml:space="preserve"> , </w:t>
+      </w:r>
+      <w:r>
+        <w:rPr>
+          <w:rStyle w:val="SourceText"/>
+          <w:rFonts w:ascii="Courier New" w:hAnsi="Courier New"/>
+          <w:sz w:val="22"/>
+          <w:szCs w:val="22"/>
+        </w:rPr>
+        <w:t>findLastIndex</w:t>
+      </w:r>
+      <w:r>
+        <w:rPr>
+          <w:sz w:val="22"/>
+          <w:szCs w:val="22"/>
+        </w:rPr>
+        <w:t xml:space="preserve"> </w:t>
+      </w:r>
+      <w:r>
+        <w:rPr>
+          <w:sz w:val="22"/>
+          <w:szCs w:val="22"/>
+          <w:lang w:val="hr-HR"/>
+        </w:rPr>
+        <w:t xml:space="preserve">i </w:t>
+      </w:r>
+      <w:r>
+        <w:rPr>
+          <w:rStyle w:val="SourceText"/>
+          <w:rFonts w:ascii="Courier New" w:hAnsi="Courier New"/>
+          <w:sz w:val="22"/>
+          <w:szCs w:val="22"/>
+        </w:rPr>
+        <w:t>slice</w:t>
+      </w:r>
+      <w:r>
+        <w:rPr>
+          <w:sz w:val="22"/>
+          <w:szCs w:val="22"/>
+        </w:rPr>
+        <w:t xml:space="preserve"> </w:t>
+      </w:r>
+      <w:r>
+        <w:rPr>
+          <w:sz w:val="22"/>
+          <w:szCs w:val="22"/>
+          <w:lang w:val="hr-HR"/>
+        </w:rPr>
+        <w:t>kada parser treba,</w:t>
+      </w:r>
+      <w:r>
+        <w:rPr>
+          <w:sz w:val="22"/>
+          <w:szCs w:val="22"/>
+          <w:lang w:val="en-US"/>
+        </w:rPr>
+        <w:t xml:space="preserve"> recimo, </w:t>
+      </w:r>
+      <w:r>
+        <w:rPr>
+          <w:sz w:val="22"/>
+          <w:szCs w:val="22"/>
+          <w:lang w:val="hr-HR"/>
+        </w:rPr>
+        <w:t>skočiti s mnemonike na znak za novi red i iskopirati pokazivače na tokene između njih u novi niz (da ga preda rekurziji)</w:t>
+      </w:r>
+      <w:r>
+        <w:rPr>
+          <w:sz w:val="22"/>
+          <w:szCs w:val="22"/>
+        </w:rPr>
+        <w:t xml:space="preserve">. </w:t>
+      </w:r>
+      <w:r>
+        <w:rPr>
+          <w:sz w:val="22"/>
+          <w:szCs w:val="22"/>
+          <w:lang w:val="hr-HR"/>
+        </w:rPr>
+        <w:t xml:space="preserve">Naredba </w:t>
+      </w:r>
+      <w:r>
+        <w:rPr>
+          <w:rFonts w:ascii="Courier New" w:hAnsi="Courier New"/>
+          <w:sz w:val="22"/>
+          <w:szCs w:val="22"/>
+          <w:lang w:val="hr-HR"/>
+        </w:rPr>
+        <w:t>findLastIndex</w:t>
+      </w:r>
+      <w:r>
+        <w:rPr>
+          <w:sz w:val="22"/>
+          <w:szCs w:val="22"/>
+          <w:lang w:val="hr-HR"/>
+        </w:rPr>
+        <w:t xml:space="preserve"> koristi se za parsiranje desno-asocijativnog ternarnog uvjetnog operatora. Naletio sam na problem da Firefox 52 ne podržava </w:t>
+      </w:r>
+      <w:r>
+        <w:rPr>
+          <w:rFonts w:ascii="Courier New" w:hAnsi="Courier New"/>
+          <w:sz w:val="22"/>
+          <w:szCs w:val="22"/>
+          <w:lang w:val="hr-HR"/>
+        </w:rPr>
+        <w:t>findLastIndex</w:t>
+      </w:r>
+      <w:r>
+        <w:rPr>
+          <w:sz w:val="22"/>
+          <w:szCs w:val="22"/>
+          <w:lang w:val="hr-HR"/>
+        </w:rPr>
+        <w:t>, ali to je lagano riješiti ovako:</w:t>
+      </w:r>
+    </w:p>
+    <w:p>
+      <w:pPr>
+        <w:pStyle w:val="Normal"/>
+        <w:ind w:hanging="0" w:left="720" w:right="0"/>
+        <w:jc w:val="left"/>
+        <w:rPr>
+          <w:rFonts w:ascii="Courier New" w:hAnsi="Courier New"/>
+          <w:sz w:val="22"/>
+          <w:szCs w:val="22"/>
+          <w:lang w:val="hr-HR"/>
+        </w:rPr>
+      </w:pPr>
+      <w:r>
+        <w:rPr>
+          <w:rFonts w:ascii="Courier New" w:hAnsi="Courier New"/>
+          <w:sz w:val="22"/>
+          <w:szCs w:val="22"/>
+          <w:lang w:val="hr-HR"/>
+        </w:rPr>
+        <w:t xml:space="preserve">  </w:t>
+      </w:r>
+      <w:r>
+        <w:rPr>
+          <w:rFonts w:ascii="Courier New" w:hAnsi="Courier New"/>
+          <w:sz w:val="22"/>
+          <w:szCs w:val="22"/>
+          <w:lang w:val="hr-HR"/>
+        </w:rPr>
+        <w:t>if (!Array.prototype</w:t>
+      </w:r>
+    </w:p>
+    <w:p>
+      <w:pPr>
+        <w:pStyle w:val="Normal"/>
+        <w:ind w:hanging="0" w:left="720" w:right="0"/>
+        <w:jc w:val="left"/>
+        <w:rPr>
+          <w:rFonts w:ascii="Courier New" w:hAnsi="Courier New"/>
+          <w:sz w:val="22"/>
+          <w:szCs w:val="22"/>
+          <w:lang w:val="hr-HR"/>
+        </w:rPr>
+      </w:pPr>
+      <w:r>
+        <w:rPr>
+          <w:rFonts w:ascii="Courier New" w:hAnsi="Courier New"/>
+          <w:sz w:val="22"/>
+          <w:szCs w:val="22"/>
+          <w:lang w:val="hr-HR"/>
+        </w:rPr>
+        <w:t xml:space="preserve">           </w:t>
+      </w:r>
+      <w:r>
+        <w:rPr>
+          <w:rFonts w:ascii="Courier New" w:hAnsi="Courier New"/>
+          <w:sz w:val="22"/>
+          <w:szCs w:val="22"/>
+          <w:lang w:val="hr-HR"/>
+        </w:rPr>
+        <w:t>.findLastIndex) // Firefox 52 (the last version of Firefox to run on</w:t>
+      </w:r>
+    </w:p>
+    <w:p>
+      <w:pPr>
+        <w:pStyle w:val="Normal"/>
+        <w:ind w:hanging="0" w:left="720" w:right="0"/>
+        <w:jc w:val="left"/>
+        <w:rPr>
+          <w:rFonts w:ascii="Courier New" w:hAnsi="Courier New"/>
+          <w:sz w:val="22"/>
+          <w:szCs w:val="22"/>
+          <w:lang w:val="hr-HR"/>
+        </w:rPr>
+      </w:pPr>
+      <w:r>
+        <w:rPr>
+          <w:rFonts w:ascii="Courier New" w:hAnsi="Courier New"/>
+          <w:sz w:val="22"/>
+          <w:szCs w:val="22"/>
+          <w:lang w:val="hr-HR"/>
+        </w:rPr>
+        <w:t xml:space="preserve">                           </w:t>
+      </w:r>
+      <w:r>
+        <w:rPr>
+          <w:rFonts w:ascii="Courier New" w:hAnsi="Courier New"/>
+          <w:sz w:val="22"/>
+          <w:szCs w:val="22"/>
+          <w:lang w:val="hr-HR"/>
+        </w:rPr>
+        <w:t>// Windows XP) does not support the findLastIndex</w:t>
+      </w:r>
+    </w:p>
+    <w:p>
+      <w:pPr>
+        <w:pStyle w:val="Normal"/>
+        <w:ind w:hanging="0" w:left="720" w:right="0"/>
+        <w:jc w:val="left"/>
+        <w:rPr>
+          <w:rFonts w:ascii="Courier New" w:hAnsi="Courier New"/>
+          <w:sz w:val="22"/>
+          <w:szCs w:val="22"/>
+          <w:lang w:val="hr-HR"/>
+        </w:rPr>
+      </w:pPr>
+      <w:r>
+        <w:rPr>
+          <w:rFonts w:ascii="Courier New" w:hAnsi="Courier New"/>
+          <w:sz w:val="22"/>
+          <w:szCs w:val="22"/>
+          <w:lang w:val="hr-HR"/>
+        </w:rPr>
+        <w:t xml:space="preserve">                           </w:t>
+      </w:r>
+      <w:r>
+        <w:rPr>
+          <w:rFonts w:ascii="Courier New" w:hAnsi="Courier New"/>
+          <w:sz w:val="22"/>
+          <w:szCs w:val="22"/>
+          <w:lang w:val="hr-HR"/>
+        </w:rPr>
+        <w:t>// directive on an array.</w:t>
+      </w:r>
+    </w:p>
+    <w:p>
+      <w:pPr>
+        <w:pStyle w:val="Normal"/>
+        <w:ind w:hanging="0" w:left="720" w:right="0"/>
+        <w:jc w:val="left"/>
+        <w:rPr>
+          <w:rFonts w:ascii="Courier New" w:hAnsi="Courier New"/>
+          <w:sz w:val="22"/>
+          <w:szCs w:val="22"/>
+          <w:lang w:val="hr-HR"/>
+        </w:rPr>
+      </w:pPr>
+      <w:r>
+        <w:rPr>
+          <w:rFonts w:ascii="Courier New" w:hAnsi="Courier New"/>
+          <w:sz w:val="22"/>
+          <w:szCs w:val="22"/>
+          <w:lang w:val="hr-HR"/>
+        </w:rPr>
+        <w:t xml:space="preserve">    </w:t>
+      </w:r>
+      <w:r>
+        <w:rPr>
+          <w:rFonts w:ascii="Courier New" w:hAnsi="Courier New"/>
+          <w:sz w:val="22"/>
+          <w:szCs w:val="22"/>
+          <w:lang w:val="hr-HR"/>
+        </w:rPr>
+        <w:t>Array.prototype.findLastIndex = function(lambda) {</w:t>
+      </w:r>
+    </w:p>
+    <w:p>
+      <w:pPr>
+        <w:pStyle w:val="Normal"/>
+        <w:ind w:hanging="0" w:left="720" w:right="0"/>
+        <w:jc w:val="left"/>
+        <w:rPr>
+          <w:rFonts w:ascii="Courier New" w:hAnsi="Courier New"/>
+          <w:sz w:val="22"/>
+          <w:szCs w:val="22"/>
+          <w:lang w:val="hr-HR"/>
+        </w:rPr>
+      </w:pPr>
+      <w:r>
+        <w:rPr>
+          <w:rFonts w:ascii="Courier New" w:hAnsi="Courier New"/>
+          <w:sz w:val="22"/>
+          <w:szCs w:val="22"/>
+          <w:lang w:val="hr-HR"/>
+        </w:rPr>
+        <w:t xml:space="preserve">      </w:t>
+      </w:r>
+      <w:r>
+        <w:rPr>
+          <w:rFonts w:ascii="Courier New" w:hAnsi="Courier New"/>
+          <w:sz w:val="22"/>
+          <w:szCs w:val="22"/>
+          <w:lang w:val="hr-HR"/>
+        </w:rPr>
+        <w:t>for (let i = this.length - 1; i &gt;= 0; i--)</w:t>
+      </w:r>
+    </w:p>
+    <w:p>
+      <w:pPr>
+        <w:pStyle w:val="Normal"/>
+        <w:ind w:hanging="0" w:left="720" w:right="0"/>
+        <w:jc w:val="left"/>
+        <w:rPr>
+          <w:rFonts w:ascii="Courier New" w:hAnsi="Courier New"/>
+          <w:sz w:val="22"/>
+          <w:szCs w:val="22"/>
+          <w:lang w:val="hr-HR"/>
+        </w:rPr>
+      </w:pPr>
+      <w:r>
+        <w:rPr>
+          <w:rFonts w:ascii="Courier New" w:hAnsi="Courier New"/>
+          <w:sz w:val="22"/>
+          <w:szCs w:val="22"/>
+          <w:lang w:val="hr-HR"/>
+        </w:rPr>
+        <w:t xml:space="preserve">        </w:t>
+      </w:r>
+      <w:r>
+        <w:rPr>
+          <w:rFonts w:ascii="Courier New" w:hAnsi="Courier New"/>
+          <w:sz w:val="22"/>
+          <w:szCs w:val="22"/>
+          <w:lang w:val="hr-HR"/>
+        </w:rPr>
+        <w:t>if (lambda(this[i], i))</w:t>
+      </w:r>
+    </w:p>
+    <w:p>
+      <w:pPr>
+        <w:pStyle w:val="Normal"/>
+        <w:ind w:hanging="0" w:left="720" w:right="0"/>
+        <w:jc w:val="left"/>
+        <w:rPr>
+          <w:rFonts w:ascii="Courier New" w:hAnsi="Courier New"/>
+          <w:sz w:val="22"/>
+          <w:szCs w:val="22"/>
+          <w:lang w:val="hr-HR"/>
+        </w:rPr>
+      </w:pPr>
+      <w:r>
+        <w:rPr>
+          <w:rFonts w:ascii="Courier New" w:hAnsi="Courier New"/>
+          <w:sz w:val="22"/>
+          <w:szCs w:val="22"/>
+          <w:lang w:val="hr-HR"/>
+        </w:rPr>
+        <w:t xml:space="preserve">          </w:t>
+      </w:r>
+      <w:r>
+        <w:rPr>
+          <w:rFonts w:ascii="Courier New" w:hAnsi="Courier New"/>
+          <w:sz w:val="22"/>
+          <w:szCs w:val="22"/>
+          <w:lang w:val="hr-HR"/>
+        </w:rPr>
+        <w:t>return i;</w:t>
+      </w:r>
+    </w:p>
+    <w:p>
+      <w:pPr>
+        <w:pStyle w:val="Normal"/>
+        <w:ind w:hanging="0" w:left="720" w:right="0"/>
+        <w:jc w:val="left"/>
+        <w:rPr>
+          <w:rFonts w:ascii="Courier New" w:hAnsi="Courier New"/>
+          <w:sz w:val="22"/>
+          <w:szCs w:val="22"/>
+          <w:lang w:val="hr-HR"/>
+        </w:rPr>
+      </w:pPr>
+      <w:r>
+        <w:rPr>
+          <w:rFonts w:ascii="Courier New" w:hAnsi="Courier New"/>
+          <w:sz w:val="22"/>
+          <w:szCs w:val="22"/>
+          <w:lang w:val="hr-HR"/>
+        </w:rPr>
+        <w:t xml:space="preserve">      </w:t>
+      </w:r>
+      <w:r>
+        <w:rPr>
+          <w:rFonts w:ascii="Courier New" w:hAnsi="Courier New"/>
+          <w:sz w:val="22"/>
+          <w:szCs w:val="22"/>
+          <w:lang w:val="hr-HR"/>
+        </w:rPr>
+        <w:t>return -1;</w:t>
+      </w:r>
+    </w:p>
+    <w:p>
+      <w:pPr>
+        <w:pStyle w:val="Normal"/>
+        <w:ind w:hanging="0" w:left="720" w:right="0"/>
+        <w:jc w:val="left"/>
+        <w:rPr>
+          <w:rFonts w:ascii="Courier New" w:hAnsi="Courier New"/>
+          <w:sz w:val="22"/>
+          <w:szCs w:val="22"/>
+          <w:lang w:val="hr-HR"/>
+        </w:rPr>
+      </w:pPr>
+      <w:r>
+        <w:rPr>
+          <w:rFonts w:ascii="Courier New" w:hAnsi="Courier New"/>
+          <w:sz w:val="22"/>
+          <w:szCs w:val="22"/>
+          <w:lang w:val="hr-HR"/>
+        </w:rPr>
+        <w:t xml:space="preserve">    </w:t>
+      </w:r>
+      <w:r>
+        <w:rPr>
+          <w:rFonts w:ascii="Courier New" w:hAnsi="Courier New"/>
+          <w:sz w:val="22"/>
+          <w:szCs w:val="22"/>
+          <w:lang w:val="hr-HR"/>
+        </w:rPr>
+        <w:t>};</w:t>
+      </w:r>
+    </w:p>
+    <w:p>
+      <w:pPr>
+        <w:pStyle w:val="Normal"/>
+        <w:ind w:hanging="0" w:left="720" w:right="0"/>
+        <w:jc w:val="both"/>
+        <w:rPr>
+          <w:rFonts w:ascii="Liberation Serif" w:hAnsi="Liberation Serif"/>
+          <w:sz w:val="22"/>
+          <w:szCs w:val="22"/>
+          <w:lang w:val="en-US"/>
+        </w:rPr>
+      </w:pPr>
+      <w:r>
+        <w:rPr>
+          <w:rFonts w:ascii="Liberation Serif" w:hAnsi="Liberation Serif"/>
+          <w:sz w:val="22"/>
+          <w:szCs w:val="22"/>
+          <w:lang w:val="en-US"/>
+        </w:rPr>
+        <w:t>Sada se ternarni uvjetni operator parsira ovako:</w:t>
+      </w:r>
+    </w:p>
+    <w:p>
+      <w:pPr>
+        <w:pStyle w:val="Normal"/>
+        <w:ind w:hanging="0" w:left="720" w:right="0"/>
+        <w:jc w:val="left"/>
+        <w:rPr>
+          <w:rFonts w:ascii="Courier New" w:hAnsi="Courier New"/>
+          <w:sz w:val="22"/>
+          <w:szCs w:val="22"/>
+          <w:lang w:val="en-US"/>
+        </w:rPr>
+      </w:pPr>
+      <w:r>
+        <w:rPr>
+          <w:rFonts w:ascii="Courier New" w:hAnsi="Courier New"/>
+          <w:sz w:val="22"/>
+          <w:szCs w:val="22"/>
+          <w:lang w:val="en-US"/>
+        </w:rPr>
+        <w:t xml:space="preserve">  </w:t>
+      </w:r>
+      <w:r>
+        <w:rPr>
+          <w:rFonts w:ascii="Courier New" w:hAnsi="Courier New"/>
+          <w:sz w:val="22"/>
+          <w:szCs w:val="22"/>
+          <w:lang w:val="en-US"/>
+        </w:rPr>
+        <w:t>let lastColon;</w:t>
+      </w:r>
+    </w:p>
+    <w:p>
+      <w:pPr>
+        <w:pStyle w:val="Normal"/>
+        <w:ind w:hanging="0" w:left="720" w:right="0"/>
+        <w:jc w:val="left"/>
+        <w:rPr>
+          <w:rFonts w:ascii="Courier New" w:hAnsi="Courier New"/>
+          <w:sz w:val="22"/>
+          <w:szCs w:val="22"/>
+          <w:lang w:val="en-US"/>
+        </w:rPr>
+      </w:pPr>
+      <w:r>
+        <w:rPr>
+          <w:rFonts w:ascii="Courier New" w:hAnsi="Courier New"/>
+          <w:sz w:val="22"/>
+          <w:szCs w:val="22"/>
+          <w:lang w:val="en-US"/>
+        </w:rPr>
+        <w:t xml:space="preserve">  </w:t>
+      </w:r>
+      <w:r>
+        <w:rPr>
+          <w:rFonts w:ascii="Courier New" w:hAnsi="Courier New"/>
+          <w:sz w:val="22"/>
+          <w:szCs w:val="22"/>
+          <w:lang w:val="en-US"/>
+        </w:rPr>
+        <w:t>while ((lastColon = tokenized.findLastIndex((node, index) =&gt; {</w:t>
+      </w:r>
+    </w:p>
+    <w:p>
+      <w:pPr>
+        <w:pStyle w:val="Normal"/>
+        <w:ind w:hanging="0" w:left="720" w:right="0"/>
+        <w:jc w:val="left"/>
+        <w:rPr>
+          <w:rFonts w:ascii="Courier New" w:hAnsi="Courier New"/>
+          <w:sz w:val="22"/>
+          <w:szCs w:val="22"/>
+          <w:lang w:val="en-US"/>
+        </w:rPr>
+      </w:pPr>
+      <w:r>
+        <w:rPr>
+          <w:rFonts w:ascii="Courier New" w:hAnsi="Courier New"/>
+          <w:sz w:val="22"/>
+          <w:szCs w:val="22"/>
+          <w:lang w:val="en-US"/>
+        </w:rPr>
+        <w:t xml:space="preserve">           </w:t>
+      </w:r>
+      <w:r>
+        <w:rPr>
+          <w:rFonts w:ascii="Courier New" w:hAnsi="Courier New"/>
+          <w:sz w:val="22"/>
+          <w:szCs w:val="22"/>
+          <w:lang w:val="en-US"/>
+        </w:rPr>
+        <w:t>if (index &gt; tokenized.length - 2)</w:t>
+      </w:r>
+    </w:p>
+    <w:p>
+      <w:pPr>
+        <w:pStyle w:val="Normal"/>
+        <w:ind w:hanging="0" w:left="720" w:right="0"/>
+        <w:jc w:val="left"/>
+        <w:rPr>
+          <w:rFonts w:ascii="Courier New" w:hAnsi="Courier New"/>
+          <w:sz w:val="22"/>
+          <w:szCs w:val="22"/>
+          <w:lang w:val="en-US"/>
+        </w:rPr>
+      </w:pPr>
+      <w:r>
+        <w:rPr>
+          <w:rFonts w:ascii="Courier New" w:hAnsi="Courier New"/>
+          <w:sz w:val="22"/>
+          <w:szCs w:val="22"/>
+          <w:lang w:val="en-US"/>
+        </w:rPr>
+        <w:t xml:space="preserve">             </w:t>
+      </w:r>
+      <w:r>
+        <w:rPr>
+          <w:rFonts w:ascii="Courier New" w:hAnsi="Courier New"/>
+          <w:sz w:val="22"/>
+          <w:szCs w:val="22"/>
+          <w:lang w:val="en-US"/>
+        </w:rPr>
+        <w:t>return false;</w:t>
+      </w:r>
+    </w:p>
+    <w:p>
+      <w:pPr>
+        <w:pStyle w:val="Normal"/>
+        <w:ind w:hanging="0" w:left="720" w:right="0"/>
+        <w:jc w:val="left"/>
+        <w:rPr>
+          <w:rFonts w:ascii="Courier New" w:hAnsi="Courier New"/>
+          <w:sz w:val="22"/>
+          <w:szCs w:val="22"/>
+          <w:lang w:val="en-US"/>
+        </w:rPr>
+      </w:pPr>
+      <w:r>
+        <w:rPr>
+          <w:rFonts w:ascii="Courier New" w:hAnsi="Courier New"/>
+          <w:sz w:val="22"/>
+          <w:szCs w:val="22"/>
+          <w:lang w:val="en-US"/>
+        </w:rPr>
+        <w:t xml:space="preserve">           </w:t>
+      </w:r>
+      <w:r>
+        <w:rPr>
+          <w:rFonts w:ascii="Courier New" w:hAnsi="Courier New"/>
+          <w:sz w:val="22"/>
+          <w:szCs w:val="22"/>
+          <w:lang w:val="en-US"/>
+        </w:rPr>
+        <w:t>if (node.text == ':' &amp;&amp; tokenized[index + 1].text != '\n')</w:t>
+      </w:r>
+    </w:p>
+    <w:p>
+      <w:pPr>
+        <w:pStyle w:val="Normal"/>
+        <w:ind w:hanging="0" w:left="720" w:right="0"/>
+        <w:jc w:val="left"/>
+        <w:rPr>
+          <w:rFonts w:ascii="Courier New" w:hAnsi="Courier New"/>
+          <w:sz w:val="22"/>
+          <w:szCs w:val="22"/>
+          <w:lang w:val="en-US"/>
+        </w:rPr>
+      </w:pPr>
+      <w:r>
+        <w:rPr>
+          <w:rFonts w:ascii="Courier New" w:hAnsi="Courier New"/>
+          <w:sz w:val="22"/>
+          <w:szCs w:val="22"/>
+          <w:lang w:val="en-US"/>
+        </w:rPr>
+        <w:t xml:space="preserve">             </w:t>
+      </w:r>
+      <w:r>
+        <w:rPr>
+          <w:rFonts w:ascii="Courier New" w:hAnsi="Courier New"/>
+          <w:sz w:val="22"/>
+          <w:szCs w:val="22"/>
+          <w:lang w:val="en-US"/>
+        </w:rPr>
+        <w:t>return true;</w:t>
+      </w:r>
+    </w:p>
+    <w:p>
+      <w:pPr>
+        <w:pStyle w:val="Normal"/>
+        <w:ind w:hanging="0" w:left="720" w:right="0"/>
+        <w:jc w:val="left"/>
+        <w:rPr>
+          <w:rFonts w:ascii="Courier New" w:hAnsi="Courier New"/>
+          <w:sz w:val="22"/>
+          <w:szCs w:val="22"/>
+          <w:lang w:val="en-US"/>
+        </w:rPr>
+      </w:pPr>
+      <w:r>
+        <w:rPr>
+          <w:rFonts w:ascii="Courier New" w:hAnsi="Courier New"/>
+          <w:sz w:val="22"/>
+          <w:szCs w:val="22"/>
+          <w:lang w:val="en-US"/>
+        </w:rPr>
+        <w:t xml:space="preserve">           </w:t>
+      </w:r>
+      <w:r>
+        <w:rPr>
+          <w:rFonts w:ascii="Courier New" w:hAnsi="Courier New"/>
+          <w:sz w:val="22"/>
+          <w:szCs w:val="22"/>
+          <w:lang w:val="en-US"/>
+        </w:rPr>
+        <w:t>return false;</w:t>
+      </w:r>
+    </w:p>
+    <w:p>
+      <w:pPr>
+        <w:pStyle w:val="Normal"/>
+        <w:ind w:hanging="0" w:left="720" w:right="0"/>
+        <w:jc w:val="left"/>
+        <w:rPr>
+          <w:rFonts w:ascii="Courier New" w:hAnsi="Courier New"/>
+          <w:sz w:val="22"/>
+          <w:szCs w:val="22"/>
+          <w:lang w:val="en-US"/>
+        </w:rPr>
+      </w:pPr>
+      <w:r>
+        <w:rPr>
+          <w:rFonts w:ascii="Courier New" w:hAnsi="Courier New"/>
+          <w:sz w:val="22"/>
+          <w:szCs w:val="22"/>
+          <w:lang w:val="en-US"/>
+        </w:rPr>
+        <w:t xml:space="preserve">         </w:t>
+      </w:r>
+      <w:r>
+        <w:rPr>
+          <w:rFonts w:ascii="Courier New" w:hAnsi="Courier New"/>
+          <w:sz w:val="22"/>
+          <w:szCs w:val="22"/>
+          <w:lang w:val="en-US"/>
+        </w:rPr>
+        <w:t>})) != -1) {</w:t>
+      </w:r>
+    </w:p>
+    <w:p>
+      <w:pPr>
+        <w:pStyle w:val="Normal"/>
+        <w:ind w:hanging="0" w:left="720" w:right="0"/>
+        <w:jc w:val="left"/>
+        <w:rPr>
+          <w:rFonts w:ascii="Courier New" w:hAnsi="Courier New"/>
+          <w:sz w:val="22"/>
+          <w:szCs w:val="22"/>
+          <w:lang w:val="en-US"/>
+        </w:rPr>
+      </w:pPr>
+      <w:r>
+        <w:rPr>
+          <w:rFonts w:ascii="Courier New" w:hAnsi="Courier New"/>
+          <w:sz w:val="22"/>
+          <w:szCs w:val="22"/>
+          <w:lang w:val="en-US"/>
+        </w:rPr>
+        <w:t xml:space="preserve">    </w:t>
+      </w:r>
+      <w:r>
+        <w:rPr>
+          <w:rFonts w:ascii="Courier New" w:hAnsi="Courier New"/>
+          <w:sz w:val="22"/>
+          <w:szCs w:val="22"/>
+          <w:lang w:val="en-US"/>
+        </w:rPr>
+        <w:t>console.log(</w:t>
+      </w:r>
+    </w:p>
+    <w:p>
+      <w:pPr>
+        <w:pStyle w:val="Normal"/>
+        <w:ind w:hanging="0" w:left="720" w:right="0"/>
+        <w:jc w:val="left"/>
+        <w:rPr>
+          <w:rFonts w:ascii="Courier New" w:hAnsi="Courier New"/>
+          <w:sz w:val="22"/>
+          <w:szCs w:val="22"/>
+          <w:lang w:val="en-US"/>
+        </w:rPr>
+      </w:pPr>
+      <w:r>
+        <w:rPr>
+          <w:rFonts w:ascii="Courier New" w:hAnsi="Courier New"/>
+          <w:sz w:val="22"/>
+          <w:szCs w:val="22"/>
+          <w:lang w:val="en-US"/>
+        </w:rPr>
+        <w:t xml:space="preserve">        </w:t>
+      </w:r>
+      <w:r>
+        <w:rPr>
+          <w:rFonts w:ascii="Courier New" w:hAnsi="Courier New"/>
+          <w:sz w:val="22"/>
+          <w:szCs w:val="22"/>
+          <w:lang w:val="en-US"/>
+        </w:rPr>
+        <w:t>"DEBUG: Parsing the ternary conditional operator. The colon is at the index: " +</w:t>
+      </w:r>
+    </w:p>
+    <w:p>
+      <w:pPr>
+        <w:pStyle w:val="Normal"/>
+        <w:ind w:hanging="0" w:left="720" w:right="0"/>
+        <w:jc w:val="left"/>
+        <w:rPr>
+          <w:rFonts w:ascii="Courier New" w:hAnsi="Courier New"/>
+          <w:sz w:val="22"/>
+          <w:szCs w:val="22"/>
+          <w:lang w:val="en-US"/>
+        </w:rPr>
+      </w:pPr>
+      <w:r>
+        <w:rPr>
+          <w:rFonts w:ascii="Courier New" w:hAnsi="Courier New"/>
+          <w:sz w:val="22"/>
+          <w:szCs w:val="22"/>
+          <w:lang w:val="en-US"/>
+        </w:rPr>
+        <w:t xml:space="preserve">        </w:t>
+      </w:r>
+      <w:r>
+        <w:rPr>
+          <w:rFonts w:ascii="Courier New" w:hAnsi="Courier New"/>
+          <w:sz w:val="22"/>
+          <w:szCs w:val="22"/>
+          <w:lang w:val="en-US"/>
+        </w:rPr>
+        <w:t>lastColon);</w:t>
+      </w:r>
+    </w:p>
+    <w:p>
+      <w:pPr>
+        <w:pStyle w:val="Normal"/>
+        <w:ind w:hanging="0" w:left="720" w:right="0"/>
+        <w:jc w:val="left"/>
+        <w:rPr>
+          <w:rFonts w:ascii="Courier New" w:hAnsi="Courier New"/>
+          <w:sz w:val="22"/>
+          <w:szCs w:val="22"/>
+          <w:lang w:val="en-US"/>
+        </w:rPr>
+      </w:pPr>
+      <w:r>
+        <w:rPr>
+          <w:rFonts w:ascii="Courier New" w:hAnsi="Courier New"/>
+          <w:sz w:val="22"/>
+          <w:szCs w:val="22"/>
+          <w:lang w:val="en-US"/>
+        </w:rPr>
+        <w:t xml:space="preserve">    </w:t>
+      </w:r>
+      <w:r>
+        <w:rPr>
+          <w:rFonts w:ascii="Courier New" w:hAnsi="Courier New"/>
+          <w:sz w:val="22"/>
+          <w:szCs w:val="22"/>
+          <w:lang w:val="en-US"/>
+        </w:rPr>
+        <w:t>let counter = 1;</w:t>
+      </w:r>
+    </w:p>
+    <w:p>
+      <w:pPr>
+        <w:pStyle w:val="Normal"/>
+        <w:ind w:hanging="0" w:left="720" w:right="0"/>
+        <w:jc w:val="left"/>
+        <w:rPr>
+          <w:rFonts w:ascii="Courier New" w:hAnsi="Courier New"/>
+          <w:sz w:val="22"/>
+          <w:szCs w:val="22"/>
+          <w:lang w:val="en-US"/>
+        </w:rPr>
+      </w:pPr>
+      <w:r>
+        <w:rPr>
+          <w:rFonts w:ascii="Courier New" w:hAnsi="Courier New"/>
+          <w:sz w:val="22"/>
+          <w:szCs w:val="22"/>
+          <w:lang w:val="en-US"/>
+        </w:rPr>
+        <w:t xml:space="preserve">    </w:t>
+      </w:r>
+      <w:r>
+        <w:rPr>
+          <w:rFonts w:ascii="Courier New" w:hAnsi="Courier New"/>
+          <w:sz w:val="22"/>
+          <w:szCs w:val="22"/>
+          <w:lang w:val="en-US"/>
+        </w:rPr>
+        <w:t>const questionMarkCorrespondingToTheLastColon =</w:t>
+      </w:r>
+    </w:p>
+    <w:p>
+      <w:pPr>
+        <w:pStyle w:val="Normal"/>
+        <w:ind w:hanging="0" w:left="720" w:right="0"/>
+        <w:jc w:val="left"/>
+        <w:rPr>
+          <w:rFonts w:ascii="Courier New" w:hAnsi="Courier New"/>
+          <w:sz w:val="22"/>
+          <w:szCs w:val="22"/>
+          <w:lang w:val="en-US"/>
+        </w:rPr>
+      </w:pPr>
+      <w:r>
+        <w:rPr>
+          <w:rFonts w:ascii="Courier New" w:hAnsi="Courier New"/>
+          <w:sz w:val="22"/>
+          <w:szCs w:val="22"/>
+          <w:lang w:val="en-US"/>
+        </w:rPr>
+        <w:t xml:space="preserve">        </w:t>
+      </w:r>
+      <w:r>
+        <w:rPr>
+          <w:rFonts w:ascii="Courier New" w:hAnsi="Courier New"/>
+          <w:sz w:val="22"/>
+          <w:szCs w:val="22"/>
+          <w:lang w:val="en-US"/>
+        </w:rPr>
+        <w:t>tokenized.findLastIndex((node, index) =&gt; {</w:t>
+      </w:r>
+    </w:p>
+    <w:p>
+      <w:pPr>
+        <w:pStyle w:val="Normal"/>
+        <w:ind w:hanging="0" w:left="720" w:right="0"/>
+        <w:jc w:val="left"/>
+        <w:rPr>
+          <w:rFonts w:ascii="Courier New" w:hAnsi="Courier New"/>
+          <w:sz w:val="22"/>
+          <w:szCs w:val="22"/>
+          <w:lang w:val="en-US"/>
+        </w:rPr>
+      </w:pPr>
+      <w:r>
+        <w:rPr>
+          <w:rFonts w:ascii="Courier New" w:hAnsi="Courier New"/>
+          <w:sz w:val="22"/>
+          <w:szCs w:val="22"/>
+          <w:lang w:val="en-US"/>
+        </w:rPr>
+        <w:t xml:space="preserve">          </w:t>
+      </w:r>
+      <w:r>
+        <w:rPr>
+          <w:rFonts w:ascii="Courier New" w:hAnsi="Courier New"/>
+          <w:sz w:val="22"/>
+          <w:szCs w:val="22"/>
+          <w:lang w:val="en-US"/>
+        </w:rPr>
+        <w:t>if (index &gt;= lastColon)</w:t>
+      </w:r>
+    </w:p>
+    <w:p>
+      <w:pPr>
+        <w:pStyle w:val="Normal"/>
+        <w:ind w:hanging="0" w:left="720" w:right="0"/>
+        <w:jc w:val="left"/>
+        <w:rPr>
+          <w:rFonts w:ascii="Courier New" w:hAnsi="Courier New"/>
+          <w:sz w:val="22"/>
+          <w:szCs w:val="22"/>
+          <w:lang w:val="en-US"/>
+        </w:rPr>
+      </w:pPr>
+      <w:r>
+        <w:rPr>
+          <w:rFonts w:ascii="Courier New" w:hAnsi="Courier New"/>
+          <w:sz w:val="22"/>
+          <w:szCs w:val="22"/>
+          <w:lang w:val="en-US"/>
+        </w:rPr>
+        <w:t xml:space="preserve">            </w:t>
+      </w:r>
+      <w:r>
+        <w:rPr>
+          <w:rFonts w:ascii="Courier New" w:hAnsi="Courier New"/>
+          <w:sz w:val="22"/>
+          <w:szCs w:val="22"/>
+          <w:lang w:val="en-US"/>
+        </w:rPr>
+        <w:t>return false;</w:t>
+      </w:r>
+    </w:p>
+    <w:p>
+      <w:pPr>
+        <w:pStyle w:val="Normal"/>
+        <w:ind w:hanging="0" w:left="720" w:right="0"/>
+        <w:jc w:val="left"/>
+        <w:rPr>
+          <w:rFonts w:ascii="Courier New" w:hAnsi="Courier New"/>
+          <w:sz w:val="22"/>
+          <w:szCs w:val="22"/>
+          <w:lang w:val="en-US"/>
+        </w:rPr>
+      </w:pPr>
+      <w:r>
+        <w:rPr>
+          <w:rFonts w:ascii="Courier New" w:hAnsi="Courier New"/>
+          <w:sz w:val="22"/>
+          <w:szCs w:val="22"/>
+          <w:lang w:val="en-US"/>
+        </w:rPr>
+        <w:t xml:space="preserve">          </w:t>
+      </w:r>
+      <w:r>
+        <w:rPr>
+          <w:rFonts w:ascii="Courier New" w:hAnsi="Courier New"/>
+          <w:sz w:val="22"/>
+          <w:szCs w:val="22"/>
+          <w:lang w:val="en-US"/>
+        </w:rPr>
+        <w:t>if (node.text == '?')</w:t>
+      </w:r>
+    </w:p>
+    <w:p>
+      <w:pPr>
+        <w:pStyle w:val="Normal"/>
+        <w:ind w:hanging="0" w:left="720" w:right="0"/>
+        <w:jc w:val="left"/>
+        <w:rPr>
+          <w:rFonts w:ascii="Courier New" w:hAnsi="Courier New"/>
+          <w:sz w:val="22"/>
+          <w:szCs w:val="22"/>
+          <w:lang w:val="en-US"/>
+        </w:rPr>
+      </w:pPr>
+      <w:r>
+        <w:rPr>
+          <w:rFonts w:ascii="Courier New" w:hAnsi="Courier New"/>
+          <w:sz w:val="22"/>
+          <w:szCs w:val="22"/>
+          <w:lang w:val="en-US"/>
+        </w:rPr>
+        <w:t xml:space="preserve">            </w:t>
+      </w:r>
+      <w:r>
+        <w:rPr>
+          <w:rFonts w:ascii="Courier New" w:hAnsi="Courier New"/>
+          <w:sz w:val="22"/>
+          <w:szCs w:val="22"/>
+          <w:lang w:val="en-US"/>
+        </w:rPr>
+        <w:t>counter--;</w:t>
+      </w:r>
+    </w:p>
+    <w:p>
+      <w:pPr>
+        <w:pStyle w:val="Normal"/>
+        <w:ind w:hanging="0" w:left="720" w:right="0"/>
+        <w:jc w:val="left"/>
+        <w:rPr>
+          <w:rFonts w:ascii="Courier New" w:hAnsi="Courier New"/>
+          <w:sz w:val="22"/>
+          <w:szCs w:val="22"/>
+          <w:lang w:val="en-US"/>
+        </w:rPr>
+      </w:pPr>
+      <w:r>
+        <w:rPr>
+          <w:rFonts w:ascii="Courier New" w:hAnsi="Courier New"/>
+          <w:sz w:val="22"/>
+          <w:szCs w:val="22"/>
+          <w:lang w:val="en-US"/>
+        </w:rPr>
+        <w:t xml:space="preserve">          </w:t>
+      </w:r>
+      <w:r>
+        <w:rPr>
+          <w:rFonts w:ascii="Courier New" w:hAnsi="Courier New"/>
+          <w:sz w:val="22"/>
+          <w:szCs w:val="22"/>
+          <w:lang w:val="en-US"/>
+        </w:rPr>
+        <w:t>else if (node.text == ':')</w:t>
+      </w:r>
+    </w:p>
+    <w:p>
+      <w:pPr>
+        <w:pStyle w:val="Normal"/>
+        <w:ind w:hanging="0" w:left="720" w:right="0"/>
+        <w:jc w:val="left"/>
+        <w:rPr>
+          <w:rFonts w:ascii="Courier New" w:hAnsi="Courier New"/>
+          <w:sz w:val="22"/>
+          <w:szCs w:val="22"/>
+          <w:lang w:val="en-US"/>
+        </w:rPr>
+      </w:pPr>
+      <w:r>
+        <w:rPr>
+          <w:rFonts w:ascii="Courier New" w:hAnsi="Courier New"/>
+          <w:sz w:val="22"/>
+          <w:szCs w:val="22"/>
+          <w:lang w:val="en-US"/>
+        </w:rPr>
+        <w:t xml:space="preserve">            </w:t>
+      </w:r>
+      <w:r>
+        <w:rPr>
+          <w:rFonts w:ascii="Courier New" w:hAnsi="Courier New"/>
+          <w:sz w:val="22"/>
+          <w:szCs w:val="22"/>
+          <w:lang w:val="en-US"/>
+        </w:rPr>
+        <w:t>counter++;</w:t>
+      </w:r>
+    </w:p>
+    <w:p>
+      <w:pPr>
+        <w:pStyle w:val="Normal"/>
+        <w:ind w:hanging="0" w:left="720" w:right="0"/>
+        <w:jc w:val="left"/>
+        <w:rPr>
+          <w:rFonts w:ascii="Courier New" w:hAnsi="Courier New"/>
+          <w:sz w:val="22"/>
+          <w:szCs w:val="22"/>
+          <w:lang w:val="en-US"/>
+        </w:rPr>
+      </w:pPr>
+      <w:r>
+        <w:rPr>
+          <w:rFonts w:ascii="Courier New" w:hAnsi="Courier New"/>
+          <w:sz w:val="22"/>
+          <w:szCs w:val="22"/>
+          <w:lang w:val="en-US"/>
+        </w:rPr>
+        <w:t xml:space="preserve">          </w:t>
+      </w:r>
+      <w:r>
+        <w:rPr>
+          <w:rFonts w:ascii="Courier New" w:hAnsi="Courier New"/>
+          <w:sz w:val="22"/>
+          <w:szCs w:val="22"/>
+          <w:lang w:val="en-US"/>
+        </w:rPr>
+        <w:t>return counter == 0;</w:t>
+      </w:r>
+    </w:p>
+    <w:p>
+      <w:pPr>
+        <w:pStyle w:val="Normal"/>
+        <w:ind w:hanging="0" w:left="720" w:right="0"/>
+        <w:jc w:val="left"/>
+        <w:rPr>
+          <w:rFonts w:ascii="Courier New" w:hAnsi="Courier New"/>
+          <w:sz w:val="22"/>
+          <w:szCs w:val="22"/>
+          <w:lang w:val="en-US"/>
+        </w:rPr>
+      </w:pPr>
+      <w:r>
+        <w:rPr>
+          <w:rFonts w:ascii="Courier New" w:hAnsi="Courier New"/>
+          <w:sz w:val="22"/>
+          <w:szCs w:val="22"/>
+          <w:lang w:val="en-US"/>
+        </w:rPr>
+        <w:t xml:space="preserve">        </w:t>
+      </w:r>
+      <w:r>
+        <w:rPr>
+          <w:rFonts w:ascii="Courier New" w:hAnsi="Courier New"/>
+          <w:sz w:val="22"/>
+          <w:szCs w:val="22"/>
+          <w:lang w:val="en-US"/>
+        </w:rPr>
+        <w:t>});</w:t>
+      </w:r>
+    </w:p>
+    <w:p>
+      <w:pPr>
+        <w:pStyle w:val="Normal"/>
+        <w:ind w:hanging="0" w:left="720" w:right="0"/>
+        <w:jc w:val="left"/>
+        <w:rPr>
+          <w:rFonts w:ascii="Courier New" w:hAnsi="Courier New"/>
+          <w:sz w:val="22"/>
+          <w:szCs w:val="22"/>
+          <w:lang w:val="en-US"/>
+        </w:rPr>
+      </w:pPr>
+      <w:r>
+        <w:rPr>
+          <w:rFonts w:ascii="Courier New" w:hAnsi="Courier New"/>
+          <w:sz w:val="22"/>
+          <w:szCs w:val="22"/>
+          <w:lang w:val="en-US"/>
+        </w:rPr>
+        <w:t xml:space="preserve">    </w:t>
+      </w:r>
+      <w:r>
+        <w:rPr>
+          <w:rFonts w:ascii="Courier New" w:hAnsi="Courier New"/>
+          <w:sz w:val="22"/>
+          <w:szCs w:val="22"/>
+          <w:lang w:val="en-US"/>
+        </w:rPr>
+        <w:t>if (questionMarkCorrespondingToTheLastColon == -1) {</w:t>
+      </w:r>
+    </w:p>
+    <w:p>
+      <w:pPr>
+        <w:pStyle w:val="Normal"/>
+        <w:ind w:hanging="0" w:left="720" w:right="0"/>
+        <w:jc w:val="left"/>
+        <w:rPr>
+          <w:rFonts w:ascii="Courier New" w:hAnsi="Courier New"/>
+          <w:sz w:val="22"/>
+          <w:szCs w:val="22"/>
+          <w:lang w:val="en-US"/>
+        </w:rPr>
+      </w:pPr>
+      <w:r>
+        <w:rPr>
+          <w:rFonts w:ascii="Courier New" w:hAnsi="Courier New"/>
+          <w:sz w:val="22"/>
+          <w:szCs w:val="22"/>
+          <w:lang w:val="en-US"/>
+        </w:rPr>
+        <w:t xml:space="preserve">      </w:t>
+      </w:r>
+      <w:r>
+        <w:rPr>
+          <w:rFonts w:ascii="Courier New" w:hAnsi="Courier New"/>
+          <w:sz w:val="22"/>
+          <w:szCs w:val="22"/>
+          <w:lang w:val="en-US"/>
+        </w:rPr>
+        <w:t>alert("Line #" + tokenized[lastColon].lineNumber +</w:t>
+      </w:r>
+    </w:p>
+    <w:p>
+      <w:pPr>
+        <w:pStyle w:val="Normal"/>
+        <w:ind w:hanging="0" w:left="720" w:right="0"/>
+        <w:jc w:val="left"/>
+        <w:rPr>
+          <w:rFonts w:ascii="Courier New" w:hAnsi="Courier New"/>
+          <w:sz w:val="22"/>
+          <w:szCs w:val="22"/>
+          <w:lang w:val="en-US"/>
+        </w:rPr>
+      </w:pPr>
+      <w:r>
+        <w:rPr>
+          <w:rFonts w:ascii="Courier New" w:hAnsi="Courier New"/>
+          <w:sz w:val="22"/>
+          <w:szCs w:val="22"/>
+          <w:lang w:val="en-US"/>
+        </w:rPr>
+        <w:t xml:space="preserve">            </w:t>
+      </w:r>
+      <w:r>
+        <w:rPr>
+          <w:rFonts w:ascii="Courier New" w:hAnsi="Courier New"/>
+          <w:sz w:val="22"/>
+          <w:szCs w:val="22"/>
+          <w:lang w:val="en-US"/>
+        </w:rPr>
+        <w:t>": There is a colon without a matching question mark before it!");</w:t>
+      </w:r>
+    </w:p>
+    <w:p>
+      <w:pPr>
+        <w:pStyle w:val="Normal"/>
+        <w:ind w:hanging="0" w:left="720" w:right="0"/>
+        <w:jc w:val="left"/>
+        <w:rPr>
+          <w:rFonts w:ascii="Courier New" w:hAnsi="Courier New"/>
+          <w:sz w:val="22"/>
+          <w:szCs w:val="22"/>
+          <w:lang w:val="en-US"/>
+        </w:rPr>
+      </w:pPr>
+      <w:r>
+        <w:rPr>
+          <w:rFonts w:ascii="Courier New" w:hAnsi="Courier New"/>
+          <w:sz w:val="22"/>
+          <w:szCs w:val="22"/>
+          <w:lang w:val="en-US"/>
+        </w:rPr>
+        <w:t xml:space="preserve">      </w:t>
+      </w:r>
+      <w:r>
+        <w:rPr>
+          <w:rFonts w:ascii="Courier New" w:hAnsi="Courier New"/>
+          <w:sz w:val="22"/>
+          <w:szCs w:val="22"/>
+          <w:lang w:val="en-US"/>
+        </w:rPr>
+        <w:t>return root_of_abstract_syntax_tree;</w:t>
+      </w:r>
+    </w:p>
+    <w:p>
+      <w:pPr>
+        <w:pStyle w:val="Normal"/>
+        <w:ind w:hanging="0" w:left="720" w:right="0"/>
+        <w:jc w:val="left"/>
+        <w:rPr>
+          <w:rFonts w:ascii="Courier New" w:hAnsi="Courier New"/>
+          <w:sz w:val="22"/>
+          <w:szCs w:val="22"/>
+          <w:lang w:val="en-US"/>
+        </w:rPr>
+      </w:pPr>
+      <w:r>
+        <w:rPr>
+          <w:rFonts w:ascii="Courier New" w:hAnsi="Courier New"/>
+          <w:sz w:val="22"/>
+          <w:szCs w:val="22"/>
+          <w:lang w:val="en-US"/>
+        </w:rPr>
+        <w:t xml:space="preserve">    </w:t>
+      </w:r>
+      <w:r>
+        <w:rPr>
+          <w:rFonts w:ascii="Courier New" w:hAnsi="Courier New"/>
+          <w:sz w:val="22"/>
+          <w:szCs w:val="22"/>
+          <w:lang w:val="en-US"/>
+        </w:rPr>
+        <w:t>}</w:t>
+      </w:r>
+    </w:p>
+    <w:p>
+      <w:pPr>
+        <w:pStyle w:val="Normal"/>
+        <w:ind w:hanging="0" w:left="720" w:right="0"/>
+        <w:jc w:val="left"/>
+        <w:rPr>
+          <w:rFonts w:ascii="Courier New" w:hAnsi="Courier New"/>
+          <w:sz w:val="22"/>
+          <w:szCs w:val="22"/>
+          <w:lang w:val="en-US"/>
+        </w:rPr>
+      </w:pPr>
+      <w:r>
+        <w:rPr>
+          <w:rFonts w:ascii="Courier New" w:hAnsi="Courier New"/>
+          <w:sz w:val="22"/>
+          <w:szCs w:val="22"/>
+          <w:lang w:val="en-US"/>
+        </w:rPr>
+        <w:t xml:space="preserve">    </w:t>
+      </w:r>
+      <w:r>
+        <w:rPr>
+          <w:rFonts w:ascii="Courier New" w:hAnsi="Courier New"/>
+          <w:sz w:val="22"/>
+          <w:szCs w:val="22"/>
+          <w:lang w:val="en-US"/>
+        </w:rPr>
+        <w:t>console.log("DEBUG: The corresponding question mark is at the index: " +</w:t>
+      </w:r>
+    </w:p>
+    <w:p>
+      <w:pPr>
+        <w:pStyle w:val="Normal"/>
+        <w:ind w:hanging="0" w:left="720" w:right="0"/>
+        <w:jc w:val="left"/>
+        <w:rPr>
+          <w:rFonts w:ascii="Courier New" w:hAnsi="Courier New"/>
+          <w:sz w:val="22"/>
+          <w:szCs w:val="22"/>
+          <w:lang w:val="en-US"/>
+        </w:rPr>
+      </w:pPr>
+      <w:r>
+        <w:rPr>
+          <w:rFonts w:ascii="Courier New" w:hAnsi="Courier New"/>
+          <w:sz w:val="22"/>
+          <w:szCs w:val="22"/>
+          <w:lang w:val="en-US"/>
+        </w:rPr>
+        <w:t xml:space="preserve">                </w:t>
+      </w:r>
+      <w:r>
+        <w:rPr>
+          <w:rFonts w:ascii="Courier New" w:hAnsi="Courier New"/>
+          <w:sz w:val="22"/>
+          <w:szCs w:val="22"/>
+          <w:lang w:val="en-US"/>
+        </w:rPr>
+        <w:t>questionMarkCorrespondingToTheLastColon);</w:t>
+      </w:r>
+    </w:p>
+    <w:p>
+      <w:pPr>
+        <w:pStyle w:val="Normal"/>
+        <w:ind w:hanging="0" w:left="720" w:right="0"/>
+        <w:jc w:val="left"/>
+        <w:rPr>
+          <w:rFonts w:ascii="Courier New" w:hAnsi="Courier New"/>
+          <w:sz w:val="22"/>
+          <w:szCs w:val="22"/>
+          <w:lang w:val="en-US"/>
+        </w:rPr>
+      </w:pPr>
+      <w:r>
+        <w:rPr>
+          <w:rFonts w:ascii="Courier New" w:hAnsi="Courier New"/>
+          <w:sz w:val="22"/>
+          <w:szCs w:val="22"/>
+          <w:lang w:val="en-US"/>
+        </w:rPr>
+        <w:t xml:space="preserve">    </w:t>
+      </w:r>
+      <w:r>
+        <w:rPr>
+          <w:rFonts w:ascii="Courier New" w:hAnsi="Courier New"/>
+          <w:sz w:val="22"/>
+          <w:szCs w:val="22"/>
+          <w:lang w:val="en-US"/>
+        </w:rPr>
+        <w:t>if (questionMarkCorrespondingToTheLastColon == 0) {</w:t>
+      </w:r>
+    </w:p>
+    <w:p>
+      <w:pPr>
+        <w:pStyle w:val="Normal"/>
+        <w:ind w:hanging="0" w:left="720" w:right="0"/>
+        <w:jc w:val="left"/>
+        <w:rPr>
+          <w:rFonts w:ascii="Courier New" w:hAnsi="Courier New"/>
+          <w:sz w:val="22"/>
+          <w:szCs w:val="22"/>
+          <w:lang w:val="en-US"/>
+        </w:rPr>
+      </w:pPr>
+      <w:r>
+        <w:rPr>
+          <w:rFonts w:ascii="Courier New" w:hAnsi="Courier New"/>
+          <w:sz w:val="22"/>
+          <w:szCs w:val="22"/>
+          <w:lang w:val="en-US"/>
+        </w:rPr>
+        <w:t xml:space="preserve">      </w:t>
+      </w:r>
+      <w:r>
+        <w:rPr>
+          <w:rFonts w:ascii="Courier New" w:hAnsi="Courier New"/>
+          <w:sz w:val="22"/>
+          <w:szCs w:val="22"/>
+          <w:lang w:val="en-US"/>
+        </w:rPr>
+        <w:t>alert(</w:t>
+      </w:r>
+    </w:p>
+    <w:p>
+      <w:pPr>
+        <w:pStyle w:val="Normal"/>
+        <w:ind w:hanging="0" w:left="720" w:right="0"/>
+        <w:jc w:val="left"/>
+        <w:rPr>
+          <w:rFonts w:ascii="Courier New" w:hAnsi="Courier New"/>
+          <w:sz w:val="22"/>
+          <w:szCs w:val="22"/>
+          <w:lang w:val="en-US"/>
+        </w:rPr>
+      </w:pPr>
+      <w:r>
+        <w:rPr>
+          <w:rFonts w:ascii="Courier New" w:hAnsi="Courier New"/>
+          <w:sz w:val="22"/>
+          <w:szCs w:val="22"/>
+          <w:lang w:val="en-US"/>
+        </w:rPr>
+        <w:t xml:space="preserve">          </w:t>
+      </w:r>
+      <w:r>
+        <w:rPr>
+          <w:rFonts w:ascii="Courier New" w:hAnsi="Courier New"/>
+          <w:sz w:val="22"/>
+          <w:szCs w:val="22"/>
+          <w:lang w:val="en-US"/>
+        </w:rPr>
+        <w:t>"Line #" +</w:t>
+      </w:r>
+    </w:p>
+    <w:p>
+      <w:pPr>
+        <w:pStyle w:val="Normal"/>
+        <w:ind w:hanging="0" w:left="720" w:right="0"/>
+        <w:jc w:val="left"/>
+        <w:rPr>
+          <w:rFonts w:ascii="Courier New" w:hAnsi="Courier New"/>
+          <w:sz w:val="22"/>
+          <w:szCs w:val="22"/>
+          <w:lang w:val="en-US"/>
+        </w:rPr>
+      </w:pPr>
+      <w:r>
+        <w:rPr>
+          <w:rFonts w:ascii="Courier New" w:hAnsi="Courier New"/>
+          <w:sz w:val="22"/>
+          <w:szCs w:val="22"/>
+          <w:lang w:val="en-US"/>
+        </w:rPr>
+        <w:t xml:space="preserve">          </w:t>
+      </w:r>
+      <w:r>
+        <w:rPr>
+          <w:rFonts w:ascii="Courier New" w:hAnsi="Courier New"/>
+          <w:sz w:val="22"/>
+          <w:szCs w:val="22"/>
+          <w:lang w:val="en-US"/>
+        </w:rPr>
+        <w:t>tokenized[questionMarkCorrespondingToTheLastColon].lineNumber +</w:t>
+      </w:r>
+    </w:p>
+    <w:p>
+      <w:pPr>
+        <w:pStyle w:val="Normal"/>
+        <w:ind w:hanging="0" w:left="720" w:right="0"/>
+        <w:jc w:val="left"/>
+        <w:rPr>
+          <w:rFonts w:ascii="Courier New" w:hAnsi="Courier New"/>
+          <w:sz w:val="22"/>
+          <w:szCs w:val="22"/>
+          <w:lang w:val="en-US"/>
+        </w:rPr>
+      </w:pPr>
+      <w:r>
+        <w:rPr>
+          <w:rFonts w:ascii="Courier New" w:hAnsi="Courier New"/>
+          <w:sz w:val="22"/>
+          <w:szCs w:val="22"/>
+          <w:lang w:val="en-US"/>
+        </w:rPr>
+        <w:t xml:space="preserve">          </w:t>
+      </w:r>
+      <w:r>
+        <w:rPr>
+          <w:rFonts w:ascii="Courier New" w:hAnsi="Courier New"/>
+          <w:sz w:val="22"/>
+          <w:szCs w:val="22"/>
+          <w:lang w:val="en-US"/>
+        </w:rPr>
+        <w:t>": The ternary conditional operator has no first argument (the condition).");</w:t>
+      </w:r>
+    </w:p>
+    <w:p>
+      <w:pPr>
+        <w:pStyle w:val="Normal"/>
+        <w:ind w:hanging="0" w:left="720" w:right="0"/>
+        <w:jc w:val="left"/>
+        <w:rPr>
+          <w:rFonts w:ascii="Courier New" w:hAnsi="Courier New"/>
+          <w:sz w:val="22"/>
+          <w:szCs w:val="22"/>
+          <w:lang w:val="en-US"/>
+        </w:rPr>
+      </w:pPr>
+      <w:r>
+        <w:rPr>
+          <w:rFonts w:ascii="Courier New" w:hAnsi="Courier New"/>
+          <w:sz w:val="22"/>
+          <w:szCs w:val="22"/>
+          <w:lang w:val="en-US"/>
+        </w:rPr>
+        <w:t xml:space="preserve">      </w:t>
+      </w:r>
+      <w:r>
+        <w:rPr>
+          <w:rFonts w:ascii="Courier New" w:hAnsi="Courier New"/>
+          <w:sz w:val="22"/>
+          <w:szCs w:val="22"/>
+          <w:lang w:val="en-US"/>
+        </w:rPr>
+        <w:t>return root_of_abstract_syntax_tree;</w:t>
+      </w:r>
+    </w:p>
+    <w:p>
+      <w:pPr>
+        <w:pStyle w:val="Normal"/>
+        <w:ind w:hanging="0" w:left="720" w:right="0"/>
+        <w:jc w:val="left"/>
+        <w:rPr>
+          <w:rFonts w:ascii="Courier New" w:hAnsi="Courier New"/>
+          <w:sz w:val="22"/>
+          <w:szCs w:val="22"/>
+          <w:lang w:val="en-US"/>
+        </w:rPr>
+      </w:pPr>
+      <w:r>
+        <w:rPr>
+          <w:rFonts w:ascii="Courier New" w:hAnsi="Courier New"/>
+          <w:sz w:val="22"/>
+          <w:szCs w:val="22"/>
+          <w:lang w:val="en-US"/>
+        </w:rPr>
+        <w:t xml:space="preserve">    </w:t>
+      </w:r>
+      <w:r>
+        <w:rPr>
+          <w:rFonts w:ascii="Courier New" w:hAnsi="Courier New"/>
+          <w:sz w:val="22"/>
+          <w:szCs w:val="22"/>
+          <w:lang w:val="en-US"/>
+        </w:rPr>
+        <w:t>}</w:t>
+      </w:r>
+    </w:p>
+    <w:p>
+      <w:pPr>
+        <w:pStyle w:val="Normal"/>
+        <w:ind w:hanging="0" w:left="720" w:right="0"/>
+        <w:jc w:val="left"/>
+        <w:rPr>
+          <w:rFonts w:ascii="Courier New" w:hAnsi="Courier New"/>
+          <w:sz w:val="22"/>
+          <w:szCs w:val="22"/>
+          <w:lang w:val="en-US"/>
+        </w:rPr>
+      </w:pPr>
+      <w:r>
+        <w:rPr>
+          <w:rFonts w:ascii="Courier New" w:hAnsi="Courier New"/>
+          <w:sz w:val="22"/>
+          <w:szCs w:val="22"/>
+          <w:lang w:val="en-US"/>
+        </w:rPr>
+        <w:t xml:space="preserve">    </w:t>
+      </w:r>
+      <w:r>
+        <w:rPr>
+          <w:rFonts w:ascii="Courier New" w:hAnsi="Courier New"/>
+          <w:sz w:val="22"/>
+          <w:szCs w:val="22"/>
+          <w:lang w:val="en-US"/>
+        </w:rPr>
+        <w:t>let nodesThatRecursionDealsWith =</w:t>
+      </w:r>
+    </w:p>
+    <w:p>
+      <w:pPr>
+        <w:pStyle w:val="Normal"/>
+        <w:ind w:hanging="0" w:left="720" w:right="0"/>
+        <w:jc w:val="left"/>
+        <w:rPr>
+          <w:rFonts w:ascii="Courier New" w:hAnsi="Courier New"/>
+          <w:sz w:val="22"/>
+          <w:szCs w:val="22"/>
+          <w:lang w:val="en-US"/>
+        </w:rPr>
+      </w:pPr>
+      <w:r>
+        <w:rPr>
+          <w:rFonts w:ascii="Courier New" w:hAnsi="Courier New"/>
+          <w:sz w:val="22"/>
+          <w:szCs w:val="22"/>
+          <w:lang w:val="en-US"/>
+        </w:rPr>
+        <w:t xml:space="preserve">        </w:t>
+      </w:r>
+      <w:r>
+        <w:rPr>
+          <w:rFonts w:ascii="Courier New" w:hAnsi="Courier New"/>
+          <w:sz w:val="22"/>
+          <w:szCs w:val="22"/>
+          <w:lang w:val="en-US"/>
+        </w:rPr>
+        <w:t>tokenized.slice(questionMarkCorrespondingToTheLastColon + 1, lastColon);</w:t>
+      </w:r>
+    </w:p>
+    <w:p>
+      <w:pPr>
+        <w:pStyle w:val="Normal"/>
+        <w:ind w:hanging="0" w:left="720" w:right="0"/>
+        <w:jc w:val="left"/>
+        <w:rPr>
+          <w:rFonts w:ascii="Courier New" w:hAnsi="Courier New"/>
+          <w:sz w:val="22"/>
+          <w:szCs w:val="22"/>
+          <w:lang w:val="en-US"/>
+        </w:rPr>
+      </w:pPr>
+      <w:r>
+        <w:rPr>
+          <w:rFonts w:ascii="Courier New" w:hAnsi="Courier New"/>
+          <w:sz w:val="22"/>
+          <w:szCs w:val="22"/>
+          <w:lang w:val="en-US"/>
+        </w:rPr>
+        <w:t xml:space="preserve">    </w:t>
+      </w:r>
+      <w:r>
+        <w:rPr>
+          <w:rFonts w:ascii="Courier New" w:hAnsi="Courier New"/>
+          <w:sz w:val="22"/>
+          <w:szCs w:val="22"/>
+          <w:lang w:val="en-US"/>
+        </w:rPr>
+        <w:t>tokenized[questionMarkCorrespondingToTheLastColon].text = "?:";</w:t>
+      </w:r>
+    </w:p>
+    <w:p>
+      <w:pPr>
+        <w:pStyle w:val="Normal"/>
+        <w:ind w:hanging="0" w:left="720" w:right="0"/>
+        <w:jc w:val="left"/>
+        <w:rPr>
+          <w:rFonts w:ascii="Courier New" w:hAnsi="Courier New"/>
+          <w:sz w:val="22"/>
+          <w:szCs w:val="22"/>
+          <w:lang w:val="en-US"/>
+        </w:rPr>
+      </w:pPr>
+      <w:r>
+        <w:rPr>
+          <w:rFonts w:ascii="Courier New" w:hAnsi="Courier New"/>
+          <w:sz w:val="22"/>
+          <w:szCs w:val="22"/>
+          <w:lang w:val="en-US"/>
+        </w:rPr>
+        <w:t xml:space="preserve">    </w:t>
+      </w:r>
+      <w:r>
+        <w:rPr>
+          <w:rFonts w:ascii="Courier New" w:hAnsi="Courier New"/>
+          <w:sz w:val="22"/>
+          <w:szCs w:val="22"/>
+          <w:lang w:val="en-US"/>
+        </w:rPr>
+        <w:t>tokenized[questionMarkCorrespondingToTheLastColon].children.push(</w:t>
+      </w:r>
+    </w:p>
+    <w:p>
+      <w:pPr>
+        <w:pStyle w:val="Normal"/>
+        <w:ind w:hanging="0" w:left="720" w:right="0"/>
+        <w:jc w:val="left"/>
+        <w:rPr>
+          <w:rFonts w:ascii="Courier New" w:hAnsi="Courier New"/>
+          <w:sz w:val="22"/>
+          <w:szCs w:val="22"/>
+          <w:lang w:val="en-US"/>
+        </w:rPr>
+      </w:pPr>
+      <w:r>
+        <w:rPr>
+          <w:rFonts w:ascii="Courier New" w:hAnsi="Courier New"/>
+          <w:sz w:val="22"/>
+          <w:szCs w:val="22"/>
+          <w:lang w:val="en-US"/>
+        </w:rPr>
+        <w:t xml:space="preserve">        </w:t>
+      </w:r>
+      <w:r>
+        <w:rPr>
+          <w:rFonts w:ascii="Courier New" w:hAnsi="Courier New"/>
+          <w:sz w:val="22"/>
+          <w:szCs w:val="22"/>
+          <w:lang w:val="en-US"/>
+        </w:rPr>
+        <w:t>tokenized[questionMarkCorrespondingToTheLastColon - 1]);</w:t>
+      </w:r>
+    </w:p>
+    <w:p>
+      <w:pPr>
+        <w:pStyle w:val="Normal"/>
+        <w:ind w:hanging="0" w:left="720" w:right="0"/>
+        <w:jc w:val="left"/>
+        <w:rPr>
+          <w:rFonts w:ascii="Courier New" w:hAnsi="Courier New"/>
+          <w:sz w:val="22"/>
+          <w:szCs w:val="22"/>
+          <w:lang w:val="en-US"/>
+        </w:rPr>
+      </w:pPr>
+      <w:r>
+        <w:rPr>
+          <w:rFonts w:ascii="Courier New" w:hAnsi="Courier New"/>
+          <w:sz w:val="22"/>
+          <w:szCs w:val="22"/>
+          <w:lang w:val="en-US"/>
+        </w:rPr>
+        <w:t xml:space="preserve">    </w:t>
+      </w:r>
+      <w:r>
+        <w:rPr>
+          <w:rFonts w:ascii="Courier New" w:hAnsi="Courier New"/>
+          <w:sz w:val="22"/>
+          <w:szCs w:val="22"/>
+          <w:lang w:val="en-US"/>
+        </w:rPr>
+        <w:t>const whatTheRecursionReturned = parse(nodesThatRecursionDealsWith);</w:t>
+      </w:r>
+    </w:p>
+    <w:p>
+      <w:pPr>
+        <w:pStyle w:val="Normal"/>
+        <w:ind w:hanging="0" w:left="720" w:right="0"/>
+        <w:jc w:val="left"/>
+        <w:rPr>
+          <w:rFonts w:ascii="Courier New" w:hAnsi="Courier New"/>
+          <w:sz w:val="22"/>
+          <w:szCs w:val="22"/>
+          <w:lang w:val="en-US"/>
+        </w:rPr>
+      </w:pPr>
+      <w:r>
+        <w:rPr>
+          <w:rFonts w:ascii="Courier New" w:hAnsi="Courier New"/>
+          <w:sz w:val="22"/>
+          <w:szCs w:val="22"/>
+          <w:lang w:val="en-US"/>
+        </w:rPr>
+        <w:t xml:space="preserve">    </w:t>
+      </w:r>
+      <w:r>
+        <w:rPr>
+          <w:rFonts w:ascii="Courier New" w:hAnsi="Courier New"/>
+          <w:sz w:val="22"/>
+          <w:szCs w:val="22"/>
+          <w:lang w:val="en-US"/>
+        </w:rPr>
+        <w:t>if (whatTheRecursionReturned.children.length &gt; 1) {</w:t>
+      </w:r>
+    </w:p>
+    <w:p>
+      <w:pPr>
+        <w:pStyle w:val="Normal"/>
+        <w:ind w:hanging="0" w:left="720" w:right="0"/>
+        <w:jc w:val="left"/>
+        <w:rPr>
+          <w:rFonts w:ascii="Courier New" w:hAnsi="Courier New"/>
+          <w:sz w:val="22"/>
+          <w:szCs w:val="22"/>
+          <w:lang w:val="en-US"/>
+        </w:rPr>
+      </w:pPr>
+      <w:r>
+        <w:rPr>
+          <w:rFonts w:ascii="Courier New" w:hAnsi="Courier New"/>
+          <w:sz w:val="22"/>
+          <w:szCs w:val="22"/>
+          <w:lang w:val="en-US"/>
+        </w:rPr>
+        <w:t xml:space="preserve">      </w:t>
+      </w:r>
+      <w:r>
+        <w:rPr>
+          <w:rFonts w:ascii="Courier New" w:hAnsi="Courier New"/>
+          <w:sz w:val="22"/>
+          <w:szCs w:val="22"/>
+          <w:lang w:val="en-US"/>
+        </w:rPr>
+        <w:t>alert("Line #" + whatTheRecursionReturned.children[1].lineNumber +</w:t>
+      </w:r>
+    </w:p>
+    <w:p>
+      <w:pPr>
+        <w:pStyle w:val="Normal"/>
+        <w:ind w:hanging="0" w:left="720" w:right="0"/>
+        <w:jc w:val="left"/>
+        <w:rPr>
+          <w:rFonts w:ascii="Courier New" w:hAnsi="Courier New"/>
+          <w:sz w:val="22"/>
+          <w:szCs w:val="22"/>
+          <w:lang w:val="en-US"/>
+        </w:rPr>
+      </w:pPr>
+      <w:r>
+        <w:rPr>
+          <w:rFonts w:ascii="Courier New" w:hAnsi="Courier New"/>
+          <w:sz w:val="22"/>
+          <w:szCs w:val="22"/>
+          <w:lang w:val="en-US"/>
+        </w:rPr>
+        <w:t xml:space="preserve">            </w:t>
+      </w:r>
+      <w:r>
+        <w:rPr>
+          <w:rFonts w:ascii="Courier New" w:hAnsi="Courier New"/>
+          <w:sz w:val="22"/>
+          <w:szCs w:val="22"/>
+          <w:lang w:val="en-US"/>
+        </w:rPr>
+        <w:t>": Unexpected token `" + whatTheRecursionReturned.children[1].text +</w:t>
+      </w:r>
+    </w:p>
+    <w:p>
+      <w:pPr>
+        <w:pStyle w:val="Normal"/>
+        <w:ind w:hanging="0" w:left="720" w:right="0"/>
+        <w:jc w:val="left"/>
+        <w:rPr>
+          <w:rFonts w:ascii="Courier New" w:hAnsi="Courier New"/>
+          <w:sz w:val="22"/>
+          <w:szCs w:val="22"/>
+          <w:lang w:val="en-US"/>
+        </w:rPr>
+      </w:pPr>
+      <w:r>
+        <w:rPr>
+          <w:rFonts w:ascii="Courier New" w:hAnsi="Courier New"/>
+          <w:sz w:val="22"/>
+          <w:szCs w:val="22"/>
+          <w:lang w:val="en-US"/>
+        </w:rPr>
+        <w:t xml:space="preserve">            </w:t>
+      </w:r>
+      <w:r>
+        <w:rPr>
+          <w:rFonts w:ascii="Courier New" w:hAnsi="Courier New"/>
+          <w:sz w:val="22"/>
+          <w:szCs w:val="22"/>
+          <w:lang w:val="en-US"/>
+        </w:rPr>
+        <w:t>"`!");</w:t>
+      </w:r>
+    </w:p>
+    <w:p>
+      <w:pPr>
+        <w:pStyle w:val="Normal"/>
+        <w:ind w:hanging="0" w:left="720" w:right="0"/>
+        <w:jc w:val="left"/>
+        <w:rPr>
+          <w:rFonts w:ascii="Courier New" w:hAnsi="Courier New"/>
+          <w:sz w:val="22"/>
+          <w:szCs w:val="22"/>
+          <w:lang w:val="en-US"/>
+        </w:rPr>
+      </w:pPr>
+      <w:r>
+        <w:rPr>
+          <w:rFonts w:ascii="Courier New" w:hAnsi="Courier New"/>
+          <w:sz w:val="22"/>
+          <w:szCs w:val="22"/>
+          <w:lang w:val="en-US"/>
+        </w:rPr>
+        <w:t xml:space="preserve">      </w:t>
+      </w:r>
+      <w:r>
+        <w:rPr>
+          <w:rFonts w:ascii="Courier New" w:hAnsi="Courier New"/>
+          <w:sz w:val="22"/>
+          <w:szCs w:val="22"/>
+          <w:lang w:val="en-US"/>
+        </w:rPr>
+        <w:t>return root_of_abstract_syntax_tree;</w:t>
+      </w:r>
+    </w:p>
+    <w:p>
+      <w:pPr>
+        <w:pStyle w:val="Normal"/>
+        <w:ind w:hanging="0" w:left="720" w:right="0"/>
+        <w:jc w:val="left"/>
+        <w:rPr>
+          <w:rFonts w:ascii="Courier New" w:hAnsi="Courier New"/>
+          <w:sz w:val="22"/>
+          <w:szCs w:val="22"/>
+          <w:lang w:val="en-US"/>
+        </w:rPr>
+      </w:pPr>
+      <w:r>
+        <w:rPr>
+          <w:rFonts w:ascii="Courier New" w:hAnsi="Courier New"/>
+          <w:sz w:val="22"/>
+          <w:szCs w:val="22"/>
+          <w:lang w:val="en-US"/>
+        </w:rPr>
+        <w:t xml:space="preserve">    </w:t>
+      </w:r>
+      <w:r>
+        <w:rPr>
+          <w:rFonts w:ascii="Courier New" w:hAnsi="Courier New"/>
+          <w:sz w:val="22"/>
+          <w:szCs w:val="22"/>
+          <w:lang w:val="en-US"/>
+        </w:rPr>
+        <w:t>}</w:t>
+      </w:r>
+    </w:p>
+    <w:p>
+      <w:pPr>
+        <w:pStyle w:val="Normal"/>
+        <w:ind w:hanging="0" w:left="720" w:right="0"/>
+        <w:jc w:val="left"/>
+        <w:rPr>
+          <w:rFonts w:ascii="Courier New" w:hAnsi="Courier New"/>
+          <w:sz w:val="22"/>
+          <w:szCs w:val="22"/>
+          <w:lang w:val="en-US"/>
+        </w:rPr>
+      </w:pPr>
+      <w:r>
+        <w:rPr>
+          <w:rFonts w:ascii="Courier New" w:hAnsi="Courier New"/>
+          <w:sz w:val="22"/>
+          <w:szCs w:val="22"/>
+          <w:lang w:val="en-US"/>
+        </w:rPr>
+        <w:t xml:space="preserve">    </w:t>
+      </w:r>
+      <w:r>
+        <w:rPr>
+          <w:rFonts w:ascii="Courier New" w:hAnsi="Courier New"/>
+          <w:sz w:val="22"/>
+          <w:szCs w:val="22"/>
+          <w:lang w:val="en-US"/>
+        </w:rPr>
+        <w:t>tokenized[questionMarkCorrespondingToTheLastColon].children.push(</w:t>
+      </w:r>
+    </w:p>
+    <w:p>
+      <w:pPr>
+        <w:pStyle w:val="Normal"/>
+        <w:ind w:hanging="0" w:left="720" w:right="0"/>
+        <w:jc w:val="left"/>
+        <w:rPr>
+          <w:rFonts w:ascii="Courier New" w:hAnsi="Courier New"/>
+          <w:sz w:val="22"/>
+          <w:szCs w:val="22"/>
+          <w:lang w:val="en-US"/>
+        </w:rPr>
+      </w:pPr>
+      <w:r>
+        <w:rPr>
+          <w:rFonts w:ascii="Courier New" w:hAnsi="Courier New"/>
+          <w:sz w:val="22"/>
+          <w:szCs w:val="22"/>
+          <w:lang w:val="en-US"/>
+        </w:rPr>
+        <w:t xml:space="preserve">        </w:t>
+      </w:r>
+      <w:r>
+        <w:rPr>
+          <w:rFonts w:ascii="Courier New" w:hAnsi="Courier New"/>
+          <w:sz w:val="22"/>
+          <w:szCs w:val="22"/>
+          <w:lang w:val="en-US"/>
+        </w:rPr>
+        <w:t>whatTheRecursionReturned.children[0]);</w:t>
+      </w:r>
+    </w:p>
+    <w:p>
+      <w:pPr>
+        <w:pStyle w:val="Normal"/>
+        <w:ind w:hanging="0" w:left="720" w:right="0"/>
+        <w:jc w:val="left"/>
+        <w:rPr>
+          <w:rFonts w:ascii="Courier New" w:hAnsi="Courier New"/>
+          <w:sz w:val="22"/>
+          <w:szCs w:val="22"/>
+          <w:lang w:val="en-US"/>
+        </w:rPr>
+      </w:pPr>
+      <w:r>
+        <w:rPr>
+          <w:rFonts w:ascii="Courier New" w:hAnsi="Courier New"/>
+          <w:sz w:val="22"/>
+          <w:szCs w:val="22"/>
+          <w:lang w:val="en-US"/>
+        </w:rPr>
+        <w:t xml:space="preserve">    </w:t>
+      </w:r>
+      <w:r>
+        <w:rPr>
+          <w:rFonts w:ascii="Courier New" w:hAnsi="Courier New"/>
+          <w:sz w:val="22"/>
+          <w:szCs w:val="22"/>
+          <w:lang w:val="en-US"/>
+        </w:rPr>
+        <w:t>tokenized[questionMarkCorrespondingToTheLastColon].children.push(</w:t>
+      </w:r>
+    </w:p>
+    <w:p>
+      <w:pPr>
+        <w:pStyle w:val="Normal"/>
+        <w:ind w:hanging="0" w:left="720" w:right="0"/>
+        <w:jc w:val="left"/>
+        <w:rPr>
+          <w:rFonts w:ascii="Courier New" w:hAnsi="Courier New"/>
+          <w:sz w:val="22"/>
+          <w:szCs w:val="22"/>
+          <w:lang w:val="en-US"/>
+        </w:rPr>
+      </w:pPr>
+      <w:r>
+        <w:rPr>
+          <w:rFonts w:ascii="Courier New" w:hAnsi="Courier New"/>
+          <w:sz w:val="22"/>
+          <w:szCs w:val="22"/>
+          <w:lang w:val="en-US"/>
+        </w:rPr>
+        <w:t xml:space="preserve">        </w:t>
+      </w:r>
+      <w:r>
+        <w:rPr>
+          <w:rFonts w:ascii="Courier New" w:hAnsi="Courier New"/>
+          <w:sz w:val="22"/>
+          <w:szCs w:val="22"/>
+          <w:lang w:val="en-US"/>
+        </w:rPr>
+        <w:t>tokenized[lastColon + 1]);</w:t>
+      </w:r>
+    </w:p>
+    <w:p>
+      <w:pPr>
+        <w:pStyle w:val="Normal"/>
+        <w:ind w:hanging="0" w:left="720" w:right="0"/>
+        <w:jc w:val="left"/>
+        <w:rPr>
+          <w:rFonts w:ascii="Courier New" w:hAnsi="Courier New"/>
+          <w:sz w:val="22"/>
+          <w:szCs w:val="22"/>
+          <w:lang w:val="en-US"/>
+        </w:rPr>
+      </w:pPr>
+      <w:r>
+        <w:rPr>
+          <w:rFonts w:ascii="Courier New" w:hAnsi="Courier New"/>
+          <w:sz w:val="22"/>
+          <w:szCs w:val="22"/>
+          <w:lang w:val="en-US"/>
+        </w:rPr>
+        <w:t xml:space="preserve">    </w:t>
+      </w:r>
+      <w:r>
+        <w:rPr>
+          <w:rFonts w:ascii="Courier New" w:hAnsi="Courier New"/>
+          <w:sz w:val="22"/>
+          <w:szCs w:val="22"/>
+          <w:lang w:val="en-US"/>
+        </w:rPr>
+        <w:t>console.log(</w:t>
+      </w:r>
+    </w:p>
+    <w:p>
+      <w:pPr>
+        <w:pStyle w:val="Normal"/>
+        <w:ind w:hanging="0" w:left="720" w:right="0"/>
+        <w:jc w:val="left"/>
+        <w:rPr>
+          <w:rFonts w:ascii="Courier New" w:hAnsi="Courier New"/>
+          <w:sz w:val="22"/>
+          <w:szCs w:val="22"/>
+          <w:lang w:val="en-US"/>
+        </w:rPr>
+      </w:pPr>
+      <w:r>
+        <w:rPr>
+          <w:rFonts w:ascii="Courier New" w:hAnsi="Courier New"/>
+          <w:sz w:val="22"/>
+          <w:szCs w:val="22"/>
+          <w:lang w:val="en-US"/>
+        </w:rPr>
+        <w:t xml:space="preserve">        </w:t>
+      </w:r>
+      <w:r>
+        <w:rPr>
+          <w:rFonts w:ascii="Courier New" w:hAnsi="Courier New"/>
+          <w:sz w:val="22"/>
+          <w:szCs w:val="22"/>
+          <w:lang w:val="en-US"/>
+        </w:rPr>
+        <w:t>"DEBUG: The ternary conditional operator converted to LISP is: " +</w:t>
+      </w:r>
+    </w:p>
+    <w:p>
+      <w:pPr>
+        <w:pStyle w:val="Normal"/>
+        <w:ind w:hanging="0" w:left="720" w:right="0"/>
+        <w:jc w:val="left"/>
+        <w:rPr>
+          <w:rFonts w:ascii="Courier New" w:hAnsi="Courier New"/>
+          <w:sz w:val="22"/>
+          <w:szCs w:val="22"/>
+          <w:lang w:val="en-US"/>
+        </w:rPr>
+      </w:pPr>
+      <w:r>
+        <w:rPr>
+          <w:rFonts w:ascii="Courier New" w:hAnsi="Courier New"/>
+          <w:sz w:val="22"/>
+          <w:szCs w:val="22"/>
+          <w:lang w:val="en-US"/>
+        </w:rPr>
+        <w:t xml:space="preserve">        </w:t>
+      </w:r>
+      <w:r>
+        <w:rPr>
+          <w:rFonts w:ascii="Courier New" w:hAnsi="Courier New"/>
+          <w:sz w:val="22"/>
+          <w:szCs w:val="22"/>
+          <w:lang w:val="en-US"/>
+        </w:rPr>
+        <w:t>tokenized[questionMarkCorrespondingToTheLastColon].getLispExpression());</w:t>
+      </w:r>
+    </w:p>
+    <w:p>
+      <w:pPr>
+        <w:pStyle w:val="Normal"/>
+        <w:ind w:hanging="0" w:left="720" w:right="0"/>
+        <w:jc w:val="left"/>
+        <w:rPr>
+          <w:rFonts w:ascii="Courier New" w:hAnsi="Courier New"/>
+          <w:sz w:val="22"/>
+          <w:szCs w:val="22"/>
+          <w:lang w:val="en-US"/>
+        </w:rPr>
+      </w:pPr>
+      <w:r>
+        <w:rPr>
+          <w:rFonts w:ascii="Courier New" w:hAnsi="Courier New"/>
+          <w:sz w:val="22"/>
+          <w:szCs w:val="22"/>
+          <w:lang w:val="en-US"/>
+        </w:rPr>
+        <w:t xml:space="preserve">    </w:t>
+      </w:r>
+      <w:r>
+        <w:rPr>
+          <w:rFonts w:ascii="Courier New" w:hAnsi="Courier New"/>
+          <w:sz w:val="22"/>
+          <w:szCs w:val="22"/>
+          <w:lang w:val="en-US"/>
+        </w:rPr>
+        <w:t>tokenized.splice(questionMarkCorrespondingToTheLastColon + 1,</w:t>
+      </w:r>
+    </w:p>
+    <w:p>
+      <w:pPr>
+        <w:pStyle w:val="Normal"/>
+        <w:ind w:hanging="0" w:left="720" w:right="0"/>
+        <w:jc w:val="left"/>
+        <w:rPr>
+          <w:rFonts w:ascii="Courier New" w:hAnsi="Courier New"/>
+          <w:sz w:val="22"/>
+          <w:szCs w:val="22"/>
+          <w:lang w:val="en-US"/>
+        </w:rPr>
+      </w:pPr>
+      <w:r>
+        <w:rPr>
+          <w:rFonts w:ascii="Courier New" w:hAnsi="Courier New"/>
+          <w:sz w:val="22"/>
+          <w:szCs w:val="22"/>
+          <w:lang w:val="en-US"/>
+        </w:rPr>
+        <w:t xml:space="preserve">                     </w:t>
+      </w:r>
+      <w:r>
+        <w:rPr>
+          <w:rFonts w:ascii="Courier New" w:hAnsi="Courier New"/>
+          <w:sz w:val="22"/>
+          <w:szCs w:val="22"/>
+          <w:lang w:val="en-US"/>
+        </w:rPr>
+        <w:t>lastColon - questionMarkCorrespondingToTheLastColon + 1);</w:t>
+      </w:r>
+    </w:p>
+    <w:p>
+      <w:pPr>
+        <w:pStyle w:val="Normal"/>
+        <w:ind w:hanging="0" w:left="720" w:right="0"/>
+        <w:jc w:val="left"/>
+        <w:rPr>
+          <w:rFonts w:ascii="Courier New" w:hAnsi="Courier New"/>
+          <w:sz w:val="22"/>
+          <w:szCs w:val="22"/>
+          <w:lang w:val="en-US"/>
+        </w:rPr>
+      </w:pPr>
+      <w:r>
+        <w:rPr>
+          <w:rFonts w:ascii="Courier New" w:hAnsi="Courier New"/>
+          <w:sz w:val="22"/>
+          <w:szCs w:val="22"/>
+          <w:lang w:val="en-US"/>
+        </w:rPr>
+        <w:t xml:space="preserve">    </w:t>
+      </w:r>
+      <w:r>
+        <w:rPr>
+          <w:rFonts w:ascii="Courier New" w:hAnsi="Courier New"/>
+          <w:sz w:val="22"/>
+          <w:szCs w:val="22"/>
+          <w:lang w:val="en-US"/>
+        </w:rPr>
+        <w:t>tokenized.splice(questionMarkCorrespondingToTheLastColon - 1, 1);</w:t>
+      </w:r>
+    </w:p>
+    <w:p>
+      <w:pPr>
+        <w:pStyle w:val="Normal"/>
+        <w:ind w:hanging="0" w:left="720" w:right="0"/>
+        <w:jc w:val="left"/>
+        <w:rPr>
+          <w:rFonts w:ascii="Courier New" w:hAnsi="Courier New"/>
+          <w:sz w:val="22"/>
+          <w:szCs w:val="22"/>
+          <w:lang w:val="en-US"/>
+        </w:rPr>
+      </w:pPr>
+      <w:r>
+        <w:rPr>
+          <w:rFonts w:ascii="Courier New" w:hAnsi="Courier New"/>
+          <w:sz w:val="22"/>
+          <w:szCs w:val="22"/>
+          <w:lang w:val="en-US"/>
+        </w:rPr>
+        <w:t xml:space="preserve">  </w:t>
+      </w:r>
+      <w:r>
+        <w:rPr>
+          <w:rFonts w:ascii="Courier New" w:hAnsi="Courier New"/>
+          <w:sz w:val="22"/>
+          <w:szCs w:val="22"/>
+          <w:lang w:val="en-US"/>
+        </w:rPr>
+        <w:t>}</w:t>
+      </w:r>
+    </w:p>
+    <w:p>
+      <w:pPr>
+        <w:pStyle w:val="Normal"/>
+        <w:ind w:hanging="0" w:left="720" w:right="0"/>
+        <w:jc w:val="both"/>
+        <w:rPr>
+          <w:rFonts w:ascii="Times New Roman" w:hAnsi="Times New Roman"/>
+          <w:sz w:val="22"/>
+          <w:szCs w:val="22"/>
+          <w:lang w:val="en-US"/>
+        </w:rPr>
+      </w:pPr>
+      <w:r>
+        <w:rPr>
+          <w:rFonts w:ascii="Times New Roman" w:hAnsi="Times New Roman"/>
+          <w:sz w:val="22"/>
+          <w:szCs w:val="22"/>
+          <w:lang w:val="en-US"/>
+        </w:rPr>
+        <w:t xml:space="preserve">Na prvi pogled bi se </w:t>
+      </w:r>
+      <w:r>
+        <w:rPr>
+          <w:rFonts w:ascii="Times New Roman" w:hAnsi="Times New Roman"/>
+          <w:sz w:val="22"/>
+          <w:szCs w:val="22"/>
+          <w:lang w:val="hr-HR"/>
+        </w:rPr>
+        <w:t>činilo da je to znatno sporije nego da smo više puta vrtili while-petlju unutar while-petlje, ali mjerenja to ne potvrđuju.</w:t>
+      </w:r>
+    </w:p>
+    <w:p>
+      <w:pPr>
+        <w:pStyle w:val="Normal"/>
         <w:numPr>
           <w:ilvl w:val="0"/>
           <w:numId w:val="1"/>
@@ -24821,7 +27019,7 @@
           <w:szCs w:val="22"/>
           <w:lang w:val="hr-HR"/>
         </w:rPr>
-        <w:footnoteReference w:id="23"/>
+        <w:footnoteReference w:id="22"/>
       </w:r>
       <w:r>
         <w:rPr>
@@ -25725,7 +27923,7 @@
           <w:szCs w:val="22"/>
           <w:lang w:val="hr-HR"/>
         </w:rPr>
-        <w:footnoteReference w:id="24"/>
+        <w:footnoteReference w:id="23"/>
       </w:r>
       <w:r>
         <w:rPr>
@@ -27804,7 +30002,7 @@
           <w:szCs w:val="22"/>
           <w:lang w:val="hr-HR"/>
         </w:rPr>
-        <w:footnoteReference w:id="25"/>
+        <w:footnoteReference w:id="24"/>
       </w:r>
       <w:r>
         <w:rPr>
@@ -28337,7 +30535,7 @@
           <w:vertAlign w:val="superscript"/>
           <w:lang w:val="hr-HR"/>
         </w:rPr>
-        <w:footnoteReference w:id="26"/>
+        <w:footnoteReference w:id="25"/>
       </w:r>
       <w:r>
         <w:rPr>
@@ -28932,7 +31130,7 @@
           <w:szCs w:val="22"/>
           <w:lang w:val="hr-HR"/>
         </w:rPr>
-        <w:footnoteReference w:id="27"/>
+        <w:footnoteReference w:id="26"/>
       </w:r>
       <w:r>
         <w:rPr>
@@ -30107,7 +32305,7 @@
           <w:szCs w:val="22"/>
           <w:lang w:val="hr-HR"/>
         </w:rPr>
-        <w:footnoteReference w:id="28"/>
+        <w:footnoteReference w:id="27"/>
       </w:r>
       <w:r>
         <w:rPr>
@@ -31132,7 +33330,7 @@
           <w:szCs w:val="22"/>
           <w:lang w:val="hr-HR"/>
         </w:rPr>
-        <w:footnoteReference w:id="29"/>
+        <w:footnoteReference w:id="28"/>
       </w:r>
       <w:r>
         <w:rPr>
@@ -31569,7 +33767,7 @@
           <w:szCs w:val="22"/>
           <w:lang w:val="hr-HR"/>
         </w:rPr>
-        <w:footnoteReference w:id="30"/>
+        <w:footnoteReference w:id="29"/>
       </w:r>
       <w:r>
         <w:rPr>
@@ -31856,7 +34054,7 @@
           <w:szCs w:val="22"/>
           <w:lang w:val="hr-HR"/>
         </w:rPr>
-        <w:footnoteReference w:id="31"/>
+        <w:footnoteReference w:id="30"/>
       </w:r>
       <w:r>
         <w:rPr>
@@ -32150,7 +34348,7 @@
           <w:szCs w:val="22"/>
           <w:lang w:val="hr-HR"/>
         </w:rPr>
-        <w:footnoteReference w:id="32"/>
+        <w:footnoteReference w:id="31"/>
       </w:r>
       <w:r>
         <w:rPr>
@@ -32229,73 +34427,73 @@
           <w:szCs w:val="22"/>
           <w:lang w:val="hr-HR"/>
         </w:rPr>
+        <w:footnoteReference w:id="32"/>
+      </w:r>
+      <w:r>
+        <w:rPr>
+          <w:rFonts w:ascii="Times New Roman" w:hAnsi="Times New Roman"/>
+          <w:b w:val="false"/>
+          <w:bCs w:val="false"/>
+          <w:i w:val="false"/>
+          <w:iCs w:val="false"/>
+          <w:sz w:val="22"/>
+          <w:szCs w:val="22"/>
+          <w:lang w:val="hr-HR"/>
+        </w:rPr>
+        <w:t>. Moj compiler koji prevodi moj programski jezik na x86 asembler</w:t>
+      </w:r>
+      <w:r>
+        <w:rPr>
+          <w:rFonts w:ascii="Times New Roman" w:hAnsi="Times New Roman"/>
+          <w:b w:val="false"/>
+          <w:bCs w:val="false"/>
+          <w:i w:val="false"/>
+          <w:iCs w:val="false"/>
+          <w:sz w:val="22"/>
+          <w:szCs w:val="22"/>
+          <w:lang w:val="hr-HR"/>
+        </w:rPr>
+        <w:t>ski jezik</w:t>
+      </w:r>
+      <w:r>
+        <w:rPr>
+          <w:rFonts w:ascii="Times New Roman" w:hAnsi="Times New Roman"/>
+          <w:b w:val="false"/>
+          <w:bCs w:val="false"/>
+          <w:i w:val="false"/>
+          <w:iCs w:val="false"/>
+          <w:sz w:val="22"/>
+          <w:szCs w:val="22"/>
+          <w:lang w:val="hr-HR"/>
+        </w:rPr>
+        <w:t xml:space="preserve"> (koji sam napisao u 4. razredu gimnazije, nije pretjerano kvalitetan projekt, </w:t>
+      </w:r>
+      <w:r>
+        <w:rPr>
+          <w:rFonts w:ascii="Times New Roman" w:hAnsi="Times New Roman"/>
+          <w:b w:val="false"/>
+          <w:bCs w:val="false"/>
+          <w:i w:val="false"/>
+          <w:iCs w:val="false"/>
+          <w:sz w:val="22"/>
+          <w:szCs w:val="22"/>
+          <w:lang w:val="hr-HR"/>
+        </w:rPr>
+        <w:t>pisan je u JavaScriptu i može se pokrenuti u internetskom pregledniku</w:t>
+      </w:r>
+      <w:r>
+        <w:rPr>
+          <w:rStyle w:val="FootnoteReference"/>
+          <w:rFonts w:ascii="Times New Roman" w:hAnsi="Times New Roman"/>
+          <w:b w:val="false"/>
+          <w:bCs w:val="false"/>
+          <w:i w:val="false"/>
+          <w:iCs w:val="false"/>
+          <w:sz w:val="22"/>
+          <w:szCs w:val="22"/>
+          <w:lang w:val="hr-HR"/>
+        </w:rPr>
         <w:footnoteReference w:id="33"/>
-      </w:r>
-      <w:r>
-        <w:rPr>
-          <w:rFonts w:ascii="Times New Roman" w:hAnsi="Times New Roman"/>
-          <w:b w:val="false"/>
-          <w:bCs w:val="false"/>
-          <w:i w:val="false"/>
-          <w:iCs w:val="false"/>
-          <w:sz w:val="22"/>
-          <w:szCs w:val="22"/>
-          <w:lang w:val="hr-HR"/>
-        </w:rPr>
-        <w:t>. Moj compiler koji prevodi moj programski jezik na x86 asembler</w:t>
-      </w:r>
-      <w:r>
-        <w:rPr>
-          <w:rFonts w:ascii="Times New Roman" w:hAnsi="Times New Roman"/>
-          <w:b w:val="false"/>
-          <w:bCs w:val="false"/>
-          <w:i w:val="false"/>
-          <w:iCs w:val="false"/>
-          <w:sz w:val="22"/>
-          <w:szCs w:val="22"/>
-          <w:lang w:val="hr-HR"/>
-        </w:rPr>
-        <w:t>ski jezik</w:t>
-      </w:r>
-      <w:r>
-        <w:rPr>
-          <w:rFonts w:ascii="Times New Roman" w:hAnsi="Times New Roman"/>
-          <w:b w:val="false"/>
-          <w:bCs w:val="false"/>
-          <w:i w:val="false"/>
-          <w:iCs w:val="false"/>
-          <w:sz w:val="22"/>
-          <w:szCs w:val="22"/>
-          <w:lang w:val="hr-HR"/>
-        </w:rPr>
-        <w:t xml:space="preserve"> (koji sam napisao u 4. razredu gimnazije, nije pretjerano kvalitetan projekt, </w:t>
-      </w:r>
-      <w:r>
-        <w:rPr>
-          <w:rFonts w:ascii="Times New Roman" w:hAnsi="Times New Roman"/>
-          <w:b w:val="false"/>
-          <w:bCs w:val="false"/>
-          <w:i w:val="false"/>
-          <w:iCs w:val="false"/>
-          <w:sz w:val="22"/>
-          <w:szCs w:val="22"/>
-          <w:lang w:val="hr-HR"/>
-        </w:rPr>
-        <w:t>pisan je u JavaScriptu i može se pokrenuti u internetskom pregledniku</w:t>
-      </w:r>
-      <w:r>
-        <w:rPr>
-          <w:rStyle w:val="FootnoteReference"/>
-          <w:rFonts w:ascii="Times New Roman" w:hAnsi="Times New Roman"/>
-          <w:b w:val="false"/>
-          <w:bCs w:val="false"/>
-          <w:i w:val="false"/>
-          <w:iCs w:val="false"/>
-          <w:sz w:val="22"/>
-          <w:szCs w:val="22"/>
-          <w:lang w:val="hr-HR"/>
-        </w:rPr>
-        <w:footnoteReference w:id="34"/>
       </w:r>
       <w:r>
         <w:rPr>
@@ -32426,7 +34624,7 @@
           <w:szCs w:val="22"/>
           <w:lang w:val="hr-HR"/>
         </w:rPr>
-        <w:footnoteReference w:id="35"/>
+        <w:footnoteReference w:id="34"/>
       </w:r>
       <w:r>
         <w:rPr>
@@ -32831,7 +35029,7 @@
           <w:szCs w:val="22"/>
           <w:lang w:val="hr-HR"/>
         </w:rPr>
-        <w:footnoteReference w:id="36"/>
+        <w:footnoteReference w:id="35"/>
       </w:r>
       <w:r>
         <w:rPr>
@@ -34141,7 +36339,7 @@
         <mc:AlternateContent>
           <mc:Choice Requires="wps">
             <w:drawing>
-              <wp:anchor behindDoc="0" distT="0" distB="0" distL="0" distR="0" simplePos="0" locked="0" layoutInCell="0" allowOverlap="1" relativeHeight="8">
+              <wp:anchor distT="0" distB="0" distL="0" distR="0" simplePos="0" relativeHeight="8" behindDoc="0" locked="0" layoutInCell="0" allowOverlap="1">
                 <wp:simplePos x="0" y="0"/>
                 <wp:positionH relativeFrom="column">
                   <wp:align>center</wp:align>
@@ -35098,7 +37296,7 @@
         <mc:AlternateContent>
           <mc:Choice Requires="wps">
             <w:drawing>
-              <wp:anchor behindDoc="0" distT="0" distB="0" distL="0" distR="0" simplePos="0" locked="0" layoutInCell="0" allowOverlap="1" relativeHeight="6">
+              <wp:anchor distT="0" distB="0" distL="0" distR="0" simplePos="0" relativeHeight="6" behindDoc="0" locked="0" layoutInCell="0" allowOverlap="1">
                 <wp:simplePos x="0" y="0"/>
                 <wp:positionH relativeFrom="column">
                   <wp:align>center</wp:align>
@@ -35713,7 +37911,7 @@
         <mc:AlternateContent>
           <mc:Choice Requires="wps">
             <w:drawing>
-              <wp:anchor behindDoc="0" distT="0" distB="0" distL="0" distR="0" simplePos="0" locked="0" layoutInCell="0" allowOverlap="1" relativeHeight="12">
+              <wp:anchor distT="0" distB="0" distL="0" distR="0" simplePos="0" relativeHeight="12" behindDoc="0" locked="0" layoutInCell="0" allowOverlap="1">
                 <wp:simplePos x="0" y="0"/>
                 <wp:positionH relativeFrom="column">
                   <wp:align>center</wp:align>
@@ -36230,7 +38428,7 @@
         <mc:AlternateContent>
           <mc:Choice Requires="wps">
             <w:drawing>
-              <wp:anchor behindDoc="0" distT="0" distB="0" distL="0" distR="0" simplePos="0" locked="0" layoutInCell="0" allowOverlap="1" relativeHeight="10">
+              <wp:anchor distT="0" distB="0" distL="0" distR="0" simplePos="0" relativeHeight="10" behindDoc="0" locked="0" layoutInCell="0" allowOverlap="1">
                 <wp:simplePos x="0" y="0"/>
                 <wp:positionH relativeFrom="column">
                   <wp:align>center</wp:align>
@@ -36751,7 +38949,7 @@
           <w:szCs w:val="22"/>
           <w:lang w:val="hr-HR"/>
         </w:rPr>
-        <w:footnoteReference w:id="37"/>
+        <w:footnoteReference w:id="36"/>
       </w:r>
       <w:r>
         <w:rPr>
@@ -37038,7 +39236,7 @@
           <w:szCs w:val="22"/>
           <w:lang w:val="hr-HR"/>
         </w:rPr>
-        <w:footnoteReference w:id="38"/>
+        <w:footnoteReference w:id="37"/>
       </w:r>
       <w:r>
         <w:rPr>
@@ -39008,7 +41206,7 @@
         <mc:AlternateContent>
           <mc:Choice Requires="wps">
             <w:drawing>
-              <wp:anchor behindDoc="0" distT="0" distB="0" distL="0" distR="0" simplePos="0" locked="0" layoutInCell="0" allowOverlap="1" relativeHeight="16">
+              <wp:anchor distT="0" distB="0" distL="0" distR="0" simplePos="0" relativeHeight="16" behindDoc="0" locked="0" layoutInCell="0" allowOverlap="1">
                 <wp:simplePos x="0" y="0"/>
                 <wp:positionH relativeFrom="column">
                   <wp:align>center</wp:align>
@@ -40643,7 +42841,7 @@
           <w:szCs w:val="22"/>
           <w:lang w:val="hr-HR"/>
         </w:rPr>
-        <w:footnoteReference w:id="39"/>
+        <w:footnoteReference w:id="38"/>
       </w:r>
       <w:r>
         <w:rPr>
@@ -42875,7 +45073,7 @@
           <w:szCs w:val="22"/>
           <w:lang w:val="hr-HR"/>
         </w:rPr>
-        <w:footnoteReference w:id="40"/>
+        <w:footnoteReference w:id="39"/>
       </w:r>
       <w:r>
         <w:rPr>
@@ -43200,7 +45398,7 @@
         <mc:AlternateContent>
           <mc:Choice Requires="wps">
             <w:drawing>
-              <wp:anchor behindDoc="0" distT="0" distB="0" distL="0" distR="0" simplePos="0" locked="0" layoutInCell="0" allowOverlap="1" relativeHeight="18">
+              <wp:anchor distT="0" distB="0" distL="0" distR="0" simplePos="0" relativeHeight="18" behindDoc="0" locked="0" layoutInCell="0" allowOverlap="1">
                 <wp:simplePos x="0" y="0"/>
                 <wp:positionH relativeFrom="column">
                   <wp:align>center</wp:align>
@@ -43611,7 +45809,7 @@
           <w:szCs w:val="22"/>
           <w:lang w:val="hr-HR"/>
         </w:rPr>
-        <w:footnoteReference w:id="41"/>
+        <w:footnoteReference w:id="40"/>
       </w:r>
       <w:r>
         <w:rPr>
@@ -43829,47 +46027,47 @@
           <w:szCs w:val="22"/>
           <w:lang w:val="hr-HR"/>
         </w:rPr>
+        <w:footnoteReference w:id="41"/>
+      </w:r>
+      <w:r>
+        <w:rPr>
+          <w:rFonts w:ascii="Times New Roman" w:hAnsi="Times New Roman"/>
+          <w:b w:val="false"/>
+          <w:bCs w:val="false"/>
+          <w:i w:val="false"/>
+          <w:iCs w:val="false"/>
+          <w:sz w:val="22"/>
+          <w:szCs w:val="22"/>
+          <w:lang w:val="hr-HR"/>
+        </w:rPr>
+        <w:t>.</w:t>
+      </w:r>
+      <w:r>
+        <w:rPr>
+          <w:rFonts w:ascii="Times New Roman" w:hAnsi="Times New Roman"/>
+          <w:b w:val="false"/>
+          <w:bCs w:val="false"/>
+          <w:i w:val="false"/>
+          <w:iCs w:val="false"/>
+          <w:sz w:val="22"/>
+          <w:szCs w:val="22"/>
+          <w:lang w:val="hr-HR"/>
+        </w:rPr>
+        <w:t xml:space="preserve"> Treća je mana što je nemoguće napraviti realistični tajming. Jedna od prednosti PicoBlazea za korištenje u ugrađenim sustavima, gdje trebaju mala računala, jest upravo to što je lagano odrediti koliko će se dugo neki komad koda izvršavati ako znamo na koliko MHz-a radi (PicoBlaze može raditi na frekvenciji do oko 130 MHz), svaka instrukcija traje točno dva takta. U JavaScriptu je to nemoguće simulirati, jer JavaScript, na primjer, ima sakupljanje smeća koje se pokreće (što se JavaScriptskog programa tiče) nedeterministički. Uz to, na danas prosječnom računalu taj moj simulator može izvršiti oko 20 instrukcija po sekundi (u fast-forwardu u Firefoxu, pregledniku koji najbrže izvršava JavaScript), daleko manje od 75'000'000 operacija u sekundi koji bi bili potrebni za realistični tajming. Jedan čovjek na internetskom forumu tvrdi da ga vjerojatno najviše usporava to što se simulacijska dretva prekine kad se izvrši jedna instrukcija, a ponovno postavlja kad se treba izvršiti nova, a na postavljanje i uništavanje JavaScriptine dretve troše se mnogi računalni resursi</w:t>
+      </w:r>
+      <w:r>
+        <w:rPr>
+          <w:rStyle w:val="FootnoteReference"/>
+          <w:b w:val="false"/>
+          <w:bCs w:val="false"/>
+          <w:i w:val="false"/>
+          <w:iCs w:val="false"/>
+          <w:sz w:val="22"/>
+          <w:szCs w:val="22"/>
+          <w:vertAlign w:val="superscript"/>
+          <w:lang w:val="hr-HR"/>
+        </w:rPr>
         <w:footnoteReference w:id="42"/>
-      </w:r>
-      <w:r>
-        <w:rPr>
-          <w:rFonts w:ascii="Times New Roman" w:hAnsi="Times New Roman"/>
-          <w:b w:val="false"/>
-          <w:bCs w:val="false"/>
-          <w:i w:val="false"/>
-          <w:iCs w:val="false"/>
-          <w:sz w:val="22"/>
-          <w:szCs w:val="22"/>
-          <w:lang w:val="hr-HR"/>
-        </w:rPr>
-        <w:t>.</w:t>
-      </w:r>
-      <w:r>
-        <w:rPr>
-          <w:rFonts w:ascii="Times New Roman" w:hAnsi="Times New Roman"/>
-          <w:b w:val="false"/>
-          <w:bCs w:val="false"/>
-          <w:i w:val="false"/>
-          <w:iCs w:val="false"/>
-          <w:sz w:val="22"/>
-          <w:szCs w:val="22"/>
-          <w:lang w:val="hr-HR"/>
-        </w:rPr>
-        <w:t xml:space="preserve"> Treća je mana što je nemoguće napraviti realistični tajming. Jedna od prednosti PicoBlazea za korištenje u ugrađenim sustavima, gdje trebaju mala računala, jest upravo to što je lagano odrediti koliko će se dugo neki komad koda izvršavati ako znamo na koliko MHz-a radi (PicoBlaze može raditi na frekvenciji do oko 130 MHz), svaka instrukcija traje točno dva takta. U JavaScriptu je to nemoguće simulirati, jer JavaScript, na primjer, ima sakupljanje smeća koje se pokreće (što se JavaScriptskog programa tiče) nedeterministički. Uz to, na danas prosječnom računalu taj moj simulator može izvršiti oko 20 instrukcija po sekundi (u fast-forwardu u Firefoxu, pregledniku koji najbrže izvršava JavaScript), daleko manje od 75'000'000 operacija u sekundi koji bi bili potrebni za realistični tajming. Jedan čovjek na internetskom forumu tvrdi da ga vjerojatno najviše usporava to što se simulacijska dretva prekine kad se izvrši jedna instrukcija, a ponovno postavlja kad se treba izvršiti nova, a na postavljanje i uništavanje JavaScriptine dretve troše se mnogi računalni resursi</w:t>
-      </w:r>
-      <w:r>
-        <w:rPr>
-          <w:rStyle w:val="FootnoteReference"/>
-          <w:b w:val="false"/>
-          <w:bCs w:val="false"/>
-          <w:i w:val="false"/>
-          <w:iCs w:val="false"/>
-          <w:sz w:val="22"/>
-          <w:szCs w:val="22"/>
-          <w:vertAlign w:val="superscript"/>
-          <w:lang w:val="hr-HR"/>
-        </w:rPr>
-        <w:footnoteReference w:id="43"/>
       </w:r>
       <w:r>
         <w:rPr>
@@ -44046,7 +46244,7 @@
           <w:szCs w:val="22"/>
           <w:lang w:val="hr-HR"/>
         </w:rPr>
-        <w:footnoteReference w:id="44"/>
+        <w:footnoteReference w:id="43"/>
       </w:r>
       <w:r>
         <w:rPr>
@@ -44307,7 +46505,7 @@
           <w:szCs w:val="22"/>
           <w:lang w:val="hr-HR"/>
         </w:rPr>
-        <w:footnoteReference w:id="45"/>
+        <w:footnoteReference w:id="44"/>
       </w:r>
       <w:r>
         <w:rPr>
@@ -44425,7 +46623,7 @@
           <w:szCs w:val="22"/>
           <w:lang w:val="hr-HR"/>
         </w:rPr>
-        <w:footnoteReference w:id="46"/>
+        <w:footnoteReference w:id="45"/>
       </w:r>
       <w:r>
         <w:rPr>
@@ -45259,7 +47457,7 @@
           <w:szCs w:val="22"/>
           <w:lang w:val="hr-HR"/>
         </w:rPr>
-        <w:footnoteReference w:id="47"/>
+        <w:footnoteReference w:id="46"/>
       </w:r>
       <w:r>
         <w:rPr>
@@ -45664,7 +47862,7 @@
           <w:szCs w:val="22"/>
           <w:lang w:val="hr-HR"/>
         </w:rPr>
-        <w:footnoteReference w:id="48"/>
+        <w:footnoteReference w:id="47"/>
       </w:r>
       <w:r>
         <w:rPr>
@@ -45876,7 +48074,7 @@
           <w:iCs/>
           <w:lang w:val="en-US"/>
         </w:rPr>
-        <w:footnoteReference w:id="49"/>
+        <w:footnoteReference w:id="48"/>
       </w:r>
       <w:r>
         <w:rPr>
@@ -46236,12 +48434,18 @@
     <w:p>
       <w:pPr>
         <w:pStyle w:val="BodyText"/>
+        <w:spacing w:before="0" w:after="0"/>
         <w:ind w:firstLine="449" w:left="0" w:right="0"/>
         <w:jc w:val="both"/>
-        <w:rPr/>
-      </w:pPr>
-      <w:r>
-        <w:rPr>
+        <w:rPr>
+          <w:sz w:val="23"/>
+          <w:szCs w:val="23"/>
+        </w:rPr>
+      </w:pPr>
+      <w:r>
+        <w:rPr>
+          <w:sz w:val="23"/>
+          <w:szCs w:val="23"/>
           <w:lang w:val="hr-HR"/>
         </w:rPr>
         <w:t>Ja sam Teo Samaržija, rođen sam 1999. u Osijeku. Osnovnu školu sam završio u Donjem Miholjcu (Osnovna škola August Harambašić), a u srednju školu išao sam</w:t>
@@ -46250,6 +48454,8 @@
       <w:bookmarkEnd w:id="0"/>
       <w:r>
         <w:rPr>
+          <w:sz w:val="23"/>
+          <w:szCs w:val="23"/>
           <w:lang w:val="hr-HR"/>
         </w:rPr>
         <w:t xml:space="preserve"> u Opću gimnaziju u Donjem Miholjcu (1. razred, dio 2. razreda, kraj 3. razreda i 4. razred), te u Opću gimnaziju u Našicama (kraj 2. razreda i početak 3. razreda).</w:t>
@@ -46258,12 +48464,18 @@
     <w:p>
       <w:pPr>
         <w:pStyle w:val="BodyText"/>
+        <w:spacing w:before="0" w:after="0"/>
         <w:ind w:firstLine="360" w:left="0" w:right="0"/>
         <w:jc w:val="both"/>
-        <w:rPr/>
-      </w:pPr>
-      <w:r>
-        <w:rPr>
+        <w:rPr>
+          <w:sz w:val="23"/>
+          <w:szCs w:val="23"/>
+        </w:rPr>
+      </w:pPr>
+      <w:r>
+        <w:rPr>
+          <w:sz w:val="23"/>
+          <w:szCs w:val="23"/>
           <w:lang w:val="hr-HR"/>
         </w:rPr>
         <w:t>Često sam sudjelovao na informatičkim natjecanjima. U 6. razredu osnovne osvojio sam 3. mjesto na županijskom natjecanju</w:t>
@@ -46271,77 +48483,101 @@
       <w:r>
         <w:rPr>
           <w:rStyle w:val="FootnoteReference"/>
+          <w:sz w:val="23"/>
+          <w:szCs w:val="23"/>
+          <w:lang w:val="hr-HR"/>
+        </w:rPr>
+        <w:footnoteReference w:id="49"/>
+      </w:r>
+      <w:r>
+        <w:rPr>
+          <w:sz w:val="23"/>
+          <w:szCs w:val="23"/>
+          <w:lang w:val="hr-HR"/>
+        </w:rPr>
+        <w:t>, u 7. razredu 4. mjesto na državnom natjecanju</w:t>
+      </w:r>
+      <w:r>
+        <w:rPr>
+          <w:rStyle w:val="FootnoteReference"/>
+          <w:sz w:val="23"/>
+          <w:szCs w:val="23"/>
           <w:lang w:val="hr-HR"/>
         </w:rPr>
         <w:footnoteReference w:id="50"/>
       </w:r>
       <w:r>
         <w:rPr>
-          <w:lang w:val="hr-HR"/>
-        </w:rPr>
-        <w:t>, u 7. razredu 4. mjesto na državnom natjecanju</w:t>
+          <w:sz w:val="23"/>
+          <w:szCs w:val="23"/>
+          <w:lang w:val="hr-HR"/>
+        </w:rPr>
+        <w:t>, u 8. razredu 6. mjesto na državnom natjecanju</w:t>
       </w:r>
       <w:r>
         <w:rPr>
           <w:rStyle w:val="FootnoteReference"/>
+          <w:sz w:val="23"/>
+          <w:szCs w:val="23"/>
           <w:lang w:val="hr-HR"/>
         </w:rPr>
         <w:footnoteReference w:id="51"/>
       </w:r>
       <w:r>
         <w:rPr>
-          <w:lang w:val="hr-HR"/>
-        </w:rPr>
-        <w:t>, u 8. razredu 6. mjesto na državnom natjecanju</w:t>
+          <w:sz w:val="23"/>
+          <w:szCs w:val="23"/>
+          <w:lang w:val="hr-HR"/>
+        </w:rPr>
+        <w:t xml:space="preserve"> (sve je to organizirao Infokup), u srednjoj školi sam se, kad sam bio 3. razred, natjecao na HONI-ju, te sam osvojio 15. mjesto</w:t>
       </w:r>
       <w:r>
         <w:rPr>
           <w:rStyle w:val="FootnoteReference"/>
+          <w:sz w:val="23"/>
+          <w:szCs w:val="23"/>
           <w:lang w:val="hr-HR"/>
         </w:rPr>
         <w:footnoteReference w:id="52"/>
       </w:r>
       <w:r>
         <w:rPr>
-          <w:lang w:val="hr-HR"/>
-        </w:rPr>
-        <w:t xml:space="preserve"> (sve je to organizirao Infokup), u srednjoj školi sam se, kad sam bio 3. razred, natjecao na HONI-ju, te sam osvojio 15. mjesto</w:t>
+          <w:sz w:val="23"/>
+          <w:szCs w:val="23"/>
+          <w:lang w:val="hr-HR"/>
+        </w:rPr>
+        <w:t>. 2019. godine sam, kao student prve godine, sudjelovao na STEM Games natjecanju iz programiranja, na kojem je moja ekipa osvojila 7. mjesto</w:t>
       </w:r>
       <w:r>
         <w:rPr>
           <w:rStyle w:val="FootnoteReference"/>
+          <w:sz w:val="23"/>
+          <w:szCs w:val="23"/>
           <w:lang w:val="hr-HR"/>
         </w:rPr>
         <w:footnoteReference w:id="53"/>
       </w:r>
       <w:r>
         <w:rPr>
-          <w:lang w:val="hr-HR"/>
-        </w:rPr>
-        <w:t>. 2019. godine sam, kao student prve godine, sudjelovao na STEM Games natjecanju iz programiranja, na kojem je moja ekipa osvojila 7. mjesto</w:t>
+          <w:sz w:val="23"/>
+          <w:szCs w:val="23"/>
+          <w:lang w:val="hr-HR"/>
+        </w:rPr>
+        <w:t>. Osim na natjecanjima iz informatike, sudjelovao sam, kad sam bio 2. razred srednje škole, i na AZOO-vom državnom natjecanju iz latinskog jezika, gdje sam osvojio 7. mjesto</w:t>
       </w:r>
       <w:r>
         <w:rPr>
           <w:rStyle w:val="FootnoteReference"/>
+          <w:sz w:val="23"/>
+          <w:szCs w:val="23"/>
           <w:lang w:val="hr-HR"/>
         </w:rPr>
         <w:footnoteReference w:id="54"/>
       </w:r>
       <w:r>
         <w:rPr>
-          <w:lang w:val="hr-HR"/>
-        </w:rPr>
-        <w:t>. Osim na natjecanjima iz informatike, sudjelovao sam, kad sam bio 2. razred srednje škole, i na AZOO-vom državnom natjecanju iz latinskog jezika, gdje sam osvojio 7. mjesto</w:t>
-      </w:r>
-      <w:r>
-        <w:rPr>
-          <w:rStyle w:val="FootnoteReference"/>
-          <w:lang w:val="hr-HR"/>
-        </w:rPr>
-        <w:footnoteReference w:id="55"/>
-      </w:r>
-      <w:r>
-        <w:rPr>
+          <w:sz w:val="23"/>
+          <w:szCs w:val="23"/>
           <w:lang w:val="hr-HR"/>
         </w:rPr>
         <w:t>.</w:t>
@@ -46350,18 +48586,26 @@
     <w:p>
       <w:pPr>
         <w:pStyle w:val="BodyText"/>
+        <w:spacing w:before="0" w:after="0"/>
         <w:ind w:firstLine="360" w:left="0" w:right="0"/>
         <w:jc w:val="both"/>
-        <w:rPr/>
-      </w:pPr>
-      <w:r>
-        <w:rPr>
+        <w:rPr>
+          <w:sz w:val="23"/>
+          <w:szCs w:val="23"/>
+        </w:rPr>
+      </w:pPr>
+      <w:r>
+        <w:rPr>
+          <w:sz w:val="23"/>
+          <w:szCs w:val="23"/>
           <w:lang w:val="hr-HR"/>
         </w:rPr>
         <w:t>Kad sam bio gimnazijalac, i</w:t>
       </w:r>
       <w:r>
         <w:rPr>
+          <w:sz w:val="23"/>
+          <w:szCs w:val="23"/>
           <w:lang w:val="hr-HR"/>
         </w:rPr>
         <w:t xml:space="preserve">zdavačka kuća Panon izdala mi je knjigu pod naslovom </w:t>
@@ -46369,6 +48613,8 @@
       <w:r>
         <w:rPr>
           <w:i/>
+          <w:sz w:val="23"/>
+          <w:szCs w:val="23"/>
           <w:lang w:val="hr-HR"/>
         </w:rPr>
         <w:t>Jezici za gimnazijalce</w:t>
@@ -46377,13 +48623,17 @@
         <w:rPr>
           <w:rStyle w:val="FootnoteReference"/>
           <w:i/>
-          <w:lang w:val="hr-HR"/>
-        </w:rPr>
-        <w:footnoteReference w:id="56"/>
+          <w:sz w:val="23"/>
+          <w:szCs w:val="23"/>
+          <w:lang w:val="hr-HR"/>
+        </w:rPr>
+        <w:footnoteReference w:id="55"/>
       </w:r>
       <w:r>
         <w:rPr>
           <w:i/>
+          <w:sz w:val="23"/>
+          <w:szCs w:val="23"/>
           <w:lang w:val="hr-HR"/>
         </w:rPr>
         <w:t>.</w:t>
@@ -46392,6 +48642,8 @@
         <w:rPr>
           <w:i w:val="false"/>
           <w:iCs w:val="false"/>
+          <w:sz w:val="23"/>
+          <w:szCs w:val="23"/>
           <w:lang w:val="hr-HR"/>
         </w:rPr>
         <w:t xml:space="preserve"> </w:t>
@@ -46400,6 +48652,8 @@
         <w:rPr>
           <w:i w:val="false"/>
           <w:iCs w:val="false"/>
+          <w:sz w:val="23"/>
+          <w:szCs w:val="23"/>
           <w:lang w:val="hr-HR"/>
         </w:rPr>
         <w:t>Knjiga</w:t>
@@ -46408,6 +48662,8 @@
         <w:rPr>
           <w:i/>
           <w:iCs/>
+          <w:sz w:val="23"/>
+          <w:szCs w:val="23"/>
           <w:lang w:val="hr-HR"/>
         </w:rPr>
         <w:t xml:space="preserve"> Jezici za gimnazijalce</w:t>
@@ -46416,6 +48672,8 @@
         <w:rPr>
           <w:i w:val="false"/>
           <w:iCs w:val="false"/>
+          <w:sz w:val="23"/>
+          <w:szCs w:val="23"/>
           <w:lang w:val="hr-HR"/>
         </w:rPr>
         <w:t xml:space="preserve"> ima dva dijela, prvi je o povijesnoj lingvistici, a drugi o vezi programskih i prirodnih jezika. </w:t>
@@ -46424,6 +48682,8 @@
         <w:rPr>
           <w:i w:val="false"/>
           <w:iCs w:val="false"/>
+          <w:sz w:val="23"/>
+          <w:szCs w:val="23"/>
           <w:lang w:val="hr-HR"/>
         </w:rPr>
         <w:t>Naravno, sada i o jednom i o drugom znam mnogo više nego što sam znao kad sam pisao tu knjigu.</w:t>
@@ -46432,42 +48692,56 @@
         <w:rPr>
           <w:i/>
           <w:iCs/>
+          <w:sz w:val="23"/>
+          <w:szCs w:val="23"/>
           <w:lang w:val="hr-HR"/>
         </w:rPr>
         <w:t xml:space="preserve"> </w:t>
       </w:r>
       <w:r>
         <w:rPr>
+          <w:sz w:val="23"/>
+          <w:szCs w:val="23"/>
           <w:lang w:val="hr-HR"/>
         </w:rPr>
         <w:t>Ka</w:t>
       </w:r>
       <w:r>
         <w:rPr>
+          <w:sz w:val="23"/>
+          <w:szCs w:val="23"/>
           <w:lang w:val="hr-HR"/>
         </w:rPr>
         <w:t>d sam bio</w:t>
       </w:r>
       <w:r>
         <w:rPr>
+          <w:sz w:val="23"/>
+          <w:szCs w:val="23"/>
           <w:lang w:val="hr-HR"/>
         </w:rPr>
         <w:t xml:space="preserve"> student prve godine,</w:t>
       </w:r>
       <w:r>
         <w:rPr>
+          <w:sz w:val="23"/>
+          <w:szCs w:val="23"/>
           <w:lang w:val="hr-HR"/>
         </w:rPr>
         <w:t xml:space="preserve"> sudjelovao </w:t>
       </w:r>
       <w:r>
         <w:rPr>
+          <w:sz w:val="23"/>
+          <w:szCs w:val="23"/>
           <w:lang w:val="hr-HR"/>
         </w:rPr>
         <w:t>sam</w:t>
       </w:r>
       <w:r>
         <w:rPr>
+          <w:sz w:val="23"/>
+          <w:szCs w:val="23"/>
           <w:lang w:val="hr-HR"/>
         </w:rPr>
         <w:t xml:space="preserve"> na konferenciji </w:t>
@@ -46475,12 +48749,16 @@
       <w:r>
         <w:rPr>
           <w:i/>
+          <w:sz w:val="23"/>
+          <w:szCs w:val="23"/>
           <w:lang w:val="hr-HR"/>
         </w:rPr>
         <w:t>Kopački Rit, Jučer, Danas, Sutra</w:t>
       </w:r>
       <w:r>
         <w:rPr>
+          <w:sz w:val="23"/>
+          <w:szCs w:val="23"/>
           <w:lang w:val="hr-HR"/>
         </w:rPr>
         <w:t xml:space="preserve"> s prezentacijom </w:t>
@@ -46488,6 +48766,8 @@
       <w:r>
         <w:rPr>
           <w:i/>
+          <w:sz w:val="23"/>
+          <w:szCs w:val="23"/>
           <w:lang w:val="hr-HR"/>
         </w:rPr>
         <w:t>Toponimija Baranje u svjetlu novih promišljanja</w:t>
@@ -46496,12 +48776,16 @@
         <w:rPr>
           <w:rStyle w:val="FootnoteReference"/>
           <w:i/>
-          <w:lang w:val="hr-HR"/>
-        </w:rPr>
-        <w:footnoteReference w:id="57"/>
-      </w:r>
-      <w:r>
-        <w:rPr>
+          <w:sz w:val="23"/>
+          <w:szCs w:val="23"/>
+          <w:lang w:val="hr-HR"/>
+        </w:rPr>
+        <w:footnoteReference w:id="56"/>
+      </w:r>
+      <w:r>
+        <w:rPr>
+          <w:sz w:val="23"/>
+          <w:szCs w:val="23"/>
           <w:lang w:val="hr-HR"/>
         </w:rPr>
         <w:t xml:space="preserve">. 2022. godine napisao sam tekst </w:t>
@@ -46510,42 +48794,56 @@
         <w:rPr>
           <w:i/>
           <w:iCs/>
+          <w:sz w:val="23"/>
+          <w:szCs w:val="23"/>
           <w:lang w:val="hr-HR"/>
         </w:rPr>
         <w:t>Etimologija Karašica</w:t>
       </w:r>
       <w:r>
         <w:rPr>
+          <w:sz w:val="23"/>
+          <w:szCs w:val="23"/>
           <w:lang w:val="hr-HR"/>
         </w:rPr>
         <w:t>,</w:t>
       </w:r>
       <w:r>
         <w:rPr>
+          <w:sz w:val="23"/>
+          <w:szCs w:val="23"/>
           <w:lang w:val="hr-HR"/>
         </w:rPr>
         <w:t xml:space="preserve"> o ideji da je to k-r što se ponavlja u nazivima rijeka u Hrvatskoj (Krka, Korana, Kravarščica, Krbavica, Krapina, dvije Karašice) </w:t>
       </w:r>
       <w:r>
         <w:rPr>
+          <w:sz w:val="23"/>
+          <w:szCs w:val="23"/>
           <w:lang w:val="hr-HR"/>
         </w:rPr>
         <w:t>bila</w:t>
       </w:r>
       <w:r>
         <w:rPr>
+          <w:sz w:val="23"/>
+          <w:szCs w:val="23"/>
           <w:lang w:val="hr-HR"/>
         </w:rPr>
         <w:t xml:space="preserve"> </w:t>
       </w:r>
       <w:r>
         <w:rPr>
+          <w:sz w:val="23"/>
+          <w:szCs w:val="23"/>
           <w:lang w:val="hr-HR"/>
         </w:rPr>
         <w:t>ilirska riječ za</w:t>
       </w:r>
       <w:r>
         <w:rPr>
+          <w:sz w:val="23"/>
+          <w:szCs w:val="23"/>
           <w:lang w:val="hr-HR"/>
         </w:rPr>
         <w:t xml:space="preserve"> </w:t>
@@ -46554,6 +48852,8 @@
         <w:rPr>
           <w:i/>
           <w:iCs/>
+          <w:sz w:val="23"/>
+          <w:szCs w:val="23"/>
           <w:lang w:val="hr-HR"/>
         </w:rPr>
         <w:t>teći</w:t>
@@ -46562,6 +48862,8 @@
         <w:rPr>
           <w:i w:val="false"/>
           <w:iCs w:val="false"/>
+          <w:sz w:val="23"/>
+          <w:szCs w:val="23"/>
           <w:lang w:val="hr-HR"/>
         </w:rPr>
         <w:t xml:space="preserve"> </w:t>
@@ -46570,6 +48872,8 @@
         <w:rPr>
           <w:i w:val="false"/>
           <w:iCs w:val="false"/>
+          <w:sz w:val="23"/>
+          <w:szCs w:val="23"/>
           <w:lang w:val="hr-HR"/>
         </w:rPr>
         <w:t xml:space="preserve">(da je ilirska riječ za </w:t>
@@ -46578,6 +48882,8 @@
         <w:rPr>
           <w:i/>
           <w:iCs/>
+          <w:sz w:val="23"/>
+          <w:szCs w:val="23"/>
           <w:lang w:val="hr-HR"/>
         </w:rPr>
         <w:t>teći</w:t>
@@ -46586,6 +48892,8 @@
         <w:rPr>
           <w:i w:val="false"/>
           <w:iCs w:val="false"/>
+          <w:sz w:val="23"/>
+          <w:szCs w:val="23"/>
           <w:lang w:val="hr-HR"/>
         </w:rPr>
         <w:t xml:space="preserve"> bila </w:t>
@@ -46594,6 +48902,8 @@
         <w:rPr>
           <w:i/>
           <w:iCs/>
+          <w:sz w:val="23"/>
+          <w:szCs w:val="23"/>
           <w:lang w:val="hr-HR"/>
         </w:rPr>
         <w:t>*karr</w:t>
@@ -46602,6 +48912,8 @@
         <w:rPr>
           <w:i/>
           <w:iCs/>
+          <w:sz w:val="23"/>
+          <w:szCs w:val="23"/>
           <w:lang w:val="en-US"/>
         </w:rPr>
         <w:t>~kurr</w:t>
@@ -46610,6 +48922,8 @@
         <w:rPr>
           <w:i w:val="false"/>
           <w:iCs w:val="false"/>
+          <w:sz w:val="23"/>
+          <w:szCs w:val="23"/>
           <w:lang w:val="en-US"/>
         </w:rPr>
         <w:t xml:space="preserve">, </w:t>
@@ -46618,6 +48932,8 @@
         <w:rPr>
           <w:i w:val="false"/>
           <w:iCs w:val="false"/>
+          <w:sz w:val="23"/>
+          <w:szCs w:val="23"/>
           <w:lang w:val="hr-HR"/>
         </w:rPr>
         <w:t xml:space="preserve">recimo, da </w:t>
@@ -46626,6 +48942,8 @@
         <w:rPr>
           <w:i w:val="false"/>
           <w:iCs w:val="false"/>
+          <w:sz w:val="23"/>
+          <w:szCs w:val="23"/>
           <w:lang w:val="hr-HR"/>
         </w:rPr>
         <w:t>ime</w:t>
@@ -46634,6 +48952,8 @@
         <w:rPr>
           <w:i/>
           <w:iCs/>
+          <w:sz w:val="23"/>
+          <w:szCs w:val="23"/>
           <w:lang w:val="hr-HR"/>
         </w:rPr>
         <w:t xml:space="preserve"> </w:t>
@@ -46642,6 +48962,8 @@
         <w:rPr>
           <w:i/>
           <w:iCs/>
+          <w:sz w:val="23"/>
+          <w:szCs w:val="23"/>
           <w:lang w:val="hr-HR"/>
         </w:rPr>
         <w:t>Karašica</w:t>
@@ -46650,6 +48972,8 @@
         <w:rPr>
           <w:i w:val="false"/>
           <w:iCs w:val="false"/>
+          <w:sz w:val="23"/>
+          <w:szCs w:val="23"/>
           <w:lang w:val="hr-HR"/>
         </w:rPr>
         <w:t xml:space="preserve"> dolazi od ne</w:t>
@@ -46658,6 +48982,8 @@
         <w:rPr>
           <w:i w:val="false"/>
           <w:iCs w:val="false"/>
+          <w:sz w:val="23"/>
+          <w:szCs w:val="23"/>
           <w:lang w:val="hr-HR"/>
         </w:rPr>
         <w:t>potvrđenog ilirskog imena koje se može rekonstruirati</w:t>
@@ -46666,6 +48992,8 @@
         <w:rPr>
           <w:i w:val="false"/>
           <w:iCs w:val="false"/>
+          <w:sz w:val="23"/>
+          <w:szCs w:val="23"/>
           <w:lang w:val="hr-HR"/>
         </w:rPr>
         <w:t xml:space="preserve"> ili </w:t>
@@ -46674,6 +49002,8 @@
         <w:rPr>
           <w:i w:val="false"/>
           <w:iCs w:val="false"/>
+          <w:sz w:val="23"/>
+          <w:szCs w:val="23"/>
           <w:lang w:val="hr-HR"/>
         </w:rPr>
         <w:t>kao</w:t>
@@ -46682,6 +49012,8 @@
         <w:rPr>
           <w:i w:val="false"/>
           <w:iCs w:val="false"/>
+          <w:sz w:val="23"/>
+          <w:szCs w:val="23"/>
           <w:lang w:val="hr-HR"/>
         </w:rPr>
         <w:t xml:space="preserve"> </w:t>
@@ -46690,6 +49022,8 @@
         <w:rPr>
           <w:i/>
           <w:iCs/>
+          <w:sz w:val="23"/>
+          <w:szCs w:val="23"/>
           <w:lang w:val="hr-HR"/>
         </w:rPr>
         <w:t>*Kurrurrissia</w:t>
@@ -46698,6 +49032,8 @@
         <w:rPr>
           <w:i w:val="false"/>
           <w:iCs w:val="false"/>
+          <w:sz w:val="23"/>
+          <w:szCs w:val="23"/>
           <w:lang w:val="hr-HR"/>
         </w:rPr>
         <w:t xml:space="preserve"> ili </w:t>
@@ -46706,6 +49042,8 @@
         <w:rPr>
           <w:i w:val="false"/>
           <w:iCs w:val="false"/>
+          <w:sz w:val="23"/>
+          <w:szCs w:val="23"/>
           <w:lang w:val="hr-HR"/>
         </w:rPr>
         <w:t>kao</w:t>
@@ -46714,6 +49052,8 @@
         <w:rPr>
           <w:i w:val="false"/>
           <w:iCs w:val="false"/>
+          <w:sz w:val="23"/>
+          <w:szCs w:val="23"/>
           <w:lang w:val="hr-HR"/>
         </w:rPr>
         <w:t xml:space="preserve"> </w:t>
@@ -46722,6 +49062,8 @@
         <w:rPr>
           <w:i/>
           <w:iCs/>
+          <w:sz w:val="23"/>
+          <w:szCs w:val="23"/>
           <w:lang w:val="hr-HR"/>
         </w:rPr>
         <w:t>*Kurrirrissia</w:t>
@@ -46730,6 +49072,8 @@
         <w:rPr>
           <w:i w:val="false"/>
           <w:iCs w:val="false"/>
+          <w:sz w:val="23"/>
+          <w:szCs w:val="23"/>
           <w:lang w:val="hr-HR"/>
         </w:rPr>
         <w:t xml:space="preserve">, a </w:t>
@@ -46738,6 +49082,8 @@
         <w:rPr>
           <w:i w:val="false"/>
           <w:iCs w:val="false"/>
+          <w:sz w:val="23"/>
+          <w:szCs w:val="23"/>
           <w:lang w:val="hr-HR"/>
         </w:rPr>
         <w:t>ime</w:t>
@@ -46746,6 +49092,8 @@
         <w:rPr>
           <w:i w:val="false"/>
           <w:iCs w:val="false"/>
+          <w:sz w:val="23"/>
+          <w:szCs w:val="23"/>
           <w:lang w:val="hr-HR"/>
         </w:rPr>
         <w:t xml:space="preserve"> </w:t>
@@ -46754,6 +49102,8 @@
         <w:rPr>
           <w:i/>
           <w:iCs/>
+          <w:sz w:val="23"/>
+          <w:szCs w:val="23"/>
           <w:lang w:val="hr-HR"/>
         </w:rPr>
         <w:t>Krapina</w:t>
@@ -46762,6 +49112,8 @@
         <w:rPr>
           <w:i w:val="false"/>
           <w:iCs w:val="false"/>
+          <w:sz w:val="23"/>
+          <w:szCs w:val="23"/>
           <w:lang w:val="hr-HR"/>
         </w:rPr>
         <w:t xml:space="preserve"> </w:t>
@@ -46770,6 +49122,8 @@
         <w:rPr>
           <w:i w:val="false"/>
           <w:iCs w:val="false"/>
+          <w:sz w:val="23"/>
+          <w:szCs w:val="23"/>
           <w:lang w:val="hr-HR"/>
         </w:rPr>
         <w:t xml:space="preserve">od </w:t>
@@ -46778,6 +49132,8 @@
         <w:rPr>
           <w:i/>
           <w:iCs/>
+          <w:sz w:val="23"/>
+          <w:szCs w:val="23"/>
           <w:lang w:val="hr-HR"/>
         </w:rPr>
         <w:t>*Karpona</w:t>
@@ -46786,6 +49142,8 @@
         <w:rPr>
           <w:i w:val="false"/>
           <w:iCs w:val="false"/>
+          <w:sz w:val="23"/>
+          <w:szCs w:val="23"/>
           <w:lang w:val="hr-HR"/>
         </w:rPr>
         <w:t xml:space="preserve"> ili, manje vjerojatno, od nečeg kao</w:t>
@@ -46794,6 +49152,8 @@
         <w:rPr>
           <w:i w:val="false"/>
           <w:iCs w:val="false"/>
+          <w:sz w:val="23"/>
+          <w:szCs w:val="23"/>
           <w:lang w:val="hr-HR"/>
         </w:rPr>
         <w:t xml:space="preserve"> </w:t>
@@ -46802,6 +49162,8 @@
         <w:rPr>
           <w:i/>
           <w:iCs/>
+          <w:sz w:val="23"/>
+          <w:szCs w:val="23"/>
           <w:lang w:val="hr-HR"/>
         </w:rPr>
         <w:t>*Kurrippuppona</w:t>
@@ -46810,6 +49172,8 @@
         <w:rPr>
           <w:i w:val="false"/>
           <w:iCs w:val="false"/>
+          <w:sz w:val="23"/>
+          <w:szCs w:val="23"/>
           <w:lang w:val="hr-HR"/>
         </w:rPr>
         <w:t>, i tako dalje)</w:t>
@@ -46818,6 +49182,8 @@
         <w:rPr>
           <w:i w:val="false"/>
           <w:iCs w:val="false"/>
+          <w:sz w:val="23"/>
+          <w:szCs w:val="23"/>
           <w:lang w:val="hr-HR"/>
         </w:rPr>
         <w:t xml:space="preserve">, on je objavljen u Valpovačkom godišnjaku </w:t>
@@ -46826,6 +49192,8 @@
         <w:rPr>
           <w:i w:val="false"/>
           <w:iCs w:val="false"/>
+          <w:sz w:val="23"/>
+          <w:szCs w:val="23"/>
           <w:lang w:val="hr-HR"/>
         </w:rPr>
         <w:t>(što je spomenuto u Glasu Slavonije</w:t>
@@ -46835,6 +49203,39 @@
           <w:rStyle w:val="FootnoteReference"/>
           <w:i w:val="false"/>
           <w:iCs w:val="false"/>
+          <w:sz w:val="23"/>
+          <w:szCs w:val="23"/>
+          <w:lang w:val="hr-HR"/>
+        </w:rPr>
+        <w:footnoteReference w:id="57"/>
+      </w:r>
+      <w:r>
+        <w:rPr>
+          <w:i w:val="false"/>
+          <w:iCs w:val="false"/>
+          <w:sz w:val="23"/>
+          <w:szCs w:val="23"/>
+          <w:lang w:val="hr-HR"/>
+        </w:rPr>
+        <w:t>)</w:t>
+      </w:r>
+      <w:r>
+        <w:rPr>
+          <w:i w:val="false"/>
+          <w:iCs w:val="false"/>
+          <w:sz w:val="23"/>
+          <w:szCs w:val="23"/>
+          <w:lang w:val="hr-HR"/>
+        </w:rPr>
+        <w:t>, na mojoj web-stranici</w:t>
+      </w:r>
+      <w:r>
+        <w:rPr>
+          <w:rStyle w:val="FootnoteReference"/>
+          <w:i w:val="false"/>
+          <w:iCs w:val="false"/>
+          <w:sz w:val="23"/>
+          <w:szCs w:val="23"/>
           <w:lang w:val="hr-HR"/>
         </w:rPr>
         <w:footnoteReference w:id="58"/>
@@ -46843,31 +49244,8 @@
         <w:rPr>
           <w:i w:val="false"/>
           <w:iCs w:val="false"/>
-          <w:lang w:val="hr-HR"/>
-        </w:rPr>
-        <w:t>)</w:t>
-      </w:r>
-      <w:r>
-        <w:rPr>
-          <w:i w:val="false"/>
-          <w:iCs w:val="false"/>
-          <w:lang w:val="hr-HR"/>
-        </w:rPr>
-        <w:t>, na mojoj web-stranici</w:t>
-      </w:r>
-      <w:r>
-        <w:rPr>
-          <w:rStyle w:val="FootnoteReference"/>
-          <w:i w:val="false"/>
-          <w:iCs w:val="false"/>
-          <w:lang w:val="hr-HR"/>
-        </w:rPr>
-        <w:footnoteReference w:id="59"/>
-      </w:r>
-      <w:r>
-        <w:rPr>
-          <w:i w:val="false"/>
-          <w:iCs w:val="false"/>
+          <w:sz w:val="23"/>
+          <w:szCs w:val="23"/>
           <w:lang w:val="hr-HR"/>
         </w:rPr>
         <w:t xml:space="preserve"> te će, ako sve bude u redu, biti objavljen u časopisu za nacionalne manjine Regionalnim studijama u Sopronu. U tom tekstu, pomoću mjerenja kolizijske entropije hrvatskog jezika i Monte Carlo simulacija rođendanskog paradoksa, dokazujem da je vjerojatnost da se taj k-r uzorak dogodi slučajno negdje između 1/300 i 1/17. I to je, koliko znam, jedini do sada objavljeni članak koji primjenjuje teoriju informacija i teoriju vjerojatnosti na nazive mjesta u Hrvatskoj.</w:t>
@@ -46876,14 +49254,19 @@
     <w:p>
       <w:pPr>
         <w:pStyle w:val="BodyText"/>
+        <w:spacing w:before="0" w:after="0"/>
         <w:ind w:firstLine="360" w:left="0" w:right="0"/>
         <w:jc w:val="both"/>
         <w:rPr>
-          <w:lang w:val="hr-HR"/>
-        </w:rPr>
-      </w:pPr>
-      <w:r>
-        <w:rPr>
+          <w:sz w:val="23"/>
+          <w:szCs w:val="23"/>
+          <w:lang w:val="hr-HR"/>
+        </w:rPr>
+      </w:pPr>
+      <w:r>
+        <w:rPr>
+          <w:sz w:val="23"/>
+          <w:szCs w:val="23"/>
           <w:lang w:val="hr-HR"/>
         </w:rPr>
         <w:t>Govorim hrvatski (izvorni govornik), engleski (vjerojatno C1 razina), latinski (vjerojatno B2 razina</w:t>
@@ -46891,12 +49274,16 @@
       <w:r>
         <w:rPr>
           <w:rStyle w:val="FootnoteReference"/>
-          <w:lang w:val="hr-HR"/>
-        </w:rPr>
-        <w:footnoteReference w:id="60"/>
-      </w:r>
-      <w:r>
-        <w:rPr>
+          <w:sz w:val="23"/>
+          <w:szCs w:val="23"/>
+          <w:lang w:val="hr-HR"/>
+        </w:rPr>
+        <w:footnoteReference w:id="59"/>
+      </w:r>
+      <w:r>
+        <w:rPr>
+          <w:sz w:val="23"/>
+          <w:szCs w:val="23"/>
           <w:lang w:val="hr-HR"/>
         </w:rPr>
         <w:t>) i malo njemačkog (imam B1 Deutsche Sprachdiplom).</w:t>
@@ -46908,19 +49295,23 @@
         <w:widowControl/>
         <w:suppressAutoHyphens w:val="false"/>
         <w:bidi w:val="0"/>
-        <w:spacing w:before="0" w:after="140"/>
+        <w:spacing w:before="0" w:after="0"/>
         <w:ind w:firstLine="360" w:left="0" w:right="0"/>
         <w:jc w:val="both"/>
         <w:rPr>
           <w:i w:val="false"/>
           <w:iCs w:val="false"/>
-          <w:lang w:val="hr-HR"/>
-        </w:rPr>
-      </w:pPr>
-      <w:r>
-        <w:rPr>
-          <w:i w:val="false"/>
-          <w:iCs w:val="false"/>
+          <w:sz w:val="23"/>
+          <w:szCs w:val="23"/>
+          <w:lang w:val="hr-HR"/>
+        </w:rPr>
+      </w:pPr>
+      <w:r>
+        <w:rPr>
+          <w:i w:val="false"/>
+          <w:iCs w:val="false"/>
+          <w:sz w:val="23"/>
+          <w:szCs w:val="23"/>
           <w:lang w:val="hr-HR"/>
         </w:rPr>
         <w:t>2023. godine diplomirao sam računarstvo na FERIT-u i time stekao titulu sveučilišnog prvostupnika inženjera računarstva.</w:t>
@@ -47393,7 +49784,7 @@
           <w:rFonts w:ascii="Courier New" w:hAnsi="Courier New"/>
         </w:rPr>
         <w:tab/>
-        <w:t>https://atheistforums.org/thread-61911-post-2009508.html#pid2009508</w:t>
+        <w:t>https://www.reddit.com/r/PicoBlaze/comments/159chq6/problems_with_syntax_highlighting_picoblaze/?utm_source=share&amp;utm_medium=web3x&amp;utm_name=web3xcss&amp;utm_term=1&amp;utm_content=share_button</w:t>
       </w:r>
     </w:p>
   </w:footnote>
@@ -47416,7 +49807,7 @@
           <w:rFonts w:ascii="Courier New" w:hAnsi="Courier New"/>
         </w:rPr>
         <w:tab/>
-        <w:t>https://www.reddit.com/r/PicoBlaze/comments/159chq6/problems_with_syntax_highlighting_picoblaze/?utm_source=share&amp;utm_medium=web3x&amp;utm_name=web3xcss&amp;utm_term=1&amp;utm_content=share_button</w:t>
+        <w:t>https://www.forum.hr/showpost.php?p=99274899</w:t>
       </w:r>
     </w:p>
   </w:footnote>
@@ -47439,7 +49830,7 @@
           <w:rFonts w:ascii="Courier New" w:hAnsi="Courier New"/>
         </w:rPr>
         <w:tab/>
-        <w:t>https://www.forum.hr/showpost.php?p=99274899</w:t>
+        <w:t>https://philosophicalvegan.com/viewtopic.php?p=51800#p51800</w:t>
       </w:r>
     </w:p>
   </w:footnote>
@@ -47462,7 +49853,7 @@
           <w:rFonts w:ascii="Courier New" w:hAnsi="Courier New"/>
         </w:rPr>
         <w:tab/>
-        <w:t>https://philosophicalvegan.com/viewtopic.php?p=51800#p51800</w:t>
+        <w:t>https://qr.ae/pCt6Uv</w:t>
       </w:r>
     </w:p>
   </w:footnote>
@@ -47485,7 +49876,7 @@
           <w:rFonts w:ascii="Courier New" w:hAnsi="Courier New"/>
         </w:rPr>
         <w:tab/>
-        <w:t>https://qr.ae/pCt6Uv</w:t>
+        <w:t>https://www.reddit.com/r/TOR/comments/jv3dln/tor_browser_appears_to_allow_crosssite_scripting/?utm_source=share&amp;utm_medium=web2x&amp;context=3</w:t>
       </w:r>
     </w:p>
   </w:footnote>
@@ -47508,34 +49899,11 @@
           <w:rFonts w:ascii="Courier New" w:hAnsi="Courier New"/>
         </w:rPr>
         <w:tab/>
-        <w:t>https://www.reddit.com/r/TOR/comments/jv3dln/tor_browser_appears_to_allow_crosssite_scripting/?utm_source=share&amp;utm_medium=web2x&amp;context=3</w:t>
+        <w:t>https://security.stackexchange.com/q/270915/249645</w:t>
       </w:r>
     </w:p>
   </w:footnote>
   <w:footnote w:id="16">
-    <w:p>
-      <w:pPr>
-        <w:pStyle w:val="FootnoteText"/>
-        <w:rPr>
-          <w:rFonts w:ascii="Courier New" w:hAnsi="Courier New"/>
-        </w:rPr>
-      </w:pPr>
-      <w:r>
-        <w:rPr>
-          <w:rStyle w:val="FootnoteCharacters"/>
-        </w:rPr>
-        <w:footnoteRef/>
-      </w:r>
-      <w:r>
-        <w:rPr>
-          <w:rFonts w:ascii="Courier New" w:hAnsi="Courier New"/>
-        </w:rPr>
-        <w:tab/>
-        <w:t>https://security.stackexchange.com/q/270915/249645</w:t>
-      </w:r>
-    </w:p>
-  </w:footnote>
-  <w:footnote w:id="17">
     <w:p>
       <w:pPr>
         <w:pStyle w:val="FootnoteText"/>
@@ -47560,7 +49928,7 @@
       </w:r>
     </w:p>
   </w:footnote>
-  <w:footnote w:id="18">
+  <w:footnote w:id="17">
     <w:p>
       <w:pPr>
         <w:pStyle w:val="FootnoteText"/>
@@ -47583,7 +49951,7 @@
       </w:r>
     </w:p>
   </w:footnote>
-  <w:footnote w:id="19">
+  <w:footnote w:id="18">
     <w:p>
       <w:pPr>
         <w:pStyle w:val="FootnoteText"/>
@@ -47928,7 +50296,7 @@
       </w:r>
     </w:p>
   </w:footnote>
-  <w:footnote w:id="20">
+  <w:footnote w:id="19">
     <w:p>
       <w:pPr>
         <w:pStyle w:val="FootnoteText"/>
@@ -47951,7 +50319,7 @@
       </w:r>
     </w:p>
   </w:footnote>
-  <w:footnote w:id="21">
+  <w:footnote w:id="20">
     <w:p>
       <w:pPr>
         <w:pStyle w:val="FootnoteText"/>
@@ -47974,7 +50342,7 @@
       </w:r>
     </w:p>
   </w:footnote>
-  <w:footnote w:id="22">
+  <w:footnote w:id="21">
     <w:p>
       <w:pPr>
         <w:pStyle w:val="FootnoteText"/>
@@ -47997,7 +50365,7 @@
       </w:r>
     </w:p>
   </w:footnote>
-  <w:footnote w:id="23">
+  <w:footnote w:id="22">
     <w:p>
       <w:pPr>
         <w:pStyle w:val="FootnoteText"/>
@@ -48020,7 +50388,7 @@
       </w:r>
     </w:p>
   </w:footnote>
-  <w:footnote w:id="24">
+  <w:footnote w:id="23">
     <w:p>
       <w:pPr>
         <w:pStyle w:val="FootnoteText"/>
@@ -48043,7 +50411,7 @@
       </w:r>
     </w:p>
   </w:footnote>
-  <w:footnote w:id="25">
+  <w:footnote w:id="24">
     <w:p>
       <w:pPr>
         <w:pStyle w:val="FootnoteText"/>
@@ -48066,7 +50434,7 @@
       </w:r>
     </w:p>
   </w:footnote>
-  <w:footnote w:id="26">
+  <w:footnote w:id="25">
     <w:p>
       <w:pPr>
         <w:pStyle w:val="FootnoteText"/>
@@ -48089,7 +50457,7 @@
       </w:r>
     </w:p>
   </w:footnote>
-  <w:footnote w:id="27">
+  <w:footnote w:id="26">
     <w:p>
       <w:pPr>
         <w:pStyle w:val="FootnoteText"/>
@@ -48112,7 +50480,7 @@
       </w:r>
     </w:p>
   </w:footnote>
-  <w:footnote w:id="28">
+  <w:footnote w:id="27">
     <w:p>
       <w:pPr>
         <w:pStyle w:val="FootnoteText"/>
@@ -48135,7 +50503,7 @@
       </w:r>
     </w:p>
   </w:footnote>
-  <w:footnote w:id="29">
+  <w:footnote w:id="28">
     <w:p>
       <w:pPr>
         <w:pStyle w:val="FootnoteText"/>
@@ -48158,7 +50526,7 @@
       </w:r>
     </w:p>
   </w:footnote>
-  <w:footnote w:id="30">
+  <w:footnote w:id="29">
     <w:p>
       <w:pPr>
         <w:pStyle w:val="FootnoteText"/>
@@ -48181,7 +50549,7 @@
       </w:r>
     </w:p>
   </w:footnote>
-  <w:footnote w:id="31">
+  <w:footnote w:id="30">
     <w:p>
       <w:pPr>
         <w:pStyle w:val="FootnoteText"/>
@@ -48263,7 +50631,7 @@
       </w:r>
     </w:p>
   </w:footnote>
-  <w:footnote w:id="32">
+  <w:footnote w:id="31">
     <w:p>
       <w:pPr>
         <w:pStyle w:val="FootnoteText"/>
@@ -48286,7 +50654,7 @@
       </w:r>
     </w:p>
   </w:footnote>
-  <w:footnote w:id="33">
+  <w:footnote w:id="32">
     <w:p>
       <w:pPr>
         <w:pStyle w:val="FootnoteText"/>
@@ -48309,7 +50677,7 @@
       </w:r>
     </w:p>
   </w:footnote>
-  <w:footnote w:id="34">
+  <w:footnote w:id="33">
     <w:p>
       <w:pPr>
         <w:pStyle w:val="FootnoteText"/>
@@ -48332,7 +50700,7 @@
       </w:r>
     </w:p>
   </w:footnote>
-  <w:footnote w:id="35">
+  <w:footnote w:id="34">
     <w:p>
       <w:pPr>
         <w:pStyle w:val="FootnoteText"/>
@@ -48355,7 +50723,7 @@
       </w:r>
     </w:p>
   </w:footnote>
-  <w:footnote w:id="36">
+  <w:footnote w:id="35">
     <w:p>
       <w:pPr>
         <w:pStyle w:val="FootnoteText"/>
@@ -48385,7 +50753,7 @@
       </w:r>
     </w:p>
   </w:footnote>
-  <w:footnote w:id="37">
+  <w:footnote w:id="36">
     <w:p>
       <w:pPr>
         <w:pStyle w:val="FootnoteText"/>
@@ -48408,7 +50776,7 @@
       </w:r>
     </w:p>
   </w:footnote>
-  <w:footnote w:id="38">
+  <w:footnote w:id="37">
     <w:p>
       <w:pPr>
         <w:pStyle w:val="FootnoteText"/>
@@ -48431,7 +50799,7 @@
       </w:r>
     </w:p>
   </w:footnote>
-  <w:footnote w:id="39">
+  <w:footnote w:id="38">
     <w:p>
       <w:pPr>
         <w:pStyle w:val="FootnoteText"/>
@@ -48454,7 +50822,7 @@
       </w:r>
     </w:p>
   </w:footnote>
-  <w:footnote w:id="40">
+  <w:footnote w:id="39">
     <w:p>
       <w:pPr>
         <w:pStyle w:val="FootnoteText"/>
@@ -48477,7 +50845,7 @@
       </w:r>
     </w:p>
   </w:footnote>
-  <w:footnote w:id="41">
+  <w:footnote w:id="40">
     <w:p>
       <w:pPr>
         <w:pStyle w:val="FootnoteText"/>
@@ -48500,7 +50868,7 @@
       </w:r>
     </w:p>
   </w:footnote>
-  <w:footnote w:id="42">
+  <w:footnote w:id="41">
     <w:p>
       <w:pPr>
         <w:pStyle w:val="FootnoteText"/>
@@ -48523,7 +50891,7 @@
       </w:r>
     </w:p>
   </w:footnote>
-  <w:footnote w:id="43">
+  <w:footnote w:id="42">
     <w:p>
       <w:pPr>
         <w:pStyle w:val="FootnoteText"/>
@@ -48546,7 +50914,7 @@
       </w:r>
     </w:p>
   </w:footnote>
-  <w:footnote w:id="44">
+  <w:footnote w:id="43">
     <w:p>
       <w:pPr>
         <w:pStyle w:val="FootnoteText"/>
@@ -48569,7 +50937,7 @@
       </w:r>
     </w:p>
   </w:footnote>
-  <w:footnote w:id="45">
+  <w:footnote w:id="44">
     <w:p>
       <w:pPr>
         <w:pStyle w:val="FootnoteText"/>
@@ -48592,7 +50960,7 @@
       </w:r>
     </w:p>
   </w:footnote>
-  <w:footnote w:id="46">
+  <w:footnote w:id="45">
     <w:p>
       <w:pPr>
         <w:pStyle w:val="FootnoteText"/>
@@ -48615,7 +50983,7 @@
       </w:r>
     </w:p>
   </w:footnote>
-  <w:footnote w:id="47">
+  <w:footnote w:id="46">
     <w:p>
       <w:pPr>
         <w:pStyle w:val="FootnoteText"/>
@@ -48638,7 +51006,7 @@
       </w:r>
     </w:p>
   </w:footnote>
-  <w:footnote w:id="48">
+  <w:footnote w:id="47">
     <w:p>
       <w:pPr>
         <w:pStyle w:val="FootnoteText"/>
@@ -48663,7 +51031,7 @@
       </w:r>
     </w:p>
   </w:footnote>
-  <w:footnote w:id="49">
+  <w:footnote w:id="48">
     <w:p>
       <w:pPr>
         <w:pStyle w:val="FootnoteText"/>
@@ -48688,7 +51056,7 @@
       </w:r>
     </w:p>
   </w:footnote>
-  <w:footnote w:id="50">
+  <w:footnote w:id="49">
     <w:p>
       <w:pPr>
         <w:pStyle w:val="FootnoteText"/>
@@ -48707,7 +51075,7 @@
       </w:r>
     </w:p>
   </w:footnote>
-  <w:footnote w:id="51">
+  <w:footnote w:id="50">
     <w:p>
       <w:pPr>
         <w:pStyle w:val="FootnoteText"/>
@@ -48726,7 +51094,7 @@
       </w:r>
     </w:p>
   </w:footnote>
-  <w:footnote w:id="52">
+  <w:footnote w:id="51">
     <w:p>
       <w:pPr>
         <w:pStyle w:val="FootnoteText"/>
@@ -48745,7 +51113,7 @@
       </w:r>
     </w:p>
   </w:footnote>
-  <w:footnote w:id="53">
+  <w:footnote w:id="52">
     <w:p>
       <w:pPr>
         <w:pStyle w:val="FootnoteText"/>
@@ -48768,7 +51136,7 @@
       </w:hyperlink>
     </w:p>
   </w:footnote>
-  <w:footnote w:id="54">
+  <w:footnote w:id="53">
     <w:p>
       <w:pPr>
         <w:pStyle w:val="FootnoteText"/>
@@ -48787,7 +51155,7 @@
       </w:r>
     </w:p>
   </w:footnote>
-  <w:footnote w:id="55">
+  <w:footnote w:id="54">
     <w:p>
       <w:pPr>
         <w:pStyle w:val="FootnoteText"/>
@@ -48806,7 +51174,7 @@
       </w:r>
     </w:p>
   </w:footnote>
-  <w:footnote w:id="56">
+  <w:footnote w:id="55">
     <w:p>
       <w:pPr>
         <w:pStyle w:val="FootnoteText"/>
@@ -48825,7 +51193,7 @@
       </w:r>
     </w:p>
   </w:footnote>
-  <w:footnote w:id="57">
+  <w:footnote w:id="56">
     <w:p>
       <w:pPr>
         <w:pStyle w:val="FootnoteText"/>
@@ -48844,7 +51212,7 @@
       </w:r>
     </w:p>
   </w:footnote>
-  <w:footnote w:id="58">
+  <w:footnote w:id="57">
     <w:p>
       <w:pPr>
         <w:pStyle w:val="FootnoteText"/>
@@ -48870,7 +51238,7 @@
       </w:hyperlink>
     </w:p>
   </w:footnote>
-  <w:footnote w:id="59">
+  <w:footnote w:id="58">
     <w:p>
       <w:pPr>
         <w:pStyle w:val="FootnoteText"/>
@@ -48893,7 +51261,7 @@
       </w:r>
     </w:p>
   </w:footnote>
-  <w:footnote w:id="60">
+  <w:footnote w:id="59">
     <w:p>
       <w:pPr>
         <w:pStyle w:val="FootnoteText"/>

--- a/seminar/PicoBlaze.docx
+++ b/seminar/PicoBlaze.docx
@@ -23275,7 +23275,6 @@
       </w:pPr>
       <w:r>
         <w:rPr>
-          <w:rFonts w:ascii="Liberation Serif" w:hAnsi="Liberation Serif"/>
           <w:sz w:val="22"/>
           <w:szCs w:val="22"/>
           <w:lang w:val="en-US"/>
@@ -44817,6 +44816,35 @@
           <w:szCs w:val="22"/>
           <w:lang w:val="hr-HR"/>
         </w:rPr>
+        <w:t>Kasnije je u repozitorij dodana i datoteka nQueensPuzzle.asm koja predstavlja implementaciju tog istog algoritma u x86 assemblerskom jeziku kompatibilnim s FlatAssemblerom.</w:t>
+      </w:r>
+    </w:p>
+    <w:p>
+      <w:pPr>
+        <w:pStyle w:val="Normal"/>
+        <w:jc w:val="both"/>
+        <w:rPr>
+          <w:rFonts w:ascii="Times New Roman" w:hAnsi="Times New Roman"/>
+          <w:b w:val="false"/>
+          <w:bCs w:val="false"/>
+          <w:i w:val="false"/>
+          <w:iCs w:val="false"/>
+          <w:sz w:val="22"/>
+          <w:szCs w:val="22"/>
+          <w:lang w:val="hr-HR"/>
+        </w:rPr>
+      </w:pPr>
+      <w:r>
+        <w:rPr>
+          <w:rFonts w:ascii="Times New Roman" w:hAnsi="Times New Roman"/>
+          <w:b w:val="false"/>
+          <w:bCs w:val="false"/>
+          <w:i w:val="false"/>
+          <w:iCs w:val="false"/>
+          <w:sz w:val="22"/>
+          <w:szCs w:val="22"/>
+          <w:lang w:val="hr-HR"/>
+        </w:rPr>
         <w:t>U verziji v5.9.2 dodan je i primjer programa koji crta fraktal zvan Trokut Sierpinskog:</w:t>
       </w:r>
     </w:p>
@@ -47222,7 +47250,33 @@
           <w:szCs w:val="22"/>
           <w:lang w:val="hr-HR"/>
         </w:rPr>
-        <w:t xml:space="preserve">. Tako da sam pokušao napraviti native Android aplikaciju koja će omogućiti mobitelu da se pretvara da je PicoBlaze, dijelom i zato da se okušam kakav bih bio razvijatelj aplikacija za mobitele. Međutim, uz mnogo truda sve što sam uspio napraviti je da asembler pisan u JavaScriptu </w:t>
+        <w:t xml:space="preserve">. Tako da sam pokušao napraviti native Android aplikaciju koja će omogućiti mobitelu da se pretvara da je PicoBlaze, dijelom i zato da se okušam kakav bih bio razvijatelj aplikacija za mobitele. </w:t>
+      </w:r>
+      <w:r>
+        <w:rPr>
+          <w:rFonts w:ascii="Times New Roman" w:hAnsi="Times New Roman"/>
+          <w:b w:val="false"/>
+          <w:bCs w:val="false"/>
+          <w:i w:val="false"/>
+          <w:iCs w:val="false"/>
+          <w:sz w:val="22"/>
+          <w:szCs w:val="22"/>
+          <w:lang w:val="hr-HR"/>
+        </w:rPr>
+        <w:t>Prvo što sam</w:t>
+      </w:r>
+      <w:r>
+        <w:rPr>
+          <w:rFonts w:ascii="Times New Roman" w:hAnsi="Times New Roman"/>
+          <w:b w:val="false"/>
+          <w:bCs w:val="false"/>
+          <w:i w:val="false"/>
+          <w:iCs w:val="false"/>
+          <w:sz w:val="22"/>
+          <w:szCs w:val="22"/>
+          <w:lang w:val="hr-HR"/>
+        </w:rPr>
+        <w:t xml:space="preserve"> uz mnogo truda uspio napraviti je da asembler pisan u JavaScriptu </w:t>
       </w:r>
       <w:r>
         <w:rPr>
@@ -47417,7 +47471,7 @@
           <w:szCs w:val="22"/>
           <w:lang w:val="hr-HR"/>
         </w:rPr>
-        <w:t>pa sam odustao od te ideje</w:t>
+        <w:t>a onda sam na više godina odustao od te ideje</w:t>
       </w:r>
       <w:r>
         <w:rPr>
@@ -47443,7 +47497,494 @@
           <w:szCs w:val="22"/>
           <w:lang w:val="hr-HR"/>
         </w:rPr>
-        <w:t>Ako netko želi nastaviti taj moj rad, dostupan je na mom GitHub profilu</w:t>
+        <w:t xml:space="preserve">Kad se pojavila napredna umjetna inteligencija početkom 2026. godine, zadao sam GitHub Copilotu da prepiše moju datoteku </w:t>
+      </w:r>
+      <w:r>
+        <w:rPr>
+          <w:rFonts w:ascii="Courier New" w:hAnsi="Courier New"/>
+          <w:b w:val="false"/>
+          <w:bCs w:val="false"/>
+          <w:i w:val="false"/>
+          <w:iCs w:val="false"/>
+          <w:sz w:val="22"/>
+          <w:szCs w:val="22"/>
+          <w:lang w:val="hr-HR"/>
+        </w:rPr>
+        <w:t>simulator.js</w:t>
+      </w:r>
+      <w:r>
+        <w:rPr>
+          <w:rFonts w:ascii="Times New Roman" w:hAnsi="Times New Roman"/>
+          <w:b w:val="false"/>
+          <w:bCs w:val="false"/>
+          <w:i w:val="false"/>
+          <w:iCs w:val="false"/>
+          <w:sz w:val="22"/>
+          <w:szCs w:val="22"/>
+          <w:lang w:val="hr-HR"/>
+        </w:rPr>
+        <w:t xml:space="preserve"> iz JavaScripta u Javu. Rezultat je bio upotrebljiv, pa sam to upotrijebio da napravim assembler i emulator za PicoBlaze koji se može vrtjeti na Androidu.</w:t>
+      </w:r>
+    </w:p>
+    <w:p>
+      <w:pPr>
+        <w:pStyle w:val="Normal"/>
+        <w:jc w:val="both"/>
+        <w:rPr>
+          <w:rFonts w:ascii="Times New Roman" w:hAnsi="Times New Roman"/>
+          <w:b w:val="false"/>
+          <w:bCs w:val="false"/>
+          <w:i w:val="false"/>
+          <w:iCs w:val="false"/>
+          <w:sz w:val="22"/>
+          <w:szCs w:val="22"/>
+          <w:lang w:val="hr-HR"/>
+        </w:rPr>
+      </w:pPr>
+      <w:r>
+        <w:rPr>
+          <w:rFonts w:ascii="Times New Roman" w:hAnsi="Times New Roman"/>
+          <w:b w:val="false"/>
+          <w:bCs w:val="false"/>
+          <w:i w:val="false"/>
+          <w:iCs w:val="false"/>
+          <w:sz w:val="22"/>
+          <w:szCs w:val="22"/>
+          <w:lang w:val="hr-HR"/>
+        </w:rPr>
+        <w:drawing>
+          <wp:inline distT="0" distB="0" distL="0" distR="0">
+            <wp:extent cx="1802765" cy="3905885"/>
+            <wp:effectExtent l="0" t="0" r="0" b="0"/>
+            <wp:docPr id="45" name="Image26"/>
+            <wp:cNvGraphicFramePr>
+              <a:graphicFrameLocks xmlns:a="http://schemas.openxmlformats.org/drawingml/2006/main" noChangeAspect="1"/>
+            </wp:cNvGraphicFramePr>
+            <a:graphic xmlns:a="http://schemas.openxmlformats.org/drawingml/2006/main">
+              <a:graphicData uri="http://schemas.openxmlformats.org/drawingml/2006/picture">
+                <pic:pic xmlns:pic="http://schemas.openxmlformats.org/drawingml/2006/picture">
+                  <pic:nvPicPr>
+                    <pic:cNvPr id="45" name="Image26"/>
+                    <pic:cNvPicPr>
+                      <a:picLocks noChangeAspect="1" noChangeArrowheads="1"/>
+                    </pic:cNvPicPr>
+                  </pic:nvPicPr>
+                  <pic:blipFill>
+                    <a:blip r:embed="rId38"/>
+                    <a:stretch>
+                      <a:fillRect/>
+                    </a:stretch>
+                  </pic:blipFill>
+                  <pic:spPr bwMode="auto">
+                    <a:xfrm>
+                      <a:off x="0" y="0"/>
+                      <a:ext cx="1802765" cy="3905885"/>
+                    </a:xfrm>
+                    <a:prstGeom prst="rect">
+                      <a:avLst/>
+                    </a:prstGeom>
+                    <a:noFill/>
+                  </pic:spPr>
+                </pic:pic>
+              </a:graphicData>
+            </a:graphic>
+          </wp:inline>
+        </w:drawing>
+      </w:r>
+      <w:r>
+        <w:rPr>
+          <w:rFonts w:ascii="Times New Roman" w:hAnsi="Times New Roman"/>
+          <w:b w:val="false"/>
+          <w:bCs w:val="false"/>
+          <w:i w:val="false"/>
+          <w:iCs w:val="false"/>
+          <w:sz w:val="22"/>
+          <w:szCs w:val="22"/>
+          <w:lang w:val="hr-HR"/>
+        </w:rPr>
+        <w:t xml:space="preserve"> </w:t>
+      </w:r>
+      <w:r>
+        <w:rPr>
+          <w:rFonts w:ascii="Times New Roman" w:hAnsi="Times New Roman"/>
+          <w:b w:val="false"/>
+          <w:bCs w:val="false"/>
+          <w:i w:val="false"/>
+          <w:iCs w:val="false"/>
+          <w:sz w:val="22"/>
+          <w:szCs w:val="22"/>
+          <w:lang w:val="hr-HR"/>
+        </w:rPr>
+        <w:drawing>
+          <wp:inline distT="0" distB="0" distL="0" distR="0">
+            <wp:extent cx="1799590" cy="3898900"/>
+            <wp:effectExtent l="0" t="0" r="0" b="0"/>
+            <wp:docPr id="46" name="Image27"/>
+            <wp:cNvGraphicFramePr>
+              <a:graphicFrameLocks xmlns:a="http://schemas.openxmlformats.org/drawingml/2006/main" noChangeAspect="1"/>
+            </wp:cNvGraphicFramePr>
+            <a:graphic xmlns:a="http://schemas.openxmlformats.org/drawingml/2006/main">
+              <a:graphicData uri="http://schemas.openxmlformats.org/drawingml/2006/picture">
+                <pic:pic xmlns:pic="http://schemas.openxmlformats.org/drawingml/2006/picture">
+                  <pic:nvPicPr>
+                    <pic:cNvPr id="46" name="Image27"/>
+                    <pic:cNvPicPr>
+                      <a:picLocks noChangeAspect="1" noChangeArrowheads="1"/>
+                    </pic:cNvPicPr>
+                  </pic:nvPicPr>
+                  <pic:blipFill>
+                    <a:blip r:embed="rId39"/>
+                    <a:stretch>
+                      <a:fillRect/>
+                    </a:stretch>
+                  </pic:blipFill>
+                  <pic:spPr bwMode="auto">
+                    <a:xfrm>
+                      <a:off x="0" y="0"/>
+                      <a:ext cx="1799590" cy="3898900"/>
+                    </a:xfrm>
+                    <a:prstGeom prst="rect">
+                      <a:avLst/>
+                    </a:prstGeom>
+                    <a:noFill/>
+                  </pic:spPr>
+                </pic:pic>
+              </a:graphicData>
+            </a:graphic>
+          </wp:inline>
+        </w:drawing>
+      </w:r>
+      <w:r>
+        <w:rPr>
+          <w:rFonts w:ascii="Times New Roman" w:hAnsi="Times New Roman"/>
+          <w:b w:val="false"/>
+          <w:bCs w:val="false"/>
+          <w:i w:val="false"/>
+          <w:iCs w:val="false"/>
+          <w:sz w:val="22"/>
+          <w:szCs w:val="22"/>
+          <w:lang w:val="hr-HR"/>
+        </w:rPr>
+        <w:t xml:space="preserve"> </w:t>
+      </w:r>
+      <w:r>
+        <w:rPr>
+          <w:rFonts w:ascii="Times New Roman" w:hAnsi="Times New Roman"/>
+          <w:b w:val="false"/>
+          <w:bCs w:val="false"/>
+          <w:i w:val="false"/>
+          <w:iCs w:val="false"/>
+          <w:sz w:val="22"/>
+          <w:szCs w:val="22"/>
+          <w:lang w:val="hr-HR"/>
+        </w:rPr>
+        <w:drawing>
+          <wp:inline distT="0" distB="0" distL="0" distR="0">
+            <wp:extent cx="1799590" cy="3898265"/>
+            <wp:effectExtent l="0" t="0" r="0" b="0"/>
+            <wp:docPr id="47" name="Image28"/>
+            <wp:cNvGraphicFramePr>
+              <a:graphicFrameLocks xmlns:a="http://schemas.openxmlformats.org/drawingml/2006/main" noChangeAspect="1"/>
+            </wp:cNvGraphicFramePr>
+            <a:graphic xmlns:a="http://schemas.openxmlformats.org/drawingml/2006/main">
+              <a:graphicData uri="http://schemas.openxmlformats.org/drawingml/2006/picture">
+                <pic:pic xmlns:pic="http://schemas.openxmlformats.org/drawingml/2006/picture">
+                  <pic:nvPicPr>
+                    <pic:cNvPr id="47" name="Image28"/>
+                    <pic:cNvPicPr>
+                      <a:picLocks noChangeAspect="1" noChangeArrowheads="1"/>
+                    </pic:cNvPicPr>
+                  </pic:nvPicPr>
+                  <pic:blipFill>
+                    <a:blip r:embed="rId40"/>
+                    <a:stretch>
+                      <a:fillRect/>
+                    </a:stretch>
+                  </pic:blipFill>
+                  <pic:spPr bwMode="auto">
+                    <a:xfrm>
+                      <a:off x="0" y="0"/>
+                      <a:ext cx="1799590" cy="3898265"/>
+                    </a:xfrm>
+                    <a:prstGeom prst="rect">
+                      <a:avLst/>
+                    </a:prstGeom>
+                    <a:noFill/>
+                  </pic:spPr>
+                </pic:pic>
+              </a:graphicData>
+            </a:graphic>
+          </wp:inline>
+        </w:drawing>
+      </w:r>
+    </w:p>
+    <w:p>
+      <w:pPr>
+        <w:pStyle w:val="Normal"/>
+        <w:jc w:val="both"/>
+        <w:rPr>
+          <w:rFonts w:ascii="Times New Roman" w:hAnsi="Times New Roman"/>
+          <w:b w:val="false"/>
+          <w:bCs w:val="false"/>
+          <w:i w:val="false"/>
+          <w:iCs w:val="false"/>
+          <w:sz w:val="22"/>
+          <w:szCs w:val="22"/>
+          <w:lang w:val="hr-HR"/>
+        </w:rPr>
+      </w:pPr>
+      <w:r>
+        <w:rPr>
+          <w:rFonts w:ascii="Times New Roman" w:hAnsi="Times New Roman"/>
+          <w:b w:val="false"/>
+          <w:bCs w:val="false"/>
+          <w:i w:val="false"/>
+          <w:iCs w:val="false"/>
+          <w:sz w:val="22"/>
+          <w:szCs w:val="22"/>
+          <w:lang w:val="hr-HR"/>
+        </w:rPr>
+        <w:drawing>
+          <wp:inline distT="0" distB="0" distL="0" distR="0">
+            <wp:extent cx="1682115" cy="3644900"/>
+            <wp:effectExtent l="0" t="0" r="0" b="0"/>
+            <wp:docPr id="48" name="Image29"/>
+            <wp:cNvGraphicFramePr>
+              <a:graphicFrameLocks xmlns:a="http://schemas.openxmlformats.org/drawingml/2006/main" noChangeAspect="1"/>
+            </wp:cNvGraphicFramePr>
+            <a:graphic xmlns:a="http://schemas.openxmlformats.org/drawingml/2006/main">
+              <a:graphicData uri="http://schemas.openxmlformats.org/drawingml/2006/picture">
+                <pic:pic xmlns:pic="http://schemas.openxmlformats.org/drawingml/2006/picture">
+                  <pic:nvPicPr>
+                    <pic:cNvPr id="48" name="Image29"/>
+                    <pic:cNvPicPr>
+                      <a:picLocks noChangeAspect="1" noChangeArrowheads="1"/>
+                    </pic:cNvPicPr>
+                  </pic:nvPicPr>
+                  <pic:blipFill>
+                    <a:blip r:embed="rId41"/>
+                    <a:stretch>
+                      <a:fillRect/>
+                    </a:stretch>
+                  </pic:blipFill>
+                  <pic:spPr bwMode="auto">
+                    <a:xfrm>
+                      <a:off x="0" y="0"/>
+                      <a:ext cx="1682115" cy="3644900"/>
+                    </a:xfrm>
+                    <a:prstGeom prst="rect">
+                      <a:avLst/>
+                    </a:prstGeom>
+                    <a:noFill/>
+                  </pic:spPr>
+                </pic:pic>
+              </a:graphicData>
+            </a:graphic>
+          </wp:inline>
+        </w:drawing>
+      </w:r>
+      <w:r>
+        <w:rPr>
+          <w:rFonts w:ascii="Times New Roman" w:hAnsi="Times New Roman"/>
+          <w:b w:val="false"/>
+          <w:bCs w:val="false"/>
+          <w:i w:val="false"/>
+          <w:iCs w:val="false"/>
+          <w:sz w:val="22"/>
+          <w:szCs w:val="22"/>
+          <w:lang w:val="hr-HR"/>
+        </w:rPr>
+        <w:t xml:space="preserve"> </w:t>
+      </w:r>
+      <w:r>
+        <w:rPr>
+          <w:rFonts w:ascii="Times New Roman" w:hAnsi="Times New Roman"/>
+          <w:b w:val="false"/>
+          <w:bCs w:val="false"/>
+          <w:i w:val="false"/>
+          <w:iCs w:val="false"/>
+          <w:sz w:val="22"/>
+          <w:szCs w:val="22"/>
+          <w:lang w:val="hr-HR"/>
+        </w:rPr>
+        <w:drawing>
+          <wp:inline distT="0" distB="0" distL="0" distR="0">
+            <wp:extent cx="1694815" cy="3672205"/>
+            <wp:effectExtent l="0" t="0" r="0" b="0"/>
+            <wp:docPr id="49" name="Image30"/>
+            <wp:cNvGraphicFramePr>
+              <a:graphicFrameLocks xmlns:a="http://schemas.openxmlformats.org/drawingml/2006/main" noChangeAspect="1"/>
+            </wp:cNvGraphicFramePr>
+            <a:graphic xmlns:a="http://schemas.openxmlformats.org/drawingml/2006/main">
+              <a:graphicData uri="http://schemas.openxmlformats.org/drawingml/2006/picture">
+                <pic:pic xmlns:pic="http://schemas.openxmlformats.org/drawingml/2006/picture">
+                  <pic:nvPicPr>
+                    <pic:cNvPr id="49" name="Image30"/>
+                    <pic:cNvPicPr>
+                      <a:picLocks noChangeAspect="1" noChangeArrowheads="1"/>
+                    </pic:cNvPicPr>
+                  </pic:nvPicPr>
+                  <pic:blipFill>
+                    <a:blip r:embed="rId42"/>
+                    <a:stretch>
+                      <a:fillRect/>
+                    </a:stretch>
+                  </pic:blipFill>
+                  <pic:spPr bwMode="auto">
+                    <a:xfrm>
+                      <a:off x="0" y="0"/>
+                      <a:ext cx="1694815" cy="3672205"/>
+                    </a:xfrm>
+                    <a:prstGeom prst="rect">
+                      <a:avLst/>
+                    </a:prstGeom>
+                    <a:noFill/>
+                  </pic:spPr>
+                </pic:pic>
+              </a:graphicData>
+            </a:graphic>
+          </wp:inline>
+        </w:drawing>
+      </w:r>
+    </w:p>
+    <w:p>
+      <w:pPr>
+        <w:pStyle w:val="Normal"/>
+        <w:jc w:val="both"/>
+        <w:rPr/>
+      </w:pPr>
+      <w:r>
+        <w:rPr>
+          <w:rFonts w:ascii="Times New Roman" w:hAnsi="Times New Roman"/>
+          <w:b w:val="false"/>
+          <w:bCs w:val="false"/>
+          <w:i w:val="false"/>
+          <w:iCs w:val="false"/>
+          <w:sz w:val="22"/>
+          <w:szCs w:val="22"/>
+          <w:lang w:val="hr-HR"/>
+        </w:rPr>
+        <w:t xml:space="preserve">Mnogi na internetskim forumima kažu da, kad se s razvoja desktop ili mobilnih aplikacija prebaciš na razvoj web-aplikacija, kao da si se vratio dva desetljeća u prošlost. </w:t>
+      </w:r>
+      <w:r>
+        <w:rPr>
+          <w:rFonts w:ascii="Times New Roman" w:hAnsi="Times New Roman"/>
+          <w:b w:val="false"/>
+          <w:bCs w:val="false"/>
+          <w:i w:val="false"/>
+          <w:iCs w:val="false"/>
+          <w:sz w:val="22"/>
+          <w:szCs w:val="22"/>
+          <w:lang w:val="hr-HR"/>
+        </w:rPr>
+        <w:t xml:space="preserve">Meni se ne čini da je tako. </w:t>
+      </w:r>
+      <w:r>
+        <w:rPr>
+          <w:rFonts w:ascii="Times New Roman" w:hAnsi="Times New Roman"/>
+          <w:b w:val="false"/>
+          <w:bCs w:val="false"/>
+          <w:i w:val="false"/>
+          <w:iCs w:val="false"/>
+          <w:sz w:val="22"/>
+          <w:szCs w:val="22"/>
+          <w:lang w:val="hr-HR"/>
+        </w:rPr>
+        <w:t xml:space="preserve">Napraviti korisničko sučelje od gumbova i labela uistinu je lakše kad ciljaš mobitel nego kad ciljaš web: kad ciljaš mobitel, to možeš napraviti bez kodiranja. Popuniti tablicu podacima (kao što moj PicoBlaze Simulator puni tablicu podacima iz globalnog objekta </w:t>
+      </w:r>
+      <w:r>
+        <w:rPr>
+          <w:rFonts w:ascii="Courier New" w:hAnsi="Courier New"/>
+          <w:b w:val="false"/>
+          <w:bCs w:val="false"/>
+          <w:i w:val="false"/>
+          <w:iCs w:val="false"/>
+          <w:sz w:val="22"/>
+          <w:szCs w:val="22"/>
+          <w:lang w:val="hr-HR"/>
+        </w:rPr>
+        <w:t>machineCode</w:t>
+      </w:r>
+      <w:r>
+        <w:rPr>
+          <w:rFonts w:ascii="Times New Roman" w:hAnsi="Times New Roman"/>
+          <w:b w:val="false"/>
+          <w:bCs w:val="false"/>
+          <w:i w:val="false"/>
+          <w:iCs w:val="false"/>
+          <w:sz w:val="22"/>
+          <w:szCs w:val="22"/>
+          <w:lang w:val="hr-HR"/>
+        </w:rPr>
+        <w:t xml:space="preserve">, strojnim kodom u heksadekadskom obliku i linijama asemblerskog koda odakle dolaze naredbe) već </w:t>
+      </w:r>
+      <w:r>
+        <w:rPr>
+          <w:rFonts w:ascii="Times New Roman" w:hAnsi="Times New Roman"/>
+          <w:b w:val="false"/>
+          <w:bCs w:val="false"/>
+          <w:i w:val="false"/>
+          <w:iCs w:val="false"/>
+          <w:sz w:val="22"/>
+          <w:szCs w:val="22"/>
+          <w:lang w:val="hr-HR"/>
+        </w:rPr>
+        <w:t>je</w:t>
+      </w:r>
+      <w:r>
+        <w:rPr>
+          <w:rFonts w:ascii="Times New Roman" w:hAnsi="Times New Roman"/>
+          <w:b w:val="false"/>
+          <w:bCs w:val="false"/>
+          <w:i w:val="false"/>
+          <w:iCs w:val="false"/>
+          <w:sz w:val="22"/>
+          <w:szCs w:val="22"/>
+          <w:lang w:val="hr-HR"/>
+        </w:rPr>
+        <w:t xml:space="preserve"> podjednako teško na mobitelu i na webu. </w:t>
+      </w:r>
+      <w:r>
+        <w:rPr>
+          <w:rFonts w:ascii="Times New Roman" w:hAnsi="Times New Roman"/>
+          <w:b w:val="false"/>
+          <w:bCs w:val="false"/>
+          <w:i w:val="false"/>
+          <w:iCs w:val="false"/>
+          <w:sz w:val="22"/>
+          <w:szCs w:val="22"/>
+          <w:lang w:val="hr-HR"/>
+        </w:rPr>
+        <w:t>A dohvatiti nešto s interneta ili parsirati JSON daleko je lakše na webu nego na mobitelu.</w:t>
+      </w:r>
+    </w:p>
+    <w:p>
+      <w:pPr>
+        <w:pStyle w:val="Normal"/>
+        <w:jc w:val="both"/>
+        <w:rPr>
+          <w:rFonts w:ascii="Times New Roman" w:hAnsi="Times New Roman"/>
+          <w:b w:val="false"/>
+          <w:bCs w:val="false"/>
+          <w:i w:val="false"/>
+          <w:iCs w:val="false"/>
+          <w:sz w:val="22"/>
+          <w:szCs w:val="22"/>
+          <w:lang w:val="hr-HR"/>
+        </w:rPr>
+      </w:pPr>
+      <w:r>
+        <w:rPr>
+          <w:rFonts w:ascii="Times New Roman" w:hAnsi="Times New Roman"/>
+          <w:b w:val="false"/>
+          <w:bCs w:val="false"/>
+          <w:i w:val="false"/>
+          <w:iCs w:val="false"/>
+          <w:sz w:val="22"/>
+          <w:szCs w:val="22"/>
+          <w:lang w:val="hr-HR"/>
+        </w:rPr>
+        <w:t>Android aplikacija može se downloadati sa SourceForgea</w:t>
       </w:r>
       <w:r>
         <w:rPr>
@@ -47470,111 +48011,7 @@
           <w:szCs w:val="22"/>
           <w:lang w:val="hr-HR"/>
         </w:rPr>
-        <w:t xml:space="preserve">. </w:t>
-      </w:r>
-      <w:r>
-        <w:rPr>
-          <w:rFonts w:ascii="Times New Roman" w:hAnsi="Times New Roman"/>
-          <w:b w:val="false"/>
-          <w:bCs w:val="false"/>
-          <w:i w:val="false"/>
-          <w:iCs w:val="false"/>
-          <w:sz w:val="22"/>
-          <w:szCs w:val="22"/>
-          <w:lang w:val="hr-HR"/>
-        </w:rPr>
-        <w:t xml:space="preserve">Mnogi na internetskim forumima kažu da, kad se s razvoja desktop ili mobilnih aplikacija prebaciš na razvoj web-aplikacija, kao da si se vratio dva desetljeća u prošlost. </w:t>
-      </w:r>
-      <w:r>
-        <w:rPr>
-          <w:rFonts w:ascii="Times New Roman" w:hAnsi="Times New Roman"/>
-          <w:b w:val="false"/>
-          <w:bCs w:val="false"/>
-          <w:i w:val="false"/>
-          <w:iCs w:val="false"/>
-          <w:sz w:val="22"/>
-          <w:szCs w:val="22"/>
-          <w:lang w:val="hr-HR"/>
-        </w:rPr>
-        <w:t xml:space="preserve">Meni se ne čini da je tako. </w:t>
-      </w:r>
-      <w:r>
-        <w:rPr>
-          <w:rFonts w:ascii="Times New Roman" w:hAnsi="Times New Roman"/>
-          <w:b w:val="false"/>
-          <w:bCs w:val="false"/>
-          <w:i w:val="false"/>
-          <w:iCs w:val="false"/>
-          <w:sz w:val="22"/>
-          <w:szCs w:val="22"/>
-          <w:lang w:val="hr-HR"/>
-        </w:rPr>
-        <w:t xml:space="preserve">Napraviti korisničko sučelje od gumbova i labela uistinu je lakše kad ciljaš mobitel nego kad ciljaš web: kad ciljaš mobitel, to možeš napraviti bez kodiranja. Popuniti tablicu podacima (kao što moj PicoBlaze Simulator puni tablicu podacima iz globalnog objekta </w:t>
-      </w:r>
-      <w:r>
-        <w:rPr>
-          <w:rFonts w:ascii="Courier New" w:hAnsi="Courier New"/>
-          <w:b w:val="false"/>
-          <w:bCs w:val="false"/>
-          <w:i w:val="false"/>
-          <w:iCs w:val="false"/>
-          <w:sz w:val="22"/>
-          <w:szCs w:val="22"/>
-          <w:lang w:val="hr-HR"/>
-        </w:rPr>
-        <w:t>machineCode</w:t>
-      </w:r>
-      <w:r>
-        <w:rPr>
-          <w:rFonts w:ascii="Times New Roman" w:hAnsi="Times New Roman"/>
-          <w:b w:val="false"/>
-          <w:bCs w:val="false"/>
-          <w:i w:val="false"/>
-          <w:iCs w:val="false"/>
-          <w:sz w:val="22"/>
-          <w:szCs w:val="22"/>
-          <w:lang w:val="hr-HR"/>
-        </w:rPr>
-        <w:t xml:space="preserve">, strojnim kodom u heksadekadskom obliku i linijama asemblerskog koda odakle dolaze naredbe) već </w:t>
-      </w:r>
-      <w:r>
-        <w:rPr>
-          <w:rFonts w:ascii="Times New Roman" w:hAnsi="Times New Roman"/>
-          <w:b w:val="false"/>
-          <w:bCs w:val="false"/>
-          <w:i w:val="false"/>
-          <w:iCs w:val="false"/>
-          <w:sz w:val="22"/>
-          <w:szCs w:val="22"/>
-          <w:lang w:val="hr-HR"/>
-        </w:rPr>
-        <w:t>je</w:t>
-      </w:r>
-      <w:r>
-        <w:rPr>
-          <w:rFonts w:ascii="Times New Roman" w:hAnsi="Times New Roman"/>
-          <w:b w:val="false"/>
-          <w:bCs w:val="false"/>
-          <w:i w:val="false"/>
-          <w:iCs w:val="false"/>
-          <w:sz w:val="22"/>
-          <w:szCs w:val="22"/>
-          <w:lang w:val="hr-HR"/>
-        </w:rPr>
-        <w:t xml:space="preserve"> podjednako teško na mobitelu i na webu. </w:t>
-      </w:r>
-      <w:r>
-        <w:rPr>
-          <w:rFonts w:ascii="Times New Roman" w:hAnsi="Times New Roman"/>
-          <w:b w:val="false"/>
-          <w:bCs w:val="false"/>
-          <w:i w:val="false"/>
-          <w:iCs w:val="false"/>
-          <w:sz w:val="22"/>
-          <w:szCs w:val="22"/>
-          <w:lang w:val="hr-HR"/>
-        </w:rPr>
-        <w:t>A dohvatiti nešto s interneta ili parsirati JSON daleko je lakše na webu nego na mobitelu.</w:t>
+        <w:t>.</w:t>
       </w:r>
     </w:p>
     <w:p>
@@ -49342,7 +49779,7 @@
           <wp:inline distT="0" distB="0" distL="0" distR="0">
             <wp:extent cx="1698625" cy="437515"/>
             <wp:effectExtent l="0" t="0" r="0" b="0"/>
-            <wp:docPr id="45" name="Image4"/>
+            <wp:docPr id="50" name="Image4"/>
             <wp:cNvGraphicFramePr>
               <a:graphicFrameLocks xmlns:a="http://schemas.openxmlformats.org/drawingml/2006/main" noChangeAspect="1"/>
             </wp:cNvGraphicFramePr>
@@ -49350,13 +49787,13 @@
               <a:graphicData uri="http://schemas.openxmlformats.org/drawingml/2006/picture">
                 <pic:pic xmlns:pic="http://schemas.openxmlformats.org/drawingml/2006/picture">
                   <pic:nvPicPr>
-                    <pic:cNvPr id="45" name="Image4"/>
+                    <pic:cNvPr id="50" name="Image4"/>
                     <pic:cNvPicPr>
                       <a:picLocks noChangeAspect="1" noChangeArrowheads="1"/>
                     </pic:cNvPicPr>
                   </pic:nvPicPr>
                   <pic:blipFill>
-                    <a:blip r:embed="rId38"/>
+                    <a:blip r:embed="rId43"/>
                     <a:stretch>
                       <a:fillRect/>
                     </a:stretch>
@@ -51002,7 +51439,7 @@
           <w:rFonts w:ascii="Courier New" w:hAnsi="Courier New"/>
         </w:rPr>
         <w:tab/>
-        <w:t>https://github.com/FlatAssembler/PicoBlaze_Simulator_for_Android</w:t>
+        <w:t>https://sourceforge.net/projects/picoblaze-android/files/latest/download</w:t>
       </w:r>
     </w:p>
   </w:footnote>

--- a/seminar/PicoBlaze.docx
+++ b/seminar/PicoBlaze.docx
@@ -32813,7 +32813,33 @@
           <w:szCs w:val="22"/>
           <w:lang w:val="hr-HR"/>
         </w:rPr>
-        <w:t xml:space="preserve"> – login forma u PHP-u, bez JavaScripta. Koristi veoma moderan CSS kombinirajući flexbox i grid. Ne prikazuje se posve ispravno u Firefoxu 52 (posljednjoj verziji Firefoxa koja se vrti na Windows XP-u) jer Firefox 52 ignorira naredbu gap na CSS gridu. Ovako izgleda u modernim internetskim preglednicima:</w:t>
+        <w:t xml:space="preserve"> – login forma u PHP-u, bez JavaScripta. Koristi veoma moderan CSS kombinirajući flexbox i grid. Ne prikazuje se posve ispravno u Firefoxu 52 (posljednjoj verziji Firefoxa koja se vrti na Windows XP-u) jer Firefox 52 ignorira naredbu </w:t>
+      </w:r>
+      <w:r>
+        <w:rPr>
+          <w:rFonts w:ascii="Courier New" w:hAnsi="Courier New"/>
+          <w:b w:val="false"/>
+          <w:bCs w:val="false"/>
+          <w:i w:val="false"/>
+          <w:iCs w:val="false"/>
+          <w:sz w:val="22"/>
+          <w:szCs w:val="22"/>
+          <w:lang w:val="hr-HR"/>
+        </w:rPr>
+        <w:t>gap</w:t>
+      </w:r>
+      <w:r>
+        <w:rPr>
+          <w:rFonts w:ascii="Times New Roman" w:hAnsi="Times New Roman"/>
+          <w:b w:val="false"/>
+          <w:bCs w:val="false"/>
+          <w:i w:val="false"/>
+          <w:iCs w:val="false"/>
+          <w:sz w:val="22"/>
+          <w:szCs w:val="22"/>
+          <w:lang w:val="hr-HR"/>
+        </w:rPr>
+        <w:t xml:space="preserve"> na CSS gridu. Ovako izgleda u modernim internetskim preglednicima:</w:t>
       </w:r>
     </w:p>
     <w:p>
@@ -47984,6 +48010,901 @@
           <w:szCs w:val="22"/>
           <w:lang w:val="hr-HR"/>
         </w:rPr>
+        <w:t>Najveći problem na koji sam naletio pri pravljenju Android aplikacije bilo je da se u Register Dump activityju pokazuje PC registar, koji je isti za oba regbanka, pa bi za njega imalo smisla napraviti da mu, u rječniku HTML-a, colspan bude jednak dvojci. Ovako:</w:t>
+      </w:r>
+    </w:p>
+    <w:p>
+      <w:pPr>
+        <w:pStyle w:val="Normal"/>
+        <w:jc w:val="both"/>
+        <w:rPr>
+          <w:rFonts w:ascii="Times New Roman" w:hAnsi="Times New Roman"/>
+          <w:b w:val="false"/>
+          <w:bCs w:val="false"/>
+          <w:i w:val="false"/>
+          <w:iCs w:val="false"/>
+          <w:sz w:val="22"/>
+          <w:szCs w:val="22"/>
+          <w:lang w:val="hr-HR"/>
+        </w:rPr>
+      </w:pPr>
+      <w:r>
+        <w:rPr>
+          <w:rFonts w:ascii="Times New Roman" w:hAnsi="Times New Roman"/>
+          <w:b w:val="false"/>
+          <w:bCs w:val="false"/>
+          <w:i w:val="false"/>
+          <w:iCs w:val="false"/>
+          <w:sz w:val="22"/>
+          <w:szCs w:val="22"/>
+          <w:lang w:val="hr-HR"/>
+        </w:rPr>
+        <w:drawing>
+          <wp:inline distT="0" distB="0" distL="0" distR="0">
+            <wp:extent cx="2131695" cy="4618355"/>
+            <wp:effectExtent l="0" t="0" r="0" b="0"/>
+            <wp:docPr id="50" name="Image31"/>
+            <wp:cNvGraphicFramePr>
+              <a:graphicFrameLocks xmlns:a="http://schemas.openxmlformats.org/drawingml/2006/main" noChangeAspect="1"/>
+            </wp:cNvGraphicFramePr>
+            <a:graphic xmlns:a="http://schemas.openxmlformats.org/drawingml/2006/main">
+              <a:graphicData uri="http://schemas.openxmlformats.org/drawingml/2006/picture">
+                <pic:pic xmlns:pic="http://schemas.openxmlformats.org/drawingml/2006/picture">
+                  <pic:nvPicPr>
+                    <pic:cNvPr id="50" name="Image31"/>
+                    <pic:cNvPicPr>
+                      <a:picLocks noChangeAspect="1" noChangeArrowheads="1"/>
+                    </pic:cNvPicPr>
+                  </pic:nvPicPr>
+                  <pic:blipFill>
+                    <a:blip r:embed="rId43"/>
+                    <a:stretch>
+                      <a:fillRect/>
+                    </a:stretch>
+                  </pic:blipFill>
+                  <pic:spPr bwMode="auto">
+                    <a:xfrm>
+                      <a:off x="0" y="0"/>
+                      <a:ext cx="2131695" cy="4618355"/>
+                    </a:xfrm>
+                    <a:prstGeom prst="rect">
+                      <a:avLst/>
+                    </a:prstGeom>
+                    <a:noFill/>
+                  </pic:spPr>
+                </pic:pic>
+              </a:graphicData>
+            </a:graphic>
+          </wp:inline>
+        </w:drawing>
+      </w:r>
+    </w:p>
+    <w:p>
+      <w:pPr>
+        <w:pStyle w:val="Normal"/>
+        <w:jc w:val="both"/>
+        <w:rPr>
+          <w:rFonts w:ascii="Times New Roman" w:hAnsi="Times New Roman"/>
+          <w:b w:val="false"/>
+          <w:bCs w:val="false"/>
+          <w:i w:val="false"/>
+          <w:iCs w:val="false"/>
+          <w:sz w:val="22"/>
+          <w:szCs w:val="22"/>
+          <w:lang w:val="hr-HR"/>
+        </w:rPr>
+      </w:pPr>
+      <w:r>
+        <w:rPr>
+          <w:rFonts w:ascii="Times New Roman" w:hAnsi="Times New Roman"/>
+          <w:b w:val="false"/>
+          <w:bCs w:val="false"/>
+          <w:i w:val="false"/>
+          <w:iCs w:val="false"/>
+          <w:sz w:val="22"/>
+          <w:szCs w:val="22"/>
+          <w:lang w:val="hr-HR"/>
+        </w:rPr>
+        <w:t>To sam, na prijedlog GitHub Copilota, riješio tako da postavim WeightSum od LinearLayouta na tri u XML-u, i zatim za svaki table cell s nazivom Regbank A i Regbank B dohvaća LayoutConstraints, i ako je to Regbank A u PC-u, postavlja mu Weight na 2 i vraća ga sa setLayoutConstraints, i zatim Regbank B postavi visibility na GONE, a inače weight postavlja na jedinicu, a visibility od Regbank B na VISIBLE. Ovako:</w:t>
+      </w:r>
+    </w:p>
+    <w:p>
+      <w:pPr>
+        <w:pStyle w:val="Normal"/>
+        <w:jc w:val="both"/>
+        <w:rPr>
+          <w:rFonts w:ascii="Courier New" w:hAnsi="Courier New"/>
+          <w:b w:val="false"/>
+          <w:bCs w:val="false"/>
+          <w:i w:val="false"/>
+          <w:iCs w:val="false"/>
+          <w:sz w:val="22"/>
+          <w:szCs w:val="22"/>
+          <w:lang w:val="hr-HR"/>
+        </w:rPr>
+      </w:pPr>
+      <w:r>
+        <w:rPr>
+          <w:rFonts w:ascii="Courier New" w:hAnsi="Courier New"/>
+          <w:b w:val="false"/>
+          <w:bCs w:val="false"/>
+          <w:i w:val="false"/>
+          <w:iCs w:val="false"/>
+          <w:sz w:val="22"/>
+          <w:szCs w:val="22"/>
+          <w:lang w:val="hr-HR"/>
+        </w:rPr>
+        <w:t>if (position == 17) {</w:t>
+      </w:r>
+    </w:p>
+    <w:p>
+      <w:pPr>
+        <w:pStyle w:val="Normal"/>
+        <w:jc w:val="both"/>
+        <w:rPr>
+          <w:rFonts w:ascii="Courier New" w:hAnsi="Courier New"/>
+          <w:b w:val="false"/>
+          <w:bCs w:val="false"/>
+          <w:i w:val="false"/>
+          <w:iCs w:val="false"/>
+          <w:sz w:val="22"/>
+          <w:szCs w:val="22"/>
+          <w:lang w:val="hr-HR"/>
+        </w:rPr>
+      </w:pPr>
+      <w:r>
+        <w:rPr>
+          <w:rFonts w:ascii="Courier New" w:hAnsi="Courier New"/>
+          <w:b w:val="false"/>
+          <w:bCs w:val="false"/>
+          <w:i w:val="false"/>
+          <w:iCs w:val="false"/>
+          <w:sz w:val="22"/>
+          <w:szCs w:val="22"/>
+          <w:lang w:val="hr-HR"/>
+        </w:rPr>
+      </w:r>
+    </w:p>
+    <w:p>
+      <w:pPr>
+        <w:pStyle w:val="Normal"/>
+        <w:jc w:val="both"/>
+        <w:rPr>
+          <w:rFonts w:ascii="Courier New" w:hAnsi="Courier New"/>
+          <w:b w:val="false"/>
+          <w:bCs w:val="false"/>
+          <w:i w:val="false"/>
+          <w:iCs w:val="false"/>
+          <w:sz w:val="22"/>
+          <w:szCs w:val="22"/>
+          <w:lang w:val="hr-HR"/>
+        </w:rPr>
+      </w:pPr>
+      <w:r>
+        <w:rPr>
+          <w:rFonts w:ascii="Courier New" w:hAnsi="Courier New"/>
+          <w:b w:val="false"/>
+          <w:bCs w:val="false"/>
+          <w:i w:val="false"/>
+          <w:iCs w:val="false"/>
+          <w:sz w:val="22"/>
+          <w:szCs w:val="22"/>
+          <w:lang w:val="hr-HR"/>
+        </w:rPr>
+        <w:t xml:space="preserve">        </w:t>
+      </w:r>
+      <w:r>
+        <w:rPr>
+          <w:rFonts w:ascii="Courier New" w:hAnsi="Courier New"/>
+          <w:b w:val="false"/>
+          <w:bCs w:val="false"/>
+          <w:i w:val="false"/>
+          <w:iCs w:val="false"/>
+          <w:sz w:val="22"/>
+          <w:szCs w:val="22"/>
+          <w:lang w:val="hr-HR"/>
+        </w:rPr>
+        <w:t>holder.getRegisterNameView().setText("PC");</w:t>
+      </w:r>
+    </w:p>
+    <w:p>
+      <w:pPr>
+        <w:pStyle w:val="Normal"/>
+        <w:jc w:val="both"/>
+        <w:rPr>
+          <w:rFonts w:ascii="Courier New" w:hAnsi="Courier New"/>
+          <w:b w:val="false"/>
+          <w:bCs w:val="false"/>
+          <w:i w:val="false"/>
+          <w:iCs w:val="false"/>
+          <w:sz w:val="22"/>
+          <w:szCs w:val="22"/>
+          <w:lang w:val="hr-HR"/>
+        </w:rPr>
+      </w:pPr>
+      <w:r>
+        <w:rPr>
+          <w:rFonts w:ascii="Courier New" w:hAnsi="Courier New"/>
+          <w:b w:val="false"/>
+          <w:bCs w:val="false"/>
+          <w:i w:val="false"/>
+          <w:iCs w:val="false"/>
+          <w:sz w:val="22"/>
+          <w:szCs w:val="22"/>
+          <w:lang w:val="hr-HR"/>
+        </w:rPr>
+        <w:t xml:space="preserve">        </w:t>
+      </w:r>
+      <w:r>
+        <w:rPr>
+          <w:rFonts w:ascii="Courier New" w:hAnsi="Courier New"/>
+          <w:b w:val="false"/>
+          <w:bCs w:val="false"/>
+          <w:i w:val="false"/>
+          <w:iCs w:val="false"/>
+          <w:sz w:val="22"/>
+          <w:szCs w:val="22"/>
+          <w:lang w:val="hr-HR"/>
+        </w:rPr>
+        <w:t>holder.getRegbankAView().setText(String.format("%03x", simulator.PC));</w:t>
+      </w:r>
+    </w:p>
+    <w:p>
+      <w:pPr>
+        <w:pStyle w:val="Normal"/>
+        <w:jc w:val="both"/>
+        <w:rPr>
+          <w:rFonts w:ascii="Courier New" w:hAnsi="Courier New"/>
+          <w:b w:val="false"/>
+          <w:bCs w:val="false"/>
+          <w:i w:val="false"/>
+          <w:iCs w:val="false"/>
+          <w:sz w:val="22"/>
+          <w:szCs w:val="22"/>
+          <w:lang w:val="hr-HR"/>
+        </w:rPr>
+      </w:pPr>
+      <w:r>
+        <w:rPr>
+          <w:rFonts w:ascii="Courier New" w:hAnsi="Courier New"/>
+          <w:b w:val="false"/>
+          <w:bCs w:val="false"/>
+          <w:i w:val="false"/>
+          <w:iCs w:val="false"/>
+          <w:sz w:val="22"/>
+          <w:szCs w:val="22"/>
+          <w:lang w:val="hr-HR"/>
+        </w:rPr>
+        <w:t xml:space="preserve">        </w:t>
+      </w:r>
+      <w:r>
+        <w:rPr>
+          <w:rFonts w:ascii="Courier New" w:hAnsi="Courier New"/>
+          <w:b w:val="false"/>
+          <w:bCs w:val="false"/>
+          <w:i w:val="false"/>
+          <w:iCs w:val="false"/>
+          <w:sz w:val="22"/>
+          <w:szCs w:val="22"/>
+          <w:lang w:val="hr-HR"/>
+        </w:rPr>
+        <w:t>LinearLayout.LayoutParams params = (LinearLayout.LayoutParams) holder.getRegbankAView().getLayoutParams();</w:t>
+      </w:r>
+    </w:p>
+    <w:p>
+      <w:pPr>
+        <w:pStyle w:val="Normal"/>
+        <w:jc w:val="both"/>
+        <w:rPr>
+          <w:rFonts w:ascii="Courier New" w:hAnsi="Courier New"/>
+          <w:b w:val="false"/>
+          <w:bCs w:val="false"/>
+          <w:i w:val="false"/>
+          <w:iCs w:val="false"/>
+          <w:sz w:val="22"/>
+          <w:szCs w:val="22"/>
+          <w:lang w:val="hr-HR"/>
+        </w:rPr>
+      </w:pPr>
+      <w:r>
+        <w:rPr>
+          <w:rFonts w:ascii="Courier New" w:hAnsi="Courier New"/>
+          <w:b w:val="false"/>
+          <w:bCs w:val="false"/>
+          <w:i w:val="false"/>
+          <w:iCs w:val="false"/>
+          <w:sz w:val="22"/>
+          <w:szCs w:val="22"/>
+          <w:lang w:val="hr-HR"/>
+        </w:rPr>
+        <w:t xml:space="preserve">        </w:t>
+      </w:r>
+      <w:r>
+        <w:rPr>
+          <w:rFonts w:ascii="Courier New" w:hAnsi="Courier New"/>
+          <w:b w:val="false"/>
+          <w:bCs w:val="false"/>
+          <w:i w:val="false"/>
+          <w:iCs w:val="false"/>
+          <w:sz w:val="22"/>
+          <w:szCs w:val="22"/>
+          <w:lang w:val="hr-HR"/>
+        </w:rPr>
+        <w:t>params.weight = 2;</w:t>
+      </w:r>
+    </w:p>
+    <w:p>
+      <w:pPr>
+        <w:pStyle w:val="Normal"/>
+        <w:jc w:val="both"/>
+        <w:rPr>
+          <w:rFonts w:ascii="Courier New" w:hAnsi="Courier New"/>
+          <w:b w:val="false"/>
+          <w:bCs w:val="false"/>
+          <w:i w:val="false"/>
+          <w:iCs w:val="false"/>
+          <w:sz w:val="22"/>
+          <w:szCs w:val="22"/>
+          <w:lang w:val="hr-HR"/>
+        </w:rPr>
+      </w:pPr>
+      <w:r>
+        <w:rPr>
+          <w:rFonts w:ascii="Courier New" w:hAnsi="Courier New"/>
+          <w:b w:val="false"/>
+          <w:bCs w:val="false"/>
+          <w:i w:val="false"/>
+          <w:iCs w:val="false"/>
+          <w:sz w:val="22"/>
+          <w:szCs w:val="22"/>
+          <w:lang w:val="hr-HR"/>
+        </w:rPr>
+        <w:t xml:space="preserve">        </w:t>
+      </w:r>
+      <w:r>
+        <w:rPr>
+          <w:rFonts w:ascii="Courier New" w:hAnsi="Courier New"/>
+          <w:b w:val="false"/>
+          <w:bCs w:val="false"/>
+          <w:i w:val="false"/>
+          <w:iCs w:val="false"/>
+          <w:sz w:val="22"/>
+          <w:szCs w:val="22"/>
+          <w:lang w:val="hr-HR"/>
+        </w:rPr>
+        <w:t>holder.getRegbankAView().setLayoutParams(params);</w:t>
+      </w:r>
+    </w:p>
+    <w:p>
+      <w:pPr>
+        <w:pStyle w:val="Normal"/>
+        <w:jc w:val="both"/>
+        <w:rPr>
+          <w:rFonts w:ascii="Courier New" w:hAnsi="Courier New"/>
+          <w:b w:val="false"/>
+          <w:bCs w:val="false"/>
+          <w:i w:val="false"/>
+          <w:iCs w:val="false"/>
+          <w:sz w:val="22"/>
+          <w:szCs w:val="22"/>
+          <w:lang w:val="hr-HR"/>
+        </w:rPr>
+      </w:pPr>
+      <w:r>
+        <w:rPr>
+          <w:rFonts w:ascii="Courier New" w:hAnsi="Courier New"/>
+          <w:b w:val="false"/>
+          <w:bCs w:val="false"/>
+          <w:i w:val="false"/>
+          <w:iCs w:val="false"/>
+          <w:sz w:val="22"/>
+          <w:szCs w:val="22"/>
+          <w:lang w:val="hr-HR"/>
+        </w:rPr>
+        <w:t xml:space="preserve">        </w:t>
+      </w:r>
+      <w:r>
+        <w:rPr>
+          <w:rFonts w:ascii="Courier New" w:hAnsi="Courier New"/>
+          <w:b w:val="false"/>
+          <w:bCs w:val="false"/>
+          <w:i w:val="false"/>
+          <w:iCs w:val="false"/>
+          <w:sz w:val="22"/>
+          <w:szCs w:val="22"/>
+          <w:lang w:val="hr-HR"/>
+        </w:rPr>
+        <w:t>holder.getRegbankBView().setVisibility(View.GONE);</w:t>
+      </w:r>
+    </w:p>
+    <w:p>
+      <w:pPr>
+        <w:pStyle w:val="Normal"/>
+        <w:jc w:val="both"/>
+        <w:rPr>
+          <w:rFonts w:ascii="Courier New" w:hAnsi="Courier New"/>
+          <w:b w:val="false"/>
+          <w:bCs w:val="false"/>
+          <w:i w:val="false"/>
+          <w:iCs w:val="false"/>
+          <w:sz w:val="22"/>
+          <w:szCs w:val="22"/>
+          <w:lang w:val="hr-HR"/>
+        </w:rPr>
+      </w:pPr>
+      <w:r>
+        <w:rPr>
+          <w:rFonts w:ascii="Courier New" w:hAnsi="Courier New"/>
+          <w:b w:val="false"/>
+          <w:bCs w:val="false"/>
+          <w:i w:val="false"/>
+          <w:iCs w:val="false"/>
+          <w:sz w:val="22"/>
+          <w:szCs w:val="22"/>
+          <w:lang w:val="hr-HR"/>
+        </w:rPr>
+        <w:t xml:space="preserve">            </w:t>
+      </w:r>
+      <w:r>
+        <w:rPr>
+          <w:rFonts w:ascii="Courier New" w:hAnsi="Courier New"/>
+          <w:b w:val="false"/>
+          <w:bCs w:val="false"/>
+          <w:i w:val="false"/>
+          <w:iCs w:val="false"/>
+          <w:sz w:val="22"/>
+          <w:szCs w:val="22"/>
+          <w:lang w:val="hr-HR"/>
+        </w:rPr>
+        <w:t>holder.getRegisterNameView().setTypeface(null, NORMAL);</w:t>
+      </w:r>
+    </w:p>
+    <w:p>
+      <w:pPr>
+        <w:pStyle w:val="Normal"/>
+        <w:jc w:val="both"/>
+        <w:rPr>
+          <w:rFonts w:ascii="Courier New" w:hAnsi="Courier New"/>
+          <w:b w:val="false"/>
+          <w:bCs w:val="false"/>
+          <w:i w:val="false"/>
+          <w:iCs w:val="false"/>
+          <w:sz w:val="22"/>
+          <w:szCs w:val="22"/>
+          <w:lang w:val="hr-HR"/>
+        </w:rPr>
+      </w:pPr>
+      <w:r>
+        <w:rPr>
+          <w:rFonts w:ascii="Courier New" w:hAnsi="Courier New"/>
+          <w:b w:val="false"/>
+          <w:bCs w:val="false"/>
+          <w:i w:val="false"/>
+          <w:iCs w:val="false"/>
+          <w:sz w:val="22"/>
+          <w:szCs w:val="22"/>
+          <w:lang w:val="hr-HR"/>
+        </w:rPr>
+        <w:t xml:space="preserve">            </w:t>
+      </w:r>
+      <w:r>
+        <w:rPr>
+          <w:rFonts w:ascii="Courier New" w:hAnsi="Courier New"/>
+          <w:b w:val="false"/>
+          <w:bCs w:val="false"/>
+          <w:i w:val="false"/>
+          <w:iCs w:val="false"/>
+          <w:sz w:val="22"/>
+          <w:szCs w:val="22"/>
+          <w:lang w:val="hr-HR"/>
+        </w:rPr>
+        <w:t>holder.getRegbankAView().setTypeface(null, NORMAL);</w:t>
+      </w:r>
+    </w:p>
+    <w:p>
+      <w:pPr>
+        <w:pStyle w:val="Normal"/>
+        <w:jc w:val="both"/>
+        <w:rPr>
+          <w:rFonts w:ascii="Courier New" w:hAnsi="Courier New"/>
+          <w:b w:val="false"/>
+          <w:bCs w:val="false"/>
+          <w:i w:val="false"/>
+          <w:iCs w:val="false"/>
+          <w:sz w:val="22"/>
+          <w:szCs w:val="22"/>
+          <w:lang w:val="hr-HR"/>
+        </w:rPr>
+      </w:pPr>
+      <w:r>
+        <w:rPr>
+          <w:rFonts w:ascii="Courier New" w:hAnsi="Courier New"/>
+          <w:b w:val="false"/>
+          <w:bCs w:val="false"/>
+          <w:i w:val="false"/>
+          <w:iCs w:val="false"/>
+          <w:sz w:val="22"/>
+          <w:szCs w:val="22"/>
+          <w:lang w:val="hr-HR"/>
+        </w:rPr>
+        <w:t xml:space="preserve">            </w:t>
+      </w:r>
+      <w:r>
+        <w:rPr>
+          <w:rFonts w:ascii="Courier New" w:hAnsi="Courier New"/>
+          <w:b w:val="false"/>
+          <w:bCs w:val="false"/>
+          <w:i w:val="false"/>
+          <w:iCs w:val="false"/>
+          <w:sz w:val="22"/>
+          <w:szCs w:val="22"/>
+          <w:lang w:val="hr-HR"/>
+        </w:rPr>
+        <w:t>holder.getRegbankBView().setTypeface(null, NORMAL);</w:t>
+      </w:r>
+    </w:p>
+    <w:p>
+      <w:pPr>
+        <w:pStyle w:val="Normal"/>
+        <w:jc w:val="both"/>
+        <w:rPr>
+          <w:rFonts w:ascii="Courier New" w:hAnsi="Courier New"/>
+          <w:b w:val="false"/>
+          <w:bCs w:val="false"/>
+          <w:i w:val="false"/>
+          <w:iCs w:val="false"/>
+          <w:sz w:val="22"/>
+          <w:szCs w:val="22"/>
+          <w:lang w:val="hr-HR"/>
+        </w:rPr>
+      </w:pPr>
+      <w:r>
+        <w:rPr>
+          <w:rFonts w:ascii="Courier New" w:hAnsi="Courier New"/>
+          <w:b w:val="false"/>
+          <w:bCs w:val="false"/>
+          <w:i w:val="false"/>
+          <w:iCs w:val="false"/>
+          <w:sz w:val="22"/>
+          <w:szCs w:val="22"/>
+          <w:lang w:val="hr-HR"/>
+        </w:rPr>
+        <w:t xml:space="preserve">        </w:t>
+      </w:r>
+      <w:r>
+        <w:rPr>
+          <w:rFonts w:ascii="Courier New" w:hAnsi="Courier New"/>
+          <w:b w:val="false"/>
+          <w:bCs w:val="false"/>
+          <w:i w:val="false"/>
+          <w:iCs w:val="false"/>
+          <w:sz w:val="22"/>
+          <w:szCs w:val="22"/>
+          <w:lang w:val="hr-HR"/>
+        </w:rPr>
+        <w:t>return;</w:t>
+      </w:r>
+    </w:p>
+    <w:p>
+      <w:pPr>
+        <w:pStyle w:val="Normal"/>
+        <w:jc w:val="both"/>
+        <w:rPr>
+          <w:rFonts w:ascii="Courier New" w:hAnsi="Courier New"/>
+          <w:b w:val="false"/>
+          <w:bCs w:val="false"/>
+          <w:i w:val="false"/>
+          <w:iCs w:val="false"/>
+          <w:sz w:val="22"/>
+          <w:szCs w:val="22"/>
+          <w:lang w:val="hr-HR"/>
+        </w:rPr>
+      </w:pPr>
+      <w:r>
+        <w:rPr>
+          <w:rFonts w:ascii="Courier New" w:hAnsi="Courier New"/>
+          <w:b w:val="false"/>
+          <w:bCs w:val="false"/>
+          <w:i w:val="false"/>
+          <w:iCs w:val="false"/>
+          <w:sz w:val="22"/>
+          <w:szCs w:val="22"/>
+          <w:lang w:val="hr-HR"/>
+        </w:rPr>
+        <w:t xml:space="preserve">        </w:t>
+      </w:r>
+      <w:r>
+        <w:rPr>
+          <w:rFonts w:ascii="Courier New" w:hAnsi="Courier New"/>
+          <w:b w:val="false"/>
+          <w:bCs w:val="false"/>
+          <w:i w:val="false"/>
+          <w:iCs w:val="false"/>
+          <w:sz w:val="22"/>
+          <w:szCs w:val="22"/>
+          <w:lang w:val="hr-HR"/>
+        </w:rPr>
+        <w:t>}</w:t>
+      </w:r>
+    </w:p>
+    <w:p>
+      <w:pPr>
+        <w:pStyle w:val="Normal"/>
+        <w:jc w:val="both"/>
+        <w:rPr>
+          <w:rFonts w:ascii="Courier New" w:hAnsi="Courier New"/>
+          <w:b w:val="false"/>
+          <w:bCs w:val="false"/>
+          <w:i w:val="false"/>
+          <w:iCs w:val="false"/>
+          <w:sz w:val="22"/>
+          <w:szCs w:val="22"/>
+          <w:lang w:val="hr-HR"/>
+        </w:rPr>
+      </w:pPr>
+      <w:r>
+        <w:rPr>
+          <w:rFonts w:ascii="Courier New" w:hAnsi="Courier New"/>
+          <w:b w:val="false"/>
+          <w:bCs w:val="false"/>
+          <w:i w:val="false"/>
+          <w:iCs w:val="false"/>
+          <w:sz w:val="22"/>
+          <w:szCs w:val="22"/>
+          <w:lang w:val="hr-HR"/>
+        </w:rPr>
+        <w:t xml:space="preserve">        </w:t>
+      </w:r>
+      <w:r>
+        <w:rPr>
+          <w:rFonts w:ascii="Courier New" w:hAnsi="Courier New"/>
+          <w:b w:val="false"/>
+          <w:bCs w:val="false"/>
+          <w:i w:val="false"/>
+          <w:iCs w:val="false"/>
+          <w:sz w:val="22"/>
+          <w:szCs w:val="22"/>
+          <w:lang w:val="hr-HR"/>
+        </w:rPr>
+        <w:t>else {</w:t>
+      </w:r>
+    </w:p>
+    <w:p>
+      <w:pPr>
+        <w:pStyle w:val="Normal"/>
+        <w:jc w:val="both"/>
+        <w:rPr>
+          <w:rFonts w:ascii="Courier New" w:hAnsi="Courier New"/>
+          <w:b w:val="false"/>
+          <w:bCs w:val="false"/>
+          <w:i w:val="false"/>
+          <w:iCs w:val="false"/>
+          <w:sz w:val="22"/>
+          <w:szCs w:val="22"/>
+          <w:lang w:val="hr-HR"/>
+        </w:rPr>
+      </w:pPr>
+      <w:r>
+        <w:rPr>
+          <w:rFonts w:ascii="Courier New" w:hAnsi="Courier New"/>
+          <w:b w:val="false"/>
+          <w:bCs w:val="false"/>
+          <w:i w:val="false"/>
+          <w:iCs w:val="false"/>
+          <w:sz w:val="22"/>
+          <w:szCs w:val="22"/>
+          <w:lang w:val="hr-HR"/>
+        </w:rPr>
+        <w:t xml:space="preserve">            </w:t>
+      </w:r>
+      <w:r>
+        <w:rPr>
+          <w:rFonts w:ascii="Courier New" w:hAnsi="Courier New"/>
+          <w:b w:val="false"/>
+          <w:bCs w:val="false"/>
+          <w:i w:val="false"/>
+          <w:iCs w:val="false"/>
+          <w:sz w:val="22"/>
+          <w:szCs w:val="22"/>
+          <w:lang w:val="hr-HR"/>
+        </w:rPr>
+        <w:t>LinearLayout.LayoutParams params = (LinearLayout.LayoutParams) holder.getRegbankAView().getLayoutParams();</w:t>
+      </w:r>
+    </w:p>
+    <w:p>
+      <w:pPr>
+        <w:pStyle w:val="Normal"/>
+        <w:jc w:val="both"/>
+        <w:rPr>
+          <w:rFonts w:ascii="Courier New" w:hAnsi="Courier New"/>
+          <w:b w:val="false"/>
+          <w:bCs w:val="false"/>
+          <w:i w:val="false"/>
+          <w:iCs w:val="false"/>
+          <w:sz w:val="22"/>
+          <w:szCs w:val="22"/>
+          <w:lang w:val="hr-HR"/>
+        </w:rPr>
+      </w:pPr>
+      <w:r>
+        <w:rPr>
+          <w:rFonts w:ascii="Courier New" w:hAnsi="Courier New"/>
+          <w:b w:val="false"/>
+          <w:bCs w:val="false"/>
+          <w:i w:val="false"/>
+          <w:iCs w:val="false"/>
+          <w:sz w:val="22"/>
+          <w:szCs w:val="22"/>
+          <w:lang w:val="hr-HR"/>
+        </w:rPr>
+        <w:t xml:space="preserve">            </w:t>
+      </w:r>
+      <w:r>
+        <w:rPr>
+          <w:rFonts w:ascii="Courier New" w:hAnsi="Courier New"/>
+          <w:b w:val="false"/>
+          <w:bCs w:val="false"/>
+          <w:i w:val="false"/>
+          <w:iCs w:val="false"/>
+          <w:sz w:val="22"/>
+          <w:szCs w:val="22"/>
+          <w:lang w:val="hr-HR"/>
+        </w:rPr>
+        <w:t>params.weight = 1;</w:t>
+      </w:r>
+    </w:p>
+    <w:p>
+      <w:pPr>
+        <w:pStyle w:val="Normal"/>
+        <w:jc w:val="both"/>
+        <w:rPr>
+          <w:rFonts w:ascii="Courier New" w:hAnsi="Courier New"/>
+          <w:b w:val="false"/>
+          <w:bCs w:val="false"/>
+          <w:i w:val="false"/>
+          <w:iCs w:val="false"/>
+          <w:sz w:val="22"/>
+          <w:szCs w:val="22"/>
+          <w:lang w:val="hr-HR"/>
+        </w:rPr>
+      </w:pPr>
+      <w:r>
+        <w:rPr>
+          <w:rFonts w:ascii="Courier New" w:hAnsi="Courier New"/>
+          <w:b w:val="false"/>
+          <w:bCs w:val="false"/>
+          <w:i w:val="false"/>
+          <w:iCs w:val="false"/>
+          <w:sz w:val="22"/>
+          <w:szCs w:val="22"/>
+          <w:lang w:val="hr-HR"/>
+        </w:rPr>
+        <w:t xml:space="preserve">            </w:t>
+      </w:r>
+      <w:r>
+        <w:rPr>
+          <w:rFonts w:ascii="Courier New" w:hAnsi="Courier New"/>
+          <w:b w:val="false"/>
+          <w:bCs w:val="false"/>
+          <w:i w:val="false"/>
+          <w:iCs w:val="false"/>
+          <w:sz w:val="22"/>
+          <w:szCs w:val="22"/>
+          <w:lang w:val="hr-HR"/>
+        </w:rPr>
+        <w:t>holder.getRegbankAView().setLayoutParams(params);</w:t>
+      </w:r>
+    </w:p>
+    <w:p>
+      <w:pPr>
+        <w:pStyle w:val="Normal"/>
+        <w:jc w:val="both"/>
+        <w:rPr>
+          <w:rFonts w:ascii="Courier New" w:hAnsi="Courier New"/>
+          <w:b w:val="false"/>
+          <w:bCs w:val="false"/>
+          <w:i w:val="false"/>
+          <w:iCs w:val="false"/>
+          <w:sz w:val="22"/>
+          <w:szCs w:val="22"/>
+          <w:lang w:val="hr-HR"/>
+        </w:rPr>
+      </w:pPr>
+      <w:r>
+        <w:rPr>
+          <w:rFonts w:ascii="Courier New" w:hAnsi="Courier New"/>
+          <w:b w:val="false"/>
+          <w:bCs w:val="false"/>
+          <w:i w:val="false"/>
+          <w:iCs w:val="false"/>
+          <w:sz w:val="22"/>
+          <w:szCs w:val="22"/>
+          <w:lang w:val="hr-HR"/>
+        </w:rPr>
+        <w:t xml:space="preserve">            </w:t>
+      </w:r>
+      <w:r>
+        <w:rPr>
+          <w:rFonts w:ascii="Courier New" w:hAnsi="Courier New"/>
+          <w:b w:val="false"/>
+          <w:bCs w:val="false"/>
+          <w:i w:val="false"/>
+          <w:iCs w:val="false"/>
+          <w:sz w:val="22"/>
+          <w:szCs w:val="22"/>
+          <w:lang w:val="hr-HR"/>
+        </w:rPr>
+        <w:t>holder.getRegbankBView().setVisibility(View.VISIBLE);</w:t>
+      </w:r>
+    </w:p>
+    <w:p>
+      <w:pPr>
+        <w:pStyle w:val="Normal"/>
+        <w:jc w:val="both"/>
+        <w:rPr>
+          <w:rFonts w:ascii="Courier New" w:hAnsi="Courier New"/>
+          <w:b w:val="false"/>
+          <w:bCs w:val="false"/>
+          <w:i w:val="false"/>
+          <w:iCs w:val="false"/>
+          <w:sz w:val="22"/>
+          <w:szCs w:val="22"/>
+          <w:lang w:val="hr-HR"/>
+        </w:rPr>
+      </w:pPr>
+      <w:r>
+        <w:rPr>
+          <w:rFonts w:ascii="Courier New" w:hAnsi="Courier New"/>
+          <w:b w:val="false"/>
+          <w:bCs w:val="false"/>
+          <w:i w:val="false"/>
+          <w:iCs w:val="false"/>
+          <w:sz w:val="22"/>
+          <w:szCs w:val="22"/>
+          <w:lang w:val="hr-HR"/>
+        </w:rPr>
+        <w:t xml:space="preserve">        </w:t>
+      </w:r>
+      <w:r>
+        <w:rPr>
+          <w:rFonts w:ascii="Courier New" w:hAnsi="Courier New"/>
+          <w:b w:val="false"/>
+          <w:bCs w:val="false"/>
+          <w:i w:val="false"/>
+          <w:iCs w:val="false"/>
+          <w:sz w:val="22"/>
+          <w:szCs w:val="22"/>
+          <w:lang w:val="hr-HR"/>
+        </w:rPr>
+        <w:t>}</w:t>
+      </w:r>
+    </w:p>
+    <w:p>
+      <w:pPr>
+        <w:pStyle w:val="Normal"/>
+        <w:jc w:val="both"/>
+        <w:rPr>
+          <w:rFonts w:ascii="Times New Roman" w:hAnsi="Times New Roman"/>
+          <w:b w:val="false"/>
+          <w:bCs w:val="false"/>
+          <w:i w:val="false"/>
+          <w:iCs w:val="false"/>
+          <w:sz w:val="22"/>
+          <w:szCs w:val="22"/>
+          <w:lang w:val="hr-HR"/>
+        </w:rPr>
+      </w:pPr>
+      <w:r>
+        <w:rPr>
+          <w:rFonts w:ascii="Times New Roman" w:hAnsi="Times New Roman"/>
+          <w:b w:val="false"/>
+          <w:bCs w:val="false"/>
+          <w:i w:val="false"/>
+          <w:iCs w:val="false"/>
+          <w:sz w:val="22"/>
+          <w:szCs w:val="22"/>
+          <w:lang w:val="hr-HR"/>
+        </w:rPr>
         <w:t>Android aplikacija može se downloadati sa SourceForgea</w:t>
       </w:r>
       <w:r>
@@ -49779,7 +50700,7 @@
           <wp:inline distT="0" distB="0" distL="0" distR="0">
             <wp:extent cx="1698625" cy="437515"/>
             <wp:effectExtent l="0" t="0" r="0" b="0"/>
-            <wp:docPr id="50" name="Image4"/>
+            <wp:docPr id="51" name="Image4"/>
             <wp:cNvGraphicFramePr>
               <a:graphicFrameLocks xmlns:a="http://schemas.openxmlformats.org/drawingml/2006/main" noChangeAspect="1"/>
             </wp:cNvGraphicFramePr>
@@ -49787,13 +50708,13 @@
               <a:graphicData uri="http://schemas.openxmlformats.org/drawingml/2006/picture">
                 <pic:pic xmlns:pic="http://schemas.openxmlformats.org/drawingml/2006/picture">
                   <pic:nvPicPr>
-                    <pic:cNvPr id="50" name="Image4"/>
+                    <pic:cNvPr id="51" name="Image4"/>
                     <pic:cNvPicPr>
                       <a:picLocks noChangeAspect="1" noChangeArrowheads="1"/>
                     </pic:cNvPicPr>
                   </pic:nvPicPr>
                   <pic:blipFill>
-                    <a:blip r:embed="rId43"/>
+                    <a:blip r:embed="rId44"/>
                     <a:stretch>
                       <a:fillRect/>
                     </a:stretch>
@@ -52229,37 +53150,37 @@
         <a:srgbClr val="000000"/>
       </a:dk1>
       <a:lt1>
-        <a:srgbClr val="ffffff"/>
+        <a:srgbClr val="FFFFFF"/>
       </a:lt1>
       <a:dk2>
         <a:srgbClr val="000000"/>
       </a:dk2>
       <a:lt2>
-        <a:srgbClr val="ffffff"/>
+        <a:srgbClr val="FFFFFF"/>
       </a:lt2>
       <a:accent1>
-        <a:srgbClr val="18a303"/>
+        <a:srgbClr val="18A303"/>
       </a:accent1>
       <a:accent2>
-        <a:srgbClr val="0369a3"/>
+        <a:srgbClr val="0369A3"/>
       </a:accent2>
       <a:accent3>
-        <a:srgbClr val="a33e03"/>
+        <a:srgbClr val="A33E03"/>
       </a:accent3>
       <a:accent4>
-        <a:srgbClr val="8e03a3"/>
+        <a:srgbClr val="8E03A3"/>
       </a:accent4>
       <a:accent5>
-        <a:srgbClr val="c99c00"/>
+        <a:srgbClr val="C99C00"/>
       </a:accent5>
       <a:accent6>
-        <a:srgbClr val="c9211e"/>
+        <a:srgbClr val="C9211E"/>
       </a:accent6>
       <a:hlink>
-        <a:srgbClr val="0000ee"/>
+        <a:srgbClr val="0000EE"/>
       </a:hlink>
       <a:folHlink>
-        <a:srgbClr val="551a8b"/>
+        <a:srgbClr val="551A8B"/>
       </a:folHlink>
     </a:clrScheme>
     <a:fontScheme name="Office">
